--- a/Липатникова_251_951_ПЗ_КР_БД.docx
+++ b/Липатникова_251_951_ПЗ_КР_БД.docx
@@ -79,6 +79,9 @@
           <w:ilvl w:val="0"/>
           <w:numId w:val="2"/>
         </w:numPr>
+        <w:tabs>
+          <w:tab w:val="left" w:pos="993"/>
+        </w:tabs>
         <w:spacing w:after="0" w:line="360" w:lineRule="auto"/>
         <w:ind w:left="0" w:firstLine="709"/>
       </w:pPr>
@@ -92,6 +95,9 @@
           <w:ilvl w:val="0"/>
           <w:numId w:val="2"/>
         </w:numPr>
+        <w:tabs>
+          <w:tab w:val="left" w:pos="993"/>
+        </w:tabs>
         <w:spacing w:after="0" w:line="360" w:lineRule="auto"/>
         <w:ind w:left="0" w:firstLine="709"/>
       </w:pPr>
@@ -105,6 +111,9 @@
           <w:ilvl w:val="0"/>
           <w:numId w:val="2"/>
         </w:numPr>
+        <w:tabs>
+          <w:tab w:val="left" w:pos="993"/>
+        </w:tabs>
         <w:spacing w:after="0" w:line="360" w:lineRule="auto"/>
         <w:ind w:left="0" w:firstLine="709"/>
       </w:pPr>
@@ -118,6 +127,9 @@
           <w:ilvl w:val="0"/>
           <w:numId w:val="2"/>
         </w:numPr>
+        <w:tabs>
+          <w:tab w:val="left" w:pos="993"/>
+        </w:tabs>
         <w:spacing w:after="0" w:line="360" w:lineRule="auto"/>
         <w:ind w:left="0" w:firstLine="709"/>
       </w:pPr>
@@ -131,6 +143,9 @@
           <w:ilvl w:val="0"/>
           <w:numId w:val="2"/>
         </w:numPr>
+        <w:tabs>
+          <w:tab w:val="left" w:pos="993"/>
+        </w:tabs>
         <w:spacing w:after="0" w:line="360" w:lineRule="auto"/>
         <w:ind w:left="0" w:firstLine="709"/>
       </w:pPr>
@@ -144,6 +159,9 @@
           <w:ilvl w:val="0"/>
           <w:numId w:val="2"/>
         </w:numPr>
+        <w:tabs>
+          <w:tab w:val="left" w:pos="993"/>
+        </w:tabs>
         <w:spacing w:after="0" w:line="360" w:lineRule="auto"/>
         <w:ind w:left="0" w:firstLine="709"/>
       </w:pPr>
@@ -157,6 +175,9 @@
           <w:ilvl w:val="0"/>
           <w:numId w:val="2"/>
         </w:numPr>
+        <w:tabs>
+          <w:tab w:val="left" w:pos="993"/>
+        </w:tabs>
         <w:spacing w:after="0" w:line="360" w:lineRule="auto"/>
         <w:ind w:left="0" w:firstLine="709"/>
       </w:pPr>
@@ -258,14 +279,14 @@
         <w:jc w:val="both"/>
       </w:pPr>
       <w:r>
-        <w:t>Бухгалтеры: т</w:t>
-      </w:r>
-      <w:r>
-        <w:t xml:space="preserve">ребуется доступ к информации о выполненных перевозках, маршрутах, стаже водителей и начисленных премиях для проведения расчетов заработной платы. Важно наличие автоматизированного </w:t>
+        <w:t xml:space="preserve">Водители: </w:t>
+      </w:r>
+      <w:r>
+        <w:t xml:space="preserve">основной задачей в системе является получение актуальной информации о закрепленных за ним перевозках. Водителю должен быть доступен просмотр собственного профиля с данными о стаже и общей </w:t>
       </w:r>
       <w:r>
         <w:lastRenderedPageBreak/>
-        <w:t>механизма расчета выплат с учетом гибкой системы оплаты. Пользователям необходимы инструменты формирования отчетов по заработной плате, премиям, затратам на перевозки и истории выплат. Также требуется возможность корректировки премий и просмотра финансовой информации за определенные периоды.</w:t>
+        <w:t>сумме начисленной заработной платы. Кроме того, водителю необходимо видеть детальную информацию по каждому рейсу: маршрут, даты отправления и прибытия, а также возможность просмотра истории выполненных перевозок.</w:t>
       </w:r>
     </w:p>
     <w:p>
@@ -280,13 +301,10 @@
         <w:jc w:val="both"/>
       </w:pPr>
       <w:r>
-        <w:t>Руководство компании</w:t>
-      </w:r>
-      <w:r>
-        <w:t>: н</w:t>
-      </w:r>
-      <w:r>
-        <w:t>еобходим доступ к аналитической информации о деятельности компании. Руководителей интересуют данные о количестве выполненных перевозок, наиболее востребованных маршрутах, общей стоимости перевозок и затратах на оплату труда водителей. Важна возможность получения сводных отчетов, анализа эффективности работы водителей и оценки загруженности маршрутов. Также требуется просмотр статистики по премиям и возможность контроля финансовых показателей компании.</w:t>
+        <w:t>Механики: механик является техническим специалистом, ответственным за состояние автопарка.</w:t>
+      </w:r>
+      <w:r>
+        <w:t xml:space="preserve"> Необходим доступ к текущим рейсам, для понимания, какие водители сейчас занимают какой транспорт. Может быть совмещена с ролью Водитель.</w:t>
       </w:r>
     </w:p>
     <w:p>
@@ -317,9 +335,6 @@
         <w:ind w:left="709"/>
         <w:jc w:val="both"/>
       </w:pPr>
-      <w:r>
-        <w:t>2.1.2 Диаграмма прецендентов</w:t>
-      </w:r>
     </w:p>
     <w:p>
       <w:pPr>
@@ -328,16 +343,14 @@
         <w:ind w:left="709"/>
         <w:jc w:val="both"/>
       </w:pPr>
-    </w:p>
-    <w:p>
-      <w:pPr>
-        <w:pStyle w:val="a7"/>
-        <w:spacing w:after="0" w:line="360" w:lineRule="auto"/>
-        <w:ind w:left="709"/>
-        <w:jc w:val="both"/>
-      </w:pPr>
-      <w:r>
-        <w:t xml:space="preserve">2.1.3 </w:t>
+      <w:r>
+        <w:t>2.1.</w:t>
+      </w:r>
+      <w:r>
+        <w:t>2</w:t>
+      </w:r>
+      <w:r>
+        <w:t xml:space="preserve"> </w:t>
       </w:r>
       <w:r>
         <w:rPr>
@@ -377,7 +390,13 @@
         <w:jc w:val="both"/>
       </w:pPr>
       <w:r>
-        <w:t xml:space="preserve">2.1.4 </w:t>
+        <w:t>2.1.</w:t>
+      </w:r>
+      <w:r>
+        <w:t>3</w:t>
+      </w:r>
+      <w:r>
+        <w:t xml:space="preserve"> </w:t>
       </w:r>
       <w:r>
         <w:rPr>
@@ -500,7 +519,13 @@
         <w:jc w:val="both"/>
       </w:pPr>
       <w:r>
-        <w:t xml:space="preserve">2.1.5 </w:t>
+        <w:t>2.1.</w:t>
+      </w:r>
+      <w:r>
+        <w:t>4</w:t>
+      </w:r>
+      <w:r>
+        <w:t xml:space="preserve"> </w:t>
       </w:r>
       <w:r>
         <w:t>Анализ сущностей предметной области</w:t>
@@ -980,7 +1005,19 @@
         <w:t>Связи: премия относится к конкретной перевозке.</w:t>
       </w:r>
     </w:p>
-    <w:p/>
+    <w:p>
+      <w:pPr>
+        <w:pStyle w:val="a7"/>
+        <w:spacing w:after="0" w:line="360" w:lineRule="auto"/>
+        <w:ind w:left="0" w:firstLine="709"/>
+        <w:jc w:val="both"/>
+      </w:pPr>
+    </w:p>
+    <w:p>
+      <w:r>
+        <w:t>2.2 Реляционная модель</w:t>
+      </w:r>
+    </w:p>
     <w:p/>
     <w:p/>
     <w:p/>

--- a/Липатникова_251_951_ПЗ_КР_БД.docx
+++ b/Липатникова_251_951_ПЗ_КР_БД.docx
@@ -41,19 +41,18 @@
       </w:r>
     </w:p>
     <w:p>
+      <w:pPr>
+        <w:pStyle w:val="1"/>
+      </w:pPr>
       <w:r>
         <w:lastRenderedPageBreak/>
-        <w:t xml:space="preserve">1. </w:t>
+        <w:t xml:space="preserve">1 </w:t>
       </w:r>
       <w:r>
         <w:t>Постановка задачи</w:t>
       </w:r>
     </w:p>
     <w:p>
-      <w:pPr>
-        <w:spacing w:after="0" w:line="360" w:lineRule="auto"/>
-        <w:ind w:firstLine="709"/>
-      </w:pPr>
       <w:r>
         <w:t xml:space="preserve">Предметная область связана с деятельностью транспортной компании, осуществляющей грузовые перевозки по различным маршрутам. Основная задача компании </w:t>
       </w:r>
@@ -65,10 +64,6 @@
       </w:r>
     </w:p>
     <w:p>
-      <w:pPr>
-        <w:spacing w:after="0" w:line="360" w:lineRule="auto"/>
-        <w:ind w:firstLine="709"/>
-      </w:pPr>
       <w:r>
         <w:t>Информационная система предназначена для автоматизации следующих процессов:</w:t>
       </w:r>
@@ -82,7 +77,6 @@
         <w:tabs>
           <w:tab w:val="left" w:pos="993"/>
         </w:tabs>
-        <w:spacing w:after="0" w:line="360" w:lineRule="auto"/>
         <w:ind w:left="0" w:firstLine="709"/>
       </w:pPr>
       <w:r>
@@ -98,7 +92,6 @@
         <w:tabs>
           <w:tab w:val="left" w:pos="993"/>
         </w:tabs>
-        <w:spacing w:after="0" w:line="360" w:lineRule="auto"/>
         <w:ind w:left="0" w:firstLine="709"/>
       </w:pPr>
       <w:r>
@@ -114,7 +107,6 @@
         <w:tabs>
           <w:tab w:val="left" w:pos="993"/>
         </w:tabs>
-        <w:spacing w:after="0" w:line="360" w:lineRule="auto"/>
         <w:ind w:left="0" w:firstLine="709"/>
       </w:pPr>
       <w:r>
@@ -130,7 +122,6 @@
         <w:tabs>
           <w:tab w:val="left" w:pos="993"/>
         </w:tabs>
-        <w:spacing w:after="0" w:line="360" w:lineRule="auto"/>
         <w:ind w:left="0" w:firstLine="709"/>
       </w:pPr>
       <w:r>
@@ -146,7 +137,6 @@
         <w:tabs>
           <w:tab w:val="left" w:pos="993"/>
         </w:tabs>
-        <w:spacing w:after="0" w:line="360" w:lineRule="auto"/>
         <w:ind w:left="0" w:firstLine="709"/>
       </w:pPr>
       <w:r>
@@ -162,7 +152,6 @@
         <w:tabs>
           <w:tab w:val="left" w:pos="993"/>
         </w:tabs>
-        <w:spacing w:after="0" w:line="360" w:lineRule="auto"/>
         <w:ind w:left="0" w:firstLine="709"/>
       </w:pPr>
       <w:r>
@@ -178,7 +167,6 @@
         <w:tabs>
           <w:tab w:val="left" w:pos="993"/>
         </w:tabs>
-        <w:spacing w:after="0" w:line="360" w:lineRule="auto"/>
         <w:ind w:left="0" w:firstLine="709"/>
       </w:pPr>
       <w:r>
@@ -186,10 +174,6 @@
       </w:r>
     </w:p>
     <w:p>
-      <w:pPr>
-        <w:spacing w:after="0" w:line="360" w:lineRule="auto"/>
-        <w:ind w:firstLine="709"/>
-      </w:pPr>
       <w:r>
         <w:t>Система должна обеспечивать хранение достоверной информации, быстрый поиск данных и автоматизацию расчетов.</w:t>
       </w:r>
@@ -201,47 +185,41 @@
       </w:r>
     </w:p>
     <w:p>
+      <w:pPr>
+        <w:pStyle w:val="1"/>
+      </w:pPr>
       <w:r>
         <w:lastRenderedPageBreak/>
         <w:t>2 Проектирование и разработка</w:t>
       </w:r>
     </w:p>
     <w:p>
+      <w:pPr>
+        <w:pStyle w:val="2"/>
+      </w:pPr>
       <w:r>
         <w:t>2.1 Инфологическая модель</w:t>
       </w:r>
     </w:p>
     <w:p>
+      <w:pPr>
+        <w:pStyle w:val="3"/>
+      </w:pPr>
       <w:r>
         <w:t>2.1.1 Анализ предметной области и профилирование пользователей</w:t>
       </w:r>
     </w:p>
     <w:p>
-      <w:pPr>
-        <w:spacing w:after="0" w:line="360" w:lineRule="auto"/>
-        <w:ind w:firstLine="709"/>
-        <w:jc w:val="both"/>
-      </w:pPr>
       <w:r>
         <w:t>Проектируемая информационная система предназначена для автоматизации деятельности компании, занимающейся организацией грузовых перевозок. Система обеспечивает хранение информации о маршрутах, водителях, перевозках и выплатах сотрудникам. Также система позволяет учитывать стаж водителей, рассчитывать заработную плату с учетом маршрута и начислять премии по результатам выполненных перевозок.</w:t>
       </w:r>
     </w:p>
     <w:p>
-      <w:pPr>
-        <w:spacing w:after="0" w:line="360" w:lineRule="auto"/>
-        <w:ind w:firstLine="709"/>
-        <w:jc w:val="both"/>
-      </w:pPr>
       <w:r>
         <w:t>Основной задачей системы является упрощение процессов учета перевозок, автоматизация расчетов заработной платы и обеспечение контроля над деятельностью транспортной компании. Система должна обеспечивать хранение полной истории перевозок, формирование отчетности и предоставление различного уровня доступа пользователям в зависимости от их роли.</w:t>
       </w:r>
     </w:p>
     <w:p>
-      <w:pPr>
-        <w:spacing w:after="0" w:line="360" w:lineRule="auto"/>
-        <w:ind w:firstLine="709"/>
-        <w:jc w:val="both"/>
-      </w:pPr>
       <w:r>
         <w:t>С точки зрения проектирования базы данных, в данной предметной области можно выделить следующих конечных пользователей и их требования:</w:t>
       </w:r>
@@ -253,9 +231,7 @@
           <w:ilvl w:val="0"/>
           <w:numId w:val="3"/>
         </w:numPr>
-        <w:spacing w:after="0" w:line="360" w:lineRule="auto"/>
         <w:ind w:left="0" w:firstLine="709"/>
-        <w:jc w:val="both"/>
       </w:pPr>
       <w:r>
         <w:t>Диспетчеры транспортной компании</w:t>
@@ -274,19 +250,17 @@
           <w:ilvl w:val="0"/>
           <w:numId w:val="3"/>
         </w:numPr>
-        <w:spacing w:after="0" w:line="360" w:lineRule="auto"/>
         <w:ind w:left="0" w:firstLine="709"/>
-        <w:jc w:val="both"/>
       </w:pPr>
       <w:r>
         <w:t xml:space="preserve">Водители: </w:t>
       </w:r>
       <w:r>
-        <w:t xml:space="preserve">основной задачей в системе является получение актуальной информации о закрепленных за ним перевозках. Водителю должен быть доступен просмотр собственного профиля с данными о стаже и общей </w:t>
+        <w:t xml:space="preserve">основной задачей в системе является получение актуальной информации о закрепленных за ним перевозках. Водителю должен быть доступен просмотр собственного профиля с данными о стаже и общей сумме начисленной заработной платы. Кроме того, водителю необходимо </w:t>
       </w:r>
       <w:r>
         <w:lastRenderedPageBreak/>
-        <w:t>сумме начисленной заработной платы. Кроме того, водителю необходимо видеть детальную информацию по каждому рейсу: маршрут, даты отправления и прибытия, а также возможность просмотра истории выполненных перевозок.</w:t>
+        <w:t>видеть детальную информацию по каждому рейсу: маршрут, даты отправления и прибытия, а также возможность просмотра истории выполненных перевозок.</w:t>
       </w:r>
     </w:p>
     <w:p>
@@ -296,9 +270,7 @@
           <w:ilvl w:val="0"/>
           <w:numId w:val="3"/>
         </w:numPr>
-        <w:spacing w:after="0" w:line="360" w:lineRule="auto"/>
         <w:ind w:left="0" w:firstLine="709"/>
-        <w:jc w:val="both"/>
       </w:pPr>
       <w:r>
         <w:t>Механики: механик является техническим специалистом, ответственным за состояние автопарка.</w:t>
@@ -314,9 +286,7 @@
           <w:ilvl w:val="0"/>
           <w:numId w:val="3"/>
         </w:numPr>
-        <w:spacing w:after="0" w:line="360" w:lineRule="auto"/>
         <w:ind w:left="0" w:firstLine="709"/>
-        <w:jc w:val="both"/>
       </w:pPr>
       <w:r>
         <w:t>Администраторы системы</w:t>
@@ -330,119 +300,130 @@
     </w:p>
     <w:p>
       <w:pPr>
+        <w:pStyle w:val="3"/>
+      </w:pPr>
+      <w:r>
+        <w:t>2.1.</w:t>
+      </w:r>
+      <w:r>
+        <w:t>2</w:t>
+      </w:r>
+      <w:r>
+        <w:t xml:space="preserve"> </w:t>
+      </w:r>
+      <w:r>
+        <w:rPr>
+          <w:lang w:val="en-US"/>
+        </w:rPr>
+        <w:t>UML</w:t>
+      </w:r>
+      <w:r>
+        <w:t>-</w:t>
+      </w:r>
+      <w:r>
+        <w:t>диаграмма</w:t>
+      </w:r>
+    </w:p>
+    <w:p>
+      <w:r>
+        <w:t xml:space="preserve">На рисунке 1 приведена </w:t>
+      </w:r>
+      <w:r>
+        <w:rPr>
+          <w:lang w:val="en-US"/>
+        </w:rPr>
+        <w:t>UML</w:t>
+      </w:r>
+      <w:r>
+        <w:t>-</w:t>
+      </w:r>
+      <w:r>
+        <w:t>диаграмма вариантов использования, описывающая 4 роли системы и их возможности:</w:t>
+      </w:r>
+    </w:p>
+    <w:p>
+      <w:pPr>
         <w:pStyle w:val="a7"/>
-        <w:spacing w:after="0" w:line="360" w:lineRule="auto"/>
+        <w:numPr>
+          <w:ilvl w:val="0"/>
+          <w:numId w:val="8"/>
+        </w:numPr>
+        <w:tabs>
+          <w:tab w:val="left" w:pos="993"/>
+        </w:tabs>
+        <w:ind w:left="0" w:firstLine="709"/>
+      </w:pPr>
+      <w:r>
+        <w:t>диспетчер – центральная роль системы, имеет наибольший набор функций. Должен иметь доступ к созданию и редактированию перевозок, назначать водителя на рейс, выбрать маршрут, просмотреть расписание, найти водителя и маршрут, просматривать историю перевозок.</w:t>
+      </w:r>
+    </w:p>
+    <w:p>
+      <w:pPr>
+        <w:pStyle w:val="a7"/>
+        <w:numPr>
+          <w:ilvl w:val="0"/>
+          <w:numId w:val="8"/>
+        </w:numPr>
+        <w:tabs>
+          <w:tab w:val="left" w:pos="993"/>
+        </w:tabs>
+        <w:ind w:left="0" w:firstLine="709"/>
+      </w:pPr>
+      <w:r>
+        <w:t>Водитель – информационная роль без права на редактирование и добавление данных. Имеет доступ к просмотру своих рейсов, деталей рейса, своему профилю, истории рейсов, маршрута рейса.</w:t>
+      </w:r>
+    </w:p>
+    <w:p>
+      <w:pPr>
+        <w:pStyle w:val="a7"/>
+        <w:numPr>
+          <w:ilvl w:val="0"/>
+          <w:numId w:val="8"/>
+        </w:numPr>
+        <w:tabs>
+          <w:tab w:val="left" w:pos="993"/>
+        </w:tabs>
+        <w:ind w:left="0" w:firstLine="709"/>
+      </w:pPr>
+      <w:r>
+        <w:t>Механик – технический наблюдатель за автопарком. В связи с ограничением проектирования, имеет доступ лишь к просмотру текущих рейсов. Может быть совмещена с водителем.</w:t>
+      </w:r>
+    </w:p>
+    <w:p>
+      <w:pPr>
+        <w:pStyle w:val="a7"/>
+        <w:numPr>
+          <w:ilvl w:val="0"/>
+          <w:numId w:val="8"/>
+        </w:numPr>
+        <w:tabs>
+          <w:tab w:val="left" w:pos="993"/>
+        </w:tabs>
+        <w:ind w:left="0" w:firstLine="709"/>
+      </w:pPr>
+      <w:r>
+        <w:t>Администратор – системная роль. Должен иметь доступ к управлению учётными записями и настройки прав доступа</w:t>
+      </w:r>
+      <w:r>
+        <w:t>, выполнению резервного копирования, редакции справочников.</w:t>
+      </w:r>
+    </w:p>
+    <w:p>
+      <w:pPr>
+        <w:pStyle w:val="a7"/>
         <w:ind w:left="709"/>
-        <w:jc w:val="both"/>
-      </w:pPr>
-    </w:p>
-    <w:p>
-      <w:pPr>
-        <w:pStyle w:val="a7"/>
-        <w:spacing w:after="0" w:line="360" w:lineRule="auto"/>
-        <w:ind w:left="709"/>
-        <w:jc w:val="both"/>
-      </w:pPr>
-      <w:r>
-        <w:t>2.1.</w:t>
-      </w:r>
-      <w:r>
-        <w:t>2</w:t>
-      </w:r>
-      <w:r>
-        <w:t xml:space="preserve"> </w:t>
-      </w:r>
-      <w:r>
-        <w:rPr>
-          <w:lang w:val="en-US"/>
-        </w:rPr>
-        <w:t>UML</w:t>
-      </w:r>
-      <w:r>
-        <w:t xml:space="preserve"> </w:t>
-      </w:r>
-      <w:r>
-        <w:rPr>
-          <w:lang w:val="en-US"/>
-        </w:rPr>
-        <w:t>Class</w:t>
-      </w:r>
-      <w:r>
-        <w:t xml:space="preserve"> </w:t>
-      </w:r>
-      <w:r>
-        <w:t>диаграмма</w:t>
-      </w:r>
-    </w:p>
-    <w:p>
-      <w:pPr>
-        <w:pStyle w:val="a7"/>
-        <w:spacing w:after="0" w:line="360" w:lineRule="auto"/>
-        <w:ind w:left="709"/>
-        <w:jc w:val="both"/>
-      </w:pPr>
-    </w:p>
-    <w:p>
-      <w:pPr>
-        <w:pStyle w:val="a7"/>
-        <w:spacing w:after="0" w:line="360" w:lineRule="auto"/>
-        <w:ind w:left="709"/>
-        <w:jc w:val="both"/>
-      </w:pPr>
-      <w:r>
-        <w:t>2.1.</w:t>
-      </w:r>
-      <w:r>
-        <w:t>3</w:t>
-      </w:r>
-      <w:r>
-        <w:t xml:space="preserve"> </w:t>
-      </w:r>
-      <w:r>
-        <w:rPr>
-          <w:lang w:val="en-US"/>
-        </w:rPr>
-        <w:t>ER</w:t>
-      </w:r>
-      <w:r>
-        <w:t xml:space="preserve"> </w:t>
-      </w:r>
-      <w:r>
-        <w:t>диаграмма</w:t>
-      </w:r>
-    </w:p>
-    <w:p>
-      <w:pPr>
-        <w:pStyle w:val="a7"/>
-        <w:spacing w:after="0" w:line="360" w:lineRule="auto"/>
-        <w:ind w:left="709"/>
-        <w:jc w:val="both"/>
-      </w:pPr>
-      <w:r>
-        <w:t>Основная структура инфологической модели представлена на рисунке 3.</w:t>
-      </w:r>
-    </w:p>
-    <w:p>
-      <w:pPr>
-        <w:pStyle w:val="a7"/>
-        <w:spacing w:after="0" w:line="360" w:lineRule="auto"/>
-        <w:ind w:left="709"/>
-        <w:jc w:val="both"/>
-        <w:rPr>
-          <w:lang w:val="en-US"/>
-        </w:rPr>
+        <w:jc w:val="center"/>
       </w:pPr>
       <w:r>
         <w:rPr>
           <w:noProof/>
-          <w:lang w:val="en-US"/>
         </w:rPr>
         <w:lastRenderedPageBreak/>
         <w:drawing>
-          <wp:inline distT="0" distB="0" distL="0" distR="0" wp14:anchorId="1658FCF7" wp14:editId="30475897">
-            <wp:extent cx="5376792" cy="5946221"/>
-            <wp:effectExtent l="0" t="0" r="0" b="0"/>
-            <wp:docPr id="959451033" name="Рисунок 1"/>
+          <wp:inline distT="0" distB="0" distL="0" distR="0" wp14:anchorId="34ED3EAB" wp14:editId="53B79BAE">
+            <wp:extent cx="3211450" cy="6619165"/>
+            <wp:effectExtent l="0" t="0" r="8255" b="0"/>
+            <wp:docPr id="253329224" name="Рисунок 1"/>
             <wp:cNvGraphicFramePr>
               <a:graphicFrameLocks xmlns:a="http://schemas.openxmlformats.org/drawingml/2006/main" noChangeAspect="1"/>
             </wp:cNvGraphicFramePr>
@@ -471,7 +452,7 @@
                   <pic:spPr bwMode="auto">
                     <a:xfrm>
                       <a:off x="0" y="0"/>
-                      <a:ext cx="5389097" cy="5959829"/>
+                      <a:ext cx="3221672" cy="6640234"/>
                     </a:xfrm>
                     <a:prstGeom prst="rect">
                       <a:avLst/>
@@ -491,12 +472,56 @@
     <w:p>
       <w:pPr>
         <w:pStyle w:val="a7"/>
-        <w:spacing w:after="0" w:line="360" w:lineRule="auto"/>
         <w:ind w:left="709"/>
         <w:jc w:val="center"/>
-      </w:pPr>
-      <w:r>
-        <w:t xml:space="preserve">Рисунок 3 – </w:t>
+        <w:rPr>
+          <w:b/>
+          <w:bCs/>
+          <w:i/>
+          <w:iCs/>
+        </w:rPr>
+      </w:pPr>
+      <w:r>
+        <w:rPr>
+          <w:b/>
+          <w:bCs/>
+          <w:i/>
+          <w:iCs/>
+        </w:rPr>
+        <w:t xml:space="preserve">Рисунок 1 – </w:t>
+      </w:r>
+      <w:r>
+        <w:rPr>
+          <w:b/>
+          <w:bCs/>
+          <w:i/>
+          <w:iCs/>
+          <w:lang w:val="en-US"/>
+        </w:rPr>
+        <w:t>UML</w:t>
+      </w:r>
+      <w:r>
+        <w:rPr>
+          <w:b/>
+          <w:bCs/>
+          <w:i/>
+          <w:iCs/>
+        </w:rPr>
+        <w:t>-диаграмма вариантов использования</w:t>
+      </w:r>
+    </w:p>
+    <w:p>
+      <w:pPr>
+        <w:pStyle w:val="3"/>
+      </w:pPr>
+      <w:r>
+        <w:t>2.1.</w:t>
+      </w:r>
+      <w:r>
+        <w:t>3</w:t>
+      </w:r>
+      <w:r>
+        <w:t xml:space="preserve"> </w:t>
       </w:r>
       <w:r>
         <w:rPr>
@@ -505,41 +530,40 @@
         <w:t>ER</w:t>
       </w:r>
       <w:r>
+        <w:t xml:space="preserve"> </w:t>
+      </w:r>
+      <w:r>
+        <w:t>диаграмма</w:t>
+      </w:r>
+    </w:p>
+    <w:p>
+      <w:pPr>
+        <w:pStyle w:val="a7"/>
+        <w:ind w:left="0"/>
+      </w:pPr>
+      <w:r>
+        <w:t xml:space="preserve">Структура </w:t>
+      </w:r>
+      <w:r>
+        <w:rPr>
+          <w:lang w:val="en-US"/>
+        </w:rPr>
+        <w:t>ER</w:t>
+      </w:r>
+      <w:r>
         <w:t>-</w:t>
       </w:r>
       <w:r>
-        <w:t>диаграмма (в нотации Чена)</w:t>
-      </w:r>
-    </w:p>
-    <w:p>
-      <w:pPr>
-        <w:pStyle w:val="a7"/>
-        <w:spacing w:after="0" w:line="360" w:lineRule="auto"/>
-        <w:ind w:left="0" w:firstLine="709"/>
-        <w:jc w:val="both"/>
-      </w:pPr>
-      <w:r>
-        <w:t>2.1.</w:t>
-      </w:r>
-      <w:r>
-        <w:t>4</w:t>
-      </w:r>
-      <w:r>
-        <w:t xml:space="preserve"> </w:t>
-      </w:r>
-      <w:r>
-        <w:t>Анализ сущностей предметной области</w:t>
-      </w:r>
-    </w:p>
-    <w:p>
-      <w:pPr>
-        <w:pStyle w:val="a7"/>
-        <w:spacing w:after="0" w:line="360" w:lineRule="auto"/>
-        <w:ind w:left="0" w:firstLine="709"/>
-        <w:jc w:val="both"/>
-      </w:pPr>
-      <w:r>
-        <w:t>Структура базы данных представляет собой некоторые сущности, их атрибуты и связи:</w:t>
+        <w:t>диаграммы</w:t>
+      </w:r>
+      <w:r>
+        <w:t xml:space="preserve"> представляет собой некоторые сущности, их атрибуты и связи</w:t>
+      </w:r>
+      <w:r>
+        <w:t xml:space="preserve"> (представлена на рисунке 2)</w:t>
+      </w:r>
+      <w:r>
+        <w:t>:</w:t>
       </w:r>
     </w:p>
     <w:p>
@@ -547,85 +571,15 @@
         <w:pStyle w:val="a7"/>
         <w:numPr>
           <w:ilvl w:val="0"/>
-          <w:numId w:val="4"/>
+          <w:numId w:val="10"/>
         </w:numPr>
-        <w:spacing w:after="0" w:line="360" w:lineRule="auto"/>
+        <w:tabs>
+          <w:tab w:val="decimal" w:pos="1134"/>
+        </w:tabs>
         <w:ind w:left="0" w:firstLine="709"/>
-        <w:jc w:val="both"/>
-      </w:pPr>
-      <w:r>
-        <w:t>Сущность «Водитель» – хранение информации о сотрудниках, выполняющих перевозки. Атрибутами являются:</w:t>
-      </w:r>
-    </w:p>
-    <w:p>
-      <w:pPr>
-        <w:pStyle w:val="a7"/>
-        <w:numPr>
-          <w:ilvl w:val="1"/>
-          <w:numId w:val="4"/>
-        </w:numPr>
-        <w:spacing w:after="0" w:line="360" w:lineRule="auto"/>
-        <w:ind w:left="0" w:firstLine="1134"/>
-        <w:jc w:val="both"/>
-      </w:pPr>
-      <w:r>
-        <w:t>фамилия;</w:t>
-      </w:r>
-    </w:p>
-    <w:p>
-      <w:pPr>
-        <w:pStyle w:val="a7"/>
-        <w:numPr>
-          <w:ilvl w:val="1"/>
-          <w:numId w:val="4"/>
-        </w:numPr>
-        <w:spacing w:after="0" w:line="360" w:lineRule="auto"/>
-        <w:ind w:left="0" w:firstLine="1134"/>
-        <w:jc w:val="both"/>
-      </w:pPr>
-      <w:r>
-        <w:t>имя;</w:t>
-      </w:r>
-    </w:p>
-    <w:p>
-      <w:pPr>
-        <w:pStyle w:val="a7"/>
-        <w:numPr>
-          <w:ilvl w:val="1"/>
-          <w:numId w:val="4"/>
-        </w:numPr>
-        <w:spacing w:after="0" w:line="360" w:lineRule="auto"/>
-        <w:ind w:left="0" w:firstLine="1134"/>
-        <w:jc w:val="both"/>
-      </w:pPr>
-      <w:r>
-        <w:t>отчество;</w:t>
-      </w:r>
-    </w:p>
-    <w:p>
-      <w:pPr>
-        <w:pStyle w:val="a7"/>
-        <w:numPr>
-          <w:ilvl w:val="1"/>
-          <w:numId w:val="4"/>
-        </w:numPr>
-        <w:spacing w:after="0" w:line="360" w:lineRule="auto"/>
-        <w:ind w:left="0" w:firstLine="1134"/>
-        <w:jc w:val="both"/>
-      </w:pPr>
-      <w:r>
-        <w:t>стаж.</w:t>
-      </w:r>
-    </w:p>
-    <w:p>
-      <w:pPr>
-        <w:spacing w:after="0" w:line="360" w:lineRule="auto"/>
-        <w:ind w:firstLine="709"/>
-        <w:jc w:val="both"/>
-      </w:pPr>
-      <w:r>
-        <w:lastRenderedPageBreak/>
-        <w:t>Связи:</w:t>
+      </w:pPr>
+      <w:r>
+        <w:t>Сущность «Роль» – хранение информации о ролях пользователей в системе. Атрибутами являются:</w:t>
       </w:r>
     </w:p>
     <w:p>
@@ -633,14 +587,25 @@
         <w:pStyle w:val="a7"/>
         <w:numPr>
           <w:ilvl w:val="0"/>
-          <w:numId w:val="5"/>
+          <w:numId w:val="9"/>
         </w:numPr>
-        <w:spacing w:after="0" w:line="360" w:lineRule="auto"/>
-        <w:ind w:left="0" w:firstLine="1134"/>
-        <w:jc w:val="both"/>
-      </w:pPr>
-      <w:r>
-        <w:t>один водитель может участвовать во многих перевозках;</w:t>
+        <w:tabs>
+          <w:tab w:val="decimal" w:pos="1134"/>
+        </w:tabs>
+        <w:ind w:left="0" w:firstLine="709"/>
+      </w:pPr>
+      <w:r>
+        <w:t>наименование роли.</w:t>
+      </w:r>
+    </w:p>
+    <w:p>
+      <w:pPr>
+        <w:pStyle w:val="a7"/>
+        <w:ind w:left="0"/>
+      </w:pPr>
+      <w:r>
+        <w:lastRenderedPageBreak/>
+        <w:t>Связи: одна роль может быть назначена многим пользователям (через связь «имеет»).</w:t>
       </w:r>
     </w:p>
     <w:p>
@@ -648,14 +613,12 @@
         <w:pStyle w:val="a7"/>
         <w:numPr>
           <w:ilvl w:val="0"/>
-          <w:numId w:val="5"/>
+          <w:numId w:val="10"/>
         </w:numPr>
-        <w:spacing w:after="0" w:line="360" w:lineRule="auto"/>
-        <w:ind w:left="0" w:firstLine="1134"/>
-        <w:jc w:val="both"/>
-      </w:pPr>
-      <w:r>
-        <w:t>одна перевозка может включать до двух водителей.</w:t>
+        <w:ind w:left="0" w:firstLine="709"/>
+      </w:pPr>
+      <w:r>
+        <w:t>Сущность «Пользователь» – хранение учётных данных участников системы. Атрибутами являются:</w:t>
       </w:r>
     </w:p>
     <w:p>
@@ -663,78 +626,15 @@
         <w:pStyle w:val="a7"/>
         <w:numPr>
           <w:ilvl w:val="0"/>
-          <w:numId w:val="4"/>
+          <w:numId w:val="9"/>
         </w:numPr>
-        <w:spacing w:after="0" w:line="360" w:lineRule="auto"/>
+        <w:tabs>
+          <w:tab w:val="decimal" w:pos="1134"/>
+        </w:tabs>
         <w:ind w:left="0" w:firstLine="709"/>
-        <w:jc w:val="both"/>
-      </w:pPr>
-      <w:r>
-        <w:t>Сущность «Маршрут» - хранение информации о маршрутах перевозок. Атрибутами являются:</w:t>
-      </w:r>
-    </w:p>
-    <w:p>
-      <w:pPr>
-        <w:pStyle w:val="a7"/>
-        <w:numPr>
-          <w:ilvl w:val="1"/>
-          <w:numId w:val="4"/>
-        </w:numPr>
-        <w:spacing w:after="0" w:line="360" w:lineRule="auto"/>
-        <w:ind w:left="0" w:firstLine="1134"/>
-        <w:jc w:val="both"/>
-      </w:pPr>
-      <w:r>
-        <w:t>название маршрута;</w:t>
-      </w:r>
-    </w:p>
-    <w:p>
-      <w:pPr>
-        <w:pStyle w:val="a7"/>
-        <w:numPr>
-          <w:ilvl w:val="1"/>
-          <w:numId w:val="4"/>
-        </w:numPr>
-        <w:spacing w:after="0" w:line="360" w:lineRule="auto"/>
-        <w:ind w:left="0" w:firstLine="1134"/>
-        <w:jc w:val="both"/>
-      </w:pPr>
-      <w:r>
-        <w:t>расстояние;</w:t>
-      </w:r>
-    </w:p>
-    <w:p>
-      <w:pPr>
-        <w:pStyle w:val="a7"/>
-        <w:numPr>
-          <w:ilvl w:val="1"/>
-          <w:numId w:val="4"/>
-        </w:numPr>
-        <w:spacing w:after="0" w:line="360" w:lineRule="auto"/>
-        <w:ind w:left="0" w:firstLine="1134"/>
-        <w:jc w:val="both"/>
-      </w:pPr>
-      <w:r>
-        <w:t>базовая оплата.</w:t>
-      </w:r>
-    </w:p>
-    <w:p>
-      <w:pPr>
-        <w:spacing w:after="0" w:line="360" w:lineRule="auto"/>
-        <w:ind w:firstLine="709"/>
-        <w:jc w:val="both"/>
-      </w:pPr>
-      <w:r>
-        <w:t>Связи:</w:t>
-      </w:r>
-      <w:r>
-        <w:t xml:space="preserve"> о</w:t>
-      </w:r>
-      <w:r>
-        <w:t>дин маршрут может использоваться во многих перевозках</w:t>
-      </w:r>
-      <w:r>
-        <w:t>.</w:t>
+      </w:pPr>
+      <w:r>
+        <w:t>логин;</w:t>
       </w:r>
     </w:p>
     <w:p>
@@ -742,115 +642,40 @@
         <w:pStyle w:val="a7"/>
         <w:numPr>
           <w:ilvl w:val="0"/>
-          <w:numId w:val="4"/>
+          <w:numId w:val="9"/>
         </w:numPr>
-        <w:spacing w:after="0" w:line="360" w:lineRule="auto"/>
+        <w:tabs>
+          <w:tab w:val="decimal" w:pos="1134"/>
+        </w:tabs>
         <w:ind w:left="0" w:firstLine="709"/>
-        <w:jc w:val="both"/>
-      </w:pPr>
-      <w:r>
-        <w:t xml:space="preserve"> Сущность «Перевозка» – фиксация факта перевозки груза. Атрибутами являются:</w:t>
+      </w:pPr>
+      <w:r>
+        <w:t>пароль.</w:t>
+      </w:r>
+    </w:p>
+    <w:p>
+      <w:pPr>
+        <w:pStyle w:val="a7"/>
+        <w:ind w:left="0"/>
+      </w:pPr>
+      <w:r>
+        <w:t>Связи:</w:t>
       </w:r>
     </w:p>
     <w:p>
       <w:pPr>
         <w:pStyle w:val="a7"/>
         <w:numPr>
-          <w:ilvl w:val="1"/>
-          <w:numId w:val="4"/>
+          <w:ilvl w:val="2"/>
+          <w:numId w:val="12"/>
         </w:numPr>
-        <w:spacing w:after="0" w:line="360" w:lineRule="auto"/>
-        <w:ind w:left="0" w:firstLine="1134"/>
-        <w:jc w:val="both"/>
-      </w:pPr>
-      <w:r>
-        <w:t>маршрут;</w:t>
-      </w:r>
-    </w:p>
-    <w:p>
-      <w:pPr>
-        <w:pStyle w:val="a7"/>
-        <w:numPr>
-          <w:ilvl w:val="1"/>
-          <w:numId w:val="4"/>
-        </w:numPr>
-        <w:spacing w:after="0" w:line="360" w:lineRule="auto"/>
-        <w:ind w:left="0" w:firstLine="1134"/>
-        <w:jc w:val="both"/>
-      </w:pPr>
-      <w:r>
-        <w:t>дата отправления;</w:t>
-      </w:r>
-    </w:p>
-    <w:p>
-      <w:pPr>
-        <w:pStyle w:val="a7"/>
-        <w:numPr>
-          <w:ilvl w:val="1"/>
-          <w:numId w:val="4"/>
-        </w:numPr>
-        <w:spacing w:after="0" w:line="360" w:lineRule="auto"/>
-        <w:ind w:left="0" w:firstLine="1134"/>
-        <w:jc w:val="both"/>
-      </w:pPr>
-      <w:r>
-        <w:t>дата прибытия.</w:t>
-      </w:r>
-    </w:p>
-    <w:p>
-      <w:pPr>
-        <w:pStyle w:val="a7"/>
-        <w:spacing w:after="0" w:line="360" w:lineRule="auto"/>
+        <w:tabs>
+          <w:tab w:val="decimal" w:pos="1134"/>
+        </w:tabs>
         <w:ind w:left="0" w:firstLine="709"/>
-        <w:jc w:val="both"/>
-      </w:pPr>
-      <w:r>
-        <w:t>Связи:</w:t>
-      </w:r>
-    </w:p>
-    <w:p>
-      <w:pPr>
-        <w:pStyle w:val="a7"/>
-        <w:numPr>
-          <w:ilvl w:val="1"/>
-          <w:numId w:val="4"/>
-        </w:numPr>
-        <w:spacing w:after="0" w:line="360" w:lineRule="auto"/>
-        <w:ind w:left="0" w:firstLine="1134"/>
-        <w:jc w:val="both"/>
-      </w:pPr>
-      <w:r>
-        <w:t>каждая перевозка связана с одним маршрутом;</w:t>
-      </w:r>
-    </w:p>
-    <w:p>
-      <w:pPr>
-        <w:pStyle w:val="a7"/>
-        <w:numPr>
-          <w:ilvl w:val="1"/>
-          <w:numId w:val="4"/>
-        </w:numPr>
-        <w:spacing w:after="0" w:line="360" w:lineRule="auto"/>
-        <w:ind w:left="0" w:firstLine="1134"/>
-        <w:jc w:val="both"/>
-      </w:pPr>
-      <w:r>
-        <w:t>каждая перевозка связана с одним или двумя водителями;</w:t>
-      </w:r>
-    </w:p>
-    <w:p>
-      <w:pPr>
-        <w:pStyle w:val="a7"/>
-        <w:numPr>
-          <w:ilvl w:val="1"/>
-          <w:numId w:val="4"/>
-        </w:numPr>
-        <w:spacing w:after="0" w:line="360" w:lineRule="auto"/>
-        <w:ind w:left="0" w:firstLine="1134"/>
-        <w:jc w:val="both"/>
-      </w:pPr>
-      <w:r>
-        <w:t>для перевозки может быть назначена премия.</w:t>
+      </w:pPr>
+      <w:r>
+        <w:t>один пользователь имеет одну роль (связь «имеет» со стороны пользователя – 1, со стороны роли – M);</w:t>
       </w:r>
     </w:p>
     <w:p>
@@ -858,73 +683,15 @@
         <w:pStyle w:val="a7"/>
         <w:numPr>
           <w:ilvl w:val="0"/>
-          <w:numId w:val="4"/>
+          <w:numId w:val="12"/>
         </w:numPr>
-        <w:spacing w:after="0" w:line="360" w:lineRule="auto"/>
+        <w:tabs>
+          <w:tab w:val="decimal" w:pos="1134"/>
+        </w:tabs>
         <w:ind w:left="0" w:firstLine="709"/>
-        <w:jc w:val="both"/>
-      </w:pPr>
-      <w:r>
-        <w:t>Сущность «Назначение водителя»</w:t>
-      </w:r>
-      <w:r>
-        <w:t xml:space="preserve"> - промежуточная сущность для связи перевозок и водителей. Атрибутами являются:</w:t>
-      </w:r>
-    </w:p>
-    <w:p>
-      <w:pPr>
-        <w:pStyle w:val="a7"/>
-        <w:numPr>
-          <w:ilvl w:val="1"/>
-          <w:numId w:val="4"/>
-        </w:numPr>
-        <w:spacing w:after="0" w:line="360" w:lineRule="auto"/>
-        <w:ind w:left="0" w:firstLine="1134"/>
-        <w:jc w:val="both"/>
-      </w:pPr>
-      <w:r>
-        <w:rPr>
-          <w:lang w:val="en-US"/>
-        </w:rPr>
-        <w:t xml:space="preserve">ID </w:t>
-      </w:r>
-      <w:r>
-        <w:t>перевозки;</w:t>
-      </w:r>
-    </w:p>
-    <w:p>
-      <w:pPr>
-        <w:pStyle w:val="a7"/>
-        <w:numPr>
-          <w:ilvl w:val="1"/>
-          <w:numId w:val="4"/>
-        </w:numPr>
-        <w:spacing w:after="0" w:line="360" w:lineRule="auto"/>
-        <w:ind w:left="0" w:firstLine="1134"/>
-        <w:jc w:val="both"/>
-      </w:pPr>
-      <w:r>
-        <w:rPr>
-          <w:lang w:val="en-US"/>
-        </w:rPr>
-        <w:t xml:space="preserve">ID </w:t>
-      </w:r>
-      <w:r>
-        <w:t>водителя.</w:t>
-      </w:r>
-    </w:p>
-    <w:p>
-      <w:pPr>
-        <w:pStyle w:val="a7"/>
-        <w:spacing w:after="0" w:line="360" w:lineRule="auto"/>
-        <w:ind w:left="0" w:firstLine="709"/>
-        <w:jc w:val="both"/>
-      </w:pPr>
-      <w:r>
-        <w:t>Связи: реализует связь многие ко многим между водителями и перевозками.</w:t>
-      </w:r>
-      <w:r>
-        <w:t xml:space="preserve"> </w:t>
+      </w:pPr>
+      <w:r>
+        <w:t>один пользователь является одним водителем (связь «является», кардинальность 1 к 1).</w:t>
       </w:r>
     </w:p>
     <w:p>
@@ -932,108 +699,6396 @@
         <w:pStyle w:val="a7"/>
         <w:numPr>
           <w:ilvl w:val="0"/>
-          <w:numId w:val="4"/>
+          <w:numId w:val="10"/>
         </w:numPr>
-        <w:spacing w:after="0" w:line="360" w:lineRule="auto"/>
+        <w:tabs>
+          <w:tab w:val="decimal" w:pos="1134"/>
+        </w:tabs>
         <w:ind w:left="0" w:firstLine="709"/>
-        <w:jc w:val="both"/>
-      </w:pPr>
-      <w:r>
-        <w:t>Сущность «Премия» = хранение информации о дополнительных выплатах. Атрибутами являются:</w:t>
+      </w:pPr>
+      <w:r>
+        <w:t>Сущность «Водитель» – хранение информации о сотрудниках, выполняющих перевозки. Атрибутами являются:</w:t>
       </w:r>
     </w:p>
     <w:p>
       <w:pPr>
         <w:pStyle w:val="a7"/>
         <w:numPr>
-          <w:ilvl w:val="1"/>
-          <w:numId w:val="4"/>
+          <w:ilvl w:val="0"/>
+          <w:numId w:val="13"/>
         </w:numPr>
-        <w:spacing w:after="0" w:line="360" w:lineRule="auto"/>
-        <w:ind w:left="0" w:firstLine="1134"/>
-        <w:jc w:val="both"/>
-      </w:pPr>
-      <w:r>
-        <w:rPr>
-          <w:lang w:val="en-US"/>
-        </w:rPr>
-        <w:t xml:space="preserve">ID </w:t>
-      </w:r>
-      <w:r>
-        <w:t>перевозки</w:t>
+        <w:tabs>
+          <w:tab w:val="decimal" w:pos="1134"/>
+        </w:tabs>
+        <w:ind w:left="0" w:firstLine="709"/>
+      </w:pPr>
+      <w:r>
+        <w:t>фамилия;</w:t>
       </w:r>
     </w:p>
     <w:p>
       <w:pPr>
         <w:pStyle w:val="a7"/>
         <w:numPr>
-          <w:ilvl w:val="1"/>
-          <w:numId w:val="4"/>
+          <w:ilvl w:val="0"/>
+          <w:numId w:val="13"/>
         </w:numPr>
-        <w:spacing w:after="0" w:line="360" w:lineRule="auto"/>
-        <w:ind w:left="0" w:firstLine="1134"/>
-        <w:jc w:val="both"/>
-      </w:pPr>
-      <w:r>
-        <w:t>Размер премии;</w:t>
+        <w:tabs>
+          <w:tab w:val="decimal" w:pos="1134"/>
+        </w:tabs>
+        <w:ind w:left="0" w:firstLine="709"/>
+      </w:pPr>
+      <w:r>
+        <w:t>имя;</w:t>
       </w:r>
     </w:p>
     <w:p>
       <w:pPr>
         <w:pStyle w:val="a7"/>
         <w:numPr>
-          <w:ilvl w:val="1"/>
-          <w:numId w:val="4"/>
+          <w:ilvl w:val="0"/>
+          <w:numId w:val="13"/>
         </w:numPr>
-        <w:spacing w:after="0" w:line="360" w:lineRule="auto"/>
-        <w:ind w:left="0" w:firstLine="1134"/>
-        <w:jc w:val="both"/>
-      </w:pPr>
-      <w:r>
-        <w:t>Причина премии.</w:t>
+        <w:tabs>
+          <w:tab w:val="decimal" w:pos="1134"/>
+        </w:tabs>
+        <w:ind w:left="0" w:firstLine="709"/>
+      </w:pPr>
+      <w:r>
+        <w:t>отчество;</w:t>
       </w:r>
     </w:p>
     <w:p>
       <w:pPr>
         <w:pStyle w:val="a7"/>
-        <w:spacing w:after="0" w:line="360" w:lineRule="auto"/>
+        <w:numPr>
+          <w:ilvl w:val="0"/>
+          <w:numId w:val="13"/>
+        </w:numPr>
+        <w:tabs>
+          <w:tab w:val="decimal" w:pos="1134"/>
+        </w:tabs>
         <w:ind w:left="0" w:firstLine="709"/>
-        <w:jc w:val="both"/>
-      </w:pPr>
+      </w:pPr>
+      <w:r>
+        <w:t>стаж.</w:t>
+      </w:r>
+    </w:p>
+    <w:p>
+      <w:pPr>
+        <w:pStyle w:val="a7"/>
+        <w:tabs>
+          <w:tab w:val="decimal" w:pos="1134"/>
+        </w:tabs>
+        <w:ind w:left="0"/>
+      </w:pPr>
+      <w:r>
+        <w:t>Связи:</w:t>
+      </w:r>
+    </w:p>
+    <w:p>
+      <w:pPr>
+        <w:pStyle w:val="a7"/>
+        <w:numPr>
+          <w:ilvl w:val="0"/>
+          <w:numId w:val="14"/>
+        </w:numPr>
+        <w:tabs>
+          <w:tab w:val="decimal" w:pos="1134"/>
+        </w:tabs>
+        <w:ind w:left="0" w:firstLine="709"/>
+      </w:pPr>
+      <w:r>
+        <w:t>один водитель может участвовать во многих перевозках (связь «участвует», кардинальность M);</w:t>
+      </w:r>
+    </w:p>
+    <w:p>
+      <w:pPr>
+        <w:pStyle w:val="a7"/>
+        <w:numPr>
+          <w:ilvl w:val="0"/>
+          <w:numId w:val="14"/>
+        </w:numPr>
+        <w:tabs>
+          <w:tab w:val="decimal" w:pos="1134"/>
+        </w:tabs>
+        <w:ind w:left="0" w:firstLine="709"/>
+      </w:pPr>
+      <w:r>
+        <w:t>каждая перевозка связывает M водителей и M перевозок через эту же связь.</w:t>
+      </w:r>
+    </w:p>
+    <w:p>
+      <w:pPr>
+        <w:pStyle w:val="a7"/>
+        <w:numPr>
+          <w:ilvl w:val="0"/>
+          <w:numId w:val="10"/>
+        </w:numPr>
+        <w:tabs>
+          <w:tab w:val="decimal" w:pos="1134"/>
+        </w:tabs>
+        <w:ind w:left="0" w:firstLine="709"/>
+      </w:pPr>
+      <w:r>
+        <w:t>Связь «участвует» (ромб) – промежуточная связь между сущностями «Водитель» и «Перевозка». Атрибутами являются:</w:t>
+      </w:r>
+    </w:p>
+    <w:p>
+      <w:pPr>
+        <w:pStyle w:val="a7"/>
+        <w:numPr>
+          <w:ilvl w:val="0"/>
+          <w:numId w:val="14"/>
+        </w:numPr>
+        <w:tabs>
+          <w:tab w:val="decimal" w:pos="1134"/>
+        </w:tabs>
+        <w:ind w:left="0" w:firstLine="709"/>
+      </w:pPr>
+      <w:r>
+        <w:t>размер премии;</w:t>
+      </w:r>
+    </w:p>
+    <w:p>
+      <w:pPr>
+        <w:pStyle w:val="a7"/>
+        <w:numPr>
+          <w:ilvl w:val="0"/>
+          <w:numId w:val="14"/>
+        </w:numPr>
+        <w:tabs>
+          <w:tab w:val="decimal" w:pos="1134"/>
+        </w:tabs>
+        <w:ind w:left="0" w:firstLine="709"/>
+      </w:pPr>
+      <w:r>
+        <w:t>причина премии;</w:t>
+      </w:r>
+    </w:p>
+    <w:p>
+      <w:pPr>
+        <w:pStyle w:val="a7"/>
+        <w:numPr>
+          <w:ilvl w:val="0"/>
+          <w:numId w:val="14"/>
+        </w:numPr>
+        <w:tabs>
+          <w:tab w:val="decimal" w:pos="1134"/>
+        </w:tabs>
+        <w:ind w:left="0" w:firstLine="709"/>
+      </w:pPr>
+      <w:r>
+        <w:t>оплата.</w:t>
+      </w:r>
+    </w:p>
+    <w:p>
+      <w:pPr>
+        <w:pStyle w:val="a7"/>
+        <w:tabs>
+          <w:tab w:val="decimal" w:pos="1134"/>
+        </w:tabs>
+        <w:ind w:left="0"/>
+      </w:pPr>
+      <w:r>
+        <w:t xml:space="preserve">Связи: реализует связь многие ко многим между водителями и перевозками, при этом на уровне самой связи фиксируются дополнительные </w:t>
+      </w:r>
       <w:r>
         <w:lastRenderedPageBreak/>
-        <w:t>Связи: премия относится к конкретной перевозке.</w:t>
+        <w:t>выплаты, специфичные для конкретного назначения водителя на конкретный рейс.</w:t>
       </w:r>
     </w:p>
     <w:p>
       <w:pPr>
         <w:pStyle w:val="a7"/>
-        <w:spacing w:after="0" w:line="360" w:lineRule="auto"/>
+        <w:numPr>
+          <w:ilvl w:val="0"/>
+          <w:numId w:val="10"/>
+        </w:numPr>
+        <w:tabs>
+          <w:tab w:val="decimal" w:pos="1134"/>
+        </w:tabs>
         <w:ind w:left="0" w:firstLine="709"/>
-        <w:jc w:val="both"/>
-      </w:pPr>
-    </w:p>
-    <w:p>
+      </w:pPr>
+      <w:r>
+        <w:t>Сущность «Перевозка» – фиксация факта перевозки груза. Атрибутами являются:</w:t>
+      </w:r>
+    </w:p>
+    <w:p>
+      <w:pPr>
+        <w:pStyle w:val="a7"/>
+        <w:numPr>
+          <w:ilvl w:val="0"/>
+          <w:numId w:val="15"/>
+        </w:numPr>
+        <w:tabs>
+          <w:tab w:val="decimal" w:pos="1134"/>
+        </w:tabs>
+        <w:ind w:left="0" w:firstLine="709"/>
+      </w:pPr>
+      <w:r>
+        <w:t>дата отправления;</w:t>
+      </w:r>
+    </w:p>
+    <w:p>
+      <w:pPr>
+        <w:pStyle w:val="a7"/>
+        <w:numPr>
+          <w:ilvl w:val="0"/>
+          <w:numId w:val="15"/>
+        </w:numPr>
+        <w:tabs>
+          <w:tab w:val="decimal" w:pos="1134"/>
+        </w:tabs>
+        <w:ind w:left="0" w:firstLine="709"/>
+      </w:pPr>
+      <w:r>
+        <w:t>дата прибытия.</w:t>
+      </w:r>
+    </w:p>
+    <w:p>
+      <w:pPr>
+        <w:pStyle w:val="a7"/>
+        <w:tabs>
+          <w:tab w:val="decimal" w:pos="1134"/>
+        </w:tabs>
+        <w:ind w:left="0"/>
+      </w:pPr>
+      <w:r>
+        <w:t>Связи:</w:t>
+      </w:r>
+    </w:p>
+    <w:p>
+      <w:pPr>
+        <w:pStyle w:val="a7"/>
+        <w:numPr>
+          <w:ilvl w:val="2"/>
+          <w:numId w:val="16"/>
+        </w:numPr>
+        <w:tabs>
+          <w:tab w:val="decimal" w:pos="1134"/>
+        </w:tabs>
+        <w:ind w:left="0" w:firstLine="709"/>
+      </w:pPr>
+      <w:r>
+        <w:t>каждая перевозка связана с M водителями через связь «участвует»;</w:t>
+      </w:r>
+    </w:p>
+    <w:p>
+      <w:pPr>
+        <w:pStyle w:val="a7"/>
+        <w:numPr>
+          <w:ilvl w:val="0"/>
+          <w:numId w:val="16"/>
+        </w:numPr>
+        <w:tabs>
+          <w:tab w:val="decimal" w:pos="1134"/>
+        </w:tabs>
+        <w:ind w:left="0" w:firstLine="709"/>
+      </w:pPr>
+      <w:r>
+        <w:t>каждая перевозка использует один маршрут (связь «использует», со стороны перевозки – M, со стороны маршрута – 1).</w:t>
+      </w:r>
+    </w:p>
+    <w:p>
+      <w:pPr>
+        <w:pStyle w:val="a7"/>
+        <w:numPr>
+          <w:ilvl w:val="0"/>
+          <w:numId w:val="10"/>
+        </w:numPr>
+        <w:tabs>
+          <w:tab w:val="decimal" w:pos="1134"/>
+        </w:tabs>
+        <w:ind w:left="0" w:firstLine="709"/>
+      </w:pPr>
+      <w:r>
+        <w:t>Сущность «Маршрут» – хранение информации о маршрутах перевозок. Атрибутами являются:</w:t>
+      </w:r>
+    </w:p>
+    <w:p>
+      <w:pPr>
+        <w:pStyle w:val="a7"/>
+        <w:numPr>
+          <w:ilvl w:val="0"/>
+          <w:numId w:val="17"/>
+        </w:numPr>
+        <w:tabs>
+          <w:tab w:val="decimal" w:pos="1134"/>
+        </w:tabs>
+        <w:ind w:left="0" w:firstLine="709"/>
+      </w:pPr>
+      <w:r>
+        <w:t>название маршрута;</w:t>
+      </w:r>
+    </w:p>
+    <w:p>
+      <w:pPr>
+        <w:pStyle w:val="a7"/>
+        <w:numPr>
+          <w:ilvl w:val="0"/>
+          <w:numId w:val="17"/>
+        </w:numPr>
+        <w:tabs>
+          <w:tab w:val="decimal" w:pos="1134"/>
+        </w:tabs>
+        <w:ind w:left="0" w:firstLine="709"/>
+      </w:pPr>
+      <w:r>
+        <w:t>расстояние;</w:t>
+      </w:r>
+    </w:p>
+    <w:p>
+      <w:pPr>
+        <w:pStyle w:val="a7"/>
+        <w:numPr>
+          <w:ilvl w:val="0"/>
+          <w:numId w:val="17"/>
+        </w:numPr>
+        <w:tabs>
+          <w:tab w:val="decimal" w:pos="1134"/>
+        </w:tabs>
+        <w:ind w:left="0" w:firstLine="709"/>
+      </w:pPr>
+      <w:r>
+        <w:t>базовая оплата.</w:t>
+      </w:r>
+    </w:p>
+    <w:p>
+      <w:pPr>
+        <w:pStyle w:val="a7"/>
+        <w:tabs>
+          <w:tab w:val="decimal" w:pos="1134"/>
+        </w:tabs>
+        <w:ind w:left="0"/>
+      </w:pPr>
+      <w:r>
+        <w:t>Связи: один маршрут может использоваться во многих перевозках (связь «использует», кардинальность 1 к M).</w:t>
+      </w:r>
+    </w:p>
+    <w:p>
+      <w:pPr>
+        <w:pStyle w:val="a7"/>
+        <w:ind w:left="709"/>
+        <w:jc w:val="center"/>
+        <w:rPr>
+          <w:lang w:val="en-US"/>
+        </w:rPr>
+      </w:pPr>
+      <w:r>
+        <w:rPr>
+          <w:noProof/>
+          <w:lang w:val="en-US"/>
+        </w:rPr>
+        <w:lastRenderedPageBreak/>
+        <w:drawing>
+          <wp:inline distT="0" distB="0" distL="0" distR="0" wp14:anchorId="37724723" wp14:editId="361FD851">
+            <wp:extent cx="5025416" cy="5343099"/>
+            <wp:effectExtent l="0" t="0" r="3810" b="0"/>
+            <wp:docPr id="284443071" name="Рисунок 2"/>
+            <wp:cNvGraphicFramePr>
+              <a:graphicFrameLocks xmlns:a="http://schemas.openxmlformats.org/drawingml/2006/main" noChangeAspect="1"/>
+            </wp:cNvGraphicFramePr>
+            <a:graphic xmlns:a="http://schemas.openxmlformats.org/drawingml/2006/main">
+              <a:graphicData uri="http://schemas.openxmlformats.org/drawingml/2006/picture">
+                <pic:pic xmlns:pic="http://schemas.openxmlformats.org/drawingml/2006/picture">
+                  <pic:nvPicPr>
+                    <pic:cNvPr id="0" name="Picture 2"/>
+                    <pic:cNvPicPr>
+                      <a:picLocks noChangeAspect="1" noChangeArrowheads="1"/>
+                    </pic:cNvPicPr>
+                  </pic:nvPicPr>
+                  <pic:blipFill>
+                    <a:blip r:embed="rId8">
+                      <a:extLst>
+                        <a:ext uri="{28A0092B-C50C-407E-A947-70E740481C1C}">
+                          <a14:useLocalDpi xmlns:a14="http://schemas.microsoft.com/office/drawing/2010/main" val="0"/>
+                        </a:ext>
+                      </a:extLst>
+                    </a:blip>
+                    <a:srcRect/>
+                    <a:stretch>
+                      <a:fillRect/>
+                    </a:stretch>
+                  </pic:blipFill>
+                  <pic:spPr bwMode="auto">
+                    <a:xfrm>
+                      <a:off x="0" y="0"/>
+                      <a:ext cx="5060323" cy="5380212"/>
+                    </a:xfrm>
+                    <a:prstGeom prst="rect">
+                      <a:avLst/>
+                    </a:prstGeom>
+                    <a:noFill/>
+                    <a:ln>
+                      <a:noFill/>
+                    </a:ln>
+                  </pic:spPr>
+                </pic:pic>
+              </a:graphicData>
+            </a:graphic>
+          </wp:inline>
+        </w:drawing>
+      </w:r>
+    </w:p>
+    <w:p>
+      <w:pPr>
+        <w:pStyle w:val="a7"/>
+        <w:ind w:left="709"/>
+        <w:jc w:val="center"/>
+        <w:rPr>
+          <w:b/>
+          <w:bCs/>
+          <w:i/>
+          <w:iCs/>
+        </w:rPr>
+      </w:pPr>
+      <w:r>
+        <w:rPr>
+          <w:b/>
+          <w:bCs/>
+          <w:i/>
+          <w:iCs/>
+        </w:rPr>
+        <w:t xml:space="preserve">Рисунок 2 – </w:t>
+      </w:r>
+      <w:r>
+        <w:rPr>
+          <w:b/>
+          <w:bCs/>
+          <w:i/>
+          <w:iCs/>
+          <w:lang w:val="en-US"/>
+        </w:rPr>
+        <w:t>ER</w:t>
+      </w:r>
+      <w:r>
+        <w:rPr>
+          <w:b/>
+          <w:bCs/>
+          <w:i/>
+          <w:iCs/>
+        </w:rPr>
+        <w:t>-диаграмма (в нотации Чена)</w:t>
+      </w:r>
+    </w:p>
+    <w:p>
+      <w:pPr>
+        <w:pStyle w:val="a7"/>
+        <w:tabs>
+          <w:tab w:val="decimal" w:pos="1134"/>
+        </w:tabs>
+        <w:ind w:left="0"/>
+      </w:pPr>
+    </w:p>
+    <w:p>
+      <w:pPr>
+        <w:pStyle w:val="2"/>
+      </w:pPr>
       <w:r>
         <w:t>2.2 Реляционная модель</w:t>
       </w:r>
     </w:p>
-    <w:p/>
-    <w:p/>
-    <w:p/>
-    <w:p>
+    <w:p>
+      <w:r>
+        <w:t>После построения инфологической модель была реализована реляционная модель (рисунок 3)</w:t>
+      </w:r>
+      <w:r>
+        <w:t>.</w:t>
+      </w:r>
+    </w:p>
+    <w:p>
+      <w:pPr>
+        <w:jc w:val="center"/>
+      </w:pPr>
+      <w:r>
+        <w:rPr>
+          <w:noProof/>
+        </w:rPr>
+        <w:drawing>
+          <wp:inline distT="0" distB="0" distL="0" distR="0" wp14:anchorId="60D56F47" wp14:editId="08A52454">
+            <wp:extent cx="5940425" cy="861060"/>
+            <wp:effectExtent l="0" t="0" r="3175" b="0"/>
+            <wp:docPr id="1365381361" name="Рисунок 1"/>
+            <wp:cNvGraphicFramePr>
+              <a:graphicFrameLocks xmlns:a="http://schemas.openxmlformats.org/drawingml/2006/main" noChangeAspect="1"/>
+            </wp:cNvGraphicFramePr>
+            <a:graphic xmlns:a="http://schemas.openxmlformats.org/drawingml/2006/main">
+              <a:graphicData uri="http://schemas.openxmlformats.org/drawingml/2006/picture">
+                <pic:pic xmlns:pic="http://schemas.openxmlformats.org/drawingml/2006/picture">
+                  <pic:nvPicPr>
+                    <pic:cNvPr id="0" name="Picture 1"/>
+                    <pic:cNvPicPr>
+                      <a:picLocks noChangeAspect="1" noChangeArrowheads="1"/>
+                    </pic:cNvPicPr>
+                  </pic:nvPicPr>
+                  <pic:blipFill>
+                    <a:blip r:embed="rId9" cstate="print">
+                      <a:extLst>
+                        <a:ext uri="{28A0092B-C50C-407E-A947-70E740481C1C}">
+                          <a14:useLocalDpi xmlns:a14="http://schemas.microsoft.com/office/drawing/2010/main" val="0"/>
+                        </a:ext>
+                      </a:extLst>
+                    </a:blip>
+                    <a:srcRect/>
+                    <a:stretch>
+                      <a:fillRect/>
+                    </a:stretch>
+                  </pic:blipFill>
+                  <pic:spPr bwMode="auto">
+                    <a:xfrm>
+                      <a:off x="0" y="0"/>
+                      <a:ext cx="5940425" cy="861060"/>
+                    </a:xfrm>
+                    <a:prstGeom prst="rect">
+                      <a:avLst/>
+                    </a:prstGeom>
+                    <a:noFill/>
+                    <a:ln>
+                      <a:noFill/>
+                    </a:ln>
+                  </pic:spPr>
+                </pic:pic>
+              </a:graphicData>
+            </a:graphic>
+          </wp:inline>
+        </w:drawing>
+      </w:r>
+    </w:p>
+    <w:p>
+      <w:pPr>
+        <w:jc w:val="center"/>
+        <w:rPr>
+          <w:b/>
+          <w:bCs/>
+          <w:i/>
+          <w:iCs/>
+        </w:rPr>
+      </w:pPr>
+      <w:r>
+        <w:rPr>
+          <w:b/>
+          <w:bCs/>
+          <w:i/>
+          <w:iCs/>
+        </w:rPr>
+        <w:t>Рисунок 3 – Реляционная модель</w:t>
+      </w:r>
+    </w:p>
+    <w:p>
+      <w:r>
+        <w:t>Ключи, множество функциональных зависимостей, проверка на НФБК</w:t>
+      </w:r>
+    </w:p>
+    <w:p>
+      <w:pPr>
+        <w:pStyle w:val="a7"/>
+        <w:numPr>
+          <w:ilvl w:val="0"/>
+          <w:numId w:val="18"/>
+        </w:numPr>
+        <w:tabs>
+          <w:tab w:val="decimal" w:pos="1134"/>
+        </w:tabs>
+        <w:ind w:left="0" w:firstLine="709"/>
+      </w:pPr>
+      <w:r>
+        <w:t>Роли (</w:t>
+      </w:r>
+      <w:r>
+        <w:rPr>
+          <w:lang w:val="en-US"/>
+        </w:rPr>
+        <w:t>id</w:t>
+      </w:r>
+      <w:r>
+        <w:t>_</w:t>
+      </w:r>
+      <w:r>
+        <w:t xml:space="preserve">роли, </w:t>
+      </w:r>
+      <w:proofErr w:type="spellStart"/>
+      <w:r>
+        <w:t>наименование_роли</w:t>
+      </w:r>
+      <w:proofErr w:type="spellEnd"/>
+      <w:r>
+        <w:t>):</w:t>
+      </w:r>
+    </w:p>
+    <w:p>
+      <w:pPr>
+        <w:tabs>
+          <w:tab w:val="decimal" w:pos="1134"/>
+        </w:tabs>
+      </w:pPr>
+      <w:r>
+        <w:t xml:space="preserve">Ключи: </w:t>
+      </w:r>
+      <w:r>
+        <w:t>{</w:t>
+      </w:r>
+      <w:r>
+        <w:rPr>
+          <w:lang w:val="en-US"/>
+        </w:rPr>
+        <w:t>id</w:t>
+      </w:r>
+      <w:r>
+        <w:t>_</w:t>
+      </w:r>
+      <w:r>
+        <w:t>роли</w:t>
+      </w:r>
+      <w:r>
+        <w:t>},</w:t>
+      </w:r>
+      <w:r>
+        <w:t xml:space="preserve"> </w:t>
+      </w:r>
+      <w:r>
+        <w:t>{</w:t>
+      </w:r>
+      <w:proofErr w:type="spellStart"/>
+      <w:r>
+        <w:t>наименование_роли</w:t>
+      </w:r>
+      <w:proofErr w:type="spellEnd"/>
+      <w:r>
+        <w:t>}</w:t>
+      </w:r>
+    </w:p>
+    <w:p>
+      <w:pPr>
+        <w:tabs>
+          <w:tab w:val="decimal" w:pos="1134"/>
+        </w:tabs>
+      </w:pPr>
+      <w:r>
+        <w:lastRenderedPageBreak/>
+        <w:t>Неприводимое множество функциональных зависимостей:</w:t>
+      </w:r>
+    </w:p>
+    <w:p>
+      <w:pPr>
+        <w:tabs>
+          <w:tab w:val="decimal" w:pos="1134"/>
+        </w:tabs>
+      </w:pPr>
+      <w:r>
+        <w:t>{</w:t>
+      </w:r>
+      <w:proofErr w:type="spellStart"/>
+      <w:r>
+        <w:rPr>
+          <w:u w:val="single"/>
+        </w:rPr>
+        <w:t>наименование_роли</w:t>
+      </w:r>
+      <w:proofErr w:type="spellEnd"/>
+      <w:r>
+        <w:t xml:space="preserve">} </w:t>
+      </w:r>
+      <w:r>
+        <w:t xml:space="preserve">→ </w:t>
+      </w:r>
+      <w:r>
+        <w:t>{</w:t>
+      </w:r>
+      <w:proofErr w:type="spellStart"/>
+      <w:r>
+        <w:rPr>
+          <w:u w:val="single"/>
+        </w:rPr>
+        <w:t>id_роли</w:t>
+      </w:r>
+      <w:proofErr w:type="spellEnd"/>
+      <w:r>
+        <w:t>}</w:t>
+      </w:r>
+    </w:p>
+    <w:p>
+      <w:pPr>
+        <w:tabs>
+          <w:tab w:val="decimal" w:pos="1134"/>
+        </w:tabs>
+      </w:pPr>
+      <w:r>
+        <w:t>{</w:t>
+      </w:r>
+      <w:proofErr w:type="spellStart"/>
+      <w:r>
+        <w:rPr>
+          <w:u w:val="single"/>
+        </w:rPr>
+        <w:t>id_роли</w:t>
+      </w:r>
+      <w:proofErr w:type="spellEnd"/>
+      <w:r>
+        <w:t>}</w:t>
+      </w:r>
+      <w:r>
+        <w:t xml:space="preserve"> </w:t>
+      </w:r>
+      <w:r>
+        <w:t>→</w:t>
+      </w:r>
+      <w:r>
+        <w:t xml:space="preserve"> </w:t>
+      </w:r>
+      <w:r>
+        <w:t>{</w:t>
+      </w:r>
+      <w:proofErr w:type="spellStart"/>
+      <w:r>
+        <w:rPr>
+          <w:u w:val="single"/>
+        </w:rPr>
+        <w:t>наименование_роли</w:t>
+      </w:r>
+      <w:proofErr w:type="spellEnd"/>
+      <w:r>
+        <w:t>}</w:t>
+      </w:r>
+    </w:p>
+    <w:p>
+      <w:pPr>
+        <w:tabs>
+          <w:tab w:val="decimal" w:pos="1134"/>
+        </w:tabs>
+      </w:pPr>
+      <w:r>
+        <w:t>НФБК: О</w:t>
+      </w:r>
+      <w:r>
+        <w:t>тношение находится в НФБК</w:t>
+      </w:r>
+      <w:r>
+        <w:t>, так как удовлетворяет 1 НФ и все детерминанты в функциональных зависимостях являются ключами</w:t>
+      </w:r>
+    </w:p>
+    <w:p>
+      <w:pPr>
+        <w:pStyle w:val="a7"/>
+        <w:numPr>
+          <w:ilvl w:val="0"/>
+          <w:numId w:val="18"/>
+        </w:numPr>
+        <w:tabs>
+          <w:tab w:val="decimal" w:pos="1134"/>
+        </w:tabs>
+        <w:ind w:left="0" w:firstLine="709"/>
+      </w:pPr>
+      <w:proofErr w:type="spellStart"/>
+      <w:r>
+        <w:t>Роли_Пользователи</w:t>
+      </w:r>
+      <w:proofErr w:type="spellEnd"/>
+      <w:r>
+        <w:t xml:space="preserve"> </w:t>
+      </w:r>
+      <w:r>
+        <w:t>(</w:t>
+      </w:r>
+      <w:proofErr w:type="spellStart"/>
+      <w:r>
+        <w:t>id_пользователя</w:t>
+      </w:r>
+      <w:proofErr w:type="spellEnd"/>
+      <w:r>
+        <w:t xml:space="preserve">, </w:t>
+      </w:r>
+      <w:proofErr w:type="spellStart"/>
+      <w:r>
+        <w:t>id_роли</w:t>
+      </w:r>
+      <w:proofErr w:type="spellEnd"/>
+      <w:r>
+        <w:t>)</w:t>
+      </w:r>
+    </w:p>
+    <w:p>
+      <w:pPr>
+        <w:pStyle w:val="a7"/>
+        <w:tabs>
+          <w:tab w:val="decimal" w:pos="1134"/>
+        </w:tabs>
+        <w:ind w:left="0"/>
+      </w:pPr>
+      <w:proofErr w:type="gramStart"/>
+      <w:r>
+        <w:t>Ключи:{</w:t>
+      </w:r>
+      <w:proofErr w:type="spellStart"/>
+      <w:proofErr w:type="gramEnd"/>
+      <w:r>
+        <w:t>id_пользователя</w:t>
+      </w:r>
+      <w:proofErr w:type="spellEnd"/>
+      <w:r>
+        <w:t xml:space="preserve">, </w:t>
+      </w:r>
+      <w:proofErr w:type="spellStart"/>
+      <w:r>
+        <w:t>id_роли</w:t>
+      </w:r>
+      <w:proofErr w:type="spellEnd"/>
+      <w:r>
+        <w:t>}</w:t>
+      </w:r>
+    </w:p>
+    <w:p>
+      <w:pPr>
+        <w:pStyle w:val="a7"/>
+        <w:tabs>
+          <w:tab w:val="decimal" w:pos="1134"/>
+        </w:tabs>
+        <w:ind w:left="0"/>
+      </w:pPr>
+      <w:r>
+        <w:t>Неприводимое множество функциональных зависимостей: нетривиальные функциональные зависимости отсутствуют.</w:t>
+      </w:r>
+    </w:p>
+    <w:p>
+      <w:pPr>
+        <w:pStyle w:val="a7"/>
+        <w:tabs>
+          <w:tab w:val="decimal" w:pos="1134"/>
+        </w:tabs>
+        <w:ind w:left="0"/>
+      </w:pPr>
+      <w:r>
+        <w:t>НФБК: отношение находится в НФБК, так как удовлетворяет 1 НФ и все детерминанты в функциональных зависимостях являются ключами.</w:t>
+      </w:r>
+    </w:p>
+    <w:p>
+      <w:pPr>
+        <w:pStyle w:val="a7"/>
+        <w:numPr>
+          <w:ilvl w:val="0"/>
+          <w:numId w:val="18"/>
+        </w:numPr>
+        <w:tabs>
+          <w:tab w:val="decimal" w:pos="1134"/>
+        </w:tabs>
+        <w:ind w:left="0" w:firstLine="709"/>
+      </w:pPr>
+      <w:r>
+        <w:t>Пользователи (</w:t>
+      </w:r>
+      <w:r>
+        <w:rPr>
+          <w:lang w:val="en-US"/>
+        </w:rPr>
+        <w:t>id</w:t>
+      </w:r>
+      <w:r>
+        <w:t>_</w:t>
+      </w:r>
+      <w:r>
+        <w:t>пользователя, логин, пароль)</w:t>
+      </w:r>
+    </w:p>
+    <w:p>
+      <w:pPr>
+        <w:pStyle w:val="a7"/>
+        <w:tabs>
+          <w:tab w:val="decimal" w:pos="1134"/>
+        </w:tabs>
+        <w:ind w:left="0"/>
+      </w:pPr>
+      <w:r>
+        <w:t xml:space="preserve">Ключи: </w:t>
+      </w:r>
+      <w:r>
+        <w:t>{</w:t>
+      </w:r>
+      <w:r>
+        <w:rPr>
+          <w:lang w:val="en-US"/>
+        </w:rPr>
+        <w:t>id</w:t>
+      </w:r>
+      <w:r>
+        <w:t>_</w:t>
+      </w:r>
+      <w:r>
+        <w:t>пользователя</w:t>
+      </w:r>
+      <w:r>
+        <w:t>}, {</w:t>
+      </w:r>
+      <w:r>
+        <w:t>логин</w:t>
+      </w:r>
+      <w:r>
+        <w:t>}</w:t>
+      </w:r>
+    </w:p>
+    <w:p>
+      <w:pPr>
+        <w:tabs>
+          <w:tab w:val="decimal" w:pos="1134"/>
+        </w:tabs>
+      </w:pPr>
+      <w:r>
+        <w:t>Неприводимое множество функциональных зависимостей</w:t>
+      </w:r>
+    </w:p>
+    <w:p>
+      <w:pPr>
+        <w:tabs>
+          <w:tab w:val="decimal" w:pos="1134"/>
+        </w:tabs>
+      </w:pPr>
+      <w:r>
+        <w:t>{</w:t>
+      </w:r>
+      <w:proofErr w:type="spellStart"/>
+      <w:r>
+        <w:rPr>
+          <w:u w:val="single"/>
+        </w:rPr>
+        <w:t>id_пользователя</w:t>
+      </w:r>
+      <w:proofErr w:type="spellEnd"/>
+      <w:r>
+        <w:t xml:space="preserve">} </w:t>
+      </w:r>
+      <w:r>
+        <w:t xml:space="preserve">→ </w:t>
+      </w:r>
+      <w:r>
+        <w:t>{</w:t>
+      </w:r>
+      <w:r>
+        <w:rPr>
+          <w:u w:val="single"/>
+        </w:rPr>
+        <w:t>логин</w:t>
+      </w:r>
+      <w:r>
+        <w:t>}</w:t>
+      </w:r>
+    </w:p>
+    <w:p>
+      <w:pPr>
+        <w:tabs>
+          <w:tab w:val="decimal" w:pos="1134"/>
+        </w:tabs>
+      </w:pPr>
+      <w:r>
+        <w:t>{</w:t>
+      </w:r>
+      <w:r>
+        <w:rPr>
+          <w:u w:val="single"/>
+        </w:rPr>
+        <w:t>логин</w:t>
+      </w:r>
+      <w:r>
+        <w:t>}</w:t>
+      </w:r>
+      <w:r>
+        <w:t xml:space="preserve"> </w:t>
+      </w:r>
+      <w:r>
+        <w:t xml:space="preserve">→ </w:t>
+      </w:r>
+      <w:r>
+        <w:t>{</w:t>
+      </w:r>
+      <w:proofErr w:type="spellStart"/>
+      <w:r>
+        <w:rPr>
+          <w:u w:val="single"/>
+        </w:rPr>
+        <w:t>id_пользователя</w:t>
+      </w:r>
+      <w:proofErr w:type="spellEnd"/>
+      <w:r>
+        <w:t>}</w:t>
+      </w:r>
+    </w:p>
+    <w:p>
+      <w:pPr>
+        <w:tabs>
+          <w:tab w:val="decimal" w:pos="1134"/>
+        </w:tabs>
+      </w:pPr>
+      <w:r>
+        <w:t>{</w:t>
+      </w:r>
+      <w:r>
+        <w:rPr>
+          <w:u w:val="single"/>
+        </w:rPr>
+        <w:t>логин</w:t>
+      </w:r>
+      <w:r>
+        <w:t>}</w:t>
+      </w:r>
+      <w:r>
+        <w:t xml:space="preserve"> </w:t>
+      </w:r>
+      <w:r>
+        <w:t>→</w:t>
+      </w:r>
+      <w:r>
+        <w:t xml:space="preserve"> {</w:t>
+      </w:r>
+      <w:r>
+        <w:t>парол</w:t>
+      </w:r>
+      <w:r>
+        <w:t>ь</w:t>
+      </w:r>
+      <w:r>
+        <w:t>}</w:t>
+      </w:r>
+    </w:p>
+    <w:p>
+      <w:pPr>
+        <w:tabs>
+          <w:tab w:val="decimal" w:pos="1134"/>
+        </w:tabs>
+      </w:pPr>
+      <w:r>
+        <w:t>О</w:t>
+      </w:r>
+      <w:r>
+        <w:t>тношение находится в НФБК</w:t>
+      </w:r>
+      <w:r>
+        <w:t>, так как удовлетворяет 1 НФ и все детерминанты в функциональных зависимостях являются ключами.</w:t>
+      </w:r>
+    </w:p>
+    <w:p>
+      <w:pPr>
+        <w:pStyle w:val="a7"/>
+        <w:numPr>
+          <w:ilvl w:val="0"/>
+          <w:numId w:val="18"/>
+        </w:numPr>
+        <w:tabs>
+          <w:tab w:val="decimal" w:pos="1134"/>
+        </w:tabs>
+        <w:ind w:left="0" w:firstLine="709"/>
+      </w:pPr>
+      <w:r>
+        <w:t>Водители (</w:t>
+      </w:r>
+      <w:proofErr w:type="spellStart"/>
+      <w:r>
+        <w:t>id_водителя</w:t>
+      </w:r>
+      <w:proofErr w:type="spellEnd"/>
+      <w:r>
+        <w:t>,</w:t>
+      </w:r>
+      <w:r>
+        <w:t xml:space="preserve"> </w:t>
+      </w:r>
+      <w:r>
+        <w:rPr>
+          <w:lang w:val="en-US"/>
+        </w:rPr>
+        <w:t>id</w:t>
+      </w:r>
+      <w:r>
+        <w:t>_</w:t>
+      </w:r>
+      <w:r>
+        <w:t>пользователя,</w:t>
+      </w:r>
+      <w:r>
+        <w:t xml:space="preserve"> имя, фамилия, отчество, стаж)</w:t>
+      </w:r>
+    </w:p>
+    <w:p>
+      <w:pPr>
+        <w:pStyle w:val="a7"/>
+        <w:tabs>
+          <w:tab w:val="decimal" w:pos="1134"/>
+        </w:tabs>
+        <w:ind w:left="0"/>
+      </w:pPr>
+      <w:r>
+        <w:t xml:space="preserve">Ключи: </w:t>
+      </w:r>
+      <w:r>
+        <w:t>{</w:t>
+      </w:r>
+      <w:r>
+        <w:rPr>
+          <w:lang w:val="en-US"/>
+        </w:rPr>
+        <w:t>id</w:t>
+      </w:r>
+      <w:r>
+        <w:t>_</w:t>
+      </w:r>
+      <w:r>
+        <w:t>водителя</w:t>
+      </w:r>
+      <w:r>
+        <w:t>}, {</w:t>
+      </w:r>
+      <w:r>
+        <w:rPr>
+          <w:lang w:val="en-US"/>
+        </w:rPr>
+        <w:t>id</w:t>
+      </w:r>
+      <w:r>
+        <w:t>_</w:t>
+      </w:r>
+      <w:r>
+        <w:t>пользователя</w:t>
+      </w:r>
+      <w:r>
+        <w:t>}</w:t>
+      </w:r>
+    </w:p>
+    <w:p>
+      <w:pPr>
+        <w:pStyle w:val="a7"/>
+        <w:tabs>
+          <w:tab w:val="decimal" w:pos="1134"/>
+        </w:tabs>
+        <w:ind w:left="0"/>
+      </w:pPr>
+      <w:r>
+        <w:t>Неприводимое множество функциональных зависимостей:</w:t>
+      </w:r>
+    </w:p>
+    <w:p>
+      <w:pPr>
+        <w:pStyle w:val="a7"/>
+        <w:tabs>
+          <w:tab w:val="decimal" w:pos="1134"/>
+        </w:tabs>
+        <w:ind w:left="0"/>
+      </w:pPr>
+      <w:r>
+        <w:t>{</w:t>
+      </w:r>
+      <w:r>
+        <w:rPr>
+          <w:lang w:val="en-US"/>
+        </w:rPr>
+        <w:t>id</w:t>
+      </w:r>
+      <w:r>
+        <w:t>_</w:t>
+      </w:r>
+      <w:r>
+        <w:t>водителя</w:t>
+      </w:r>
+      <w:r>
+        <w:t xml:space="preserve">} </w:t>
+      </w:r>
+      <w:r>
+        <w:t>→{</w:t>
+      </w:r>
+      <w:r>
+        <w:rPr>
+          <w:lang w:val="en-US"/>
+        </w:rPr>
+        <w:t>id</w:t>
+      </w:r>
+      <w:r>
+        <w:t>_</w:t>
+      </w:r>
+      <w:r>
+        <w:t>пользователя</w:t>
+      </w:r>
+      <w:r>
+        <w:t>}</w:t>
+      </w:r>
+    </w:p>
+    <w:p>
+      <w:pPr>
+        <w:pStyle w:val="a7"/>
+        <w:tabs>
+          <w:tab w:val="decimal" w:pos="1134"/>
+        </w:tabs>
+        <w:ind w:left="0"/>
+      </w:pPr>
+      <w:r>
+        <w:t>{</w:t>
+      </w:r>
+      <w:r>
+        <w:rPr>
+          <w:lang w:val="en-US"/>
+        </w:rPr>
+        <w:t>id</w:t>
+      </w:r>
+      <w:r>
+        <w:t>_</w:t>
+      </w:r>
+      <w:r>
+        <w:t>водителя</w:t>
+      </w:r>
+      <w:r>
+        <w:t xml:space="preserve">} </w:t>
+      </w:r>
+      <w:r>
+        <w:t>→{</w:t>
+      </w:r>
+      <w:r>
+        <w:t>имя</w:t>
+      </w:r>
+      <w:r>
+        <w:t>}</w:t>
+      </w:r>
+    </w:p>
+    <w:p>
+      <w:pPr>
+        <w:pStyle w:val="a7"/>
+        <w:tabs>
+          <w:tab w:val="decimal" w:pos="1134"/>
+        </w:tabs>
+        <w:ind w:left="0"/>
+      </w:pPr>
+      <w:r>
+        <w:t>{</w:t>
+      </w:r>
+      <w:r>
+        <w:rPr>
+          <w:lang w:val="en-US"/>
+        </w:rPr>
+        <w:t>id</w:t>
+      </w:r>
+      <w:r>
+        <w:t>_</w:t>
+      </w:r>
+      <w:r>
+        <w:t>водителя</w:t>
+      </w:r>
+      <w:r>
+        <w:t xml:space="preserve">} </w:t>
+      </w:r>
+      <w:r>
+        <w:t>→{</w:t>
+      </w:r>
+      <w:r>
+        <w:t>фамилия</w:t>
+      </w:r>
+      <w:r>
+        <w:t>}</w:t>
+      </w:r>
+    </w:p>
+    <w:p>
+      <w:pPr>
+        <w:pStyle w:val="a7"/>
+        <w:tabs>
+          <w:tab w:val="decimal" w:pos="1134"/>
+        </w:tabs>
+        <w:ind w:left="0"/>
+      </w:pPr>
+      <w:r>
+        <w:t>{</w:t>
+      </w:r>
+      <w:r>
+        <w:rPr>
+          <w:lang w:val="en-US"/>
+        </w:rPr>
+        <w:t>id</w:t>
+      </w:r>
+      <w:r>
+        <w:t>_</w:t>
+      </w:r>
+      <w:r>
+        <w:t>водителя</w:t>
+      </w:r>
+      <w:r>
+        <w:t xml:space="preserve">} </w:t>
+      </w:r>
+      <w:r>
+        <w:t>→{</w:t>
+      </w:r>
+      <w:r>
+        <w:t>отчество</w:t>
+      </w:r>
+      <w:r>
+        <w:t>}</w:t>
+      </w:r>
+    </w:p>
+    <w:p>
+      <w:pPr>
+        <w:pStyle w:val="a7"/>
+        <w:tabs>
+          <w:tab w:val="decimal" w:pos="1134"/>
+        </w:tabs>
+        <w:ind w:left="0"/>
+      </w:pPr>
+      <w:r>
+        <w:t>{</w:t>
+      </w:r>
+      <w:r>
+        <w:rPr>
+          <w:lang w:val="en-US"/>
+        </w:rPr>
+        <w:t>id</w:t>
+      </w:r>
+      <w:r>
+        <w:t>_</w:t>
+      </w:r>
+      <w:r>
+        <w:t>водителя</w:t>
+      </w:r>
+      <w:r>
+        <w:t>}</w:t>
+      </w:r>
+      <w:r>
+        <w:t xml:space="preserve"> </w:t>
+      </w:r>
+      <w:r>
+        <w:t>→</w:t>
+      </w:r>
+      <w:r>
+        <w:t xml:space="preserve"> {</w:t>
+      </w:r>
+      <w:r>
+        <w:t>стаж</w:t>
+      </w:r>
+      <w:r>
+        <w:t>}</w:t>
+      </w:r>
+    </w:p>
+    <w:p>
+      <w:pPr>
+        <w:pStyle w:val="a7"/>
+        <w:tabs>
+          <w:tab w:val="decimal" w:pos="1134"/>
+        </w:tabs>
+        <w:ind w:left="0"/>
+      </w:pPr>
+      <w:r>
+        <w:t>{</w:t>
+      </w:r>
+      <w:r>
+        <w:rPr>
+          <w:lang w:val="en-US"/>
+        </w:rPr>
+        <w:t>id</w:t>
+      </w:r>
+      <w:r>
+        <w:t>_</w:t>
+      </w:r>
+      <w:r>
+        <w:t>пользователя</w:t>
+      </w:r>
+      <w:r>
+        <w:t>}</w:t>
+      </w:r>
+      <w:r>
+        <w:t xml:space="preserve"> </w:t>
+      </w:r>
+      <w:r>
+        <w:t>→</w:t>
+      </w:r>
+      <w:r>
+        <w:t xml:space="preserve"> </w:t>
+      </w:r>
+      <w:r>
+        <w:t>{</w:t>
+      </w:r>
+      <w:r>
+        <w:rPr>
+          <w:lang w:val="en-US"/>
+        </w:rPr>
+        <w:t>id</w:t>
+      </w:r>
+      <w:r>
+        <w:t>_</w:t>
+      </w:r>
+      <w:r>
+        <w:t>водителя</w:t>
+      </w:r>
+      <w:r>
+        <w:t>}</w:t>
+      </w:r>
+    </w:p>
+    <w:p>
+      <w:pPr>
+        <w:tabs>
+          <w:tab w:val="decimal" w:pos="1134"/>
+        </w:tabs>
+      </w:pPr>
+      <w:r>
+        <w:lastRenderedPageBreak/>
+        <w:t>О</w:t>
+      </w:r>
+      <w:r>
+        <w:t>тношение находится в НФБК</w:t>
+      </w:r>
+      <w:r>
+        <w:t>, так как удовлетворяет 1 НФ и все детерминанты в функциональных зависимостях являются ключами.</w:t>
+      </w:r>
+    </w:p>
+    <w:p>
+      <w:pPr>
+        <w:pStyle w:val="a7"/>
+        <w:numPr>
+          <w:ilvl w:val="0"/>
+          <w:numId w:val="18"/>
+        </w:numPr>
+        <w:tabs>
+          <w:tab w:val="decimal" w:pos="1134"/>
+        </w:tabs>
+        <w:ind w:left="0" w:firstLine="709"/>
+      </w:pPr>
+      <w:proofErr w:type="spellStart"/>
+      <w:r>
+        <w:t>Водители_Перевозки</w:t>
+      </w:r>
+      <w:proofErr w:type="spellEnd"/>
+      <w:r>
+        <w:t xml:space="preserve"> (</w:t>
+      </w:r>
+      <w:r>
+        <w:rPr>
+          <w:lang w:val="en-US"/>
+        </w:rPr>
+        <w:t>id</w:t>
+      </w:r>
+      <w:r>
+        <w:t>_</w:t>
+      </w:r>
+      <w:r>
+        <w:t xml:space="preserve">водителя, </w:t>
+      </w:r>
+      <w:r>
+        <w:rPr>
+          <w:lang w:val="en-US"/>
+        </w:rPr>
+        <w:t>id</w:t>
+      </w:r>
+      <w:r>
+        <w:t>_</w:t>
+      </w:r>
+      <w:r>
+        <w:t>перевозки, оплата, размер премии, причина премии):</w:t>
+      </w:r>
+    </w:p>
+    <w:p>
+      <w:pPr>
+        <w:pStyle w:val="a7"/>
+        <w:tabs>
+          <w:tab w:val="decimal" w:pos="1134"/>
+        </w:tabs>
+        <w:ind w:left="0"/>
+      </w:pPr>
+      <w:r>
+        <w:t xml:space="preserve">Ключи: </w:t>
+      </w:r>
+      <w:r>
+        <w:t>{</w:t>
+      </w:r>
+      <w:r>
+        <w:rPr>
+          <w:lang w:val="en-US"/>
+        </w:rPr>
+        <w:t>id</w:t>
+      </w:r>
+      <w:r>
+        <w:t>_</w:t>
+      </w:r>
+      <w:r>
+        <w:t xml:space="preserve">водителя, </w:t>
+      </w:r>
+      <w:r>
+        <w:rPr>
+          <w:lang w:val="en-US"/>
+        </w:rPr>
+        <w:t>id</w:t>
+      </w:r>
+      <w:r>
+        <w:t>_</w:t>
+      </w:r>
+      <w:r>
+        <w:t>перевозки</w:t>
+      </w:r>
+      <w:r>
+        <w:t>}</w:t>
+      </w:r>
+    </w:p>
+    <w:p>
+      <w:pPr>
+        <w:pStyle w:val="a7"/>
+        <w:tabs>
+          <w:tab w:val="decimal" w:pos="1134"/>
+        </w:tabs>
+        <w:ind w:left="0"/>
+      </w:pPr>
+      <w:r>
+        <w:t>Неприводимое множество функциональных зависимостей:</w:t>
+      </w:r>
+    </w:p>
+    <w:p>
+      <w:pPr>
+        <w:pStyle w:val="a7"/>
+        <w:tabs>
+          <w:tab w:val="decimal" w:pos="1134"/>
+        </w:tabs>
+        <w:ind w:left="0"/>
+      </w:pPr>
+      <w:r>
+        <w:t>{</w:t>
+      </w:r>
+      <w:r>
+        <w:rPr>
+          <w:lang w:val="en-US"/>
+        </w:rPr>
+        <w:t>id</w:t>
+      </w:r>
+      <w:r>
+        <w:t>_</w:t>
+      </w:r>
+      <w:r>
+        <w:t xml:space="preserve">водителя, </w:t>
+      </w:r>
+      <w:r>
+        <w:rPr>
+          <w:lang w:val="en-US"/>
+        </w:rPr>
+        <w:t>id</w:t>
+      </w:r>
+      <w:r>
+        <w:t>_</w:t>
+      </w:r>
+      <w:r>
+        <w:t>перевозки</w:t>
+      </w:r>
+      <w:r>
+        <w:t>}</w:t>
+      </w:r>
+      <w:r>
+        <w:t xml:space="preserve"> </w:t>
+      </w:r>
+      <w:r>
+        <w:t>→</w:t>
+      </w:r>
+      <w:r>
+        <w:t xml:space="preserve"> </w:t>
+      </w:r>
+      <w:r>
+        <w:t>{</w:t>
+      </w:r>
+      <w:r>
+        <w:t>оплата</w:t>
+      </w:r>
+      <w:r>
+        <w:t>}</w:t>
+      </w:r>
+    </w:p>
+    <w:p>
+      <w:pPr>
+        <w:pStyle w:val="a7"/>
+        <w:tabs>
+          <w:tab w:val="decimal" w:pos="1134"/>
+        </w:tabs>
+        <w:ind w:left="0"/>
+      </w:pPr>
+      <w:r>
+        <w:t>{</w:t>
+      </w:r>
+      <w:r>
+        <w:rPr>
+          <w:lang w:val="en-US"/>
+        </w:rPr>
+        <w:t>id</w:t>
+      </w:r>
+      <w:r>
+        <w:t>_</w:t>
+      </w:r>
+      <w:r>
+        <w:t>водителя</w:t>
+      </w:r>
+      <w:r>
+        <w:t xml:space="preserve">, </w:t>
+      </w:r>
+      <w:r>
+        <w:rPr>
+          <w:lang w:val="en-US"/>
+        </w:rPr>
+        <w:t>id</w:t>
+      </w:r>
+      <w:r>
+        <w:t>_</w:t>
+      </w:r>
+      <w:r>
+        <w:t>перевозки</w:t>
+      </w:r>
+      <w:r>
+        <w:t>} → {</w:t>
+      </w:r>
+      <w:r>
+        <w:t>размер премии</w:t>
+      </w:r>
+      <w:r>
+        <w:t>}</w:t>
+      </w:r>
+    </w:p>
+    <w:p>
+      <w:pPr>
+        <w:pStyle w:val="a7"/>
+        <w:tabs>
+          <w:tab w:val="decimal" w:pos="1134"/>
+        </w:tabs>
+        <w:ind w:left="0"/>
+      </w:pPr>
+      <w:r>
+        <w:t>{</w:t>
+      </w:r>
+      <w:r>
+        <w:rPr>
+          <w:lang w:val="en-US"/>
+        </w:rPr>
+        <w:t>id</w:t>
+      </w:r>
+      <w:r>
+        <w:t>_</w:t>
+      </w:r>
+      <w:r>
+        <w:t>водителя</w:t>
+      </w:r>
+      <w:r>
+        <w:t xml:space="preserve">, </w:t>
+      </w:r>
+      <w:r>
+        <w:rPr>
+          <w:lang w:val="en-US"/>
+        </w:rPr>
+        <w:t>id</w:t>
+      </w:r>
+      <w:r>
+        <w:t>_</w:t>
+      </w:r>
+      <w:r>
+        <w:t>перевозки</w:t>
+      </w:r>
+      <w:r>
+        <w:t>} → {</w:t>
+      </w:r>
+      <w:r>
+        <w:t>причина премии</w:t>
+      </w:r>
+      <w:r>
+        <w:t>}</w:t>
+      </w:r>
+    </w:p>
+    <w:p>
+      <w:pPr>
+        <w:tabs>
+          <w:tab w:val="decimal" w:pos="1134"/>
+        </w:tabs>
+      </w:pPr>
+      <w:r>
+        <w:t>О</w:t>
+      </w:r>
+      <w:r>
+        <w:t>тношение находится в НФБК</w:t>
+      </w:r>
+      <w:r>
+        <w:t>, так как удовлетворяет 1 НФ и все детерминанты в функциональных зависимостях являются ключами.</w:t>
+      </w:r>
+    </w:p>
+    <w:p>
+      <w:pPr>
+        <w:pStyle w:val="a7"/>
+        <w:numPr>
+          <w:ilvl w:val="0"/>
+          <w:numId w:val="18"/>
+        </w:numPr>
+        <w:tabs>
+          <w:tab w:val="decimal" w:pos="1134"/>
+        </w:tabs>
+        <w:ind w:left="0" w:firstLine="709"/>
+      </w:pPr>
+      <w:r>
+        <w:t>Перевозки (</w:t>
+      </w:r>
+      <w:proofErr w:type="spellStart"/>
+      <w:r>
+        <w:t>id_перевозки</w:t>
+      </w:r>
+      <w:proofErr w:type="spellEnd"/>
+      <w:r>
+        <w:t xml:space="preserve">, </w:t>
+      </w:r>
+      <w:r>
+        <w:rPr>
+          <w:lang w:val="en-US"/>
+        </w:rPr>
+        <w:t>id</w:t>
+      </w:r>
+      <w:r>
+        <w:t>_</w:t>
+      </w:r>
+      <w:r>
+        <w:t xml:space="preserve">маршрута, </w:t>
+      </w:r>
+      <w:proofErr w:type="spellStart"/>
+      <w:r>
+        <w:t>дата_отправления</w:t>
+      </w:r>
+      <w:proofErr w:type="spellEnd"/>
+      <w:r>
+        <w:t xml:space="preserve">, </w:t>
+      </w:r>
+      <w:proofErr w:type="spellStart"/>
+      <w:r>
+        <w:t>дата_прибытия</w:t>
+      </w:r>
+      <w:proofErr w:type="spellEnd"/>
+      <w:r>
+        <w:t>)</w:t>
+      </w:r>
+    </w:p>
+    <w:p>
+      <w:pPr>
+        <w:pStyle w:val="a7"/>
+        <w:tabs>
+          <w:tab w:val="decimal" w:pos="1134"/>
+        </w:tabs>
+        <w:ind w:left="0"/>
+      </w:pPr>
+      <w:r>
+        <w:t xml:space="preserve">Ключи: </w:t>
+      </w:r>
+      <w:r>
+        <w:t>{</w:t>
+      </w:r>
+      <w:r>
+        <w:rPr>
+          <w:lang w:val="en-US"/>
+        </w:rPr>
+        <w:t>id</w:t>
+      </w:r>
+      <w:r>
+        <w:t>_</w:t>
+      </w:r>
+      <w:r>
+        <w:t>перевозки</w:t>
+      </w:r>
+      <w:r>
+        <w:t>}</w:t>
+      </w:r>
+    </w:p>
+    <w:p>
+      <w:pPr>
+        <w:pStyle w:val="a7"/>
+        <w:tabs>
+          <w:tab w:val="decimal" w:pos="1134"/>
+        </w:tabs>
+        <w:ind w:left="0"/>
+      </w:pPr>
+      <w:r>
+        <w:t>Неприводимое множество функциональных зависимостей:</w:t>
+      </w:r>
+    </w:p>
+    <w:p>
+      <w:pPr>
+        <w:pStyle w:val="a7"/>
+        <w:tabs>
+          <w:tab w:val="decimal" w:pos="1134"/>
+        </w:tabs>
+        <w:ind w:left="0"/>
+      </w:pPr>
+      <w:r>
+        <w:t>{</w:t>
+      </w:r>
+      <w:r>
+        <w:rPr>
+          <w:lang w:val="en-US"/>
+        </w:rPr>
+        <w:t>id</w:t>
+      </w:r>
+      <w:r>
+        <w:t>_</w:t>
+      </w:r>
+      <w:r>
+        <w:t>перевозки</w:t>
+      </w:r>
+      <w:r>
+        <w:t xml:space="preserve">} </w:t>
+      </w:r>
+      <w:r>
+        <w:t>→</w:t>
+      </w:r>
+      <w:r>
+        <w:t xml:space="preserve"> {</w:t>
+      </w:r>
+      <w:proofErr w:type="spellStart"/>
+      <w:r>
+        <w:t>дата_отправления</w:t>
+      </w:r>
+      <w:proofErr w:type="spellEnd"/>
+      <w:r>
+        <w:t>}</w:t>
+      </w:r>
+    </w:p>
+    <w:p>
+      <w:pPr>
+        <w:pStyle w:val="a7"/>
+        <w:tabs>
+          <w:tab w:val="decimal" w:pos="1134"/>
+        </w:tabs>
+        <w:ind w:left="0"/>
+      </w:pPr>
+      <w:r>
+        <w:t>{</w:t>
+      </w:r>
+      <w:r>
+        <w:rPr>
+          <w:lang w:val="en-US"/>
+        </w:rPr>
+        <w:t>id</w:t>
+      </w:r>
+      <w:r>
+        <w:t>_</w:t>
+      </w:r>
+      <w:r>
+        <w:t>перевозки</w:t>
+      </w:r>
+      <w:r>
+        <w:t>}</w:t>
+      </w:r>
+      <w:r>
+        <w:t xml:space="preserve"> →</w:t>
+      </w:r>
+      <w:r>
+        <w:t xml:space="preserve"> {</w:t>
+      </w:r>
+      <w:proofErr w:type="spellStart"/>
+      <w:r>
+        <w:t>дата_прибытия</w:t>
+      </w:r>
+      <w:proofErr w:type="spellEnd"/>
+      <w:r>
+        <w:t>}</w:t>
+      </w:r>
+    </w:p>
+    <w:p>
+      <w:pPr>
+        <w:tabs>
+          <w:tab w:val="decimal" w:pos="1134"/>
+        </w:tabs>
+      </w:pPr>
+      <w:r>
+        <w:t>О</w:t>
+      </w:r>
+      <w:r>
+        <w:t>тношение находится в НФБК</w:t>
+      </w:r>
+      <w:r>
+        <w:t>, так как удовлетворяет 1 НФ и все детерминанты в функциональных зависимостях являются ключами.</w:t>
+      </w:r>
+    </w:p>
+    <w:p>
+      <w:pPr>
+        <w:pStyle w:val="a7"/>
+        <w:numPr>
+          <w:ilvl w:val="0"/>
+          <w:numId w:val="18"/>
+        </w:numPr>
+        <w:tabs>
+          <w:tab w:val="decimal" w:pos="1134"/>
+        </w:tabs>
+        <w:ind w:left="0" w:firstLine="709"/>
+      </w:pPr>
+      <w:r>
+        <w:t xml:space="preserve">Маршруты </w:t>
+      </w:r>
+      <w:r>
+        <w:t>(</w:t>
+      </w:r>
+      <w:proofErr w:type="spellStart"/>
+      <w:r>
+        <w:t>id_маршрута</w:t>
+      </w:r>
+      <w:proofErr w:type="spellEnd"/>
+      <w:r>
+        <w:t xml:space="preserve">, </w:t>
+      </w:r>
+      <w:proofErr w:type="spellStart"/>
+      <w:r>
+        <w:t>название_маршрута</w:t>
+      </w:r>
+      <w:proofErr w:type="spellEnd"/>
+      <w:r>
+        <w:t xml:space="preserve">, расстояние, </w:t>
+      </w:r>
+      <w:proofErr w:type="spellStart"/>
+      <w:r>
+        <w:t>базовая_оплата</w:t>
+      </w:r>
+      <w:proofErr w:type="spellEnd"/>
+      <w:r>
+        <w:t>)</w:t>
+      </w:r>
+    </w:p>
+    <w:p>
+      <w:pPr>
+        <w:pStyle w:val="a7"/>
+        <w:tabs>
+          <w:tab w:val="decimal" w:pos="1134"/>
+        </w:tabs>
+        <w:ind w:left="0"/>
+      </w:pPr>
+      <w:r>
+        <w:t xml:space="preserve">Ключи: </w:t>
+      </w:r>
+      <w:r>
+        <w:t>{</w:t>
+      </w:r>
+      <w:r>
+        <w:rPr>
+          <w:lang w:val="en-US"/>
+        </w:rPr>
+        <w:t>id</w:t>
+      </w:r>
+      <w:r>
+        <w:t>_</w:t>
+      </w:r>
+      <w:r>
+        <w:t>маршрута</w:t>
+      </w:r>
+      <w:r>
+        <w:t>}, {</w:t>
+      </w:r>
+      <w:proofErr w:type="spellStart"/>
+      <w:r>
+        <w:t>название_маршрута</w:t>
+      </w:r>
+      <w:proofErr w:type="spellEnd"/>
+      <w:r>
+        <w:t>}</w:t>
+      </w:r>
+    </w:p>
+    <w:p>
+      <w:pPr>
+        <w:pStyle w:val="a7"/>
+        <w:tabs>
+          <w:tab w:val="decimal" w:pos="1134"/>
+        </w:tabs>
+        <w:ind w:left="0"/>
+      </w:pPr>
+      <w:r>
+        <w:t>Неприводимое множество функциональных зависимостей:</w:t>
+      </w:r>
+    </w:p>
+    <w:p>
+      <w:pPr>
+        <w:pStyle w:val="a7"/>
+        <w:tabs>
+          <w:tab w:val="decimal" w:pos="1134"/>
+        </w:tabs>
+        <w:ind w:left="0"/>
+      </w:pPr>
+      <w:r>
+        <w:t>{</w:t>
+      </w:r>
+      <w:r>
+        <w:rPr>
+          <w:lang w:val="en-US"/>
+        </w:rPr>
+        <w:t>id</w:t>
+      </w:r>
+      <w:r>
+        <w:t>_</w:t>
+      </w:r>
+      <w:r>
+        <w:t>маршрута</w:t>
+      </w:r>
+      <w:r>
+        <w:t>}</w:t>
+      </w:r>
+      <w:r>
+        <w:t xml:space="preserve"> </w:t>
+      </w:r>
+      <w:r>
+        <w:t>→</w:t>
+      </w:r>
+      <w:r>
+        <w:t xml:space="preserve"> </w:t>
+      </w:r>
+      <w:r>
+        <w:t>{</w:t>
+      </w:r>
+      <w:proofErr w:type="spellStart"/>
+      <w:r>
+        <w:rPr>
+          <w:u w:val="single"/>
+        </w:rPr>
+        <w:t>название_маршрута</w:t>
+      </w:r>
+      <w:proofErr w:type="spellEnd"/>
+      <w:r>
+        <w:t>}</w:t>
+      </w:r>
+    </w:p>
+    <w:p>
+      <w:pPr>
+        <w:pStyle w:val="a7"/>
+        <w:tabs>
+          <w:tab w:val="decimal" w:pos="1134"/>
+        </w:tabs>
+        <w:ind w:left="0"/>
+      </w:pPr>
+      <w:r>
+        <w:t>{</w:t>
+      </w:r>
+      <w:proofErr w:type="spellStart"/>
+      <w:r>
+        <w:rPr>
+          <w:u w:val="single"/>
+        </w:rPr>
+        <w:t>название_маршрута</w:t>
+      </w:r>
+      <w:proofErr w:type="spellEnd"/>
+      <w:r>
+        <w:t>}</w:t>
+      </w:r>
+      <w:r>
+        <w:t xml:space="preserve"> </w:t>
+      </w:r>
+      <w:r>
+        <w:t>→</w:t>
+      </w:r>
+      <w:r>
+        <w:t xml:space="preserve"> </w:t>
+      </w:r>
+      <w:r>
+        <w:t>{</w:t>
+      </w:r>
+      <w:r>
+        <w:rPr>
+          <w:lang w:val="en-US"/>
+        </w:rPr>
+        <w:t>id</w:t>
+      </w:r>
+      <w:r>
+        <w:t>_</w:t>
+      </w:r>
+      <w:r>
+        <w:t>маршрута</w:t>
+      </w:r>
+      <w:r>
+        <w:t>}</w:t>
+      </w:r>
+    </w:p>
+    <w:p>
+      <w:pPr>
+        <w:pStyle w:val="a7"/>
+        <w:tabs>
+          <w:tab w:val="decimal" w:pos="1134"/>
+        </w:tabs>
+        <w:ind w:left="0"/>
+      </w:pPr>
+      <w:r>
+        <w:t>{</w:t>
+      </w:r>
+      <w:proofErr w:type="spellStart"/>
+      <w:r>
+        <w:rPr>
+          <w:u w:val="single"/>
+        </w:rPr>
+        <w:t>название_маршрута</w:t>
+      </w:r>
+      <w:proofErr w:type="spellEnd"/>
+      <w:r>
+        <w:t>}</w:t>
+      </w:r>
+      <w:r>
+        <w:t xml:space="preserve"> </w:t>
+      </w:r>
+      <w:r>
+        <w:t>→</w:t>
+      </w:r>
+      <w:r>
+        <w:t xml:space="preserve"> </w:t>
+      </w:r>
+      <w:r>
+        <w:t>{</w:t>
+      </w:r>
+      <w:r>
+        <w:t>расстояние</w:t>
+      </w:r>
+      <w:r>
+        <w:t>}</w:t>
+      </w:r>
+    </w:p>
+    <w:p>
+      <w:pPr>
+        <w:pStyle w:val="a7"/>
+        <w:tabs>
+          <w:tab w:val="decimal" w:pos="1134"/>
+        </w:tabs>
+        <w:ind w:left="0"/>
+      </w:pPr>
+      <w:r>
+        <w:t>{</w:t>
+      </w:r>
+      <w:proofErr w:type="spellStart"/>
+      <w:r>
+        <w:rPr>
+          <w:u w:val="single"/>
+        </w:rPr>
+        <w:t>название_маршрута</w:t>
+      </w:r>
+      <w:proofErr w:type="spellEnd"/>
+      <w:r>
+        <w:t>}</w:t>
+      </w:r>
+      <w:r>
+        <w:t xml:space="preserve"> </w:t>
+      </w:r>
+      <w:r>
+        <w:t>→</w:t>
+      </w:r>
+      <w:r>
+        <w:t xml:space="preserve"> </w:t>
+      </w:r>
+      <w:r>
+        <w:t>{</w:t>
+      </w:r>
+      <w:proofErr w:type="spellStart"/>
+      <w:r>
+        <w:t>базовая_оплата</w:t>
+      </w:r>
+      <w:proofErr w:type="spellEnd"/>
+      <w:r>
+        <w:t>}</w:t>
+      </w:r>
+    </w:p>
+    <w:p>
+      <w:pPr>
+        <w:tabs>
+          <w:tab w:val="decimal" w:pos="1134"/>
+        </w:tabs>
+      </w:pPr>
+      <w:r>
+        <w:t>О</w:t>
+      </w:r>
+      <w:r>
+        <w:t>тношение находится в НФБК</w:t>
+      </w:r>
+      <w:r>
+        <w:t>, так как удовлетворяет 1 НФ и все детерминанты в функциональных зависимостях являются ключами.</w:t>
+      </w:r>
+    </w:p>
+    <w:p>
+      <w:pPr>
+        <w:pStyle w:val="2"/>
+      </w:pPr>
+      <w:r>
+        <w:lastRenderedPageBreak/>
+        <w:t>2.3 Физическая модель</w:t>
+      </w:r>
+    </w:p>
+    <w:p>
+      <w:pPr>
+        <w:rPr>
+          <w:szCs w:val="32"/>
+        </w:rPr>
+      </w:pPr>
+      <w:r>
+        <w:rPr>
+          <w:szCs w:val="32"/>
+        </w:rPr>
+        <w:t xml:space="preserve">Физическая модель базы данных описывает структуру таблиц, типы данных, ограничения целостности, индексы, представления и триггеры, реализованные в СУБД </w:t>
+      </w:r>
+      <w:proofErr w:type="spellStart"/>
+      <w:r>
+        <w:rPr>
+          <w:szCs w:val="32"/>
+        </w:rPr>
+        <w:t>PostgreSQL</w:t>
+      </w:r>
+      <w:proofErr w:type="spellEnd"/>
+      <w:r>
+        <w:rPr>
+          <w:szCs w:val="32"/>
+        </w:rPr>
+        <w:t>.</w:t>
+      </w:r>
+    </w:p>
+    <w:p>
+      <w:pPr>
+        <w:rPr>
+          <w:szCs w:val="32"/>
+        </w:rPr>
+      </w:pPr>
+      <w:r>
+        <w:rPr>
+          <w:szCs w:val="32"/>
+        </w:rPr>
+        <w:t>В базе данных созданы следующие таблиц</w:t>
+      </w:r>
+      <w:r>
+        <w:rPr>
+          <w:szCs w:val="32"/>
+        </w:rPr>
+        <w:t>ы</w:t>
+      </w:r>
+      <w:r>
+        <w:rPr>
+          <w:szCs w:val="32"/>
+        </w:rPr>
+        <w:t>:</w:t>
+      </w:r>
+    </w:p>
+    <w:p>
+      <w:pPr>
+        <w:rPr>
+          <w:szCs w:val="32"/>
+        </w:rPr>
+      </w:pPr>
+      <w:r>
+        <w:rPr>
+          <w:szCs w:val="32"/>
+        </w:rPr>
+        <w:t>1. Таблица «Роли» (</w:t>
+      </w:r>
+      <w:proofErr w:type="spellStart"/>
+      <w:r>
+        <w:rPr>
+          <w:szCs w:val="32"/>
+        </w:rPr>
+        <w:t>Roles</w:t>
+      </w:r>
+      <w:proofErr w:type="spellEnd"/>
+      <w:r>
+        <w:rPr>
+          <w:szCs w:val="32"/>
+        </w:rPr>
+        <w:t xml:space="preserve">) – содержит список ролей пользователей в системе (наименование роли хранится в поле </w:t>
+      </w:r>
+      <w:proofErr w:type="spellStart"/>
+      <w:r>
+        <w:rPr>
+          <w:szCs w:val="32"/>
+        </w:rPr>
+        <w:t>role_name</w:t>
+      </w:r>
+      <w:proofErr w:type="spellEnd"/>
+      <w:r>
+        <w:rPr>
+          <w:szCs w:val="32"/>
+        </w:rPr>
+        <w:t xml:space="preserve">, первичный ключ </w:t>
+      </w:r>
+      <w:proofErr w:type="spellStart"/>
+      <w:r>
+        <w:rPr>
+          <w:szCs w:val="32"/>
+        </w:rPr>
+        <w:t>id_role</w:t>
+      </w:r>
+      <w:proofErr w:type="spellEnd"/>
+      <w:r>
+        <w:rPr>
+          <w:szCs w:val="32"/>
+        </w:rPr>
+        <w:t>).</w:t>
+      </w:r>
+    </w:p>
+    <w:p>
+      <w:pPr>
+        <w:rPr>
+          <w:szCs w:val="32"/>
+        </w:rPr>
+      </w:pPr>
+      <w:r>
+        <w:rPr>
+          <w:szCs w:val="32"/>
+        </w:rPr>
+        <w:t>2. Таблица «Пользователи» (</w:t>
+      </w:r>
+      <w:proofErr w:type="spellStart"/>
+      <w:r>
+        <w:rPr>
+          <w:szCs w:val="32"/>
+        </w:rPr>
+        <w:t>Users</w:t>
+      </w:r>
+      <w:proofErr w:type="spellEnd"/>
+      <w:r>
+        <w:rPr>
+          <w:szCs w:val="32"/>
+        </w:rPr>
+        <w:t>) – хранит учетные данные участников системы для авторизации (</w:t>
+      </w:r>
+      <w:proofErr w:type="spellStart"/>
+      <w:r>
+        <w:rPr>
+          <w:szCs w:val="32"/>
+        </w:rPr>
+        <w:t>login</w:t>
+      </w:r>
+      <w:proofErr w:type="spellEnd"/>
+      <w:r>
+        <w:rPr>
+          <w:szCs w:val="32"/>
+        </w:rPr>
+        <w:t xml:space="preserve">, </w:t>
+      </w:r>
+      <w:proofErr w:type="spellStart"/>
+      <w:r>
+        <w:rPr>
+          <w:szCs w:val="32"/>
+        </w:rPr>
+        <w:t>password</w:t>
+      </w:r>
+      <w:proofErr w:type="spellEnd"/>
+      <w:r>
+        <w:rPr>
+          <w:szCs w:val="32"/>
+        </w:rPr>
+        <w:t xml:space="preserve">, первичный ключ </w:t>
+      </w:r>
+      <w:proofErr w:type="spellStart"/>
+      <w:r>
+        <w:rPr>
+          <w:szCs w:val="32"/>
+        </w:rPr>
+        <w:t>id_user</w:t>
+      </w:r>
+      <w:proofErr w:type="spellEnd"/>
+      <w:r>
+        <w:rPr>
+          <w:szCs w:val="32"/>
+        </w:rPr>
+        <w:t>).</w:t>
+      </w:r>
+    </w:p>
+    <w:p>
+      <w:pPr>
+        <w:rPr>
+          <w:szCs w:val="32"/>
+        </w:rPr>
+      </w:pPr>
+      <w:r>
+        <w:rPr>
+          <w:szCs w:val="32"/>
+        </w:rPr>
+        <w:t>3. Таблица «</w:t>
+      </w:r>
+      <w:proofErr w:type="spellStart"/>
+      <w:r>
+        <w:rPr>
+          <w:szCs w:val="32"/>
+        </w:rPr>
+        <w:t>Роли_Пользователи</w:t>
+      </w:r>
+      <w:proofErr w:type="spellEnd"/>
+      <w:r>
+        <w:rPr>
+          <w:szCs w:val="32"/>
+        </w:rPr>
+        <w:t>» (</w:t>
+      </w:r>
+      <w:proofErr w:type="spellStart"/>
+      <w:r>
+        <w:rPr>
+          <w:szCs w:val="32"/>
+        </w:rPr>
+        <w:t>User_Roles</w:t>
+      </w:r>
+      <w:proofErr w:type="spellEnd"/>
+      <w:r>
+        <w:rPr>
+          <w:szCs w:val="32"/>
+        </w:rPr>
+        <w:t xml:space="preserve">) – связующая таблица для связи пользователей с их ролями (внешние ключи </w:t>
+      </w:r>
+      <w:proofErr w:type="spellStart"/>
+      <w:r>
+        <w:rPr>
+          <w:szCs w:val="32"/>
+        </w:rPr>
+        <w:t>id_user</w:t>
+      </w:r>
+      <w:proofErr w:type="spellEnd"/>
+      <w:r>
+        <w:rPr>
+          <w:szCs w:val="32"/>
+        </w:rPr>
+        <w:t xml:space="preserve">, </w:t>
+      </w:r>
+      <w:proofErr w:type="spellStart"/>
+      <w:r>
+        <w:rPr>
+          <w:szCs w:val="32"/>
+        </w:rPr>
+        <w:t>id_role</w:t>
+      </w:r>
+      <w:proofErr w:type="spellEnd"/>
+      <w:r>
+        <w:rPr>
+          <w:szCs w:val="32"/>
+        </w:rPr>
+        <w:t>).</w:t>
+      </w:r>
+    </w:p>
+    <w:p>
+      <w:pPr>
+        <w:rPr>
+          <w:szCs w:val="32"/>
+        </w:rPr>
+      </w:pPr>
+      <w:r>
+        <w:rPr>
+          <w:szCs w:val="32"/>
+        </w:rPr>
+        <w:t>4. Таблица «Водители» (</w:t>
+      </w:r>
+      <w:proofErr w:type="spellStart"/>
+      <w:r>
+        <w:rPr>
+          <w:szCs w:val="32"/>
+        </w:rPr>
+        <w:t>Drivers</w:t>
+      </w:r>
+      <w:proofErr w:type="spellEnd"/>
+      <w:r>
+        <w:rPr>
+          <w:szCs w:val="32"/>
+        </w:rPr>
+        <w:t>) – содержит персональные данные водителей (</w:t>
+      </w:r>
+      <w:proofErr w:type="spellStart"/>
+      <w:r>
+        <w:rPr>
+          <w:szCs w:val="32"/>
+        </w:rPr>
+        <w:t>last_name</w:t>
+      </w:r>
+      <w:proofErr w:type="spellEnd"/>
+      <w:r>
+        <w:rPr>
+          <w:szCs w:val="32"/>
+        </w:rPr>
+        <w:t xml:space="preserve">, </w:t>
+      </w:r>
+      <w:proofErr w:type="spellStart"/>
+      <w:r>
+        <w:rPr>
+          <w:szCs w:val="32"/>
+        </w:rPr>
+        <w:t>first_name</w:t>
+      </w:r>
+      <w:proofErr w:type="spellEnd"/>
+      <w:r>
+        <w:rPr>
+          <w:szCs w:val="32"/>
+        </w:rPr>
+        <w:t xml:space="preserve">, </w:t>
+      </w:r>
+      <w:proofErr w:type="spellStart"/>
+      <w:r>
+        <w:rPr>
+          <w:szCs w:val="32"/>
+        </w:rPr>
+        <w:t>middle_name</w:t>
+      </w:r>
+      <w:proofErr w:type="spellEnd"/>
+      <w:r>
+        <w:rPr>
+          <w:szCs w:val="32"/>
+        </w:rPr>
+        <w:t>) и их стаж (</w:t>
+      </w:r>
+      <w:proofErr w:type="spellStart"/>
+      <w:r>
+        <w:rPr>
+          <w:szCs w:val="32"/>
+        </w:rPr>
+        <w:t>experience</w:t>
+      </w:r>
+      <w:proofErr w:type="spellEnd"/>
+      <w:r>
+        <w:rPr>
+          <w:szCs w:val="32"/>
+        </w:rPr>
+        <w:t xml:space="preserve">). Первичный ключ </w:t>
+      </w:r>
+      <w:proofErr w:type="spellStart"/>
+      <w:r>
+        <w:rPr>
+          <w:szCs w:val="32"/>
+        </w:rPr>
+        <w:t>id_driver</w:t>
+      </w:r>
+      <w:proofErr w:type="spellEnd"/>
+      <w:r>
+        <w:rPr>
+          <w:szCs w:val="32"/>
+        </w:rPr>
+        <w:t>.</w:t>
+      </w:r>
+    </w:p>
+    <w:p>
+      <w:pPr>
+        <w:rPr>
+          <w:szCs w:val="32"/>
+        </w:rPr>
+      </w:pPr>
+      <w:r>
+        <w:rPr>
+          <w:szCs w:val="32"/>
+        </w:rPr>
+        <w:t>5. Таблица «Маршруты» (</w:t>
+      </w:r>
+      <w:proofErr w:type="spellStart"/>
+      <w:r>
+        <w:rPr>
+          <w:szCs w:val="32"/>
+        </w:rPr>
+        <w:t>Routes</w:t>
+      </w:r>
+      <w:proofErr w:type="spellEnd"/>
+      <w:r>
+        <w:rPr>
+          <w:szCs w:val="32"/>
+        </w:rPr>
+        <w:t>) – справочник маршрутов с указанием названия (</w:t>
+      </w:r>
+      <w:proofErr w:type="spellStart"/>
+      <w:r>
+        <w:rPr>
+          <w:szCs w:val="32"/>
+        </w:rPr>
+        <w:t>route_name</w:t>
+      </w:r>
+      <w:proofErr w:type="spellEnd"/>
+      <w:r>
+        <w:rPr>
+          <w:szCs w:val="32"/>
+        </w:rPr>
+        <w:t>), расстояния в километрах (</w:t>
+      </w:r>
+      <w:proofErr w:type="spellStart"/>
+      <w:r>
+        <w:rPr>
+          <w:szCs w:val="32"/>
+        </w:rPr>
+        <w:t>distance</w:t>
+      </w:r>
+      <w:proofErr w:type="spellEnd"/>
+      <w:r>
+        <w:rPr>
+          <w:szCs w:val="32"/>
+        </w:rPr>
+        <w:t>) и базовой ставки оплаты (</w:t>
+      </w:r>
+      <w:proofErr w:type="spellStart"/>
+      <w:r>
+        <w:rPr>
+          <w:szCs w:val="32"/>
+        </w:rPr>
+        <w:t>base_payment</w:t>
+      </w:r>
+      <w:proofErr w:type="spellEnd"/>
+      <w:r>
+        <w:rPr>
+          <w:szCs w:val="32"/>
+        </w:rPr>
+        <w:t xml:space="preserve">). Первичный ключ </w:t>
+      </w:r>
+      <w:proofErr w:type="spellStart"/>
+      <w:r>
+        <w:rPr>
+          <w:szCs w:val="32"/>
+        </w:rPr>
+        <w:t>id_route</w:t>
+      </w:r>
+      <w:proofErr w:type="spellEnd"/>
+      <w:r>
+        <w:rPr>
+          <w:szCs w:val="32"/>
+        </w:rPr>
+        <w:t>.</w:t>
+      </w:r>
+    </w:p>
+    <w:p>
+      <w:pPr>
+        <w:rPr>
+          <w:szCs w:val="32"/>
+        </w:rPr>
+      </w:pPr>
+      <w:r>
+        <w:rPr>
+          <w:szCs w:val="32"/>
+        </w:rPr>
+        <w:t>6. Таблица «Перевозки» (</w:t>
+      </w:r>
+      <w:proofErr w:type="spellStart"/>
+      <w:r>
+        <w:rPr>
+          <w:szCs w:val="32"/>
+        </w:rPr>
+        <w:t>Transportations</w:t>
+      </w:r>
+      <w:proofErr w:type="spellEnd"/>
+      <w:r>
+        <w:rPr>
+          <w:szCs w:val="32"/>
+        </w:rPr>
+        <w:t>) – содержит данные о рейсах компании: выбранный маршрут (</w:t>
+      </w:r>
+      <w:proofErr w:type="spellStart"/>
+      <w:r>
+        <w:rPr>
+          <w:szCs w:val="32"/>
+        </w:rPr>
+        <w:t>id_route</w:t>
+      </w:r>
+      <w:proofErr w:type="spellEnd"/>
+      <w:r>
+        <w:rPr>
+          <w:szCs w:val="32"/>
+        </w:rPr>
+        <w:t>), дата отправления (</w:t>
+      </w:r>
+      <w:proofErr w:type="spellStart"/>
+      <w:r>
+        <w:rPr>
+          <w:szCs w:val="32"/>
+        </w:rPr>
+        <w:t>departure_date</w:t>
+      </w:r>
+      <w:proofErr w:type="spellEnd"/>
+      <w:r>
+        <w:rPr>
+          <w:szCs w:val="32"/>
+        </w:rPr>
+        <w:t>) и дата прибытия (</w:t>
+      </w:r>
+      <w:proofErr w:type="spellStart"/>
+      <w:r>
+        <w:rPr>
+          <w:szCs w:val="32"/>
+        </w:rPr>
+        <w:t>arrival_date</w:t>
+      </w:r>
+      <w:proofErr w:type="spellEnd"/>
+      <w:r>
+        <w:rPr>
+          <w:szCs w:val="32"/>
+        </w:rPr>
+        <w:t xml:space="preserve">). Первичный ключ </w:t>
+      </w:r>
+      <w:proofErr w:type="spellStart"/>
+      <w:r>
+        <w:rPr>
+          <w:szCs w:val="32"/>
+        </w:rPr>
+        <w:t>id_transportation</w:t>
+      </w:r>
+      <w:proofErr w:type="spellEnd"/>
+      <w:r>
+        <w:rPr>
+          <w:szCs w:val="32"/>
+        </w:rPr>
+        <w:t>.</w:t>
+      </w:r>
+    </w:p>
+    <w:p>
+      <w:pPr>
+        <w:rPr>
+          <w:szCs w:val="32"/>
+        </w:rPr>
+      </w:pPr>
+      <w:r>
+        <w:rPr>
+          <w:szCs w:val="32"/>
+        </w:rPr>
+        <w:t>7. Таблица «</w:t>
+      </w:r>
+      <w:proofErr w:type="spellStart"/>
+      <w:r>
+        <w:rPr>
+          <w:szCs w:val="32"/>
+        </w:rPr>
+        <w:t>Водители_Перевозки</w:t>
+      </w:r>
+      <w:proofErr w:type="spellEnd"/>
+      <w:r>
+        <w:rPr>
+          <w:szCs w:val="32"/>
+        </w:rPr>
+        <w:t>» (</w:t>
+      </w:r>
+      <w:proofErr w:type="spellStart"/>
+      <w:r>
+        <w:rPr>
+          <w:szCs w:val="32"/>
+        </w:rPr>
+        <w:t>Driver_Transportations</w:t>
+      </w:r>
+      <w:proofErr w:type="spellEnd"/>
+      <w:r>
+        <w:rPr>
+          <w:szCs w:val="32"/>
+        </w:rPr>
+        <w:t>) – связующая таблица между водителями и перевозками, фиксирующая фактическую оплату труда водителей за рейс (</w:t>
+      </w:r>
+      <w:proofErr w:type="spellStart"/>
+      <w:r>
+        <w:rPr>
+          <w:szCs w:val="32"/>
+        </w:rPr>
+        <w:t>payment</w:t>
+      </w:r>
+      <w:proofErr w:type="spellEnd"/>
+      <w:r>
+        <w:rPr>
+          <w:szCs w:val="32"/>
+        </w:rPr>
+        <w:t>) и начисленные премии (</w:t>
+      </w:r>
+      <w:proofErr w:type="spellStart"/>
+      <w:r>
+        <w:rPr>
+          <w:szCs w:val="32"/>
+        </w:rPr>
+        <w:t>bonus_amount</w:t>
+      </w:r>
+      <w:proofErr w:type="spellEnd"/>
+      <w:r>
+        <w:rPr>
+          <w:szCs w:val="32"/>
+        </w:rPr>
+        <w:t xml:space="preserve">, </w:t>
+      </w:r>
+      <w:proofErr w:type="spellStart"/>
+      <w:r>
+        <w:rPr>
+          <w:szCs w:val="32"/>
+        </w:rPr>
+        <w:t>bonus_reason</w:t>
+      </w:r>
+      <w:proofErr w:type="spellEnd"/>
+      <w:r>
+        <w:rPr>
+          <w:szCs w:val="32"/>
+        </w:rPr>
+        <w:t>). Первичный ключ состоит из (</w:t>
+      </w:r>
+      <w:proofErr w:type="spellStart"/>
+      <w:r>
+        <w:rPr>
+          <w:szCs w:val="32"/>
+        </w:rPr>
+        <w:t>id_driver</w:t>
+      </w:r>
+      <w:proofErr w:type="spellEnd"/>
+      <w:r>
+        <w:rPr>
+          <w:szCs w:val="32"/>
+        </w:rPr>
+        <w:t xml:space="preserve">, </w:t>
+      </w:r>
+      <w:proofErr w:type="spellStart"/>
+      <w:r>
+        <w:rPr>
+          <w:szCs w:val="32"/>
+        </w:rPr>
+        <w:t>id_transportation</w:t>
+      </w:r>
+      <w:proofErr w:type="spellEnd"/>
+      <w:r>
+        <w:rPr>
+          <w:szCs w:val="32"/>
+        </w:rPr>
+        <w:t>).</w:t>
+      </w:r>
+    </w:p>
+    <w:p>
+      <w:pPr>
+        <w:pStyle w:val="2"/>
+      </w:pPr>
+      <w:r>
+        <w:t>2.4 Структура кода</w:t>
+      </w:r>
+    </w:p>
+    <w:p>
+      <w:pPr>
+        <w:rPr>
+          <w:b/>
+          <w:szCs w:val="32"/>
+        </w:rPr>
+      </w:pPr>
+      <w:r>
+        <w:rPr>
+          <w:b/>
+          <w:szCs w:val="32"/>
+        </w:rPr>
+        <w:t>UML-диаграмма классов с пояснениями</w:t>
+      </w:r>
+    </w:p>
+    <w:p>
+      <w:pPr>
+        <w:rPr>
+          <w:szCs w:val="32"/>
+        </w:rPr>
+      </w:pPr>
+      <w:r>
+        <w:rPr>
+          <w:szCs w:val="32"/>
+        </w:rPr>
+        <w:t>Структура кода приложения базируется на архитектурном шаблоне MVC (Model-View-</w:t>
+      </w:r>
+      <w:proofErr w:type="spellStart"/>
+      <w:r>
+        <w:rPr>
+          <w:szCs w:val="32"/>
+        </w:rPr>
+        <w:t>Controller</w:t>
+      </w:r>
+      <w:proofErr w:type="spellEnd"/>
+      <w:r>
+        <w:rPr>
+          <w:szCs w:val="32"/>
+        </w:rPr>
+        <w:t xml:space="preserve">) и объектно-реляционном отображении (ORM). На </w:t>
+      </w:r>
+      <w:r>
+        <w:rPr>
+          <w:szCs w:val="32"/>
+        </w:rPr>
+        <w:lastRenderedPageBreak/>
+        <w:t>уровне базы данных структура кода представлена набором DDL и DML файлов, представлений (</w:t>
+      </w:r>
+      <w:proofErr w:type="spellStart"/>
+      <w:r>
+        <w:rPr>
+          <w:szCs w:val="32"/>
+        </w:rPr>
+        <w:t>Views</w:t>
+      </w:r>
+      <w:proofErr w:type="spellEnd"/>
+      <w:r>
+        <w:rPr>
+          <w:szCs w:val="32"/>
+        </w:rPr>
+        <w:t>), триггерных функций и триггеров.</w:t>
+      </w:r>
+    </w:p>
+    <w:p>
+      <w:pPr>
+        <w:rPr>
+          <w:szCs w:val="32"/>
+        </w:rPr>
+      </w:pPr>
+      <w:r>
+        <w:rPr>
+          <w:szCs w:val="32"/>
+        </w:rPr>
+        <w:t>В части Model (Модель) приложения будут спроектированы C++ классы-сущности, соответствующие таблицам базы данных:</w:t>
+      </w:r>
+    </w:p>
+    <w:p>
+      <w:pPr>
+        <w:rPr>
+          <w:szCs w:val="32"/>
+        </w:rPr>
+      </w:pPr>
+      <w:r>
+        <w:rPr>
+          <w:szCs w:val="32"/>
+        </w:rPr>
+        <w:t xml:space="preserve">– </w:t>
+      </w:r>
+      <w:proofErr w:type="spellStart"/>
+      <w:r>
+        <w:rPr>
+          <w:szCs w:val="32"/>
+        </w:rPr>
+        <w:t>Role</w:t>
+      </w:r>
+      <w:proofErr w:type="spellEnd"/>
+      <w:r>
+        <w:rPr>
+          <w:szCs w:val="32"/>
+        </w:rPr>
+        <w:t xml:space="preserve"> (для таблицы </w:t>
+      </w:r>
+      <w:proofErr w:type="spellStart"/>
+      <w:r>
+        <w:rPr>
+          <w:szCs w:val="32"/>
+        </w:rPr>
+        <w:t>Roles</w:t>
+      </w:r>
+      <w:proofErr w:type="spellEnd"/>
+      <w:r>
+        <w:rPr>
+          <w:szCs w:val="32"/>
+        </w:rPr>
+        <w:t>)</w:t>
+      </w:r>
+      <w:r>
+        <w:rPr>
+          <w:szCs w:val="32"/>
+        </w:rPr>
+        <w:t>;</w:t>
+      </w:r>
+    </w:p>
+    <w:p>
+      <w:pPr>
+        <w:rPr>
+          <w:szCs w:val="32"/>
+        </w:rPr>
+      </w:pPr>
+      <w:r>
+        <w:rPr>
+          <w:szCs w:val="32"/>
+        </w:rPr>
+        <w:t xml:space="preserve">– User (для таблицы </w:t>
+      </w:r>
+      <w:proofErr w:type="spellStart"/>
+      <w:r>
+        <w:rPr>
+          <w:szCs w:val="32"/>
+        </w:rPr>
+        <w:t>Users</w:t>
+      </w:r>
+      <w:proofErr w:type="spellEnd"/>
+      <w:r>
+        <w:rPr>
+          <w:szCs w:val="32"/>
+        </w:rPr>
+        <w:t>)</w:t>
+      </w:r>
+      <w:r>
+        <w:rPr>
+          <w:szCs w:val="32"/>
+        </w:rPr>
+        <w:t>;</w:t>
+      </w:r>
+    </w:p>
+    <w:p>
+      <w:pPr>
+        <w:rPr>
+          <w:szCs w:val="32"/>
+          <w:lang w:val="en-US"/>
+        </w:rPr>
+      </w:pPr>
+      <w:r>
+        <w:rPr>
+          <w:szCs w:val="32"/>
+          <w:lang w:val="en-US"/>
+        </w:rPr>
+        <w:t>– Driver (</w:t>
+      </w:r>
+      <w:r>
+        <w:rPr>
+          <w:szCs w:val="32"/>
+        </w:rPr>
+        <w:t>для</w:t>
+      </w:r>
+      <w:r>
+        <w:rPr>
+          <w:szCs w:val="32"/>
+          <w:lang w:val="en-US"/>
+        </w:rPr>
+        <w:t xml:space="preserve"> </w:t>
+      </w:r>
+      <w:r>
+        <w:rPr>
+          <w:szCs w:val="32"/>
+        </w:rPr>
+        <w:t>таблицы</w:t>
+      </w:r>
+      <w:r>
+        <w:rPr>
+          <w:szCs w:val="32"/>
+          <w:lang w:val="en-US"/>
+        </w:rPr>
+        <w:t xml:space="preserve"> Drivers)</w:t>
+      </w:r>
+      <w:r>
+        <w:rPr>
+          <w:szCs w:val="32"/>
+          <w:lang w:val="en-US"/>
+        </w:rPr>
+        <w:t>;</w:t>
+      </w:r>
+    </w:p>
+    <w:p>
+      <w:pPr>
+        <w:rPr>
+          <w:szCs w:val="32"/>
+          <w:lang w:val="en-US"/>
+        </w:rPr>
+      </w:pPr>
+      <w:r>
+        <w:rPr>
+          <w:szCs w:val="32"/>
+          <w:lang w:val="en-US"/>
+        </w:rPr>
+        <w:t>– Route (</w:t>
+      </w:r>
+      <w:r>
+        <w:rPr>
+          <w:szCs w:val="32"/>
+        </w:rPr>
+        <w:t>для</w:t>
+      </w:r>
+      <w:r>
+        <w:rPr>
+          <w:szCs w:val="32"/>
+          <w:lang w:val="en-US"/>
+        </w:rPr>
+        <w:t xml:space="preserve"> </w:t>
+      </w:r>
+      <w:r>
+        <w:rPr>
+          <w:szCs w:val="32"/>
+        </w:rPr>
+        <w:t>таблицы</w:t>
+      </w:r>
+      <w:r>
+        <w:rPr>
+          <w:szCs w:val="32"/>
+          <w:lang w:val="en-US"/>
+        </w:rPr>
+        <w:t xml:space="preserve"> Routes)</w:t>
+      </w:r>
+      <w:r>
+        <w:rPr>
+          <w:szCs w:val="32"/>
+          <w:lang w:val="en-US"/>
+        </w:rPr>
+        <w:t>;</w:t>
+      </w:r>
+    </w:p>
+    <w:p>
+      <w:pPr>
+        <w:rPr>
+          <w:szCs w:val="32"/>
+          <w:lang w:val="en-US"/>
+        </w:rPr>
+      </w:pPr>
+      <w:r>
+        <w:rPr>
+          <w:szCs w:val="32"/>
+          <w:lang w:val="en-US"/>
+        </w:rPr>
+        <w:t>– Transportation (</w:t>
+      </w:r>
+      <w:r>
+        <w:rPr>
+          <w:szCs w:val="32"/>
+        </w:rPr>
+        <w:t>для</w:t>
+      </w:r>
+      <w:r>
+        <w:rPr>
+          <w:szCs w:val="32"/>
+          <w:lang w:val="en-US"/>
+        </w:rPr>
+        <w:t xml:space="preserve"> </w:t>
+      </w:r>
+      <w:r>
+        <w:rPr>
+          <w:szCs w:val="32"/>
+        </w:rPr>
+        <w:t>таблицы</w:t>
+      </w:r>
+      <w:r>
+        <w:rPr>
+          <w:szCs w:val="32"/>
+          <w:lang w:val="en-US"/>
+        </w:rPr>
+        <w:t xml:space="preserve"> Transportations)</w:t>
+      </w:r>
+      <w:r>
+        <w:rPr>
+          <w:szCs w:val="32"/>
+          <w:lang w:val="en-US"/>
+        </w:rPr>
+        <w:t>;</w:t>
+      </w:r>
+    </w:p>
+    <w:p>
+      <w:pPr>
+        <w:rPr>
+          <w:szCs w:val="32"/>
+          <w:lang w:val="en-US"/>
+        </w:rPr>
+      </w:pPr>
+      <w:r>
+        <w:rPr>
+          <w:szCs w:val="32"/>
+          <w:lang w:val="en-US"/>
+        </w:rPr>
+        <w:t xml:space="preserve">– </w:t>
+      </w:r>
+      <w:proofErr w:type="spellStart"/>
+      <w:r>
+        <w:rPr>
+          <w:szCs w:val="32"/>
+          <w:lang w:val="en-US"/>
+        </w:rPr>
+        <w:t>DriverTransportation</w:t>
+      </w:r>
+      <w:proofErr w:type="spellEnd"/>
+      <w:r>
+        <w:rPr>
+          <w:szCs w:val="32"/>
+          <w:lang w:val="en-US"/>
+        </w:rPr>
+        <w:t xml:space="preserve"> (</w:t>
+      </w:r>
+      <w:r>
+        <w:rPr>
+          <w:szCs w:val="32"/>
+        </w:rPr>
+        <w:t>для</w:t>
+      </w:r>
+      <w:r>
+        <w:rPr>
+          <w:szCs w:val="32"/>
+          <w:lang w:val="en-US"/>
+        </w:rPr>
+        <w:t xml:space="preserve"> </w:t>
+      </w:r>
+      <w:r>
+        <w:rPr>
+          <w:szCs w:val="32"/>
+        </w:rPr>
+        <w:t>таблицы</w:t>
+      </w:r>
+      <w:r>
+        <w:rPr>
+          <w:szCs w:val="32"/>
+          <w:lang w:val="en-US"/>
+        </w:rPr>
+        <w:t xml:space="preserve"> </w:t>
+      </w:r>
+      <w:proofErr w:type="spellStart"/>
+      <w:r>
+        <w:rPr>
+          <w:szCs w:val="32"/>
+          <w:lang w:val="en-US"/>
+        </w:rPr>
+        <w:t>Driver_Transportations</w:t>
+      </w:r>
+      <w:proofErr w:type="spellEnd"/>
+      <w:r>
+        <w:rPr>
+          <w:szCs w:val="32"/>
+          <w:lang w:val="en-US"/>
+        </w:rPr>
+        <w:t>)</w:t>
+      </w:r>
+      <w:r>
+        <w:rPr>
+          <w:szCs w:val="32"/>
+          <w:lang w:val="en-US"/>
+        </w:rPr>
+        <w:t>.</w:t>
+      </w:r>
+    </w:p>
+    <w:p>
+      <w:pPr>
+        <w:rPr>
+          <w:szCs w:val="32"/>
+        </w:rPr>
+      </w:pPr>
+      <w:r>
+        <w:rPr>
+          <w:szCs w:val="32"/>
+        </w:rPr>
+        <w:t>Данные классы инкапсулируют свойства сущностей и методы доступа к ним. Связи между классами повторяют отношения физической схемы базы данных. В дальнейшем в данном разделе будет приведена полная UML-диаграмма классов приложения с детальным описанием методов контроллеров и представлений.</w:t>
+      </w:r>
+    </w:p>
+    <w:p>
+      <w:pPr>
+        <w:pStyle w:val="2"/>
+      </w:pPr>
+      <w:r>
+        <w:t>2.5 Детали и особенности реализации</w:t>
+      </w:r>
+    </w:p>
+    <w:p>
+      <w:pPr>
+        <w:spacing w:after="120"/>
+        <w:ind w:firstLine="720"/>
+        <w:rPr>
+          <w:szCs w:val="32"/>
+        </w:rPr>
+      </w:pPr>
+      <w:r>
+        <w:rPr>
+          <w:szCs w:val="32"/>
+        </w:rPr>
+        <w:t xml:space="preserve">В данном разделе описываются ключевые механизмы обеспечения целостности данных, бизнес-логики и разграничения доступа, реализованные непосредственно на стороне СУБД </w:t>
+      </w:r>
+      <w:proofErr w:type="spellStart"/>
+      <w:r>
+        <w:rPr>
+          <w:szCs w:val="32"/>
+        </w:rPr>
+        <w:t>PostgreSQL</w:t>
+      </w:r>
+      <w:proofErr w:type="spellEnd"/>
+      <w:r>
+        <w:rPr>
+          <w:szCs w:val="32"/>
+        </w:rPr>
+        <w:t xml:space="preserve"> с помощью ограничений (</w:t>
+      </w:r>
+      <w:proofErr w:type="spellStart"/>
+      <w:r>
+        <w:rPr>
+          <w:szCs w:val="32"/>
+        </w:rPr>
+        <w:t>constraints</w:t>
+      </w:r>
+      <w:proofErr w:type="spellEnd"/>
+      <w:r>
+        <w:rPr>
+          <w:szCs w:val="32"/>
+        </w:rPr>
+        <w:t>), триггерных функций и DCL-команд.</w:t>
+      </w:r>
+    </w:p>
+    <w:p>
+      <w:pPr>
+        <w:pStyle w:val="3"/>
+      </w:pPr>
+      <w:r>
+        <w:t>2.5.1 Ограничения целостности при регистрации пользователей</w:t>
+      </w:r>
+    </w:p>
+    <w:p>
+      <w:pPr>
+        <w:spacing w:after="120"/>
+        <w:ind w:firstLine="720"/>
+        <w:rPr>
+          <w:szCs w:val="32"/>
+        </w:rPr>
+      </w:pPr>
+      <w:r>
+        <w:rPr>
+          <w:szCs w:val="32"/>
+        </w:rPr>
+        <w:t xml:space="preserve">Для проверки надежности учетных записей пользователей на уровне таблицы </w:t>
+      </w:r>
+      <w:proofErr w:type="spellStart"/>
+      <w:r>
+        <w:rPr>
+          <w:szCs w:val="32"/>
+        </w:rPr>
+        <w:t>Users</w:t>
+      </w:r>
+      <w:proofErr w:type="spellEnd"/>
+      <w:r>
+        <w:rPr>
+          <w:szCs w:val="32"/>
+        </w:rPr>
+        <w:t xml:space="preserve"> добавлено ограничение </w:t>
+      </w:r>
+      <w:proofErr w:type="spellStart"/>
+      <w:r>
+        <w:rPr>
+          <w:szCs w:val="32"/>
+        </w:rPr>
+        <w:t>chk_password_strength</w:t>
+      </w:r>
+      <w:proofErr w:type="spellEnd"/>
+      <w:r>
+        <w:rPr>
+          <w:szCs w:val="32"/>
+        </w:rPr>
+        <w:t xml:space="preserve">. Оно использует регулярные выражения POSIX в </w:t>
+      </w:r>
+      <w:proofErr w:type="spellStart"/>
+      <w:r>
+        <w:rPr>
+          <w:szCs w:val="32"/>
+        </w:rPr>
+        <w:t>PostgreSQL</w:t>
+      </w:r>
+      <w:proofErr w:type="spellEnd"/>
+      <w:r>
+        <w:rPr>
+          <w:szCs w:val="32"/>
+        </w:rPr>
+        <w:t xml:space="preserve"> для проверки сложности пароля при регистрации или изменении учетных данных:</w:t>
+      </w:r>
+    </w:p>
+    <w:p>
+      <w:pPr>
+        <w:spacing w:after="40" w:line="240" w:lineRule="auto"/>
+        <w:ind w:left="720" w:firstLine="0"/>
+        <w:rPr>
+          <w:sz w:val="20"/>
+          <w:lang w:val="en-US"/>
+        </w:rPr>
+      </w:pPr>
+      <w:r>
+        <w:rPr>
+          <w:sz w:val="20"/>
+          <w:lang w:val="en-US"/>
+        </w:rPr>
+        <w:t xml:space="preserve">ALTER TABLE Users ADD CONSTRAINT </w:t>
+      </w:r>
+      <w:proofErr w:type="spellStart"/>
+      <w:r>
+        <w:rPr>
+          <w:sz w:val="20"/>
+          <w:lang w:val="en-US"/>
+        </w:rPr>
+        <w:t>chk_password_strength</w:t>
+      </w:r>
+      <w:proofErr w:type="spellEnd"/>
+      <w:r>
+        <w:rPr>
+          <w:sz w:val="20"/>
+          <w:lang w:val="en-US"/>
+        </w:rPr>
+        <w:t xml:space="preserve"> CHECK (</w:t>
+      </w:r>
+    </w:p>
+    <w:p>
+      <w:pPr>
+        <w:spacing w:after="40" w:line="240" w:lineRule="auto"/>
+        <w:ind w:left="720" w:firstLine="0"/>
+        <w:rPr>
+          <w:sz w:val="20"/>
+          <w:lang w:val="en-US"/>
+        </w:rPr>
+      </w:pPr>
+      <w:proofErr w:type="spellStart"/>
+      <w:r>
+        <w:rPr>
+          <w:sz w:val="20"/>
+          <w:lang w:val="en-US"/>
+        </w:rPr>
+        <w:t>char_length</w:t>
+      </w:r>
+      <w:proofErr w:type="spellEnd"/>
+      <w:r>
+        <w:rPr>
+          <w:sz w:val="20"/>
+          <w:lang w:val="en-US"/>
+        </w:rPr>
+        <w:t>(password) &gt;= 8 AND</w:t>
+      </w:r>
+    </w:p>
+    <w:p>
+      <w:pPr>
+        <w:spacing w:after="40" w:line="240" w:lineRule="auto"/>
+        <w:ind w:left="720" w:firstLine="0"/>
+        <w:rPr>
+          <w:sz w:val="20"/>
+          <w:lang w:val="en-US"/>
+        </w:rPr>
+      </w:pPr>
+      <w:r>
+        <w:rPr>
+          <w:sz w:val="20"/>
+          <w:lang w:val="en-US"/>
+        </w:rPr>
+        <w:t>password ~ '[0-9]' AND</w:t>
+      </w:r>
+    </w:p>
+    <w:p>
+      <w:pPr>
+        <w:spacing w:after="40" w:line="240" w:lineRule="auto"/>
+        <w:ind w:left="720" w:firstLine="0"/>
+        <w:rPr>
+          <w:sz w:val="20"/>
+          <w:lang w:val="en-US"/>
+        </w:rPr>
+      </w:pPr>
+      <w:r>
+        <w:rPr>
+          <w:sz w:val="20"/>
+          <w:lang w:val="en-US"/>
+        </w:rPr>
+        <w:t>password ~ '[A-Z</w:t>
+      </w:r>
+      <w:r>
+        <w:rPr>
+          <w:sz w:val="20"/>
+        </w:rPr>
+        <w:t>А</w:t>
+      </w:r>
+      <w:r>
+        <w:rPr>
+          <w:sz w:val="20"/>
+          <w:lang w:val="en-US"/>
+        </w:rPr>
+        <w:t>-</w:t>
+      </w:r>
+      <w:r>
+        <w:rPr>
+          <w:sz w:val="20"/>
+        </w:rPr>
+        <w:t>Я</w:t>
+      </w:r>
+      <w:r>
+        <w:rPr>
+          <w:sz w:val="20"/>
+          <w:lang w:val="en-US"/>
+        </w:rPr>
+        <w:t>]' AND</w:t>
+      </w:r>
+    </w:p>
+    <w:p>
+      <w:pPr>
+        <w:spacing w:after="40" w:line="240" w:lineRule="auto"/>
+        <w:ind w:left="720" w:firstLine="0"/>
+        <w:rPr>
+          <w:sz w:val="20"/>
+          <w:lang w:val="en-US"/>
+        </w:rPr>
+      </w:pPr>
+      <w:r>
+        <w:rPr>
+          <w:sz w:val="20"/>
+          <w:lang w:val="en-US"/>
+        </w:rPr>
+        <w:t>password ~ '[^a-zA-Z0-9</w:t>
+      </w:r>
+      <w:r>
+        <w:rPr>
+          <w:sz w:val="20"/>
+        </w:rPr>
+        <w:t>а</w:t>
+      </w:r>
+      <w:r>
+        <w:rPr>
+          <w:sz w:val="20"/>
+          <w:lang w:val="en-US"/>
+        </w:rPr>
+        <w:t>-</w:t>
+      </w:r>
+      <w:proofErr w:type="spellStart"/>
+      <w:r>
+        <w:rPr>
+          <w:sz w:val="20"/>
+        </w:rPr>
+        <w:t>яА</w:t>
+      </w:r>
+      <w:proofErr w:type="spellEnd"/>
+      <w:r>
+        <w:rPr>
+          <w:sz w:val="20"/>
+          <w:lang w:val="en-US"/>
+        </w:rPr>
+        <w:t>-</w:t>
+      </w:r>
+      <w:r>
+        <w:rPr>
+          <w:sz w:val="20"/>
+        </w:rPr>
+        <w:t>Я</w:t>
+      </w:r>
+      <w:r>
+        <w:rPr>
+          <w:sz w:val="20"/>
+          <w:lang w:val="en-US"/>
+        </w:rPr>
+        <w:t>\s]'</w:t>
+      </w:r>
+    </w:p>
+    <w:p>
+      <w:pPr>
+        <w:spacing w:after="40" w:line="240" w:lineRule="auto"/>
+        <w:ind w:left="720" w:firstLine="0"/>
+        <w:rPr>
+          <w:sz w:val="20"/>
+        </w:rPr>
+      </w:pPr>
+      <w:r>
+        <w:rPr>
+          <w:sz w:val="20"/>
+        </w:rPr>
+        <w:t>);</w:t>
+      </w:r>
+    </w:p>
+    <w:p>
+      <w:pPr>
+        <w:rPr>
+          <w:szCs w:val="32"/>
+        </w:rPr>
+      </w:pPr>
+      <w:r>
+        <w:rPr>
+          <w:szCs w:val="32"/>
+        </w:rPr>
+        <w:lastRenderedPageBreak/>
+        <w:t>Данное ограничение гарантирует, что пароль имеет длину не менее 8 символов, содержит хотя бы одну цифру, одну заглавную букву (латинскую или кириллическую) и как минимум один специальный символ (знак пунктуации или символ псевдографики).</w:t>
+      </w:r>
+    </w:p>
+    <w:p>
+      <w:pPr>
+        <w:pStyle w:val="3"/>
+      </w:pPr>
+      <w:r>
+        <w:t>2.5.2 Контроль состава экипажа перевозки</w:t>
+      </w:r>
+    </w:p>
+    <w:p>
+      <w:pPr>
+        <w:rPr>
+          <w:szCs w:val="32"/>
+          <w:lang w:val="en-US"/>
+        </w:rPr>
+      </w:pPr>
+      <w:r>
+        <w:rPr>
+          <w:szCs w:val="32"/>
+        </w:rPr>
+        <w:t xml:space="preserve">Согласно бизнес-логике, одну перевозку могут осуществлять не более двух водителей. Для контроля целостности этой связи «многие-ко-многим» в таблице </w:t>
+      </w:r>
+      <w:proofErr w:type="spellStart"/>
+      <w:r>
+        <w:rPr>
+          <w:szCs w:val="32"/>
+        </w:rPr>
+        <w:t>Driver_Transportations</w:t>
+      </w:r>
+      <w:proofErr w:type="spellEnd"/>
+      <w:r>
+        <w:rPr>
+          <w:szCs w:val="32"/>
+        </w:rPr>
+        <w:t xml:space="preserve"> реализован триггер </w:t>
+      </w:r>
+      <w:proofErr w:type="spellStart"/>
+      <w:r>
+        <w:rPr>
+          <w:szCs w:val="32"/>
+        </w:rPr>
+        <w:t>trg_check_drivers_count</w:t>
+      </w:r>
+      <w:proofErr w:type="spellEnd"/>
+      <w:r>
+        <w:rPr>
+          <w:szCs w:val="32"/>
+        </w:rPr>
+        <w:t>. Ниже</w:t>
+      </w:r>
+      <w:r>
+        <w:rPr>
+          <w:szCs w:val="32"/>
+          <w:lang w:val="en-US"/>
+        </w:rPr>
+        <w:t xml:space="preserve"> </w:t>
+      </w:r>
+      <w:r>
+        <w:rPr>
+          <w:szCs w:val="32"/>
+        </w:rPr>
+        <w:t>представлен</w:t>
+      </w:r>
+      <w:r>
+        <w:rPr>
+          <w:szCs w:val="32"/>
+          <w:lang w:val="en-US"/>
+        </w:rPr>
+        <w:t xml:space="preserve"> </w:t>
+      </w:r>
+      <w:r>
+        <w:rPr>
+          <w:szCs w:val="32"/>
+        </w:rPr>
+        <w:t>код</w:t>
+      </w:r>
+      <w:r>
+        <w:rPr>
+          <w:szCs w:val="32"/>
+          <w:lang w:val="en-US"/>
+        </w:rPr>
+        <w:t xml:space="preserve"> </w:t>
+      </w:r>
+      <w:r>
+        <w:rPr>
+          <w:szCs w:val="32"/>
+        </w:rPr>
+        <w:t>триггерной</w:t>
+      </w:r>
+      <w:r>
+        <w:rPr>
+          <w:szCs w:val="32"/>
+          <w:lang w:val="en-US"/>
+        </w:rPr>
+        <w:t xml:space="preserve"> </w:t>
+      </w:r>
+      <w:r>
+        <w:rPr>
+          <w:szCs w:val="32"/>
+        </w:rPr>
+        <w:t>функции</w:t>
+      </w:r>
+      <w:r>
+        <w:rPr>
+          <w:szCs w:val="32"/>
+          <w:lang w:val="en-US"/>
+        </w:rPr>
+        <w:t>:</w:t>
+      </w:r>
+    </w:p>
+    <w:p>
+      <w:pPr>
+        <w:spacing w:after="40" w:line="240" w:lineRule="auto"/>
+        <w:ind w:left="720" w:firstLine="0"/>
+        <w:rPr>
+          <w:sz w:val="20"/>
+          <w:lang w:val="en-US"/>
+        </w:rPr>
+      </w:pPr>
+      <w:r>
+        <w:rPr>
+          <w:sz w:val="20"/>
+          <w:lang w:val="en-US"/>
+        </w:rPr>
+        <w:t xml:space="preserve">CREATE OR REPLACE FUNCTION </w:t>
+      </w:r>
+      <w:proofErr w:type="spellStart"/>
+      <w:r>
+        <w:rPr>
+          <w:sz w:val="20"/>
+          <w:lang w:val="en-US"/>
+        </w:rPr>
+        <w:t>fn_check_drivers_</w:t>
+      </w:r>
+      <w:proofErr w:type="gramStart"/>
+      <w:r>
+        <w:rPr>
+          <w:sz w:val="20"/>
+          <w:lang w:val="en-US"/>
+        </w:rPr>
+        <w:t>count</w:t>
+      </w:r>
+      <w:proofErr w:type="spellEnd"/>
+      <w:r>
+        <w:rPr>
+          <w:sz w:val="20"/>
+          <w:lang w:val="en-US"/>
+        </w:rPr>
+        <w:t>(</w:t>
+      </w:r>
+      <w:proofErr w:type="gramEnd"/>
+      <w:r>
+        <w:rPr>
+          <w:sz w:val="20"/>
+          <w:lang w:val="en-US"/>
+        </w:rPr>
+        <w:t>)</w:t>
+      </w:r>
+    </w:p>
+    <w:p>
+      <w:pPr>
+        <w:spacing w:after="40" w:line="240" w:lineRule="auto"/>
+        <w:ind w:left="720" w:firstLine="0"/>
+        <w:rPr>
+          <w:sz w:val="20"/>
+          <w:lang w:val="en-US"/>
+        </w:rPr>
+      </w:pPr>
+      <w:r>
+        <w:rPr>
+          <w:sz w:val="20"/>
+          <w:lang w:val="en-US"/>
+        </w:rPr>
+        <w:t>RETURNS TRIGGER AS $$</w:t>
+      </w:r>
+    </w:p>
+    <w:p>
+      <w:pPr>
+        <w:spacing w:after="40" w:line="240" w:lineRule="auto"/>
+        <w:ind w:left="720" w:firstLine="0"/>
+        <w:rPr>
+          <w:sz w:val="20"/>
+          <w:lang w:val="en-US"/>
+        </w:rPr>
+      </w:pPr>
+      <w:r>
+        <w:rPr>
+          <w:sz w:val="20"/>
+          <w:lang w:val="en-US"/>
+        </w:rPr>
+        <w:t>BEGIN</w:t>
+      </w:r>
+    </w:p>
+    <w:p>
+      <w:pPr>
+        <w:spacing w:after="40" w:line="240" w:lineRule="auto"/>
+        <w:ind w:left="720" w:firstLine="0"/>
+        <w:rPr>
+          <w:sz w:val="20"/>
+          <w:lang w:val="en-US"/>
+        </w:rPr>
+      </w:pPr>
+      <w:r>
+        <w:rPr>
+          <w:sz w:val="20"/>
+          <w:lang w:val="en-US"/>
+        </w:rPr>
+        <w:t xml:space="preserve">    IF (SELECT </w:t>
+      </w:r>
+      <w:proofErr w:type="gramStart"/>
+      <w:r>
+        <w:rPr>
+          <w:sz w:val="20"/>
+          <w:lang w:val="en-US"/>
+        </w:rPr>
+        <w:t>COUNT(</w:t>
+      </w:r>
+      <w:proofErr w:type="gramEnd"/>
+      <w:r>
+        <w:rPr>
+          <w:sz w:val="20"/>
+          <w:lang w:val="en-US"/>
+        </w:rPr>
+        <w:t xml:space="preserve">*) FROM </w:t>
+      </w:r>
+      <w:proofErr w:type="spellStart"/>
+      <w:r>
+        <w:rPr>
+          <w:sz w:val="20"/>
+          <w:lang w:val="en-US"/>
+        </w:rPr>
+        <w:t>Driver_Transportations</w:t>
+      </w:r>
+      <w:proofErr w:type="spellEnd"/>
+      <w:r>
+        <w:rPr>
+          <w:sz w:val="20"/>
+          <w:lang w:val="en-US"/>
+        </w:rPr>
+        <w:t xml:space="preserve"> </w:t>
+      </w:r>
+    </w:p>
+    <w:p>
+      <w:pPr>
+        <w:spacing w:after="40" w:line="240" w:lineRule="auto"/>
+        <w:ind w:left="720" w:firstLine="0"/>
+        <w:rPr>
+          <w:sz w:val="20"/>
+          <w:lang w:val="en-US"/>
+        </w:rPr>
+      </w:pPr>
+      <w:r>
+        <w:rPr>
+          <w:sz w:val="20"/>
+          <w:lang w:val="en-US"/>
+        </w:rPr>
+        <w:t xml:space="preserve">        WHERE </w:t>
+      </w:r>
+      <w:proofErr w:type="spellStart"/>
+      <w:r>
+        <w:rPr>
+          <w:sz w:val="20"/>
+          <w:lang w:val="en-US"/>
+        </w:rPr>
+        <w:t>id_transportation</w:t>
+      </w:r>
+      <w:proofErr w:type="spellEnd"/>
+      <w:r>
+        <w:rPr>
+          <w:sz w:val="20"/>
+          <w:lang w:val="en-US"/>
+        </w:rPr>
+        <w:t xml:space="preserve"> = </w:t>
+      </w:r>
+      <w:proofErr w:type="spellStart"/>
+      <w:r>
+        <w:rPr>
+          <w:sz w:val="20"/>
+          <w:lang w:val="en-US"/>
+        </w:rPr>
+        <w:t>NEW.id_transportation</w:t>
+      </w:r>
+      <w:proofErr w:type="spellEnd"/>
+      <w:r>
+        <w:rPr>
+          <w:sz w:val="20"/>
+          <w:lang w:val="en-US"/>
+        </w:rPr>
+        <w:t>) &gt;= 2 THEN</w:t>
+      </w:r>
+    </w:p>
+    <w:p>
+      <w:pPr>
+        <w:spacing w:after="40" w:line="240" w:lineRule="auto"/>
+        <w:ind w:left="720" w:firstLine="0"/>
+        <w:rPr>
+          <w:sz w:val="20"/>
+        </w:rPr>
+      </w:pPr>
+      <w:r>
+        <w:rPr>
+          <w:sz w:val="20"/>
+          <w:lang w:val="en-US"/>
+        </w:rPr>
+        <w:t xml:space="preserve">        </w:t>
+      </w:r>
+      <w:r>
+        <w:rPr>
+          <w:sz w:val="20"/>
+        </w:rPr>
+        <w:t>RAISE EXCEPTION 'Превышен лимит водителей! На одну перевозку может быть назначено не более двух водителей.';</w:t>
+      </w:r>
+    </w:p>
+    <w:p>
+      <w:pPr>
+        <w:spacing w:after="40" w:line="240" w:lineRule="auto"/>
+        <w:ind w:left="720" w:firstLine="0"/>
+        <w:rPr>
+          <w:sz w:val="20"/>
+          <w:lang w:val="en-US"/>
+        </w:rPr>
+      </w:pPr>
+      <w:r>
+        <w:rPr>
+          <w:sz w:val="20"/>
+        </w:rPr>
+        <w:t xml:space="preserve">    </w:t>
+      </w:r>
+      <w:r>
+        <w:rPr>
+          <w:sz w:val="20"/>
+          <w:lang w:val="en-US"/>
+        </w:rPr>
+        <w:t>END IF;</w:t>
+      </w:r>
+    </w:p>
+    <w:p>
+      <w:pPr>
+        <w:spacing w:after="40" w:line="240" w:lineRule="auto"/>
+        <w:ind w:left="720" w:firstLine="0"/>
+        <w:rPr>
+          <w:sz w:val="20"/>
+          <w:lang w:val="en-US"/>
+        </w:rPr>
+      </w:pPr>
+      <w:r>
+        <w:rPr>
+          <w:sz w:val="20"/>
+          <w:lang w:val="en-US"/>
+        </w:rPr>
+        <w:t xml:space="preserve">    RETURN NEW;</w:t>
+      </w:r>
+    </w:p>
+    <w:p>
+      <w:pPr>
+        <w:spacing w:after="40" w:line="240" w:lineRule="auto"/>
+        <w:ind w:left="720" w:firstLine="0"/>
+        <w:rPr>
+          <w:sz w:val="20"/>
+          <w:lang w:val="en-US"/>
+        </w:rPr>
+      </w:pPr>
+      <w:r>
+        <w:rPr>
+          <w:sz w:val="20"/>
+          <w:lang w:val="en-US"/>
+        </w:rPr>
+        <w:t>END;</w:t>
+      </w:r>
+    </w:p>
+    <w:p>
+      <w:pPr>
+        <w:spacing w:after="40" w:line="240" w:lineRule="auto"/>
+        <w:ind w:left="720" w:firstLine="0"/>
+        <w:rPr>
+          <w:sz w:val="20"/>
+          <w:lang w:val="en-US"/>
+        </w:rPr>
+      </w:pPr>
+      <w:r>
+        <w:rPr>
+          <w:sz w:val="20"/>
+          <w:lang w:val="en-US"/>
+        </w:rPr>
+        <w:t xml:space="preserve">$$ LANGUAGE </w:t>
+      </w:r>
+      <w:proofErr w:type="spellStart"/>
+      <w:r>
+        <w:rPr>
+          <w:sz w:val="20"/>
+          <w:lang w:val="en-US"/>
+        </w:rPr>
+        <w:t>plpgsql</w:t>
+      </w:r>
+      <w:proofErr w:type="spellEnd"/>
+      <w:r>
+        <w:rPr>
+          <w:sz w:val="20"/>
+          <w:lang w:val="en-US"/>
+        </w:rPr>
+        <w:t>;</w:t>
+      </w:r>
+    </w:p>
+    <w:p>
+      <w:pPr>
+        <w:rPr>
+          <w:szCs w:val="32"/>
+        </w:rPr>
+      </w:pPr>
+      <w:r>
+        <w:rPr>
+          <w:szCs w:val="32"/>
+        </w:rPr>
+        <w:t>Триггер</w:t>
+      </w:r>
+      <w:r>
+        <w:rPr>
+          <w:szCs w:val="32"/>
+          <w:lang w:val="en-US"/>
+        </w:rPr>
+        <w:t xml:space="preserve"> </w:t>
+      </w:r>
+      <w:r>
+        <w:rPr>
+          <w:szCs w:val="32"/>
+        </w:rPr>
+        <w:t>вызывается</w:t>
+      </w:r>
+      <w:r>
+        <w:rPr>
+          <w:szCs w:val="32"/>
+          <w:lang w:val="en-US"/>
+        </w:rPr>
+        <w:t xml:space="preserve"> </w:t>
+      </w:r>
+      <w:r>
+        <w:rPr>
+          <w:szCs w:val="32"/>
+        </w:rPr>
+        <w:t>перед</w:t>
+      </w:r>
+      <w:r>
+        <w:rPr>
+          <w:szCs w:val="32"/>
+          <w:lang w:val="en-US"/>
+        </w:rPr>
+        <w:t xml:space="preserve"> </w:t>
+      </w:r>
+      <w:r>
+        <w:rPr>
+          <w:szCs w:val="32"/>
+        </w:rPr>
+        <w:t>каждой</w:t>
+      </w:r>
+      <w:r>
+        <w:rPr>
+          <w:szCs w:val="32"/>
+          <w:lang w:val="en-US"/>
+        </w:rPr>
+        <w:t xml:space="preserve"> </w:t>
+      </w:r>
+      <w:r>
+        <w:rPr>
+          <w:szCs w:val="32"/>
+        </w:rPr>
+        <w:t>операцией</w:t>
+      </w:r>
+      <w:r>
+        <w:rPr>
+          <w:szCs w:val="32"/>
+          <w:lang w:val="en-US"/>
+        </w:rPr>
+        <w:t xml:space="preserve"> INSERT </w:t>
+      </w:r>
+      <w:r>
+        <w:rPr>
+          <w:szCs w:val="32"/>
+        </w:rPr>
+        <w:t>на</w:t>
+      </w:r>
+      <w:r>
+        <w:rPr>
+          <w:szCs w:val="32"/>
+          <w:lang w:val="en-US"/>
+        </w:rPr>
+        <w:t xml:space="preserve"> </w:t>
+      </w:r>
+      <w:r>
+        <w:rPr>
+          <w:szCs w:val="32"/>
+        </w:rPr>
+        <w:t>таблице</w:t>
+      </w:r>
+      <w:r>
+        <w:rPr>
+          <w:szCs w:val="32"/>
+          <w:lang w:val="en-US"/>
+        </w:rPr>
+        <w:t xml:space="preserve"> </w:t>
+      </w:r>
+      <w:proofErr w:type="spellStart"/>
+      <w:r>
+        <w:rPr>
+          <w:szCs w:val="32"/>
+          <w:lang w:val="en-US"/>
+        </w:rPr>
+        <w:t>Driver_Transportations</w:t>
+      </w:r>
+      <w:proofErr w:type="spellEnd"/>
+      <w:r>
+        <w:rPr>
+          <w:szCs w:val="32"/>
+          <w:lang w:val="en-US"/>
+        </w:rPr>
+        <w:t xml:space="preserve">. </w:t>
+      </w:r>
+      <w:r>
+        <w:rPr>
+          <w:szCs w:val="32"/>
+        </w:rPr>
+        <w:t>При попытке назначить на перевозку третьего водителя СУБД отменяет операцию и генерирует ошибку.</w:t>
+      </w:r>
+    </w:p>
+    <w:p>
+      <w:pPr>
+        <w:pStyle w:val="3"/>
+      </w:pPr>
+      <w:r>
+        <w:t>2.5.3 Реализация гибкой системы оплаты водителей</w:t>
+      </w:r>
+    </w:p>
+    <w:p>
+      <w:pPr>
+        <w:rPr>
+          <w:szCs w:val="32"/>
+        </w:rPr>
+      </w:pPr>
+      <w:r>
+        <w:rPr>
+          <w:szCs w:val="32"/>
+        </w:rPr>
+        <w:t xml:space="preserve">Оплата водителей за рейс рассчитывается автоматически на основе базовой ставки маршрута и стажа водителя с помощью триггера </w:t>
+      </w:r>
+      <w:proofErr w:type="spellStart"/>
+      <w:r>
+        <w:rPr>
+          <w:szCs w:val="32"/>
+        </w:rPr>
+        <w:t>trg_calculate_driver_payment</w:t>
+      </w:r>
+      <w:proofErr w:type="spellEnd"/>
+      <w:r>
+        <w:rPr>
+          <w:szCs w:val="32"/>
+        </w:rPr>
+        <w:t>:</w:t>
+      </w:r>
+    </w:p>
+    <w:p>
+      <w:pPr>
+        <w:spacing w:after="40" w:line="240" w:lineRule="auto"/>
+        <w:ind w:left="720" w:firstLine="0"/>
+        <w:rPr>
+          <w:sz w:val="20"/>
+          <w:lang w:val="en-US"/>
+        </w:rPr>
+      </w:pPr>
+      <w:r>
+        <w:rPr>
+          <w:sz w:val="20"/>
+          <w:lang w:val="en-US"/>
+        </w:rPr>
+        <w:t xml:space="preserve">CREATE OR REPLACE FUNCTION </w:t>
+      </w:r>
+      <w:proofErr w:type="spellStart"/>
+      <w:r>
+        <w:rPr>
+          <w:sz w:val="20"/>
+          <w:lang w:val="en-US"/>
+        </w:rPr>
+        <w:t>fn_calculate_driver_</w:t>
+      </w:r>
+      <w:proofErr w:type="gramStart"/>
+      <w:r>
+        <w:rPr>
+          <w:sz w:val="20"/>
+          <w:lang w:val="en-US"/>
+        </w:rPr>
+        <w:t>payment</w:t>
+      </w:r>
+      <w:proofErr w:type="spellEnd"/>
+      <w:r>
+        <w:rPr>
+          <w:sz w:val="20"/>
+          <w:lang w:val="en-US"/>
+        </w:rPr>
+        <w:t>(</w:t>
+      </w:r>
+      <w:proofErr w:type="gramEnd"/>
+      <w:r>
+        <w:rPr>
+          <w:sz w:val="20"/>
+          <w:lang w:val="en-US"/>
+        </w:rPr>
+        <w:t>)</w:t>
+      </w:r>
+    </w:p>
+    <w:p>
+      <w:pPr>
+        <w:spacing w:after="40" w:line="240" w:lineRule="auto"/>
+        <w:ind w:left="720" w:firstLine="0"/>
+        <w:rPr>
+          <w:sz w:val="20"/>
+          <w:lang w:val="en-US"/>
+        </w:rPr>
+      </w:pPr>
+      <w:r>
+        <w:rPr>
+          <w:sz w:val="20"/>
+          <w:lang w:val="en-US"/>
+        </w:rPr>
+        <w:t>RETURNS TRIGGER AS $$</w:t>
+      </w:r>
+    </w:p>
+    <w:p>
+      <w:pPr>
+        <w:spacing w:after="40" w:line="240" w:lineRule="auto"/>
+        <w:ind w:left="720" w:firstLine="0"/>
+        <w:rPr>
+          <w:sz w:val="20"/>
+          <w:lang w:val="en-US"/>
+        </w:rPr>
+      </w:pPr>
+      <w:r>
+        <w:rPr>
+          <w:sz w:val="20"/>
+          <w:lang w:val="en-US"/>
+        </w:rPr>
+        <w:t>DECLARE</w:t>
+      </w:r>
+    </w:p>
+    <w:p>
+      <w:pPr>
+        <w:spacing w:after="40" w:line="240" w:lineRule="auto"/>
+        <w:ind w:left="720" w:firstLine="0"/>
+        <w:rPr>
+          <w:sz w:val="20"/>
+          <w:lang w:val="en-US"/>
+        </w:rPr>
+      </w:pPr>
+      <w:r>
+        <w:rPr>
+          <w:sz w:val="20"/>
+          <w:lang w:val="en-US"/>
+        </w:rPr>
+        <w:t xml:space="preserve">    </w:t>
+      </w:r>
+      <w:proofErr w:type="spellStart"/>
+      <w:r>
+        <w:rPr>
+          <w:sz w:val="20"/>
+          <w:lang w:val="en-US"/>
+        </w:rPr>
+        <w:t>v_base_pay</w:t>
+      </w:r>
+      <w:proofErr w:type="spellEnd"/>
+      <w:r>
+        <w:rPr>
+          <w:sz w:val="20"/>
+          <w:lang w:val="en-US"/>
+        </w:rPr>
+        <w:t xml:space="preserve"> </w:t>
+      </w:r>
+      <w:proofErr w:type="gramStart"/>
+      <w:r>
+        <w:rPr>
+          <w:sz w:val="20"/>
+          <w:lang w:val="en-US"/>
+        </w:rPr>
+        <w:t>NUMERIC(</w:t>
+      </w:r>
+      <w:proofErr w:type="gramEnd"/>
+      <w:r>
+        <w:rPr>
+          <w:sz w:val="20"/>
+          <w:lang w:val="en-US"/>
+        </w:rPr>
+        <w:t>12, 2);</w:t>
+      </w:r>
+    </w:p>
+    <w:p>
+      <w:pPr>
+        <w:spacing w:after="40" w:line="240" w:lineRule="auto"/>
+        <w:ind w:left="720" w:firstLine="0"/>
+        <w:rPr>
+          <w:sz w:val="20"/>
+          <w:lang w:val="en-US"/>
+        </w:rPr>
+      </w:pPr>
+      <w:r>
+        <w:rPr>
+          <w:sz w:val="20"/>
+          <w:lang w:val="en-US"/>
+        </w:rPr>
+        <w:t xml:space="preserve">    </w:t>
+      </w:r>
+      <w:proofErr w:type="spellStart"/>
+      <w:r>
+        <w:rPr>
+          <w:sz w:val="20"/>
+          <w:lang w:val="en-US"/>
+        </w:rPr>
+        <w:t>v_experience</w:t>
+      </w:r>
+      <w:proofErr w:type="spellEnd"/>
+      <w:r>
+        <w:rPr>
+          <w:sz w:val="20"/>
+          <w:lang w:val="en-US"/>
+        </w:rPr>
+        <w:t xml:space="preserve"> INT;</w:t>
+      </w:r>
+    </w:p>
+    <w:p>
+      <w:pPr>
+        <w:spacing w:after="40" w:line="240" w:lineRule="auto"/>
+        <w:ind w:left="720" w:firstLine="0"/>
+        <w:rPr>
+          <w:sz w:val="20"/>
+          <w:lang w:val="en-US"/>
+        </w:rPr>
+      </w:pPr>
+      <w:r>
+        <w:rPr>
+          <w:sz w:val="20"/>
+          <w:lang w:val="en-US"/>
+        </w:rPr>
+        <w:t xml:space="preserve">    </w:t>
+      </w:r>
+      <w:proofErr w:type="spellStart"/>
+      <w:r>
+        <w:rPr>
+          <w:sz w:val="20"/>
+          <w:lang w:val="en-US"/>
+        </w:rPr>
+        <w:t>v_coef</w:t>
+      </w:r>
+      <w:proofErr w:type="spellEnd"/>
+      <w:r>
+        <w:rPr>
+          <w:sz w:val="20"/>
+          <w:lang w:val="en-US"/>
+        </w:rPr>
+        <w:t xml:space="preserve"> </w:t>
+      </w:r>
+      <w:proofErr w:type="gramStart"/>
+      <w:r>
+        <w:rPr>
+          <w:sz w:val="20"/>
+          <w:lang w:val="en-US"/>
+        </w:rPr>
+        <w:t>NUMERIC(</w:t>
+      </w:r>
+      <w:proofErr w:type="gramEnd"/>
+      <w:r>
+        <w:rPr>
+          <w:sz w:val="20"/>
+          <w:lang w:val="en-US"/>
+        </w:rPr>
+        <w:t>3, 2);</w:t>
+      </w:r>
+    </w:p>
+    <w:p>
+      <w:pPr>
+        <w:spacing w:after="40" w:line="240" w:lineRule="auto"/>
+        <w:ind w:left="720" w:firstLine="0"/>
+        <w:rPr>
+          <w:sz w:val="20"/>
+          <w:lang w:val="en-US"/>
+        </w:rPr>
+      </w:pPr>
+      <w:r>
+        <w:rPr>
+          <w:sz w:val="20"/>
+          <w:lang w:val="en-US"/>
+        </w:rPr>
+        <w:t>BEGIN</w:t>
+      </w:r>
+    </w:p>
+    <w:p>
+      <w:pPr>
+        <w:spacing w:after="40" w:line="240" w:lineRule="auto"/>
+        <w:ind w:left="720" w:firstLine="0"/>
+        <w:rPr>
+          <w:sz w:val="20"/>
+          <w:lang w:val="en-US"/>
+        </w:rPr>
+      </w:pPr>
+      <w:r>
+        <w:rPr>
+          <w:sz w:val="20"/>
+          <w:lang w:val="en-US"/>
+        </w:rPr>
+        <w:t xml:space="preserve">    IF </w:t>
+      </w:r>
+      <w:proofErr w:type="spellStart"/>
+      <w:r>
+        <w:rPr>
+          <w:sz w:val="20"/>
+          <w:lang w:val="en-US"/>
+        </w:rPr>
+        <w:t>NEW.payment</w:t>
+      </w:r>
+      <w:proofErr w:type="spellEnd"/>
+      <w:r>
+        <w:rPr>
+          <w:sz w:val="20"/>
+          <w:lang w:val="en-US"/>
+        </w:rPr>
+        <w:t xml:space="preserve"> IS NULL THEN</w:t>
+      </w:r>
+    </w:p>
+    <w:p>
+      <w:pPr>
+        <w:spacing w:after="40" w:line="240" w:lineRule="auto"/>
+        <w:ind w:left="720" w:firstLine="0"/>
+        <w:rPr>
+          <w:sz w:val="20"/>
+          <w:lang w:val="en-US"/>
+        </w:rPr>
+      </w:pPr>
+      <w:r>
+        <w:rPr>
+          <w:sz w:val="20"/>
+          <w:lang w:val="en-US"/>
+        </w:rPr>
+        <w:t xml:space="preserve">        SELECT </w:t>
+      </w:r>
+      <w:proofErr w:type="spellStart"/>
+      <w:proofErr w:type="gramStart"/>
+      <w:r>
+        <w:rPr>
+          <w:sz w:val="20"/>
+          <w:lang w:val="en-US"/>
+        </w:rPr>
+        <w:t>r.base</w:t>
+      </w:r>
+      <w:proofErr w:type="gramEnd"/>
+      <w:r>
+        <w:rPr>
+          <w:sz w:val="20"/>
+          <w:lang w:val="en-US"/>
+        </w:rPr>
+        <w:t>_payment</w:t>
+      </w:r>
+      <w:proofErr w:type="spellEnd"/>
+      <w:r>
+        <w:rPr>
+          <w:sz w:val="20"/>
+          <w:lang w:val="en-US"/>
+        </w:rPr>
+        <w:t xml:space="preserve"> INTO </w:t>
+      </w:r>
+      <w:proofErr w:type="spellStart"/>
+      <w:r>
+        <w:rPr>
+          <w:sz w:val="20"/>
+          <w:lang w:val="en-US"/>
+        </w:rPr>
+        <w:t>v_base_pay</w:t>
+      </w:r>
+      <w:proofErr w:type="spellEnd"/>
+      <w:r>
+        <w:rPr>
+          <w:sz w:val="20"/>
+          <w:lang w:val="en-US"/>
+        </w:rPr>
+        <w:t xml:space="preserve"> FROM Transportations t </w:t>
+      </w:r>
+    </w:p>
+    <w:p>
+      <w:pPr>
+        <w:spacing w:after="40" w:line="240" w:lineRule="auto"/>
+        <w:ind w:left="720" w:firstLine="0"/>
+        <w:rPr>
+          <w:sz w:val="20"/>
+          <w:lang w:val="en-US"/>
+        </w:rPr>
+      </w:pPr>
+      <w:r>
+        <w:rPr>
+          <w:sz w:val="20"/>
+          <w:lang w:val="en-US"/>
+        </w:rPr>
+        <w:t xml:space="preserve">        JOIN Routes r ON </w:t>
+      </w:r>
+      <w:proofErr w:type="spellStart"/>
+      <w:r>
+        <w:rPr>
+          <w:sz w:val="20"/>
+          <w:lang w:val="en-US"/>
+        </w:rPr>
+        <w:t>t.id_route</w:t>
+      </w:r>
+      <w:proofErr w:type="spellEnd"/>
+      <w:r>
+        <w:rPr>
+          <w:sz w:val="20"/>
+          <w:lang w:val="en-US"/>
+        </w:rPr>
+        <w:t xml:space="preserve"> = </w:t>
+      </w:r>
+      <w:proofErr w:type="spellStart"/>
+      <w:r>
+        <w:rPr>
+          <w:sz w:val="20"/>
+          <w:lang w:val="en-US"/>
+        </w:rPr>
+        <w:t>r.id_route</w:t>
+      </w:r>
+      <w:proofErr w:type="spellEnd"/>
+      <w:r>
+        <w:rPr>
+          <w:sz w:val="20"/>
+          <w:lang w:val="en-US"/>
+        </w:rPr>
+        <w:t xml:space="preserve"> WHERE </w:t>
+      </w:r>
+      <w:proofErr w:type="spellStart"/>
+      <w:r>
+        <w:rPr>
+          <w:sz w:val="20"/>
+          <w:lang w:val="en-US"/>
+        </w:rPr>
+        <w:t>t.id_transportation</w:t>
+      </w:r>
+      <w:proofErr w:type="spellEnd"/>
+      <w:r>
+        <w:rPr>
+          <w:sz w:val="20"/>
+          <w:lang w:val="en-US"/>
+        </w:rPr>
+        <w:t xml:space="preserve"> = </w:t>
+      </w:r>
+      <w:proofErr w:type="spellStart"/>
+      <w:r>
+        <w:rPr>
+          <w:sz w:val="20"/>
+          <w:lang w:val="en-US"/>
+        </w:rPr>
+        <w:t>NEW.id_transportation</w:t>
+      </w:r>
+      <w:proofErr w:type="spellEnd"/>
+      <w:r>
+        <w:rPr>
+          <w:sz w:val="20"/>
+          <w:lang w:val="en-US"/>
+        </w:rPr>
+        <w:t>;</w:t>
+      </w:r>
+    </w:p>
+    <w:p>
+      <w:pPr>
+        <w:spacing w:after="40" w:line="240" w:lineRule="auto"/>
+        <w:ind w:left="720" w:firstLine="0"/>
+        <w:rPr>
+          <w:sz w:val="20"/>
+          <w:lang w:val="en-US"/>
+        </w:rPr>
+      </w:pPr>
+      <w:r>
+        <w:rPr>
+          <w:sz w:val="20"/>
+          <w:lang w:val="en-US"/>
+        </w:rPr>
+        <w:t xml:space="preserve">        SELECT </w:t>
+      </w:r>
+      <w:proofErr w:type="spellStart"/>
+      <w:proofErr w:type="gramStart"/>
+      <w:r>
+        <w:rPr>
+          <w:sz w:val="20"/>
+          <w:lang w:val="en-US"/>
+        </w:rPr>
+        <w:t>d.experience</w:t>
+      </w:r>
+      <w:proofErr w:type="spellEnd"/>
+      <w:proofErr w:type="gramEnd"/>
+      <w:r>
+        <w:rPr>
+          <w:sz w:val="20"/>
+          <w:lang w:val="en-US"/>
+        </w:rPr>
+        <w:t xml:space="preserve"> INTO </w:t>
+      </w:r>
+      <w:proofErr w:type="spellStart"/>
+      <w:r>
+        <w:rPr>
+          <w:sz w:val="20"/>
+          <w:lang w:val="en-US"/>
+        </w:rPr>
+        <w:t>v_experience</w:t>
+      </w:r>
+      <w:proofErr w:type="spellEnd"/>
+      <w:r>
+        <w:rPr>
+          <w:sz w:val="20"/>
+          <w:lang w:val="en-US"/>
+        </w:rPr>
+        <w:t xml:space="preserve"> FROM Drivers d WHERE </w:t>
+      </w:r>
+      <w:proofErr w:type="spellStart"/>
+      <w:r>
+        <w:rPr>
+          <w:sz w:val="20"/>
+          <w:lang w:val="en-US"/>
+        </w:rPr>
+        <w:t>d.id_driver</w:t>
+      </w:r>
+      <w:proofErr w:type="spellEnd"/>
+      <w:r>
+        <w:rPr>
+          <w:sz w:val="20"/>
+          <w:lang w:val="en-US"/>
+        </w:rPr>
+        <w:t xml:space="preserve"> = </w:t>
+      </w:r>
+      <w:proofErr w:type="spellStart"/>
+      <w:r>
+        <w:rPr>
+          <w:sz w:val="20"/>
+          <w:lang w:val="en-US"/>
+        </w:rPr>
+        <w:t>NEW.id_driver</w:t>
+      </w:r>
+      <w:proofErr w:type="spellEnd"/>
+      <w:r>
+        <w:rPr>
+          <w:sz w:val="20"/>
+          <w:lang w:val="en-US"/>
+        </w:rPr>
+        <w:t>;</w:t>
+      </w:r>
+    </w:p>
+    <w:p>
+      <w:pPr>
+        <w:spacing w:after="40" w:line="240" w:lineRule="auto"/>
+        <w:ind w:left="720" w:firstLine="0"/>
+        <w:rPr>
+          <w:sz w:val="20"/>
+          <w:lang w:val="en-US"/>
+        </w:rPr>
+      </w:pPr>
+      <w:r>
+        <w:rPr>
+          <w:sz w:val="20"/>
+          <w:lang w:val="en-US"/>
+        </w:rPr>
+        <w:t xml:space="preserve">        IF </w:t>
+      </w:r>
+      <w:proofErr w:type="spellStart"/>
+      <w:r>
+        <w:rPr>
+          <w:sz w:val="20"/>
+          <w:lang w:val="en-US"/>
+        </w:rPr>
+        <w:t>v_experience</w:t>
+      </w:r>
+      <w:proofErr w:type="spellEnd"/>
+      <w:r>
+        <w:rPr>
+          <w:sz w:val="20"/>
+          <w:lang w:val="en-US"/>
+        </w:rPr>
+        <w:t xml:space="preserve"> &lt; 2 THEN </w:t>
+      </w:r>
+      <w:proofErr w:type="spellStart"/>
+      <w:r>
+        <w:rPr>
+          <w:sz w:val="20"/>
+          <w:lang w:val="en-US"/>
+        </w:rPr>
+        <w:t>v_</w:t>
+      </w:r>
+      <w:proofErr w:type="gramStart"/>
+      <w:r>
+        <w:rPr>
+          <w:sz w:val="20"/>
+          <w:lang w:val="en-US"/>
+        </w:rPr>
+        <w:t>coef</w:t>
+      </w:r>
+      <w:proofErr w:type="spellEnd"/>
+      <w:r>
+        <w:rPr>
+          <w:sz w:val="20"/>
+          <w:lang w:val="en-US"/>
+        </w:rPr>
+        <w:t xml:space="preserve"> :</w:t>
+      </w:r>
+      <w:proofErr w:type="gramEnd"/>
+      <w:r>
+        <w:rPr>
+          <w:sz w:val="20"/>
+          <w:lang w:val="en-US"/>
+        </w:rPr>
+        <w:t>= 1.00;</w:t>
+      </w:r>
+    </w:p>
+    <w:p>
+      <w:pPr>
+        <w:spacing w:after="40" w:line="240" w:lineRule="auto"/>
+        <w:ind w:left="720" w:firstLine="0"/>
+        <w:rPr>
+          <w:sz w:val="20"/>
+          <w:lang w:val="en-US"/>
+        </w:rPr>
+      </w:pPr>
+      <w:r>
+        <w:rPr>
+          <w:sz w:val="20"/>
+          <w:lang w:val="en-US"/>
+        </w:rPr>
+        <w:t xml:space="preserve">        ELSIF </w:t>
+      </w:r>
+      <w:proofErr w:type="spellStart"/>
+      <w:r>
+        <w:rPr>
+          <w:sz w:val="20"/>
+          <w:lang w:val="en-US"/>
+        </w:rPr>
+        <w:t>v_experience</w:t>
+      </w:r>
+      <w:proofErr w:type="spellEnd"/>
+      <w:r>
+        <w:rPr>
+          <w:sz w:val="20"/>
+          <w:lang w:val="en-US"/>
+        </w:rPr>
+        <w:t xml:space="preserve"> &lt; 5 THEN </w:t>
+      </w:r>
+      <w:proofErr w:type="spellStart"/>
+      <w:r>
+        <w:rPr>
+          <w:sz w:val="20"/>
+          <w:lang w:val="en-US"/>
+        </w:rPr>
+        <w:t>v_</w:t>
+      </w:r>
+      <w:proofErr w:type="gramStart"/>
+      <w:r>
+        <w:rPr>
+          <w:sz w:val="20"/>
+          <w:lang w:val="en-US"/>
+        </w:rPr>
+        <w:t>coef</w:t>
+      </w:r>
+      <w:proofErr w:type="spellEnd"/>
+      <w:r>
+        <w:rPr>
+          <w:sz w:val="20"/>
+          <w:lang w:val="en-US"/>
+        </w:rPr>
+        <w:t xml:space="preserve"> :</w:t>
+      </w:r>
+      <w:proofErr w:type="gramEnd"/>
+      <w:r>
+        <w:rPr>
+          <w:sz w:val="20"/>
+          <w:lang w:val="en-US"/>
+        </w:rPr>
+        <w:t>= 1.15;</w:t>
+      </w:r>
+    </w:p>
+    <w:p>
+      <w:pPr>
+        <w:spacing w:after="40" w:line="240" w:lineRule="auto"/>
+        <w:ind w:left="720" w:firstLine="0"/>
+        <w:rPr>
+          <w:sz w:val="20"/>
+          <w:lang w:val="en-US"/>
+        </w:rPr>
+      </w:pPr>
+      <w:r>
+        <w:rPr>
+          <w:sz w:val="20"/>
+          <w:lang w:val="en-US"/>
+        </w:rPr>
+        <w:t xml:space="preserve">        ELSIF </w:t>
+      </w:r>
+      <w:proofErr w:type="spellStart"/>
+      <w:r>
+        <w:rPr>
+          <w:sz w:val="20"/>
+          <w:lang w:val="en-US"/>
+        </w:rPr>
+        <w:t>v_experience</w:t>
+      </w:r>
+      <w:proofErr w:type="spellEnd"/>
+      <w:r>
+        <w:rPr>
+          <w:sz w:val="20"/>
+          <w:lang w:val="en-US"/>
+        </w:rPr>
+        <w:t xml:space="preserve"> &lt; 10 THEN </w:t>
+      </w:r>
+      <w:proofErr w:type="spellStart"/>
+      <w:r>
+        <w:rPr>
+          <w:sz w:val="20"/>
+          <w:lang w:val="en-US"/>
+        </w:rPr>
+        <w:t>v_</w:t>
+      </w:r>
+      <w:proofErr w:type="gramStart"/>
+      <w:r>
+        <w:rPr>
+          <w:sz w:val="20"/>
+          <w:lang w:val="en-US"/>
+        </w:rPr>
+        <w:t>coef</w:t>
+      </w:r>
+      <w:proofErr w:type="spellEnd"/>
+      <w:r>
+        <w:rPr>
+          <w:sz w:val="20"/>
+          <w:lang w:val="en-US"/>
+        </w:rPr>
+        <w:t xml:space="preserve"> :</w:t>
+      </w:r>
+      <w:proofErr w:type="gramEnd"/>
+      <w:r>
+        <w:rPr>
+          <w:sz w:val="20"/>
+          <w:lang w:val="en-US"/>
+        </w:rPr>
+        <w:t>= 1.30;</w:t>
+      </w:r>
+    </w:p>
+    <w:p>
+      <w:pPr>
+        <w:spacing w:after="40" w:line="240" w:lineRule="auto"/>
+        <w:ind w:left="720" w:firstLine="0"/>
+        <w:rPr>
+          <w:sz w:val="20"/>
+          <w:lang w:val="en-US"/>
+        </w:rPr>
+      </w:pPr>
+      <w:r>
+        <w:rPr>
+          <w:sz w:val="20"/>
+          <w:lang w:val="en-US"/>
+        </w:rPr>
+        <w:t xml:space="preserve">        ELSE </w:t>
+      </w:r>
+      <w:proofErr w:type="spellStart"/>
+      <w:r>
+        <w:rPr>
+          <w:sz w:val="20"/>
+          <w:lang w:val="en-US"/>
+        </w:rPr>
+        <w:t>v_</w:t>
+      </w:r>
+      <w:proofErr w:type="gramStart"/>
+      <w:r>
+        <w:rPr>
+          <w:sz w:val="20"/>
+          <w:lang w:val="en-US"/>
+        </w:rPr>
+        <w:t>coef</w:t>
+      </w:r>
+      <w:proofErr w:type="spellEnd"/>
+      <w:r>
+        <w:rPr>
+          <w:sz w:val="20"/>
+          <w:lang w:val="en-US"/>
+        </w:rPr>
+        <w:t xml:space="preserve"> :</w:t>
+      </w:r>
+      <w:proofErr w:type="gramEnd"/>
+      <w:r>
+        <w:rPr>
+          <w:sz w:val="20"/>
+          <w:lang w:val="en-US"/>
+        </w:rPr>
+        <w:t>= 1.50; END IF;</w:t>
+      </w:r>
+    </w:p>
+    <w:p>
+      <w:pPr>
+        <w:spacing w:after="40" w:line="240" w:lineRule="auto"/>
+        <w:ind w:left="720" w:firstLine="0"/>
+        <w:rPr>
+          <w:sz w:val="20"/>
+          <w:lang w:val="en-US"/>
+        </w:rPr>
+      </w:pPr>
+      <w:r>
+        <w:rPr>
+          <w:sz w:val="20"/>
+          <w:lang w:val="en-US"/>
+        </w:rPr>
+        <w:t xml:space="preserve">        </w:t>
+      </w:r>
+      <w:proofErr w:type="spellStart"/>
+      <w:proofErr w:type="gramStart"/>
+      <w:r>
+        <w:rPr>
+          <w:sz w:val="20"/>
+          <w:lang w:val="en-US"/>
+        </w:rPr>
+        <w:t>NEW.payment</w:t>
+      </w:r>
+      <w:proofErr w:type="spellEnd"/>
+      <w:r>
+        <w:rPr>
+          <w:sz w:val="20"/>
+          <w:lang w:val="en-US"/>
+        </w:rPr>
+        <w:t xml:space="preserve"> :</w:t>
+      </w:r>
+      <w:proofErr w:type="gramEnd"/>
+      <w:r>
+        <w:rPr>
+          <w:sz w:val="20"/>
+          <w:lang w:val="en-US"/>
+        </w:rPr>
+        <w:t xml:space="preserve">= </w:t>
+      </w:r>
+      <w:proofErr w:type="spellStart"/>
+      <w:r>
+        <w:rPr>
+          <w:sz w:val="20"/>
+          <w:lang w:val="en-US"/>
+        </w:rPr>
+        <w:t>v_base_pay</w:t>
+      </w:r>
+      <w:proofErr w:type="spellEnd"/>
+      <w:r>
+        <w:rPr>
+          <w:sz w:val="20"/>
+          <w:lang w:val="en-US"/>
+        </w:rPr>
+        <w:t xml:space="preserve"> * </w:t>
+      </w:r>
+      <w:proofErr w:type="spellStart"/>
+      <w:r>
+        <w:rPr>
+          <w:sz w:val="20"/>
+          <w:lang w:val="en-US"/>
+        </w:rPr>
+        <w:t>v_coef</w:t>
+      </w:r>
+      <w:proofErr w:type="spellEnd"/>
+      <w:r>
+        <w:rPr>
+          <w:sz w:val="20"/>
+          <w:lang w:val="en-US"/>
+        </w:rPr>
+        <w:t>;</w:t>
+      </w:r>
+    </w:p>
+    <w:p>
+      <w:pPr>
+        <w:spacing w:after="40" w:line="240" w:lineRule="auto"/>
+        <w:ind w:left="720" w:firstLine="0"/>
+        <w:rPr>
+          <w:sz w:val="20"/>
+          <w:lang w:val="en-US"/>
+        </w:rPr>
+      </w:pPr>
+      <w:r>
+        <w:rPr>
+          <w:sz w:val="20"/>
+          <w:lang w:val="en-US"/>
+        </w:rPr>
+        <w:t xml:space="preserve">    END IF;</w:t>
+      </w:r>
+    </w:p>
+    <w:p>
+      <w:pPr>
+        <w:spacing w:after="40" w:line="240" w:lineRule="auto"/>
+        <w:ind w:left="720" w:firstLine="0"/>
+        <w:rPr>
+          <w:sz w:val="20"/>
+          <w:lang w:val="en-US"/>
+        </w:rPr>
+      </w:pPr>
+      <w:r>
+        <w:rPr>
+          <w:sz w:val="20"/>
+          <w:lang w:val="en-US"/>
+        </w:rPr>
+        <w:lastRenderedPageBreak/>
+        <w:t xml:space="preserve">    RETURN NEW;</w:t>
+      </w:r>
+    </w:p>
+    <w:p>
+      <w:pPr>
+        <w:spacing w:after="40" w:line="240" w:lineRule="auto"/>
+        <w:ind w:left="720" w:firstLine="0"/>
+        <w:rPr>
+          <w:sz w:val="20"/>
+          <w:lang w:val="en-US"/>
+        </w:rPr>
+      </w:pPr>
+      <w:r>
+        <w:rPr>
+          <w:sz w:val="20"/>
+          <w:lang w:val="en-US"/>
+        </w:rPr>
+        <w:t>END;</w:t>
+      </w:r>
+    </w:p>
+    <w:p>
+      <w:pPr>
+        <w:spacing w:after="40" w:line="240" w:lineRule="auto"/>
+        <w:ind w:left="720" w:firstLine="0"/>
+        <w:rPr>
+          <w:sz w:val="20"/>
+        </w:rPr>
+      </w:pPr>
+      <w:r>
+        <w:rPr>
+          <w:sz w:val="20"/>
+        </w:rPr>
+        <w:t xml:space="preserve">$$ LANGUAGE </w:t>
+      </w:r>
+      <w:proofErr w:type="spellStart"/>
+      <w:r>
+        <w:rPr>
+          <w:sz w:val="20"/>
+        </w:rPr>
+        <w:t>plpgsql</w:t>
+      </w:r>
+      <w:proofErr w:type="spellEnd"/>
+      <w:r>
+        <w:rPr>
+          <w:sz w:val="20"/>
+        </w:rPr>
+        <w:t>;</w:t>
+      </w:r>
+    </w:p>
+    <w:p>
+      <w:pPr>
+        <w:rPr>
+          <w:szCs w:val="32"/>
+        </w:rPr>
+      </w:pPr>
+      <w:r>
+        <w:rPr>
+          <w:szCs w:val="32"/>
+        </w:rPr>
+        <w:t>Триггер проверяет, передано ли значение оплаты. Если оно пустое (NULL), система автоматически считывает базовый тариф маршрута, стаж водителя и применяет повышающий коэффициент: +15% за стаж от 2 до 5 лет, +30% за стаж от 5 до 10 лет, +50% за стаж от 10 лет. При этом сохраняется возможность ручного ввода произвольной суммы.</w:t>
+      </w:r>
+    </w:p>
+    <w:p>
+      <w:pPr>
+        <w:pStyle w:val="3"/>
+      </w:pPr>
+      <w:r>
+        <w:t>2.5.4 Ролевая модель доступа и права ролей БД</w:t>
+      </w:r>
+    </w:p>
+    <w:p>
+      <w:pPr>
+        <w:rPr>
+          <w:szCs w:val="32"/>
+        </w:rPr>
+      </w:pPr>
+      <w:r>
+        <w:rPr>
+          <w:szCs w:val="32"/>
+        </w:rPr>
+        <w:t>Для защиты от несанкционированного доступа на уровне базы данных определены серверные роли и их ограничения доступа к таблицам:</w:t>
+      </w:r>
+    </w:p>
+    <w:p>
+      <w:pPr>
+        <w:spacing w:after="40" w:line="240" w:lineRule="auto"/>
+        <w:ind w:left="720" w:firstLine="0"/>
+        <w:rPr>
+          <w:rFonts w:ascii="Consolas" w:hAnsi="Consolas"/>
+          <w:sz w:val="20"/>
+        </w:rPr>
+      </w:pPr>
+      <w:r>
+        <w:rPr>
+          <w:rFonts w:ascii="Consolas" w:hAnsi="Consolas"/>
+          <w:sz w:val="20"/>
+        </w:rPr>
+        <w:t>-- Сброс всех прав доступа с таблиц по умолчанию</w:t>
+      </w:r>
+    </w:p>
+    <w:p>
+      <w:pPr>
+        <w:spacing w:after="40" w:line="240" w:lineRule="auto"/>
+        <w:ind w:left="720" w:firstLine="0"/>
+        <w:rPr>
+          <w:sz w:val="20"/>
+        </w:rPr>
+      </w:pPr>
+      <w:r>
+        <w:rPr>
+          <w:sz w:val="20"/>
+          <w:lang w:val="en-US"/>
+        </w:rPr>
+        <w:t>REVOKE ALL ON ALL TABLES IN SCHEMA public FROM PUBLIC;</w:t>
+      </w:r>
+    </w:p>
+    <w:p>
+      <w:pPr>
+        <w:spacing w:after="40" w:line="240" w:lineRule="auto"/>
+        <w:ind w:left="720" w:firstLine="0"/>
+        <w:rPr>
+          <w:sz w:val="20"/>
+        </w:rPr>
+      </w:pPr>
+    </w:p>
+    <w:p>
+      <w:pPr>
+        <w:spacing w:after="40" w:line="240" w:lineRule="auto"/>
+        <w:ind w:left="720" w:firstLine="0"/>
+        <w:rPr>
+          <w:sz w:val="20"/>
+        </w:rPr>
+      </w:pPr>
+      <w:r>
+        <w:rPr>
+          <w:sz w:val="20"/>
+        </w:rPr>
+        <w:t>-- Права роли Администратора (полный доступ)</w:t>
+      </w:r>
+    </w:p>
+    <w:p>
+      <w:pPr>
+        <w:spacing w:after="40" w:line="240" w:lineRule="auto"/>
+        <w:ind w:left="720" w:firstLine="0"/>
+        <w:rPr>
+          <w:sz w:val="20"/>
+        </w:rPr>
+      </w:pPr>
+      <w:r>
+        <w:rPr>
+          <w:sz w:val="20"/>
+          <w:lang w:val="en-US"/>
+        </w:rPr>
+        <w:t xml:space="preserve">GRANT ALL PRIVILEGES ON ALL TABLES IN SCHEMA public TO </w:t>
+      </w:r>
+      <w:proofErr w:type="spellStart"/>
+      <w:r>
+        <w:rPr>
+          <w:sz w:val="20"/>
+          <w:lang w:val="en-US"/>
+        </w:rPr>
+        <w:t>admin_role</w:t>
+      </w:r>
+      <w:proofErr w:type="spellEnd"/>
+      <w:r>
+        <w:rPr>
+          <w:sz w:val="20"/>
+          <w:lang w:val="en-US"/>
+        </w:rPr>
+        <w:t>;</w:t>
+      </w:r>
+    </w:p>
+    <w:p>
+      <w:pPr>
+        <w:spacing w:after="40" w:line="240" w:lineRule="auto"/>
+        <w:ind w:left="720" w:firstLine="0"/>
+        <w:rPr>
+          <w:sz w:val="20"/>
+        </w:rPr>
+      </w:pPr>
+    </w:p>
+    <w:p>
+      <w:pPr>
+        <w:spacing w:after="40" w:line="240" w:lineRule="auto"/>
+        <w:ind w:left="720" w:firstLine="0"/>
+        <w:rPr>
+          <w:sz w:val="20"/>
+        </w:rPr>
+      </w:pPr>
+      <w:r>
+        <w:rPr>
+          <w:sz w:val="20"/>
+        </w:rPr>
+        <w:t>-- Права роли Диспетчера (привилегированный доступ к рейсам и водителям)</w:t>
+      </w:r>
+    </w:p>
+    <w:p>
+      <w:pPr>
+        <w:spacing w:after="40" w:line="240" w:lineRule="auto"/>
+        <w:ind w:left="720" w:firstLine="0"/>
+        <w:rPr>
+          <w:sz w:val="20"/>
+          <w:lang w:val="en-US"/>
+        </w:rPr>
+      </w:pPr>
+      <w:r>
+        <w:rPr>
+          <w:sz w:val="20"/>
+          <w:lang w:val="en-US"/>
+        </w:rPr>
+        <w:t xml:space="preserve">GRANT SELECT, INSERT, UPDATE, DELETE ON TABLE Transportations, </w:t>
+      </w:r>
+      <w:proofErr w:type="spellStart"/>
+      <w:r>
+        <w:rPr>
+          <w:sz w:val="20"/>
+          <w:lang w:val="en-US"/>
+        </w:rPr>
+        <w:t>Driver_Transportations</w:t>
+      </w:r>
+      <w:proofErr w:type="spellEnd"/>
+      <w:r>
+        <w:rPr>
+          <w:sz w:val="20"/>
+          <w:lang w:val="en-US"/>
+        </w:rPr>
+        <w:t xml:space="preserve"> TO </w:t>
+      </w:r>
+      <w:proofErr w:type="spellStart"/>
+      <w:r>
+        <w:rPr>
+          <w:sz w:val="20"/>
+          <w:lang w:val="en-US"/>
+        </w:rPr>
+        <w:t>dispatcher_role</w:t>
+      </w:r>
+      <w:proofErr w:type="spellEnd"/>
+      <w:r>
+        <w:rPr>
+          <w:sz w:val="20"/>
+          <w:lang w:val="en-US"/>
+        </w:rPr>
+        <w:t>;</w:t>
+      </w:r>
+    </w:p>
+    <w:p>
+      <w:pPr>
+        <w:spacing w:after="40" w:line="240" w:lineRule="auto"/>
+        <w:ind w:left="720" w:firstLine="0"/>
+        <w:rPr>
+          <w:sz w:val="20"/>
+          <w:lang w:val="en-US"/>
+        </w:rPr>
+      </w:pPr>
+      <w:r>
+        <w:rPr>
+          <w:sz w:val="20"/>
+          <w:lang w:val="en-US"/>
+        </w:rPr>
+        <w:t xml:space="preserve">GRANT SELECT, INSERT, UPDATE ON TABLE Drivers, Routes TO </w:t>
+      </w:r>
+      <w:proofErr w:type="spellStart"/>
+      <w:r>
+        <w:rPr>
+          <w:sz w:val="20"/>
+          <w:lang w:val="en-US"/>
+        </w:rPr>
+        <w:t>dispatcher_role</w:t>
+      </w:r>
+      <w:proofErr w:type="spellEnd"/>
+      <w:r>
+        <w:rPr>
+          <w:sz w:val="20"/>
+          <w:lang w:val="en-US"/>
+        </w:rPr>
+        <w:t>;</w:t>
+      </w:r>
+    </w:p>
+    <w:p>
+      <w:pPr>
+        <w:spacing w:after="40" w:line="240" w:lineRule="auto"/>
+        <w:ind w:left="720" w:firstLine="0"/>
+        <w:rPr>
+          <w:sz w:val="20"/>
+          <w:lang w:val="en-US"/>
+        </w:rPr>
+      </w:pPr>
+      <w:r>
+        <w:rPr>
+          <w:sz w:val="20"/>
+          <w:lang w:val="en-US"/>
+        </w:rPr>
+        <w:t xml:space="preserve">GRANT SELECT ON TABLE Users, Roles, </w:t>
+      </w:r>
+      <w:proofErr w:type="spellStart"/>
+      <w:r>
+        <w:rPr>
+          <w:sz w:val="20"/>
+          <w:lang w:val="en-US"/>
+        </w:rPr>
+        <w:t>User_Roles</w:t>
+      </w:r>
+      <w:proofErr w:type="spellEnd"/>
+      <w:r>
+        <w:rPr>
+          <w:sz w:val="20"/>
+          <w:lang w:val="en-US"/>
+        </w:rPr>
+        <w:t xml:space="preserve"> TO </w:t>
+      </w:r>
+      <w:proofErr w:type="spellStart"/>
+      <w:r>
+        <w:rPr>
+          <w:sz w:val="20"/>
+          <w:lang w:val="en-US"/>
+        </w:rPr>
+        <w:t>dispatcher_role</w:t>
+      </w:r>
+      <w:proofErr w:type="spellEnd"/>
+      <w:r>
+        <w:rPr>
+          <w:sz w:val="20"/>
+          <w:lang w:val="en-US"/>
+        </w:rPr>
+        <w:t>;</w:t>
+      </w:r>
+    </w:p>
+    <w:p>
+      <w:pPr>
+        <w:spacing w:after="120"/>
+        <w:ind w:firstLine="0"/>
+        <w:rPr>
+          <w:lang w:val="en-US"/>
+        </w:rPr>
+      </w:pPr>
+    </w:p>
+    <w:p>
+      <w:pPr>
+        <w:spacing w:after="40" w:line="240" w:lineRule="auto"/>
+        <w:ind w:left="720" w:firstLine="0"/>
+        <w:rPr>
+          <w:sz w:val="20"/>
+        </w:rPr>
+      </w:pPr>
+      <w:r>
+        <w:rPr>
+          <w:sz w:val="20"/>
+        </w:rPr>
+        <w:t>-- Права роли Водителя (только просмотр данных рейсов)</w:t>
+      </w:r>
+    </w:p>
+    <w:p>
+      <w:pPr>
+        <w:spacing w:after="40" w:line="240" w:lineRule="auto"/>
+        <w:ind w:left="720" w:firstLine="0"/>
+        <w:rPr>
+          <w:sz w:val="20"/>
+          <w:lang w:val="en-US"/>
+        </w:rPr>
+      </w:pPr>
+      <w:r>
+        <w:rPr>
+          <w:sz w:val="20"/>
+          <w:lang w:val="en-US"/>
+        </w:rPr>
+        <w:t xml:space="preserve">GRANT SELECT ON TABLE Drivers, Routes, Transportations, </w:t>
+      </w:r>
+      <w:proofErr w:type="spellStart"/>
+      <w:r>
+        <w:rPr>
+          <w:sz w:val="20"/>
+          <w:lang w:val="en-US"/>
+        </w:rPr>
+        <w:t>Driver_Transportations</w:t>
+      </w:r>
+      <w:proofErr w:type="spellEnd"/>
+      <w:r>
+        <w:rPr>
+          <w:sz w:val="20"/>
+          <w:lang w:val="en-US"/>
+        </w:rPr>
+        <w:t xml:space="preserve"> TO </w:t>
+      </w:r>
+      <w:proofErr w:type="spellStart"/>
+      <w:r>
+        <w:rPr>
+          <w:sz w:val="20"/>
+          <w:lang w:val="en-US"/>
+        </w:rPr>
+        <w:t>driver_role</w:t>
+      </w:r>
+      <w:proofErr w:type="spellEnd"/>
+      <w:r>
+        <w:rPr>
+          <w:sz w:val="20"/>
+          <w:lang w:val="en-US"/>
+        </w:rPr>
+        <w:t>;</w:t>
+      </w:r>
+    </w:p>
+    <w:p>
+      <w:pPr>
+        <w:rPr>
+          <w:szCs w:val="32"/>
+        </w:rPr>
+      </w:pPr>
+      <w:r>
+        <w:rPr>
+          <w:szCs w:val="32"/>
+        </w:rPr>
+        <w:t xml:space="preserve">Использование DCL-команд ограничивает круг операций пользователей согласно их полномочиям непосредственно на сервере СУБД </w:t>
+      </w:r>
+      <w:proofErr w:type="spellStart"/>
+      <w:r>
+        <w:rPr>
+          <w:szCs w:val="32"/>
+        </w:rPr>
+        <w:t>PostgreSQL</w:t>
+      </w:r>
+      <w:proofErr w:type="spellEnd"/>
+      <w:r>
+        <w:rPr>
+          <w:szCs w:val="32"/>
+        </w:rPr>
+        <w:t>.</w:t>
+      </w:r>
+    </w:p>
+    <w:p>
+      <w:pPr>
+        <w:pStyle w:val="3"/>
+      </w:pPr>
+      <w:r>
+        <w:t>2.5.5 Аналитические представления (</w:t>
+      </w:r>
+      <w:proofErr w:type="spellStart"/>
+      <w:r>
+        <w:t>Views</w:t>
+      </w:r>
+      <w:proofErr w:type="spellEnd"/>
+      <w:r>
+        <w:t>)</w:t>
+      </w:r>
+    </w:p>
+    <w:p>
+      <w:pPr>
+        <w:rPr>
+          <w:szCs w:val="32"/>
+          <w:lang w:val="en-US"/>
+        </w:rPr>
+      </w:pPr>
+      <w:r>
+        <w:rPr>
+          <w:szCs w:val="32"/>
+        </w:rPr>
+        <w:t xml:space="preserve">Для получения агрегированной отчетности на стороне БД созданы представления </w:t>
+      </w:r>
+      <w:proofErr w:type="spellStart"/>
+      <w:r>
+        <w:rPr>
+          <w:szCs w:val="32"/>
+        </w:rPr>
+        <w:t>Salary_Statement</w:t>
+      </w:r>
+      <w:proofErr w:type="spellEnd"/>
+      <w:r>
+        <w:rPr>
+          <w:szCs w:val="32"/>
+        </w:rPr>
+        <w:t xml:space="preserve"> (зарплатная ведомость) и </w:t>
+      </w:r>
+      <w:proofErr w:type="spellStart"/>
+      <w:r>
+        <w:rPr>
+          <w:szCs w:val="32"/>
+        </w:rPr>
+        <w:t>Transportation_Summary</w:t>
+      </w:r>
+      <w:proofErr w:type="spellEnd"/>
+      <w:r>
+        <w:rPr>
+          <w:szCs w:val="32"/>
+        </w:rPr>
+        <w:t xml:space="preserve"> (сводная стоимость рейсов). Ниже</w:t>
+      </w:r>
+      <w:r>
+        <w:rPr>
+          <w:szCs w:val="32"/>
+          <w:lang w:val="en-US"/>
+        </w:rPr>
+        <w:t xml:space="preserve"> </w:t>
+      </w:r>
+      <w:r>
+        <w:rPr>
+          <w:szCs w:val="32"/>
+        </w:rPr>
+        <w:t>приведен</w:t>
+      </w:r>
+      <w:r>
+        <w:rPr>
+          <w:szCs w:val="32"/>
+          <w:lang w:val="en-US"/>
+        </w:rPr>
+        <w:t xml:space="preserve"> </w:t>
+      </w:r>
+      <w:r>
+        <w:rPr>
+          <w:szCs w:val="32"/>
+        </w:rPr>
+        <w:t>код</w:t>
+      </w:r>
+      <w:r>
+        <w:rPr>
+          <w:szCs w:val="32"/>
+          <w:lang w:val="en-US"/>
+        </w:rPr>
+        <w:t xml:space="preserve"> </w:t>
+      </w:r>
+      <w:r>
+        <w:rPr>
+          <w:szCs w:val="32"/>
+        </w:rPr>
+        <w:t>создания</w:t>
+      </w:r>
+      <w:r>
+        <w:rPr>
+          <w:szCs w:val="32"/>
+          <w:lang w:val="en-US"/>
+        </w:rPr>
+        <w:t xml:space="preserve"> </w:t>
+      </w:r>
+      <w:r>
+        <w:rPr>
+          <w:szCs w:val="32"/>
+        </w:rPr>
+        <w:t>представления</w:t>
+      </w:r>
+      <w:r>
+        <w:rPr>
+          <w:szCs w:val="32"/>
+          <w:lang w:val="en-US"/>
+        </w:rPr>
+        <w:t xml:space="preserve"> </w:t>
+      </w:r>
+      <w:proofErr w:type="spellStart"/>
+      <w:r>
+        <w:rPr>
+          <w:szCs w:val="32"/>
+          <w:lang w:val="en-US"/>
+        </w:rPr>
+        <w:t>Salary_Statement</w:t>
+      </w:r>
+      <w:proofErr w:type="spellEnd"/>
+      <w:r>
+        <w:rPr>
+          <w:szCs w:val="32"/>
+          <w:lang w:val="en-US"/>
+        </w:rPr>
+        <w:t>:</w:t>
+      </w:r>
+    </w:p>
+    <w:p>
+      <w:pPr>
+        <w:spacing w:after="40" w:line="240" w:lineRule="auto"/>
+        <w:ind w:left="720" w:firstLine="0"/>
+        <w:rPr>
+          <w:sz w:val="20"/>
+          <w:lang w:val="en-US"/>
+        </w:rPr>
+      </w:pPr>
+      <w:r>
+        <w:rPr>
+          <w:sz w:val="20"/>
+          <w:lang w:val="en-US"/>
+        </w:rPr>
+        <w:t xml:space="preserve">CREATE VIEW </w:t>
+      </w:r>
+      <w:proofErr w:type="spellStart"/>
+      <w:r>
+        <w:rPr>
+          <w:sz w:val="20"/>
+          <w:lang w:val="en-US"/>
+        </w:rPr>
+        <w:t>Salary_Statement</w:t>
+      </w:r>
+      <w:proofErr w:type="spellEnd"/>
+      <w:r>
+        <w:rPr>
+          <w:sz w:val="20"/>
+          <w:lang w:val="en-US"/>
+        </w:rPr>
+        <w:t xml:space="preserve"> AS</w:t>
+      </w:r>
+    </w:p>
+    <w:p>
+      <w:pPr>
+        <w:spacing w:after="40" w:line="240" w:lineRule="auto"/>
+        <w:ind w:left="720" w:firstLine="0"/>
+        <w:rPr>
+          <w:sz w:val="20"/>
+          <w:lang w:val="en-US"/>
+        </w:rPr>
+      </w:pPr>
+      <w:r>
+        <w:rPr>
+          <w:sz w:val="20"/>
+          <w:lang w:val="en-US"/>
+        </w:rPr>
+        <w:t xml:space="preserve">SELECT </w:t>
+      </w:r>
+    </w:p>
+    <w:p>
+      <w:pPr>
+        <w:spacing w:after="40" w:line="240" w:lineRule="auto"/>
+        <w:ind w:left="720" w:firstLine="0"/>
+        <w:rPr>
+          <w:sz w:val="20"/>
+          <w:lang w:val="en-US"/>
+        </w:rPr>
+      </w:pPr>
+      <w:r>
+        <w:rPr>
+          <w:sz w:val="20"/>
+          <w:lang w:val="en-US"/>
+        </w:rPr>
+        <w:t xml:space="preserve">    </w:t>
+      </w:r>
+      <w:proofErr w:type="spellStart"/>
+      <w:r>
+        <w:rPr>
+          <w:sz w:val="20"/>
+          <w:lang w:val="en-US"/>
+        </w:rPr>
+        <w:t>d.id_driver</w:t>
+      </w:r>
+      <w:proofErr w:type="spellEnd"/>
+      <w:r>
+        <w:rPr>
+          <w:sz w:val="20"/>
+          <w:lang w:val="en-US"/>
+        </w:rPr>
+        <w:t>,</w:t>
+      </w:r>
+    </w:p>
+    <w:p>
+      <w:pPr>
+        <w:spacing w:after="40" w:line="240" w:lineRule="auto"/>
+        <w:ind w:left="720" w:firstLine="0"/>
+        <w:rPr>
+          <w:sz w:val="20"/>
+          <w:lang w:val="en-US"/>
+        </w:rPr>
+      </w:pPr>
+      <w:r>
+        <w:rPr>
+          <w:sz w:val="20"/>
+          <w:lang w:val="en-US"/>
+        </w:rPr>
+        <w:t xml:space="preserve">    </w:t>
+      </w:r>
+      <w:proofErr w:type="gramStart"/>
+      <w:r>
+        <w:rPr>
+          <w:sz w:val="20"/>
+          <w:lang w:val="en-US"/>
+        </w:rPr>
+        <w:t>CONCAT(</w:t>
+      </w:r>
+      <w:proofErr w:type="spellStart"/>
+      <w:r>
+        <w:rPr>
+          <w:sz w:val="20"/>
+          <w:lang w:val="en-US"/>
+        </w:rPr>
+        <w:t>d.last</w:t>
+      </w:r>
+      <w:proofErr w:type="gramEnd"/>
+      <w:r>
+        <w:rPr>
+          <w:sz w:val="20"/>
+          <w:lang w:val="en-US"/>
+        </w:rPr>
+        <w:t>_name</w:t>
+      </w:r>
+      <w:proofErr w:type="spellEnd"/>
+      <w:r>
+        <w:rPr>
+          <w:sz w:val="20"/>
+          <w:lang w:val="en-US"/>
+        </w:rPr>
+        <w:t xml:space="preserve">, ' ', </w:t>
+      </w:r>
+      <w:proofErr w:type="spellStart"/>
+      <w:proofErr w:type="gramStart"/>
+      <w:r>
+        <w:rPr>
+          <w:sz w:val="20"/>
+          <w:lang w:val="en-US"/>
+        </w:rPr>
+        <w:t>d.first</w:t>
+      </w:r>
+      <w:proofErr w:type="gramEnd"/>
+      <w:r>
+        <w:rPr>
+          <w:sz w:val="20"/>
+          <w:lang w:val="en-US"/>
+        </w:rPr>
+        <w:t>_name</w:t>
+      </w:r>
+      <w:proofErr w:type="spellEnd"/>
+      <w:r>
+        <w:rPr>
+          <w:sz w:val="20"/>
+          <w:lang w:val="en-US"/>
+        </w:rPr>
+        <w:t xml:space="preserve">, ' ', </w:t>
+      </w:r>
+      <w:proofErr w:type="gramStart"/>
+      <w:r>
+        <w:rPr>
+          <w:sz w:val="20"/>
+          <w:lang w:val="en-US"/>
+        </w:rPr>
+        <w:t>COALESCE(</w:t>
+      </w:r>
+      <w:proofErr w:type="spellStart"/>
+      <w:r>
+        <w:rPr>
+          <w:sz w:val="20"/>
+          <w:lang w:val="en-US"/>
+        </w:rPr>
+        <w:t>d.middle</w:t>
+      </w:r>
+      <w:proofErr w:type="gramEnd"/>
+      <w:r>
+        <w:rPr>
+          <w:sz w:val="20"/>
+          <w:lang w:val="en-US"/>
+        </w:rPr>
+        <w:t>_name</w:t>
+      </w:r>
+      <w:proofErr w:type="spellEnd"/>
+      <w:r>
+        <w:rPr>
+          <w:sz w:val="20"/>
+          <w:lang w:val="en-US"/>
+        </w:rPr>
+        <w:t xml:space="preserve">, '')) AS </w:t>
+      </w:r>
+      <w:proofErr w:type="spellStart"/>
+      <w:r>
+        <w:rPr>
+          <w:sz w:val="20"/>
+          <w:lang w:val="en-US"/>
+        </w:rPr>
+        <w:t>driver_full_name</w:t>
+      </w:r>
+      <w:proofErr w:type="spellEnd"/>
+      <w:r>
+        <w:rPr>
+          <w:sz w:val="20"/>
+          <w:lang w:val="en-US"/>
+        </w:rPr>
+        <w:t>,</w:t>
+      </w:r>
+    </w:p>
+    <w:p>
+      <w:pPr>
+        <w:spacing w:after="40" w:line="240" w:lineRule="auto"/>
+        <w:ind w:left="720" w:firstLine="0"/>
+        <w:rPr>
+          <w:sz w:val="20"/>
+          <w:lang w:val="en-US"/>
+        </w:rPr>
+      </w:pPr>
+      <w:r>
+        <w:rPr>
+          <w:sz w:val="20"/>
+          <w:lang w:val="en-US"/>
+        </w:rPr>
+        <w:t xml:space="preserve">    </w:t>
+      </w:r>
+      <w:proofErr w:type="spellStart"/>
+      <w:r>
+        <w:rPr>
+          <w:sz w:val="20"/>
+          <w:lang w:val="en-US"/>
+        </w:rPr>
+        <w:t>d.experience</w:t>
+      </w:r>
+      <w:proofErr w:type="spellEnd"/>
+      <w:r>
+        <w:rPr>
+          <w:sz w:val="20"/>
+          <w:lang w:val="en-US"/>
+        </w:rPr>
+        <w:t xml:space="preserve"> AS </w:t>
+      </w:r>
+      <w:proofErr w:type="spellStart"/>
+      <w:r>
+        <w:rPr>
+          <w:sz w:val="20"/>
+          <w:lang w:val="en-US"/>
+        </w:rPr>
+        <w:t>experience_years</w:t>
+      </w:r>
+      <w:proofErr w:type="spellEnd"/>
+      <w:r>
+        <w:rPr>
+          <w:sz w:val="20"/>
+          <w:lang w:val="en-US"/>
+        </w:rPr>
+        <w:t>,</w:t>
+      </w:r>
+    </w:p>
+    <w:p>
+      <w:pPr>
+        <w:spacing w:after="40" w:line="240" w:lineRule="auto"/>
+        <w:ind w:left="720" w:firstLine="0"/>
+        <w:rPr>
+          <w:sz w:val="20"/>
+          <w:lang w:val="en-US"/>
+        </w:rPr>
+      </w:pPr>
+      <w:r>
+        <w:rPr>
+          <w:sz w:val="20"/>
+          <w:lang w:val="en-US"/>
+        </w:rPr>
+        <w:t xml:space="preserve">    </w:t>
+      </w:r>
+      <w:proofErr w:type="gramStart"/>
+      <w:r>
+        <w:rPr>
+          <w:sz w:val="20"/>
+          <w:lang w:val="en-US"/>
+        </w:rPr>
+        <w:t>COUNT(</w:t>
+      </w:r>
+      <w:proofErr w:type="spellStart"/>
+      <w:proofErr w:type="gramEnd"/>
+      <w:r>
+        <w:rPr>
+          <w:sz w:val="20"/>
+          <w:lang w:val="en-US"/>
+        </w:rPr>
+        <w:t>dt.id_transportation</w:t>
+      </w:r>
+      <w:proofErr w:type="spellEnd"/>
+      <w:r>
+        <w:rPr>
+          <w:sz w:val="20"/>
+          <w:lang w:val="en-US"/>
+        </w:rPr>
+        <w:t xml:space="preserve">) FILTER (WHERE </w:t>
+      </w:r>
+      <w:proofErr w:type="spellStart"/>
+      <w:proofErr w:type="gramStart"/>
+      <w:r>
+        <w:rPr>
+          <w:sz w:val="20"/>
+          <w:lang w:val="en-US"/>
+        </w:rPr>
+        <w:t>t.arrival</w:t>
+      </w:r>
+      <w:proofErr w:type="gramEnd"/>
+      <w:r>
+        <w:rPr>
+          <w:sz w:val="20"/>
+          <w:lang w:val="en-US"/>
+        </w:rPr>
+        <w:t>_date</w:t>
+      </w:r>
+      <w:proofErr w:type="spellEnd"/>
+      <w:r>
+        <w:rPr>
+          <w:sz w:val="20"/>
+          <w:lang w:val="en-US"/>
+        </w:rPr>
+        <w:t xml:space="preserve"> IS NOT NULL) AS </w:t>
+      </w:r>
+      <w:proofErr w:type="spellStart"/>
+      <w:r>
+        <w:rPr>
+          <w:sz w:val="20"/>
+          <w:lang w:val="en-US"/>
+        </w:rPr>
+        <w:t>completed_trips</w:t>
+      </w:r>
+      <w:proofErr w:type="spellEnd"/>
+      <w:r>
+        <w:rPr>
+          <w:sz w:val="20"/>
+          <w:lang w:val="en-US"/>
+        </w:rPr>
+        <w:t>,</w:t>
+      </w:r>
+    </w:p>
+    <w:p>
+      <w:pPr>
+        <w:spacing w:after="40" w:line="240" w:lineRule="auto"/>
+        <w:ind w:left="720" w:firstLine="0"/>
+        <w:rPr>
+          <w:sz w:val="20"/>
+          <w:lang w:val="en-US"/>
+        </w:rPr>
+      </w:pPr>
+      <w:r>
+        <w:rPr>
+          <w:sz w:val="20"/>
+          <w:lang w:val="en-US"/>
+        </w:rPr>
+        <w:t xml:space="preserve">    </w:t>
+      </w:r>
+      <w:proofErr w:type="gramStart"/>
+      <w:r>
+        <w:rPr>
+          <w:sz w:val="20"/>
+          <w:lang w:val="en-US"/>
+        </w:rPr>
+        <w:t>COUNT(</w:t>
+      </w:r>
+      <w:proofErr w:type="spellStart"/>
+      <w:proofErr w:type="gramEnd"/>
+      <w:r>
+        <w:rPr>
+          <w:sz w:val="20"/>
+          <w:lang w:val="en-US"/>
+        </w:rPr>
+        <w:t>dt.id_transportation</w:t>
+      </w:r>
+      <w:proofErr w:type="spellEnd"/>
+      <w:r>
+        <w:rPr>
+          <w:sz w:val="20"/>
+          <w:lang w:val="en-US"/>
+        </w:rPr>
+        <w:t xml:space="preserve">) FILTER (WHERE </w:t>
+      </w:r>
+      <w:proofErr w:type="spellStart"/>
+      <w:proofErr w:type="gramStart"/>
+      <w:r>
+        <w:rPr>
+          <w:sz w:val="20"/>
+          <w:lang w:val="en-US"/>
+        </w:rPr>
+        <w:t>t.arrival</w:t>
+      </w:r>
+      <w:proofErr w:type="gramEnd"/>
+      <w:r>
+        <w:rPr>
+          <w:sz w:val="20"/>
+          <w:lang w:val="en-US"/>
+        </w:rPr>
+        <w:t>_date</w:t>
+      </w:r>
+      <w:proofErr w:type="spellEnd"/>
+      <w:r>
+        <w:rPr>
+          <w:sz w:val="20"/>
+          <w:lang w:val="en-US"/>
+        </w:rPr>
+        <w:t xml:space="preserve"> IS NULL) AS </w:t>
+      </w:r>
+      <w:proofErr w:type="spellStart"/>
+      <w:r>
+        <w:rPr>
+          <w:sz w:val="20"/>
+          <w:lang w:val="en-US"/>
+        </w:rPr>
+        <w:t>trips_in_progress</w:t>
+      </w:r>
+      <w:proofErr w:type="spellEnd"/>
+      <w:r>
+        <w:rPr>
+          <w:sz w:val="20"/>
+          <w:lang w:val="en-US"/>
+        </w:rPr>
+        <w:t>,</w:t>
+      </w:r>
+    </w:p>
+    <w:p>
+      <w:pPr>
+        <w:spacing w:after="40" w:line="240" w:lineRule="auto"/>
+        <w:ind w:left="720" w:firstLine="0"/>
+        <w:rPr>
+          <w:sz w:val="20"/>
+          <w:lang w:val="en-US"/>
+        </w:rPr>
+      </w:pPr>
+      <w:r>
+        <w:rPr>
+          <w:sz w:val="20"/>
+          <w:lang w:val="en-US"/>
+        </w:rPr>
+        <w:t xml:space="preserve">    COALESCE(</w:t>
+      </w:r>
+      <w:proofErr w:type="gramStart"/>
+      <w:r>
+        <w:rPr>
+          <w:sz w:val="20"/>
+          <w:lang w:val="en-US"/>
+        </w:rPr>
+        <w:t>SUM(</w:t>
+      </w:r>
+      <w:proofErr w:type="spellStart"/>
+      <w:r>
+        <w:rPr>
+          <w:sz w:val="20"/>
+          <w:lang w:val="en-US"/>
+        </w:rPr>
+        <w:t>dt.payment</w:t>
+      </w:r>
+      <w:proofErr w:type="spellEnd"/>
+      <w:proofErr w:type="gramEnd"/>
+      <w:r>
+        <w:rPr>
+          <w:sz w:val="20"/>
+          <w:lang w:val="en-US"/>
+        </w:rPr>
+        <w:t xml:space="preserve">), 0) AS </w:t>
+      </w:r>
+      <w:proofErr w:type="spellStart"/>
+      <w:r>
+        <w:rPr>
+          <w:sz w:val="20"/>
+          <w:lang w:val="en-US"/>
+        </w:rPr>
+        <w:t>total_payment</w:t>
+      </w:r>
+      <w:proofErr w:type="spellEnd"/>
+      <w:r>
+        <w:rPr>
+          <w:sz w:val="20"/>
+          <w:lang w:val="en-US"/>
+        </w:rPr>
+        <w:t>,</w:t>
+      </w:r>
+    </w:p>
+    <w:p>
+      <w:pPr>
+        <w:spacing w:after="40" w:line="240" w:lineRule="auto"/>
+        <w:ind w:left="720" w:firstLine="0"/>
+        <w:rPr>
+          <w:sz w:val="20"/>
+          <w:lang w:val="en-US"/>
+        </w:rPr>
+      </w:pPr>
+      <w:r>
+        <w:rPr>
+          <w:sz w:val="20"/>
+          <w:lang w:val="en-US"/>
+        </w:rPr>
+        <w:t xml:space="preserve">    COALESCE(</w:t>
+      </w:r>
+      <w:proofErr w:type="gramStart"/>
+      <w:r>
+        <w:rPr>
+          <w:sz w:val="20"/>
+          <w:lang w:val="en-US"/>
+        </w:rPr>
+        <w:t>SUM(</w:t>
+      </w:r>
+      <w:proofErr w:type="spellStart"/>
+      <w:r>
+        <w:rPr>
+          <w:sz w:val="20"/>
+          <w:lang w:val="en-US"/>
+        </w:rPr>
+        <w:t>dt.bonus</w:t>
+      </w:r>
+      <w:proofErr w:type="gramEnd"/>
+      <w:r>
+        <w:rPr>
+          <w:sz w:val="20"/>
+          <w:lang w:val="en-US"/>
+        </w:rPr>
+        <w:t>_amount</w:t>
+      </w:r>
+      <w:proofErr w:type="spellEnd"/>
+      <w:r>
+        <w:rPr>
+          <w:sz w:val="20"/>
+          <w:lang w:val="en-US"/>
+        </w:rPr>
+        <w:t xml:space="preserve">), 0) AS </w:t>
+      </w:r>
+      <w:proofErr w:type="spellStart"/>
+      <w:r>
+        <w:rPr>
+          <w:sz w:val="20"/>
+          <w:lang w:val="en-US"/>
+        </w:rPr>
+        <w:t>total_bonuses</w:t>
+      </w:r>
+      <w:proofErr w:type="spellEnd"/>
+      <w:r>
+        <w:rPr>
+          <w:sz w:val="20"/>
+          <w:lang w:val="en-US"/>
+        </w:rPr>
+        <w:t>,</w:t>
+      </w:r>
+    </w:p>
+    <w:p>
+      <w:pPr>
+        <w:spacing w:after="40" w:line="240" w:lineRule="auto"/>
+        <w:ind w:left="720" w:firstLine="0"/>
+        <w:rPr>
+          <w:sz w:val="20"/>
+          <w:lang w:val="en-US"/>
+        </w:rPr>
+      </w:pPr>
+      <w:r>
+        <w:rPr>
+          <w:sz w:val="20"/>
+          <w:lang w:val="en-US"/>
+        </w:rPr>
+        <w:t xml:space="preserve">    </w:t>
+      </w:r>
+      <w:proofErr w:type="gramStart"/>
+      <w:r>
+        <w:rPr>
+          <w:sz w:val="20"/>
+          <w:lang w:val="en-US"/>
+        </w:rPr>
+        <w:t>COALESCE(SUM(</w:t>
+      </w:r>
+      <w:proofErr w:type="spellStart"/>
+      <w:r>
+        <w:rPr>
+          <w:sz w:val="20"/>
+          <w:lang w:val="en-US"/>
+        </w:rPr>
+        <w:t>dt.payment</w:t>
+      </w:r>
+      <w:proofErr w:type="spellEnd"/>
+      <w:proofErr w:type="gramEnd"/>
+      <w:r>
+        <w:rPr>
+          <w:sz w:val="20"/>
+          <w:lang w:val="en-US"/>
+        </w:rPr>
+        <w:t xml:space="preserve"> + </w:t>
+      </w:r>
+      <w:proofErr w:type="spellStart"/>
+      <w:proofErr w:type="gramStart"/>
+      <w:r>
+        <w:rPr>
+          <w:sz w:val="20"/>
+          <w:lang w:val="en-US"/>
+        </w:rPr>
+        <w:t>dt.bonus</w:t>
+      </w:r>
+      <w:proofErr w:type="gramEnd"/>
+      <w:r>
+        <w:rPr>
+          <w:sz w:val="20"/>
+          <w:lang w:val="en-US"/>
+        </w:rPr>
+        <w:t>_amount</w:t>
+      </w:r>
+      <w:proofErr w:type="spellEnd"/>
+      <w:r>
+        <w:rPr>
+          <w:sz w:val="20"/>
+          <w:lang w:val="en-US"/>
+        </w:rPr>
+        <w:t xml:space="preserve">), 0) AS </w:t>
+      </w:r>
+      <w:proofErr w:type="spellStart"/>
+      <w:r>
+        <w:rPr>
+          <w:sz w:val="20"/>
+          <w:lang w:val="en-US"/>
+        </w:rPr>
+        <w:t>total_earned</w:t>
+      </w:r>
+      <w:proofErr w:type="spellEnd"/>
+    </w:p>
+    <w:p>
+      <w:pPr>
+        <w:spacing w:after="40" w:line="240" w:lineRule="auto"/>
+        <w:ind w:left="720" w:firstLine="0"/>
+        <w:rPr>
+          <w:sz w:val="20"/>
+          <w:lang w:val="en-US"/>
+        </w:rPr>
+      </w:pPr>
+      <w:r>
+        <w:rPr>
+          <w:sz w:val="20"/>
+          <w:lang w:val="en-US"/>
+        </w:rPr>
+        <w:t>FROM Drivers d</w:t>
+      </w:r>
+    </w:p>
+    <w:p>
+      <w:pPr>
+        <w:spacing w:after="40" w:line="240" w:lineRule="auto"/>
+        <w:ind w:left="720" w:firstLine="0"/>
+        <w:rPr>
+          <w:sz w:val="20"/>
+          <w:lang w:val="en-US"/>
+        </w:rPr>
+      </w:pPr>
+      <w:r>
+        <w:rPr>
+          <w:sz w:val="20"/>
+          <w:lang w:val="en-US"/>
+        </w:rPr>
+        <w:t xml:space="preserve">LEFT JOIN </w:t>
+      </w:r>
+      <w:proofErr w:type="spellStart"/>
+      <w:r>
+        <w:rPr>
+          <w:sz w:val="20"/>
+          <w:lang w:val="en-US"/>
+        </w:rPr>
+        <w:t>Driver_Transportations</w:t>
+      </w:r>
+      <w:proofErr w:type="spellEnd"/>
+      <w:r>
+        <w:rPr>
+          <w:sz w:val="20"/>
+          <w:lang w:val="en-US"/>
+        </w:rPr>
+        <w:t xml:space="preserve"> dt ON </w:t>
+      </w:r>
+      <w:proofErr w:type="spellStart"/>
+      <w:r>
+        <w:rPr>
+          <w:sz w:val="20"/>
+          <w:lang w:val="en-US"/>
+        </w:rPr>
+        <w:t>d.id_driver</w:t>
+      </w:r>
+      <w:proofErr w:type="spellEnd"/>
+      <w:r>
+        <w:rPr>
+          <w:sz w:val="20"/>
+          <w:lang w:val="en-US"/>
+        </w:rPr>
+        <w:t xml:space="preserve"> = </w:t>
+      </w:r>
+      <w:proofErr w:type="spellStart"/>
+      <w:r>
+        <w:rPr>
+          <w:sz w:val="20"/>
+          <w:lang w:val="en-US"/>
+        </w:rPr>
+        <w:t>dt.id_driver</w:t>
+      </w:r>
+      <w:proofErr w:type="spellEnd"/>
+    </w:p>
+    <w:p>
+      <w:pPr>
+        <w:spacing w:after="40" w:line="240" w:lineRule="auto"/>
+        <w:ind w:left="720" w:firstLine="0"/>
+        <w:rPr>
+          <w:sz w:val="20"/>
+          <w:lang w:val="en-US"/>
+        </w:rPr>
+      </w:pPr>
+      <w:r>
+        <w:rPr>
+          <w:sz w:val="20"/>
+          <w:lang w:val="en-US"/>
+        </w:rPr>
+        <w:lastRenderedPageBreak/>
+        <w:t xml:space="preserve">LEFT JOIN Transportations t ON </w:t>
+      </w:r>
+      <w:proofErr w:type="spellStart"/>
+      <w:r>
+        <w:rPr>
+          <w:sz w:val="20"/>
+          <w:lang w:val="en-US"/>
+        </w:rPr>
+        <w:t>dt.id_transportation</w:t>
+      </w:r>
+      <w:proofErr w:type="spellEnd"/>
+      <w:r>
+        <w:rPr>
+          <w:sz w:val="20"/>
+          <w:lang w:val="en-US"/>
+        </w:rPr>
+        <w:t xml:space="preserve"> = </w:t>
+      </w:r>
+      <w:proofErr w:type="spellStart"/>
+      <w:r>
+        <w:rPr>
+          <w:sz w:val="20"/>
+          <w:lang w:val="en-US"/>
+        </w:rPr>
+        <w:t>t.id_transportation</w:t>
+      </w:r>
+      <w:proofErr w:type="spellEnd"/>
+    </w:p>
+    <w:p>
+      <w:pPr>
+        <w:spacing w:after="40" w:line="240" w:lineRule="auto"/>
+        <w:ind w:left="720" w:firstLine="0"/>
+        <w:rPr>
+          <w:sz w:val="20"/>
+          <w:lang w:val="en-US"/>
+        </w:rPr>
+      </w:pPr>
+      <w:r>
+        <w:rPr>
+          <w:sz w:val="20"/>
+          <w:lang w:val="en-US"/>
+        </w:rPr>
+        <w:t xml:space="preserve">GROUP BY </w:t>
+      </w:r>
+      <w:proofErr w:type="spellStart"/>
+      <w:r>
+        <w:rPr>
+          <w:sz w:val="20"/>
+          <w:lang w:val="en-US"/>
+        </w:rPr>
+        <w:t>d.id_driver</w:t>
+      </w:r>
+      <w:proofErr w:type="spellEnd"/>
+      <w:r>
+        <w:rPr>
+          <w:sz w:val="20"/>
+          <w:lang w:val="en-US"/>
+        </w:rPr>
+        <w:t xml:space="preserve">, </w:t>
+      </w:r>
+      <w:proofErr w:type="spellStart"/>
+      <w:proofErr w:type="gramStart"/>
+      <w:r>
+        <w:rPr>
+          <w:sz w:val="20"/>
+          <w:lang w:val="en-US"/>
+        </w:rPr>
+        <w:t>d.last</w:t>
+      </w:r>
+      <w:proofErr w:type="gramEnd"/>
+      <w:r>
+        <w:rPr>
+          <w:sz w:val="20"/>
+          <w:lang w:val="en-US"/>
+        </w:rPr>
+        <w:t>_name</w:t>
+      </w:r>
+      <w:proofErr w:type="spellEnd"/>
+      <w:r>
+        <w:rPr>
+          <w:sz w:val="20"/>
+          <w:lang w:val="en-US"/>
+        </w:rPr>
+        <w:t xml:space="preserve">, </w:t>
+      </w:r>
+      <w:proofErr w:type="spellStart"/>
+      <w:proofErr w:type="gramStart"/>
+      <w:r>
+        <w:rPr>
+          <w:sz w:val="20"/>
+          <w:lang w:val="en-US"/>
+        </w:rPr>
+        <w:t>d.first</w:t>
+      </w:r>
+      <w:proofErr w:type="gramEnd"/>
+      <w:r>
+        <w:rPr>
+          <w:sz w:val="20"/>
+          <w:lang w:val="en-US"/>
+        </w:rPr>
+        <w:t>_name</w:t>
+      </w:r>
+      <w:proofErr w:type="spellEnd"/>
+      <w:r>
+        <w:rPr>
+          <w:sz w:val="20"/>
+          <w:lang w:val="en-US"/>
+        </w:rPr>
+        <w:t xml:space="preserve">, </w:t>
+      </w:r>
+      <w:proofErr w:type="spellStart"/>
+      <w:proofErr w:type="gramStart"/>
+      <w:r>
+        <w:rPr>
+          <w:sz w:val="20"/>
+          <w:lang w:val="en-US"/>
+        </w:rPr>
+        <w:t>d.middle</w:t>
+      </w:r>
+      <w:proofErr w:type="gramEnd"/>
+      <w:r>
+        <w:rPr>
+          <w:sz w:val="20"/>
+          <w:lang w:val="en-US"/>
+        </w:rPr>
+        <w:t>_name</w:t>
+      </w:r>
+      <w:proofErr w:type="spellEnd"/>
+      <w:r>
+        <w:rPr>
+          <w:sz w:val="20"/>
+          <w:lang w:val="en-US"/>
+        </w:rPr>
+        <w:t xml:space="preserve">, </w:t>
+      </w:r>
+      <w:proofErr w:type="spellStart"/>
+      <w:proofErr w:type="gramStart"/>
+      <w:r>
+        <w:rPr>
+          <w:sz w:val="20"/>
+          <w:lang w:val="en-US"/>
+        </w:rPr>
+        <w:t>d.experience</w:t>
+      </w:r>
+      <w:proofErr w:type="spellEnd"/>
+      <w:proofErr w:type="gramEnd"/>
+      <w:r>
+        <w:rPr>
+          <w:sz w:val="20"/>
+          <w:lang w:val="en-US"/>
+        </w:rPr>
+        <w:t>;</w:t>
+      </w:r>
+    </w:p>
+    <w:p>
+      <w:pPr>
+        <w:rPr>
+          <w:szCs w:val="32"/>
+        </w:rPr>
+      </w:pPr>
+      <w:r>
+        <w:rPr>
+          <w:szCs w:val="32"/>
+        </w:rPr>
+        <w:t>Данное представление автоматически пересчитывает суммы выплат и статусы рейсов при каждом обращении к нему.</w:t>
+      </w:r>
+    </w:p>
+    <w:p>
+      <w:pPr>
+        <w:spacing w:after="120"/>
+        <w:ind w:firstLine="0"/>
+      </w:pPr>
+    </w:p>
+    <w:p>
+      <w:pPr>
+        <w:spacing w:after="160" w:line="278" w:lineRule="auto"/>
+        <w:ind w:firstLine="0"/>
+        <w:contextualSpacing w:val="0"/>
+        <w:jc w:val="left"/>
+      </w:pPr>
       <w:r>
         <w:br w:type="page"/>
       </w:r>
     </w:p>
     <w:p>
+      <w:pPr>
+        <w:pStyle w:val="1"/>
+      </w:pPr>
       <w:r>
         <w:lastRenderedPageBreak/>
-        <w:t>3. Основные сценарии работы</w:t>
+        <w:t>3 Основные сценарии работы</w:t>
       </w:r>
     </w:p>
     <w:sectPr>
-      <w:footerReference w:type="default" r:id="rId8"/>
+      <w:footerReference w:type="default" r:id="rId10"/>
       <w:pgSz w:w="11906" w:h="16838"/>
       <w:pgMar w:top="1134" w:right="850" w:bottom="1134" w:left="1701" w:header="708" w:footer="708" w:gutter="0"/>
       <w:cols w:space="708"/>
@@ -1049,7 +7104,7 @@
   <w:endnote w:type="separator" w:id="-1">
     <w:p>
       <w:pPr>
-        <w:spacing w:after="0" w:line="240" w:lineRule="auto"/>
+        <w:spacing w:line="240" w:lineRule="auto"/>
       </w:pPr>
       <w:r>
         <w:separator/>
@@ -1059,7 +7114,7 @@
   <w:endnote w:type="continuationSeparator" w:id="0">
     <w:p>
       <w:pPr>
-        <w:spacing w:after="0" w:line="240" w:lineRule="auto"/>
+        <w:spacing w:line="240" w:lineRule="auto"/>
       </w:pPr>
       <w:r>
         <w:continuationSeparator/>
@@ -1116,7 +7171,7 @@
   <w:footnote w:type="separator" w:id="-1">
     <w:p>
       <w:pPr>
-        <w:spacing w:after="0" w:line="240" w:lineRule="auto"/>
+        <w:spacing w:line="240" w:lineRule="auto"/>
       </w:pPr>
       <w:r>
         <w:separator/>
@@ -1126,7 +7181,7 @@
   <w:footnote w:type="continuationSeparator" w:id="0">
     <w:p>
       <w:pPr>
-        <w:spacing w:after="0" w:line="240" w:lineRule="auto"/>
+        <w:spacing w:line="240" w:lineRule="auto"/>
       </w:pPr>
       <w:r>
         <w:continuationSeparator/>
@@ -1139,6 +7194,321 @@
 <file path=word/numbering.xml><?xml version="1.0" encoding="utf-8"?>
 <w:numbering xmlns:wpc="http://schemas.microsoft.com/office/word/2010/wordprocessingCanvas" xmlns:cx="http://schemas.microsoft.com/office/drawing/2014/chartex" xmlns:cx1="http://schemas.microsoft.com/office/drawing/2015/9/8/chartex" xmlns:cx2="http://schemas.microsoft.com/office/drawing/2015/10/21/chartex" xmlns:cx3="http://schemas.microsoft.com/office/drawing/2016/5/9/chartex" xmlns:cx4="http://schemas.microsoft.com/office/drawing/2016/5/10/chartex" xmlns:cx5="http://schemas.microsoft.com/office/drawing/2016/5/11/chartex" xmlns:cx6="http://schemas.microsoft.com/office/drawing/2016/5/12/chartex" xmlns:cx7="http://schemas.microsoft.com/office/drawing/2016/5/13/chartex" xmlns:cx8="http://schemas.microsoft.com/office/drawing/2016/5/14/chartex" xmlns:mc="http://schemas.openxmlformats.org/markup-compatibility/2006" xmlns:aink="http://schemas.microsoft.com/office/drawing/2016/ink" xmlns:am3d="http://schemas.microsoft.com/office/drawing/2017/model3d" xmlns:o="urn:schemas-microsoft-com:office:office" xmlns:oel="http://schemas.microsoft.com/office/2019/extlst" xmlns:r="http://schemas.openxmlformats.org/officeDocument/2006/relationships" xmlns:m="http://schemas.openxmlformats.org/officeDocument/2006/math" xmlns:v="urn:schemas-microsoft-com:vml" xmlns:wp14="http://schemas.microsoft.com/office/word/2010/wordprocessingDrawing" xmlns:wp="http://schemas.openxmlformats.org/drawingml/2006/wordprocessingDrawing" xmlns:w10="urn:schemas-microsoft-com:office:word" xmlns:w="http://schemas.openxmlformats.org/wordprocessingml/2006/main" xmlns:w14="http://schemas.microsoft.com/office/word/2010/wordml" xmlns:w15="http://schemas.microsoft.com/office/word/2012/wordml" xmlns:w16cex="http://schemas.microsoft.com/office/word/2018/wordml/cex" xmlns:w16cid="http://schemas.microsoft.com/office/word/2016/wordml/cid" xmlns:w16="http://schemas.microsoft.com/office/word/2018/wordml" xmlns:w16du="http://schemas.microsoft.com/office/word/2023/wordml/word16du" xmlns:w16sdtdh="http://schemas.microsoft.com/office/word/2020/wordml/sdtdatahash" xmlns:w16sdtfl="http://schemas.microsoft.com/office/word/2024/wordml/sdtformatlock" xmlns:w16se="http://schemas.microsoft.com/office/word/2015/wordml/symex" xmlns:wpg="http://schemas.microsoft.com/office/word/2010/wordprocessingGroup" xmlns:wpi="http://schemas.microsoft.com/office/word/2010/wordprocessingInk" xmlns:wne="http://schemas.microsoft.com/office/word/2006/wordml" xmlns:wps="http://schemas.microsoft.com/office/word/2010/wordprocessingShape" mc:Ignorable="w14 w15 w16se w16cid w16 w16cex w16sdtdh w16sdtfl w16du wp14">
   <w:abstractNum w:abstractNumId="0" w15:restartNumberingAfterBreak="0">
+    <w:nsid w:val="01A42DBB"/>
+    <w:multiLevelType w:val="hybridMultilevel"/>
+    <w:tmpl w:val="26D2AE9E"/>
+    <w:lvl w:ilvl="0" w:tplc="04190001">
+      <w:start w:val="1"/>
+      <w:numFmt w:val="bullet"/>
+      <w:lvlText w:val=""/>
+      <w:lvlJc w:val="left"/>
+      <w:pPr>
+        <w:ind w:left="720" w:hanging="360"/>
+      </w:pPr>
+      <w:rPr>
+        <w:rFonts w:ascii="Symbol" w:hAnsi="Symbol" w:hint="default"/>
+      </w:rPr>
+    </w:lvl>
+    <w:lvl w:ilvl="1" w:tplc="04190003" w:tentative="1">
+      <w:start w:val="1"/>
+      <w:numFmt w:val="bullet"/>
+      <w:lvlText w:val="o"/>
+      <w:lvlJc w:val="left"/>
+      <w:pPr>
+        <w:ind w:left="1440" w:hanging="360"/>
+      </w:pPr>
+      <w:rPr>
+        <w:rFonts w:ascii="Courier New" w:hAnsi="Courier New" w:cs="Courier New" w:hint="default"/>
+      </w:rPr>
+    </w:lvl>
+    <w:lvl w:ilvl="2" w:tplc="04190005" w:tentative="1">
+      <w:start w:val="1"/>
+      <w:numFmt w:val="bullet"/>
+      <w:lvlText w:val=""/>
+      <w:lvlJc w:val="left"/>
+      <w:pPr>
+        <w:ind w:left="2160" w:hanging="360"/>
+      </w:pPr>
+      <w:rPr>
+        <w:rFonts w:ascii="Wingdings" w:hAnsi="Wingdings" w:hint="default"/>
+      </w:rPr>
+    </w:lvl>
+    <w:lvl w:ilvl="3" w:tplc="04190001" w:tentative="1">
+      <w:start w:val="1"/>
+      <w:numFmt w:val="bullet"/>
+      <w:lvlText w:val=""/>
+      <w:lvlJc w:val="left"/>
+      <w:pPr>
+        <w:ind w:left="2880" w:hanging="360"/>
+      </w:pPr>
+      <w:rPr>
+        <w:rFonts w:ascii="Symbol" w:hAnsi="Symbol" w:hint="default"/>
+      </w:rPr>
+    </w:lvl>
+    <w:lvl w:ilvl="4" w:tplc="04190003" w:tentative="1">
+      <w:start w:val="1"/>
+      <w:numFmt w:val="bullet"/>
+      <w:lvlText w:val="o"/>
+      <w:lvlJc w:val="left"/>
+      <w:pPr>
+        <w:ind w:left="3600" w:hanging="360"/>
+      </w:pPr>
+      <w:rPr>
+        <w:rFonts w:ascii="Courier New" w:hAnsi="Courier New" w:cs="Courier New" w:hint="default"/>
+      </w:rPr>
+    </w:lvl>
+    <w:lvl w:ilvl="5" w:tplc="04190005" w:tentative="1">
+      <w:start w:val="1"/>
+      <w:numFmt w:val="bullet"/>
+      <w:lvlText w:val=""/>
+      <w:lvlJc w:val="left"/>
+      <w:pPr>
+        <w:ind w:left="4320" w:hanging="360"/>
+      </w:pPr>
+      <w:rPr>
+        <w:rFonts w:ascii="Wingdings" w:hAnsi="Wingdings" w:hint="default"/>
+      </w:rPr>
+    </w:lvl>
+    <w:lvl w:ilvl="6" w:tplc="04190001" w:tentative="1">
+      <w:start w:val="1"/>
+      <w:numFmt w:val="bullet"/>
+      <w:lvlText w:val=""/>
+      <w:lvlJc w:val="left"/>
+      <w:pPr>
+        <w:ind w:left="5040" w:hanging="360"/>
+      </w:pPr>
+      <w:rPr>
+        <w:rFonts w:ascii="Symbol" w:hAnsi="Symbol" w:hint="default"/>
+      </w:rPr>
+    </w:lvl>
+    <w:lvl w:ilvl="7" w:tplc="04190003" w:tentative="1">
+      <w:start w:val="1"/>
+      <w:numFmt w:val="bullet"/>
+      <w:lvlText w:val="o"/>
+      <w:lvlJc w:val="left"/>
+      <w:pPr>
+        <w:ind w:left="5760" w:hanging="360"/>
+      </w:pPr>
+      <w:rPr>
+        <w:rFonts w:ascii="Courier New" w:hAnsi="Courier New" w:cs="Courier New" w:hint="default"/>
+      </w:rPr>
+    </w:lvl>
+    <w:lvl w:ilvl="8" w:tplc="04190005" w:tentative="1">
+      <w:start w:val="1"/>
+      <w:numFmt w:val="bullet"/>
+      <w:lvlText w:val=""/>
+      <w:lvlJc w:val="left"/>
+      <w:pPr>
+        <w:ind w:left="6480" w:hanging="360"/>
+      </w:pPr>
+      <w:rPr>
+        <w:rFonts w:ascii="Wingdings" w:hAnsi="Wingdings" w:hint="default"/>
+      </w:rPr>
+    </w:lvl>
+  </w:abstractNum>
+  <w:abstractNum w:abstractNumId="1" w15:restartNumberingAfterBreak="0">
+    <w:nsid w:val="10831F4E"/>
+    <w:multiLevelType w:val="hybridMultilevel"/>
+    <w:tmpl w:val="32BCA0D0"/>
+    <w:lvl w:ilvl="0" w:tplc="0419000F">
+      <w:start w:val="1"/>
+      <w:numFmt w:val="decimal"/>
+      <w:lvlText w:val="%1."/>
+      <w:lvlJc w:val="left"/>
+      <w:pPr>
+        <w:ind w:left="720" w:hanging="360"/>
+      </w:pPr>
+      <w:rPr>
+        <w:rFonts w:hint="default"/>
+      </w:rPr>
+    </w:lvl>
+    <w:lvl w:ilvl="1" w:tplc="04190019">
+      <w:start w:val="1"/>
+      <w:numFmt w:val="lowerLetter"/>
+      <w:lvlText w:val="%2."/>
+      <w:lvlJc w:val="left"/>
+      <w:pPr>
+        <w:ind w:left="1440" w:hanging="360"/>
+      </w:pPr>
+    </w:lvl>
+    <w:lvl w:ilvl="2" w:tplc="0419001B" w:tentative="1">
+      <w:start w:val="1"/>
+      <w:numFmt w:val="lowerRoman"/>
+      <w:lvlText w:val="%3."/>
+      <w:lvlJc w:val="right"/>
+      <w:pPr>
+        <w:ind w:left="2160" w:hanging="180"/>
+      </w:pPr>
+    </w:lvl>
+    <w:lvl w:ilvl="3" w:tplc="0419000F" w:tentative="1">
+      <w:start w:val="1"/>
+      <w:numFmt w:val="decimal"/>
+      <w:lvlText w:val="%4."/>
+      <w:lvlJc w:val="left"/>
+      <w:pPr>
+        <w:ind w:left="2880" w:hanging="360"/>
+      </w:pPr>
+    </w:lvl>
+    <w:lvl w:ilvl="4" w:tplc="04190019" w:tentative="1">
+      <w:start w:val="1"/>
+      <w:numFmt w:val="lowerLetter"/>
+      <w:lvlText w:val="%5."/>
+      <w:lvlJc w:val="left"/>
+      <w:pPr>
+        <w:ind w:left="3600" w:hanging="360"/>
+      </w:pPr>
+    </w:lvl>
+    <w:lvl w:ilvl="5" w:tplc="0419001B" w:tentative="1">
+      <w:start w:val="1"/>
+      <w:numFmt w:val="lowerRoman"/>
+      <w:lvlText w:val="%6."/>
+      <w:lvlJc w:val="right"/>
+      <w:pPr>
+        <w:ind w:left="4320" w:hanging="180"/>
+      </w:pPr>
+    </w:lvl>
+    <w:lvl w:ilvl="6" w:tplc="0419000F" w:tentative="1">
+      <w:start w:val="1"/>
+      <w:numFmt w:val="decimal"/>
+      <w:lvlText w:val="%7."/>
+      <w:lvlJc w:val="left"/>
+      <w:pPr>
+        <w:ind w:left="5040" w:hanging="360"/>
+      </w:pPr>
+    </w:lvl>
+    <w:lvl w:ilvl="7" w:tplc="04190019" w:tentative="1">
+      <w:start w:val="1"/>
+      <w:numFmt w:val="lowerLetter"/>
+      <w:lvlText w:val="%8."/>
+      <w:lvlJc w:val="left"/>
+      <w:pPr>
+        <w:ind w:left="5760" w:hanging="360"/>
+      </w:pPr>
+    </w:lvl>
+    <w:lvl w:ilvl="8" w:tplc="0419001B" w:tentative="1">
+      <w:start w:val="1"/>
+      <w:numFmt w:val="lowerRoman"/>
+      <w:lvlText w:val="%9."/>
+      <w:lvlJc w:val="right"/>
+      <w:pPr>
+        <w:ind w:left="6480" w:hanging="180"/>
+      </w:pPr>
+    </w:lvl>
+  </w:abstractNum>
+  <w:abstractNum w:abstractNumId="2" w15:restartNumberingAfterBreak="0">
+    <w:nsid w:val="1A32321D"/>
+    <w:multiLevelType w:val="hybridMultilevel"/>
+    <w:tmpl w:val="6024A6E4"/>
+    <w:lvl w:ilvl="0" w:tplc="04190001">
+      <w:start w:val="1"/>
+      <w:numFmt w:val="bullet"/>
+      <w:lvlText w:val=""/>
+      <w:lvlJc w:val="left"/>
+      <w:pPr>
+        <w:ind w:left="2149" w:hanging="360"/>
+      </w:pPr>
+      <w:rPr>
+        <w:rFonts w:ascii="Symbol" w:hAnsi="Symbol" w:hint="default"/>
+      </w:rPr>
+    </w:lvl>
+    <w:lvl w:ilvl="1" w:tplc="04190003" w:tentative="1">
+      <w:start w:val="1"/>
+      <w:numFmt w:val="bullet"/>
+      <w:lvlText w:val="o"/>
+      <w:lvlJc w:val="left"/>
+      <w:pPr>
+        <w:ind w:left="2869" w:hanging="360"/>
+      </w:pPr>
+      <w:rPr>
+        <w:rFonts w:ascii="Courier New" w:hAnsi="Courier New" w:cs="Courier New" w:hint="default"/>
+      </w:rPr>
+    </w:lvl>
+    <w:lvl w:ilvl="2" w:tplc="04190005" w:tentative="1">
+      <w:start w:val="1"/>
+      <w:numFmt w:val="bullet"/>
+      <w:lvlText w:val=""/>
+      <w:lvlJc w:val="left"/>
+      <w:pPr>
+        <w:ind w:left="3589" w:hanging="360"/>
+      </w:pPr>
+      <w:rPr>
+        <w:rFonts w:ascii="Wingdings" w:hAnsi="Wingdings" w:hint="default"/>
+      </w:rPr>
+    </w:lvl>
+    <w:lvl w:ilvl="3" w:tplc="04190001" w:tentative="1">
+      <w:start w:val="1"/>
+      <w:numFmt w:val="bullet"/>
+      <w:lvlText w:val=""/>
+      <w:lvlJc w:val="left"/>
+      <w:pPr>
+        <w:ind w:left="4309" w:hanging="360"/>
+      </w:pPr>
+      <w:rPr>
+        <w:rFonts w:ascii="Symbol" w:hAnsi="Symbol" w:hint="default"/>
+      </w:rPr>
+    </w:lvl>
+    <w:lvl w:ilvl="4" w:tplc="04190003" w:tentative="1">
+      <w:start w:val="1"/>
+      <w:numFmt w:val="bullet"/>
+      <w:lvlText w:val="o"/>
+      <w:lvlJc w:val="left"/>
+      <w:pPr>
+        <w:ind w:left="5029" w:hanging="360"/>
+      </w:pPr>
+      <w:rPr>
+        <w:rFonts w:ascii="Courier New" w:hAnsi="Courier New" w:cs="Courier New" w:hint="default"/>
+      </w:rPr>
+    </w:lvl>
+    <w:lvl w:ilvl="5" w:tplc="04190005" w:tentative="1">
+      <w:start w:val="1"/>
+      <w:numFmt w:val="bullet"/>
+      <w:lvlText w:val=""/>
+      <w:lvlJc w:val="left"/>
+      <w:pPr>
+        <w:ind w:left="5749" w:hanging="360"/>
+      </w:pPr>
+      <w:rPr>
+        <w:rFonts w:ascii="Wingdings" w:hAnsi="Wingdings" w:hint="default"/>
+      </w:rPr>
+    </w:lvl>
+    <w:lvl w:ilvl="6" w:tplc="04190001" w:tentative="1">
+      <w:start w:val="1"/>
+      <w:numFmt w:val="bullet"/>
+      <w:lvlText w:val=""/>
+      <w:lvlJc w:val="left"/>
+      <w:pPr>
+        <w:ind w:left="6469" w:hanging="360"/>
+      </w:pPr>
+      <w:rPr>
+        <w:rFonts w:ascii="Symbol" w:hAnsi="Symbol" w:hint="default"/>
+      </w:rPr>
+    </w:lvl>
+    <w:lvl w:ilvl="7" w:tplc="04190003" w:tentative="1">
+      <w:start w:val="1"/>
+      <w:numFmt w:val="bullet"/>
+      <w:lvlText w:val="o"/>
+      <w:lvlJc w:val="left"/>
+      <w:pPr>
+        <w:ind w:left="7189" w:hanging="360"/>
+      </w:pPr>
+      <w:rPr>
+        <w:rFonts w:ascii="Courier New" w:hAnsi="Courier New" w:cs="Courier New" w:hint="default"/>
+      </w:rPr>
+    </w:lvl>
+    <w:lvl w:ilvl="8" w:tplc="04190005" w:tentative="1">
+      <w:start w:val="1"/>
+      <w:numFmt w:val="bullet"/>
+      <w:lvlText w:val=""/>
+      <w:lvlJc w:val="left"/>
+      <w:pPr>
+        <w:ind w:left="7909" w:hanging="360"/>
+      </w:pPr>
+      <w:rPr>
+        <w:rFonts w:ascii="Wingdings" w:hAnsi="Wingdings" w:hint="default"/>
+      </w:rPr>
+    </w:lvl>
+  </w:abstractNum>
+  <w:abstractNum w:abstractNumId="3" w15:restartNumberingAfterBreak="0">
     <w:nsid w:val="310265E7"/>
     <w:multiLevelType w:val="multilevel"/>
     <w:tmpl w:val="12164388"/>
@@ -1287,7 +7657,7 @@
       </w:rPr>
     </w:lvl>
   </w:abstractNum>
-  <w:abstractNum w:abstractNumId="1" w15:restartNumberingAfterBreak="0">
+  <w:abstractNum w:abstractNumId="4" w15:restartNumberingAfterBreak="0">
     <w:nsid w:val="33673EA2"/>
     <w:multiLevelType w:val="hybridMultilevel"/>
     <w:tmpl w:val="04D0DC60"/>
@@ -1400,7 +7770,7 @@
       </w:rPr>
     </w:lvl>
   </w:abstractNum>
-  <w:abstractNum w:abstractNumId="2" w15:restartNumberingAfterBreak="0">
+  <w:abstractNum w:abstractNumId="5" w15:restartNumberingAfterBreak="0">
     <w:nsid w:val="37AD317B"/>
     <w:multiLevelType w:val="hybridMultilevel"/>
     <w:tmpl w:val="CDF8242E"/>
@@ -1486,7 +7856,209 @@
       </w:pPr>
     </w:lvl>
   </w:abstractNum>
-  <w:abstractNum w:abstractNumId="3" w15:restartNumberingAfterBreak="0">
+  <w:abstractNum w:abstractNumId="6" w15:restartNumberingAfterBreak="0">
+    <w:nsid w:val="3844415A"/>
+    <w:multiLevelType w:val="hybridMultilevel"/>
+    <w:tmpl w:val="54F21CB6"/>
+    <w:lvl w:ilvl="0" w:tplc="04190001">
+      <w:start w:val="1"/>
+      <w:numFmt w:val="bullet"/>
+      <w:lvlText w:val=""/>
+      <w:lvlJc w:val="left"/>
+      <w:pPr>
+        <w:ind w:left="720" w:hanging="360"/>
+      </w:pPr>
+      <w:rPr>
+        <w:rFonts w:ascii="Symbol" w:hAnsi="Symbol" w:hint="default"/>
+      </w:rPr>
+    </w:lvl>
+    <w:lvl w:ilvl="1" w:tplc="04190003" w:tentative="1">
+      <w:start w:val="1"/>
+      <w:numFmt w:val="bullet"/>
+      <w:lvlText w:val="o"/>
+      <w:lvlJc w:val="left"/>
+      <w:pPr>
+        <w:ind w:left="1440" w:hanging="360"/>
+      </w:pPr>
+      <w:rPr>
+        <w:rFonts w:ascii="Courier New" w:hAnsi="Courier New" w:cs="Courier New" w:hint="default"/>
+      </w:rPr>
+    </w:lvl>
+    <w:lvl w:ilvl="2" w:tplc="04190005" w:tentative="1">
+      <w:start w:val="1"/>
+      <w:numFmt w:val="bullet"/>
+      <w:lvlText w:val=""/>
+      <w:lvlJc w:val="left"/>
+      <w:pPr>
+        <w:ind w:left="2160" w:hanging="360"/>
+      </w:pPr>
+      <w:rPr>
+        <w:rFonts w:ascii="Wingdings" w:hAnsi="Wingdings" w:hint="default"/>
+      </w:rPr>
+    </w:lvl>
+    <w:lvl w:ilvl="3" w:tplc="04190001" w:tentative="1">
+      <w:start w:val="1"/>
+      <w:numFmt w:val="bullet"/>
+      <w:lvlText w:val=""/>
+      <w:lvlJc w:val="left"/>
+      <w:pPr>
+        <w:ind w:left="2880" w:hanging="360"/>
+      </w:pPr>
+      <w:rPr>
+        <w:rFonts w:ascii="Symbol" w:hAnsi="Symbol" w:hint="default"/>
+      </w:rPr>
+    </w:lvl>
+    <w:lvl w:ilvl="4" w:tplc="04190003" w:tentative="1">
+      <w:start w:val="1"/>
+      <w:numFmt w:val="bullet"/>
+      <w:lvlText w:val="o"/>
+      <w:lvlJc w:val="left"/>
+      <w:pPr>
+        <w:ind w:left="3600" w:hanging="360"/>
+      </w:pPr>
+      <w:rPr>
+        <w:rFonts w:ascii="Courier New" w:hAnsi="Courier New" w:cs="Courier New" w:hint="default"/>
+      </w:rPr>
+    </w:lvl>
+    <w:lvl w:ilvl="5" w:tplc="04190005" w:tentative="1">
+      <w:start w:val="1"/>
+      <w:numFmt w:val="bullet"/>
+      <w:lvlText w:val=""/>
+      <w:lvlJc w:val="left"/>
+      <w:pPr>
+        <w:ind w:left="4320" w:hanging="360"/>
+      </w:pPr>
+      <w:rPr>
+        <w:rFonts w:ascii="Wingdings" w:hAnsi="Wingdings" w:hint="default"/>
+      </w:rPr>
+    </w:lvl>
+    <w:lvl w:ilvl="6" w:tplc="04190001" w:tentative="1">
+      <w:start w:val="1"/>
+      <w:numFmt w:val="bullet"/>
+      <w:lvlText w:val=""/>
+      <w:lvlJc w:val="left"/>
+      <w:pPr>
+        <w:ind w:left="5040" w:hanging="360"/>
+      </w:pPr>
+      <w:rPr>
+        <w:rFonts w:ascii="Symbol" w:hAnsi="Symbol" w:hint="default"/>
+      </w:rPr>
+    </w:lvl>
+    <w:lvl w:ilvl="7" w:tplc="04190003" w:tentative="1">
+      <w:start w:val="1"/>
+      <w:numFmt w:val="bullet"/>
+      <w:lvlText w:val="o"/>
+      <w:lvlJc w:val="left"/>
+      <w:pPr>
+        <w:ind w:left="5760" w:hanging="360"/>
+      </w:pPr>
+      <w:rPr>
+        <w:rFonts w:ascii="Courier New" w:hAnsi="Courier New" w:cs="Courier New" w:hint="default"/>
+      </w:rPr>
+    </w:lvl>
+    <w:lvl w:ilvl="8" w:tplc="04190005" w:tentative="1">
+      <w:start w:val="1"/>
+      <w:numFmt w:val="bullet"/>
+      <w:lvlText w:val=""/>
+      <w:lvlJc w:val="left"/>
+      <w:pPr>
+        <w:ind w:left="6480" w:hanging="360"/>
+      </w:pPr>
+      <w:rPr>
+        <w:rFonts w:ascii="Wingdings" w:hAnsi="Wingdings" w:hint="default"/>
+      </w:rPr>
+    </w:lvl>
+  </w:abstractNum>
+  <w:abstractNum w:abstractNumId="7" w15:restartNumberingAfterBreak="0">
+    <w:nsid w:val="3A785C53"/>
+    <w:multiLevelType w:val="hybridMultilevel"/>
+    <w:tmpl w:val="CF1CF668"/>
+    <w:lvl w:ilvl="0" w:tplc="8A22BF26">
+      <w:start w:val="1"/>
+      <w:numFmt w:val="decimal"/>
+      <w:lvlText w:val="%1."/>
+      <w:lvlJc w:val="left"/>
+      <w:pPr>
+        <w:ind w:left="1069" w:hanging="360"/>
+      </w:pPr>
+      <w:rPr>
+        <w:rFonts w:hint="default"/>
+      </w:rPr>
+    </w:lvl>
+    <w:lvl w:ilvl="1" w:tplc="04190019" w:tentative="1">
+      <w:start w:val="1"/>
+      <w:numFmt w:val="lowerLetter"/>
+      <w:lvlText w:val="%2."/>
+      <w:lvlJc w:val="left"/>
+      <w:pPr>
+        <w:ind w:left="1789" w:hanging="360"/>
+      </w:pPr>
+    </w:lvl>
+    <w:lvl w:ilvl="2" w:tplc="0419001B" w:tentative="1">
+      <w:start w:val="1"/>
+      <w:numFmt w:val="lowerRoman"/>
+      <w:lvlText w:val="%3."/>
+      <w:lvlJc w:val="right"/>
+      <w:pPr>
+        <w:ind w:left="2509" w:hanging="180"/>
+      </w:pPr>
+    </w:lvl>
+    <w:lvl w:ilvl="3" w:tplc="0419000F" w:tentative="1">
+      <w:start w:val="1"/>
+      <w:numFmt w:val="decimal"/>
+      <w:lvlText w:val="%4."/>
+      <w:lvlJc w:val="left"/>
+      <w:pPr>
+        <w:ind w:left="3229" w:hanging="360"/>
+      </w:pPr>
+    </w:lvl>
+    <w:lvl w:ilvl="4" w:tplc="04190019" w:tentative="1">
+      <w:start w:val="1"/>
+      <w:numFmt w:val="lowerLetter"/>
+      <w:lvlText w:val="%5."/>
+      <w:lvlJc w:val="left"/>
+      <w:pPr>
+        <w:ind w:left="3949" w:hanging="360"/>
+      </w:pPr>
+    </w:lvl>
+    <w:lvl w:ilvl="5" w:tplc="0419001B" w:tentative="1">
+      <w:start w:val="1"/>
+      <w:numFmt w:val="lowerRoman"/>
+      <w:lvlText w:val="%6."/>
+      <w:lvlJc w:val="right"/>
+      <w:pPr>
+        <w:ind w:left="4669" w:hanging="180"/>
+      </w:pPr>
+    </w:lvl>
+    <w:lvl w:ilvl="6" w:tplc="0419000F" w:tentative="1">
+      <w:start w:val="1"/>
+      <w:numFmt w:val="decimal"/>
+      <w:lvlText w:val="%7."/>
+      <w:lvlJc w:val="left"/>
+      <w:pPr>
+        <w:ind w:left="5389" w:hanging="360"/>
+      </w:pPr>
+    </w:lvl>
+    <w:lvl w:ilvl="7" w:tplc="04190019" w:tentative="1">
+      <w:start w:val="1"/>
+      <w:numFmt w:val="lowerLetter"/>
+      <w:lvlText w:val="%8."/>
+      <w:lvlJc w:val="left"/>
+      <w:pPr>
+        <w:ind w:left="6109" w:hanging="360"/>
+      </w:pPr>
+    </w:lvl>
+    <w:lvl w:ilvl="8" w:tplc="0419001B" w:tentative="1">
+      <w:start w:val="1"/>
+      <w:numFmt w:val="lowerRoman"/>
+      <w:lvlText w:val="%9."/>
+      <w:lvlJc w:val="right"/>
+      <w:pPr>
+        <w:ind w:left="6829" w:hanging="180"/>
+      </w:pPr>
+    </w:lvl>
+  </w:abstractNum>
+  <w:abstractNum w:abstractNumId="8" w15:restartNumberingAfterBreak="0">
     <w:nsid w:val="3BF55DA2"/>
     <w:multiLevelType w:val="hybridMultilevel"/>
     <w:tmpl w:val="07021800"/>
@@ -1575,7 +8147,7 @@
       </w:pPr>
     </w:lvl>
   </w:abstractNum>
-  <w:abstractNum w:abstractNumId="4" w15:restartNumberingAfterBreak="0">
+  <w:abstractNum w:abstractNumId="9" w15:restartNumberingAfterBreak="0">
     <w:nsid w:val="3CBF2B62"/>
     <w:multiLevelType w:val="hybridMultilevel"/>
     <w:tmpl w:val="5E52E5A2"/>
@@ -1664,7 +8236,206 @@
       </w:pPr>
     </w:lvl>
   </w:abstractNum>
-  <w:abstractNum w:abstractNumId="5" w15:restartNumberingAfterBreak="0">
+  <w:abstractNum w:abstractNumId="10" w15:restartNumberingAfterBreak="0">
+    <w:nsid w:val="413430A1"/>
+    <w:multiLevelType w:val="hybridMultilevel"/>
+    <w:tmpl w:val="4A622392"/>
+    <w:lvl w:ilvl="0" w:tplc="04190001">
+      <w:start w:val="1"/>
+      <w:numFmt w:val="bullet"/>
+      <w:lvlText w:val=""/>
+      <w:lvlJc w:val="left"/>
+      <w:pPr>
+        <w:ind w:left="720" w:hanging="360"/>
+      </w:pPr>
+      <w:rPr>
+        <w:rFonts w:ascii="Symbol" w:hAnsi="Symbol" w:hint="default"/>
+      </w:rPr>
+    </w:lvl>
+    <w:lvl w:ilvl="1" w:tplc="04190003" w:tentative="1">
+      <w:start w:val="1"/>
+      <w:numFmt w:val="bullet"/>
+      <w:lvlText w:val="o"/>
+      <w:lvlJc w:val="left"/>
+      <w:pPr>
+        <w:ind w:left="1440" w:hanging="360"/>
+      </w:pPr>
+      <w:rPr>
+        <w:rFonts w:ascii="Courier New" w:hAnsi="Courier New" w:cs="Courier New" w:hint="default"/>
+      </w:rPr>
+    </w:lvl>
+    <w:lvl w:ilvl="2" w:tplc="04190001">
+      <w:start w:val="1"/>
+      <w:numFmt w:val="bullet"/>
+      <w:lvlText w:val=""/>
+      <w:lvlJc w:val="left"/>
+      <w:pPr>
+        <w:ind w:left="720" w:hanging="360"/>
+      </w:pPr>
+      <w:rPr>
+        <w:rFonts w:ascii="Symbol" w:hAnsi="Symbol" w:hint="default"/>
+      </w:rPr>
+    </w:lvl>
+    <w:lvl w:ilvl="3" w:tplc="04190001" w:tentative="1">
+      <w:start w:val="1"/>
+      <w:numFmt w:val="bullet"/>
+      <w:lvlText w:val=""/>
+      <w:lvlJc w:val="left"/>
+      <w:pPr>
+        <w:ind w:left="2880" w:hanging="360"/>
+      </w:pPr>
+      <w:rPr>
+        <w:rFonts w:ascii="Symbol" w:hAnsi="Symbol" w:hint="default"/>
+      </w:rPr>
+    </w:lvl>
+    <w:lvl w:ilvl="4" w:tplc="04190003" w:tentative="1">
+      <w:start w:val="1"/>
+      <w:numFmt w:val="bullet"/>
+      <w:lvlText w:val="o"/>
+      <w:lvlJc w:val="left"/>
+      <w:pPr>
+        <w:ind w:left="3600" w:hanging="360"/>
+      </w:pPr>
+      <w:rPr>
+        <w:rFonts w:ascii="Courier New" w:hAnsi="Courier New" w:cs="Courier New" w:hint="default"/>
+      </w:rPr>
+    </w:lvl>
+    <w:lvl w:ilvl="5" w:tplc="04190005" w:tentative="1">
+      <w:start w:val="1"/>
+      <w:numFmt w:val="bullet"/>
+      <w:lvlText w:val=""/>
+      <w:lvlJc w:val="left"/>
+      <w:pPr>
+        <w:ind w:left="4320" w:hanging="360"/>
+      </w:pPr>
+      <w:rPr>
+        <w:rFonts w:ascii="Wingdings" w:hAnsi="Wingdings" w:hint="default"/>
+      </w:rPr>
+    </w:lvl>
+    <w:lvl w:ilvl="6" w:tplc="04190001" w:tentative="1">
+      <w:start w:val="1"/>
+      <w:numFmt w:val="bullet"/>
+      <w:lvlText w:val=""/>
+      <w:lvlJc w:val="left"/>
+      <w:pPr>
+        <w:ind w:left="5040" w:hanging="360"/>
+      </w:pPr>
+      <w:rPr>
+        <w:rFonts w:ascii="Symbol" w:hAnsi="Symbol" w:hint="default"/>
+      </w:rPr>
+    </w:lvl>
+    <w:lvl w:ilvl="7" w:tplc="04190003" w:tentative="1">
+      <w:start w:val="1"/>
+      <w:numFmt w:val="bullet"/>
+      <w:lvlText w:val="o"/>
+      <w:lvlJc w:val="left"/>
+      <w:pPr>
+        <w:ind w:left="5760" w:hanging="360"/>
+      </w:pPr>
+      <w:rPr>
+        <w:rFonts w:ascii="Courier New" w:hAnsi="Courier New" w:cs="Courier New" w:hint="default"/>
+      </w:rPr>
+    </w:lvl>
+    <w:lvl w:ilvl="8" w:tplc="04190005" w:tentative="1">
+      <w:start w:val="1"/>
+      <w:numFmt w:val="bullet"/>
+      <w:lvlText w:val=""/>
+      <w:lvlJc w:val="left"/>
+      <w:pPr>
+        <w:ind w:left="6480" w:hanging="360"/>
+      </w:pPr>
+      <w:rPr>
+        <w:rFonts w:ascii="Wingdings" w:hAnsi="Wingdings" w:hint="default"/>
+      </w:rPr>
+    </w:lvl>
+  </w:abstractNum>
+  <w:abstractNum w:abstractNumId="11" w15:restartNumberingAfterBreak="0">
+    <w:nsid w:val="433B028D"/>
+    <w:multiLevelType w:val="hybridMultilevel"/>
+    <w:tmpl w:val="1C1CCC10"/>
+    <w:lvl w:ilvl="0" w:tplc="0419000F">
+      <w:start w:val="1"/>
+      <w:numFmt w:val="decimal"/>
+      <w:lvlText w:val="%1."/>
+      <w:lvlJc w:val="left"/>
+      <w:pPr>
+        <w:ind w:left="1429" w:hanging="360"/>
+      </w:pPr>
+    </w:lvl>
+    <w:lvl w:ilvl="1" w:tplc="04190019" w:tentative="1">
+      <w:start w:val="1"/>
+      <w:numFmt w:val="lowerLetter"/>
+      <w:lvlText w:val="%2."/>
+      <w:lvlJc w:val="left"/>
+      <w:pPr>
+        <w:ind w:left="2149" w:hanging="360"/>
+      </w:pPr>
+    </w:lvl>
+    <w:lvl w:ilvl="2" w:tplc="0419001B" w:tentative="1">
+      <w:start w:val="1"/>
+      <w:numFmt w:val="lowerRoman"/>
+      <w:lvlText w:val="%3."/>
+      <w:lvlJc w:val="right"/>
+      <w:pPr>
+        <w:ind w:left="2869" w:hanging="180"/>
+      </w:pPr>
+    </w:lvl>
+    <w:lvl w:ilvl="3" w:tplc="0419000F" w:tentative="1">
+      <w:start w:val="1"/>
+      <w:numFmt w:val="decimal"/>
+      <w:lvlText w:val="%4."/>
+      <w:lvlJc w:val="left"/>
+      <w:pPr>
+        <w:ind w:left="3589" w:hanging="360"/>
+      </w:pPr>
+    </w:lvl>
+    <w:lvl w:ilvl="4" w:tplc="04190019" w:tentative="1">
+      <w:start w:val="1"/>
+      <w:numFmt w:val="lowerLetter"/>
+      <w:lvlText w:val="%5."/>
+      <w:lvlJc w:val="left"/>
+      <w:pPr>
+        <w:ind w:left="4309" w:hanging="360"/>
+      </w:pPr>
+    </w:lvl>
+    <w:lvl w:ilvl="5" w:tplc="0419001B" w:tentative="1">
+      <w:start w:val="1"/>
+      <w:numFmt w:val="lowerRoman"/>
+      <w:lvlText w:val="%6."/>
+      <w:lvlJc w:val="right"/>
+      <w:pPr>
+        <w:ind w:left="5029" w:hanging="180"/>
+      </w:pPr>
+    </w:lvl>
+    <w:lvl w:ilvl="6" w:tplc="0419000F" w:tentative="1">
+      <w:start w:val="1"/>
+      <w:numFmt w:val="decimal"/>
+      <w:lvlText w:val="%7."/>
+      <w:lvlJc w:val="left"/>
+      <w:pPr>
+        <w:ind w:left="5749" w:hanging="360"/>
+      </w:pPr>
+    </w:lvl>
+    <w:lvl w:ilvl="7" w:tplc="04190019" w:tentative="1">
+      <w:start w:val="1"/>
+      <w:numFmt w:val="lowerLetter"/>
+      <w:lvlText w:val="%8."/>
+      <w:lvlJc w:val="left"/>
+      <w:pPr>
+        <w:ind w:left="6469" w:hanging="360"/>
+      </w:pPr>
+    </w:lvl>
+    <w:lvl w:ilvl="8" w:tplc="0419001B" w:tentative="1">
+      <w:start w:val="1"/>
+      <w:numFmt w:val="lowerRoman"/>
+      <w:lvlText w:val="%9."/>
+      <w:lvlJc w:val="right"/>
+      <w:pPr>
+        <w:ind w:left="7189" w:hanging="180"/>
+      </w:pPr>
+    </w:lvl>
+  </w:abstractNum>
+  <w:abstractNum w:abstractNumId="12" w15:restartNumberingAfterBreak="0">
     <w:nsid w:val="56F5333F"/>
     <w:multiLevelType w:val="hybridMultilevel"/>
     <w:tmpl w:val="81787CD2"/>
@@ -1777,22 +8548,623 @@
       </w:rPr>
     </w:lvl>
   </w:abstractNum>
+  <w:abstractNum w:abstractNumId="13" w15:restartNumberingAfterBreak="0">
+    <w:nsid w:val="59AD7D01"/>
+    <w:multiLevelType w:val="hybridMultilevel"/>
+    <w:tmpl w:val="D89A43EC"/>
+    <w:lvl w:ilvl="0" w:tplc="04190001">
+      <w:start w:val="1"/>
+      <w:numFmt w:val="bullet"/>
+      <w:lvlText w:val=""/>
+      <w:lvlJc w:val="left"/>
+      <w:pPr>
+        <w:ind w:left="2149" w:hanging="360"/>
+      </w:pPr>
+      <w:rPr>
+        <w:rFonts w:ascii="Symbol" w:hAnsi="Symbol" w:hint="default"/>
+      </w:rPr>
+    </w:lvl>
+    <w:lvl w:ilvl="1" w:tplc="04190003" w:tentative="1">
+      <w:start w:val="1"/>
+      <w:numFmt w:val="bullet"/>
+      <w:lvlText w:val="o"/>
+      <w:lvlJc w:val="left"/>
+      <w:pPr>
+        <w:ind w:left="2869" w:hanging="360"/>
+      </w:pPr>
+      <w:rPr>
+        <w:rFonts w:ascii="Courier New" w:hAnsi="Courier New" w:cs="Courier New" w:hint="default"/>
+      </w:rPr>
+    </w:lvl>
+    <w:lvl w:ilvl="2" w:tplc="04190005" w:tentative="1">
+      <w:start w:val="1"/>
+      <w:numFmt w:val="bullet"/>
+      <w:lvlText w:val=""/>
+      <w:lvlJc w:val="left"/>
+      <w:pPr>
+        <w:ind w:left="3589" w:hanging="360"/>
+      </w:pPr>
+      <w:rPr>
+        <w:rFonts w:ascii="Wingdings" w:hAnsi="Wingdings" w:hint="default"/>
+      </w:rPr>
+    </w:lvl>
+    <w:lvl w:ilvl="3" w:tplc="04190001" w:tentative="1">
+      <w:start w:val="1"/>
+      <w:numFmt w:val="bullet"/>
+      <w:lvlText w:val=""/>
+      <w:lvlJc w:val="left"/>
+      <w:pPr>
+        <w:ind w:left="4309" w:hanging="360"/>
+      </w:pPr>
+      <w:rPr>
+        <w:rFonts w:ascii="Symbol" w:hAnsi="Symbol" w:hint="default"/>
+      </w:rPr>
+    </w:lvl>
+    <w:lvl w:ilvl="4" w:tplc="04190003" w:tentative="1">
+      <w:start w:val="1"/>
+      <w:numFmt w:val="bullet"/>
+      <w:lvlText w:val="o"/>
+      <w:lvlJc w:val="left"/>
+      <w:pPr>
+        <w:ind w:left="5029" w:hanging="360"/>
+      </w:pPr>
+      <w:rPr>
+        <w:rFonts w:ascii="Courier New" w:hAnsi="Courier New" w:cs="Courier New" w:hint="default"/>
+      </w:rPr>
+    </w:lvl>
+    <w:lvl w:ilvl="5" w:tplc="04190005" w:tentative="1">
+      <w:start w:val="1"/>
+      <w:numFmt w:val="bullet"/>
+      <w:lvlText w:val=""/>
+      <w:lvlJc w:val="left"/>
+      <w:pPr>
+        <w:ind w:left="5749" w:hanging="360"/>
+      </w:pPr>
+      <w:rPr>
+        <w:rFonts w:ascii="Wingdings" w:hAnsi="Wingdings" w:hint="default"/>
+      </w:rPr>
+    </w:lvl>
+    <w:lvl w:ilvl="6" w:tplc="04190001" w:tentative="1">
+      <w:start w:val="1"/>
+      <w:numFmt w:val="bullet"/>
+      <w:lvlText w:val=""/>
+      <w:lvlJc w:val="left"/>
+      <w:pPr>
+        <w:ind w:left="6469" w:hanging="360"/>
+      </w:pPr>
+      <w:rPr>
+        <w:rFonts w:ascii="Symbol" w:hAnsi="Symbol" w:hint="default"/>
+      </w:rPr>
+    </w:lvl>
+    <w:lvl w:ilvl="7" w:tplc="04190003" w:tentative="1">
+      <w:start w:val="1"/>
+      <w:numFmt w:val="bullet"/>
+      <w:lvlText w:val="o"/>
+      <w:lvlJc w:val="left"/>
+      <w:pPr>
+        <w:ind w:left="7189" w:hanging="360"/>
+      </w:pPr>
+      <w:rPr>
+        <w:rFonts w:ascii="Courier New" w:hAnsi="Courier New" w:cs="Courier New" w:hint="default"/>
+      </w:rPr>
+    </w:lvl>
+    <w:lvl w:ilvl="8" w:tplc="04190005" w:tentative="1">
+      <w:start w:val="1"/>
+      <w:numFmt w:val="bullet"/>
+      <w:lvlText w:val=""/>
+      <w:lvlJc w:val="left"/>
+      <w:pPr>
+        <w:ind w:left="7909" w:hanging="360"/>
+      </w:pPr>
+      <w:rPr>
+        <w:rFonts w:ascii="Wingdings" w:hAnsi="Wingdings" w:hint="default"/>
+      </w:rPr>
+    </w:lvl>
+  </w:abstractNum>
+  <w:abstractNum w:abstractNumId="14" w15:restartNumberingAfterBreak="0">
+    <w:nsid w:val="5C0C0558"/>
+    <w:multiLevelType w:val="hybridMultilevel"/>
+    <w:tmpl w:val="B76661A2"/>
+    <w:lvl w:ilvl="0" w:tplc="04190001">
+      <w:start w:val="1"/>
+      <w:numFmt w:val="bullet"/>
+      <w:lvlText w:val=""/>
+      <w:lvlJc w:val="left"/>
+      <w:pPr>
+        <w:ind w:left="1429" w:hanging="360"/>
+      </w:pPr>
+      <w:rPr>
+        <w:rFonts w:ascii="Symbol" w:hAnsi="Symbol" w:hint="default"/>
+      </w:rPr>
+    </w:lvl>
+    <w:lvl w:ilvl="1" w:tplc="04190003" w:tentative="1">
+      <w:start w:val="1"/>
+      <w:numFmt w:val="bullet"/>
+      <w:lvlText w:val="o"/>
+      <w:lvlJc w:val="left"/>
+      <w:pPr>
+        <w:ind w:left="2149" w:hanging="360"/>
+      </w:pPr>
+      <w:rPr>
+        <w:rFonts w:ascii="Courier New" w:hAnsi="Courier New" w:cs="Courier New" w:hint="default"/>
+      </w:rPr>
+    </w:lvl>
+    <w:lvl w:ilvl="2" w:tplc="04190005" w:tentative="1">
+      <w:start w:val="1"/>
+      <w:numFmt w:val="bullet"/>
+      <w:lvlText w:val=""/>
+      <w:lvlJc w:val="left"/>
+      <w:pPr>
+        <w:ind w:left="2869" w:hanging="360"/>
+      </w:pPr>
+      <w:rPr>
+        <w:rFonts w:ascii="Wingdings" w:hAnsi="Wingdings" w:hint="default"/>
+      </w:rPr>
+    </w:lvl>
+    <w:lvl w:ilvl="3" w:tplc="04190001" w:tentative="1">
+      <w:start w:val="1"/>
+      <w:numFmt w:val="bullet"/>
+      <w:lvlText w:val=""/>
+      <w:lvlJc w:val="left"/>
+      <w:pPr>
+        <w:ind w:left="3589" w:hanging="360"/>
+      </w:pPr>
+      <w:rPr>
+        <w:rFonts w:ascii="Symbol" w:hAnsi="Symbol" w:hint="default"/>
+      </w:rPr>
+    </w:lvl>
+    <w:lvl w:ilvl="4" w:tplc="04190003" w:tentative="1">
+      <w:start w:val="1"/>
+      <w:numFmt w:val="bullet"/>
+      <w:lvlText w:val="o"/>
+      <w:lvlJc w:val="left"/>
+      <w:pPr>
+        <w:ind w:left="4309" w:hanging="360"/>
+      </w:pPr>
+      <w:rPr>
+        <w:rFonts w:ascii="Courier New" w:hAnsi="Courier New" w:cs="Courier New" w:hint="default"/>
+      </w:rPr>
+    </w:lvl>
+    <w:lvl w:ilvl="5" w:tplc="04190005" w:tentative="1">
+      <w:start w:val="1"/>
+      <w:numFmt w:val="bullet"/>
+      <w:lvlText w:val=""/>
+      <w:lvlJc w:val="left"/>
+      <w:pPr>
+        <w:ind w:left="5029" w:hanging="360"/>
+      </w:pPr>
+      <w:rPr>
+        <w:rFonts w:ascii="Wingdings" w:hAnsi="Wingdings" w:hint="default"/>
+      </w:rPr>
+    </w:lvl>
+    <w:lvl w:ilvl="6" w:tplc="04190001" w:tentative="1">
+      <w:start w:val="1"/>
+      <w:numFmt w:val="bullet"/>
+      <w:lvlText w:val=""/>
+      <w:lvlJc w:val="left"/>
+      <w:pPr>
+        <w:ind w:left="5749" w:hanging="360"/>
+      </w:pPr>
+      <w:rPr>
+        <w:rFonts w:ascii="Symbol" w:hAnsi="Symbol" w:hint="default"/>
+      </w:rPr>
+    </w:lvl>
+    <w:lvl w:ilvl="7" w:tplc="04190003" w:tentative="1">
+      <w:start w:val="1"/>
+      <w:numFmt w:val="bullet"/>
+      <w:lvlText w:val="o"/>
+      <w:lvlJc w:val="left"/>
+      <w:pPr>
+        <w:ind w:left="6469" w:hanging="360"/>
+      </w:pPr>
+      <w:rPr>
+        <w:rFonts w:ascii="Courier New" w:hAnsi="Courier New" w:cs="Courier New" w:hint="default"/>
+      </w:rPr>
+    </w:lvl>
+    <w:lvl w:ilvl="8" w:tplc="04190005" w:tentative="1">
+      <w:start w:val="1"/>
+      <w:numFmt w:val="bullet"/>
+      <w:lvlText w:val=""/>
+      <w:lvlJc w:val="left"/>
+      <w:pPr>
+        <w:ind w:left="7189" w:hanging="360"/>
+      </w:pPr>
+      <w:rPr>
+        <w:rFonts w:ascii="Wingdings" w:hAnsi="Wingdings" w:hint="default"/>
+      </w:rPr>
+    </w:lvl>
+  </w:abstractNum>
+  <w:abstractNum w:abstractNumId="15" w15:restartNumberingAfterBreak="0">
+    <w:nsid w:val="66BB5680"/>
+    <w:multiLevelType w:val="hybridMultilevel"/>
+    <w:tmpl w:val="76BA191E"/>
+    <w:lvl w:ilvl="0" w:tplc="04190001">
+      <w:start w:val="1"/>
+      <w:numFmt w:val="bullet"/>
+      <w:lvlText w:val=""/>
+      <w:lvlJc w:val="left"/>
+      <w:pPr>
+        <w:ind w:left="1429" w:hanging="360"/>
+      </w:pPr>
+      <w:rPr>
+        <w:rFonts w:ascii="Symbol" w:hAnsi="Symbol" w:hint="default"/>
+      </w:rPr>
+    </w:lvl>
+    <w:lvl w:ilvl="1" w:tplc="04190003" w:tentative="1">
+      <w:start w:val="1"/>
+      <w:numFmt w:val="bullet"/>
+      <w:lvlText w:val="o"/>
+      <w:lvlJc w:val="left"/>
+      <w:pPr>
+        <w:ind w:left="2149" w:hanging="360"/>
+      </w:pPr>
+      <w:rPr>
+        <w:rFonts w:ascii="Courier New" w:hAnsi="Courier New" w:cs="Courier New" w:hint="default"/>
+      </w:rPr>
+    </w:lvl>
+    <w:lvl w:ilvl="2" w:tplc="04190005" w:tentative="1">
+      <w:start w:val="1"/>
+      <w:numFmt w:val="bullet"/>
+      <w:lvlText w:val=""/>
+      <w:lvlJc w:val="left"/>
+      <w:pPr>
+        <w:ind w:left="2869" w:hanging="360"/>
+      </w:pPr>
+      <w:rPr>
+        <w:rFonts w:ascii="Wingdings" w:hAnsi="Wingdings" w:hint="default"/>
+      </w:rPr>
+    </w:lvl>
+    <w:lvl w:ilvl="3" w:tplc="04190001" w:tentative="1">
+      <w:start w:val="1"/>
+      <w:numFmt w:val="bullet"/>
+      <w:lvlText w:val=""/>
+      <w:lvlJc w:val="left"/>
+      <w:pPr>
+        <w:ind w:left="3589" w:hanging="360"/>
+      </w:pPr>
+      <w:rPr>
+        <w:rFonts w:ascii="Symbol" w:hAnsi="Symbol" w:hint="default"/>
+      </w:rPr>
+    </w:lvl>
+    <w:lvl w:ilvl="4" w:tplc="04190003" w:tentative="1">
+      <w:start w:val="1"/>
+      <w:numFmt w:val="bullet"/>
+      <w:lvlText w:val="o"/>
+      <w:lvlJc w:val="left"/>
+      <w:pPr>
+        <w:ind w:left="4309" w:hanging="360"/>
+      </w:pPr>
+      <w:rPr>
+        <w:rFonts w:ascii="Courier New" w:hAnsi="Courier New" w:cs="Courier New" w:hint="default"/>
+      </w:rPr>
+    </w:lvl>
+    <w:lvl w:ilvl="5" w:tplc="04190005" w:tentative="1">
+      <w:start w:val="1"/>
+      <w:numFmt w:val="bullet"/>
+      <w:lvlText w:val=""/>
+      <w:lvlJc w:val="left"/>
+      <w:pPr>
+        <w:ind w:left="5029" w:hanging="360"/>
+      </w:pPr>
+      <w:rPr>
+        <w:rFonts w:ascii="Wingdings" w:hAnsi="Wingdings" w:hint="default"/>
+      </w:rPr>
+    </w:lvl>
+    <w:lvl w:ilvl="6" w:tplc="04190001" w:tentative="1">
+      <w:start w:val="1"/>
+      <w:numFmt w:val="bullet"/>
+      <w:lvlText w:val=""/>
+      <w:lvlJc w:val="left"/>
+      <w:pPr>
+        <w:ind w:left="5749" w:hanging="360"/>
+      </w:pPr>
+      <w:rPr>
+        <w:rFonts w:ascii="Symbol" w:hAnsi="Symbol" w:hint="default"/>
+      </w:rPr>
+    </w:lvl>
+    <w:lvl w:ilvl="7" w:tplc="04190003" w:tentative="1">
+      <w:start w:val="1"/>
+      <w:numFmt w:val="bullet"/>
+      <w:lvlText w:val="o"/>
+      <w:lvlJc w:val="left"/>
+      <w:pPr>
+        <w:ind w:left="6469" w:hanging="360"/>
+      </w:pPr>
+      <w:rPr>
+        <w:rFonts w:ascii="Courier New" w:hAnsi="Courier New" w:cs="Courier New" w:hint="default"/>
+      </w:rPr>
+    </w:lvl>
+    <w:lvl w:ilvl="8" w:tplc="04190005" w:tentative="1">
+      <w:start w:val="1"/>
+      <w:numFmt w:val="bullet"/>
+      <w:lvlText w:val=""/>
+      <w:lvlJc w:val="left"/>
+      <w:pPr>
+        <w:ind w:left="7189" w:hanging="360"/>
+      </w:pPr>
+      <w:rPr>
+        <w:rFonts w:ascii="Wingdings" w:hAnsi="Wingdings" w:hint="default"/>
+      </w:rPr>
+    </w:lvl>
+  </w:abstractNum>
+  <w:abstractNum w:abstractNumId="16" w15:restartNumberingAfterBreak="0">
+    <w:nsid w:val="7B8F61BC"/>
+    <w:multiLevelType w:val="hybridMultilevel"/>
+    <w:tmpl w:val="4DC85008"/>
+    <w:lvl w:ilvl="0" w:tplc="04190001">
+      <w:start w:val="1"/>
+      <w:numFmt w:val="bullet"/>
+      <w:lvlText w:val=""/>
+      <w:lvlJc w:val="left"/>
+      <w:pPr>
+        <w:ind w:left="1429" w:hanging="360"/>
+      </w:pPr>
+      <w:rPr>
+        <w:rFonts w:ascii="Symbol" w:hAnsi="Symbol" w:hint="default"/>
+      </w:rPr>
+    </w:lvl>
+    <w:lvl w:ilvl="1" w:tplc="04190003" w:tentative="1">
+      <w:start w:val="1"/>
+      <w:numFmt w:val="bullet"/>
+      <w:lvlText w:val="o"/>
+      <w:lvlJc w:val="left"/>
+      <w:pPr>
+        <w:ind w:left="2149" w:hanging="360"/>
+      </w:pPr>
+      <w:rPr>
+        <w:rFonts w:ascii="Courier New" w:hAnsi="Courier New" w:cs="Courier New" w:hint="default"/>
+      </w:rPr>
+    </w:lvl>
+    <w:lvl w:ilvl="2" w:tplc="04190005" w:tentative="1">
+      <w:start w:val="1"/>
+      <w:numFmt w:val="bullet"/>
+      <w:lvlText w:val=""/>
+      <w:lvlJc w:val="left"/>
+      <w:pPr>
+        <w:ind w:left="2869" w:hanging="360"/>
+      </w:pPr>
+      <w:rPr>
+        <w:rFonts w:ascii="Wingdings" w:hAnsi="Wingdings" w:hint="default"/>
+      </w:rPr>
+    </w:lvl>
+    <w:lvl w:ilvl="3" w:tplc="04190001" w:tentative="1">
+      <w:start w:val="1"/>
+      <w:numFmt w:val="bullet"/>
+      <w:lvlText w:val=""/>
+      <w:lvlJc w:val="left"/>
+      <w:pPr>
+        <w:ind w:left="3589" w:hanging="360"/>
+      </w:pPr>
+      <w:rPr>
+        <w:rFonts w:ascii="Symbol" w:hAnsi="Symbol" w:hint="default"/>
+      </w:rPr>
+    </w:lvl>
+    <w:lvl w:ilvl="4" w:tplc="04190003" w:tentative="1">
+      <w:start w:val="1"/>
+      <w:numFmt w:val="bullet"/>
+      <w:lvlText w:val="o"/>
+      <w:lvlJc w:val="left"/>
+      <w:pPr>
+        <w:ind w:left="4309" w:hanging="360"/>
+      </w:pPr>
+      <w:rPr>
+        <w:rFonts w:ascii="Courier New" w:hAnsi="Courier New" w:cs="Courier New" w:hint="default"/>
+      </w:rPr>
+    </w:lvl>
+    <w:lvl w:ilvl="5" w:tplc="04190005" w:tentative="1">
+      <w:start w:val="1"/>
+      <w:numFmt w:val="bullet"/>
+      <w:lvlText w:val=""/>
+      <w:lvlJc w:val="left"/>
+      <w:pPr>
+        <w:ind w:left="5029" w:hanging="360"/>
+      </w:pPr>
+      <w:rPr>
+        <w:rFonts w:ascii="Wingdings" w:hAnsi="Wingdings" w:hint="default"/>
+      </w:rPr>
+    </w:lvl>
+    <w:lvl w:ilvl="6" w:tplc="04190001" w:tentative="1">
+      <w:start w:val="1"/>
+      <w:numFmt w:val="bullet"/>
+      <w:lvlText w:val=""/>
+      <w:lvlJc w:val="left"/>
+      <w:pPr>
+        <w:ind w:left="5749" w:hanging="360"/>
+      </w:pPr>
+      <w:rPr>
+        <w:rFonts w:ascii="Symbol" w:hAnsi="Symbol" w:hint="default"/>
+      </w:rPr>
+    </w:lvl>
+    <w:lvl w:ilvl="7" w:tplc="04190003" w:tentative="1">
+      <w:start w:val="1"/>
+      <w:numFmt w:val="bullet"/>
+      <w:lvlText w:val="o"/>
+      <w:lvlJc w:val="left"/>
+      <w:pPr>
+        <w:ind w:left="6469" w:hanging="360"/>
+      </w:pPr>
+      <w:rPr>
+        <w:rFonts w:ascii="Courier New" w:hAnsi="Courier New" w:cs="Courier New" w:hint="default"/>
+      </w:rPr>
+    </w:lvl>
+    <w:lvl w:ilvl="8" w:tplc="04190005" w:tentative="1">
+      <w:start w:val="1"/>
+      <w:numFmt w:val="bullet"/>
+      <w:lvlText w:val=""/>
+      <w:lvlJc w:val="left"/>
+      <w:pPr>
+        <w:ind w:left="7189" w:hanging="360"/>
+      </w:pPr>
+      <w:rPr>
+        <w:rFonts w:ascii="Wingdings" w:hAnsi="Wingdings" w:hint="default"/>
+      </w:rPr>
+    </w:lvl>
+  </w:abstractNum>
+  <w:abstractNum w:abstractNumId="17" w15:restartNumberingAfterBreak="0">
+    <w:nsid w:val="7F292624"/>
+    <w:multiLevelType w:val="hybridMultilevel"/>
+    <w:tmpl w:val="84063C30"/>
+    <w:lvl w:ilvl="0" w:tplc="04190001">
+      <w:start w:val="1"/>
+      <w:numFmt w:val="bullet"/>
+      <w:lvlText w:val=""/>
+      <w:lvlJc w:val="left"/>
+      <w:pPr>
+        <w:ind w:left="720" w:hanging="360"/>
+      </w:pPr>
+      <w:rPr>
+        <w:rFonts w:ascii="Symbol" w:hAnsi="Symbol" w:hint="default"/>
+      </w:rPr>
+    </w:lvl>
+    <w:lvl w:ilvl="1" w:tplc="04190003" w:tentative="1">
+      <w:start w:val="1"/>
+      <w:numFmt w:val="bullet"/>
+      <w:lvlText w:val="o"/>
+      <w:lvlJc w:val="left"/>
+      <w:pPr>
+        <w:ind w:left="1440" w:hanging="360"/>
+      </w:pPr>
+      <w:rPr>
+        <w:rFonts w:ascii="Courier New" w:hAnsi="Courier New" w:cs="Courier New" w:hint="default"/>
+      </w:rPr>
+    </w:lvl>
+    <w:lvl w:ilvl="2" w:tplc="04190001">
+      <w:start w:val="1"/>
+      <w:numFmt w:val="bullet"/>
+      <w:lvlText w:val=""/>
+      <w:lvlJc w:val="left"/>
+      <w:pPr>
+        <w:ind w:left="2149" w:hanging="360"/>
+      </w:pPr>
+      <w:rPr>
+        <w:rFonts w:ascii="Symbol" w:hAnsi="Symbol" w:hint="default"/>
+      </w:rPr>
+    </w:lvl>
+    <w:lvl w:ilvl="3" w:tplc="04190001" w:tentative="1">
+      <w:start w:val="1"/>
+      <w:numFmt w:val="bullet"/>
+      <w:lvlText w:val=""/>
+      <w:lvlJc w:val="left"/>
+      <w:pPr>
+        <w:ind w:left="2880" w:hanging="360"/>
+      </w:pPr>
+      <w:rPr>
+        <w:rFonts w:ascii="Symbol" w:hAnsi="Symbol" w:hint="default"/>
+      </w:rPr>
+    </w:lvl>
+    <w:lvl w:ilvl="4" w:tplc="04190003" w:tentative="1">
+      <w:start w:val="1"/>
+      <w:numFmt w:val="bullet"/>
+      <w:lvlText w:val="o"/>
+      <w:lvlJc w:val="left"/>
+      <w:pPr>
+        <w:ind w:left="3600" w:hanging="360"/>
+      </w:pPr>
+      <w:rPr>
+        <w:rFonts w:ascii="Courier New" w:hAnsi="Courier New" w:cs="Courier New" w:hint="default"/>
+      </w:rPr>
+    </w:lvl>
+    <w:lvl w:ilvl="5" w:tplc="04190005" w:tentative="1">
+      <w:start w:val="1"/>
+      <w:numFmt w:val="bullet"/>
+      <w:lvlText w:val=""/>
+      <w:lvlJc w:val="left"/>
+      <w:pPr>
+        <w:ind w:left="4320" w:hanging="360"/>
+      </w:pPr>
+      <w:rPr>
+        <w:rFonts w:ascii="Wingdings" w:hAnsi="Wingdings" w:hint="default"/>
+      </w:rPr>
+    </w:lvl>
+    <w:lvl w:ilvl="6" w:tplc="04190001" w:tentative="1">
+      <w:start w:val="1"/>
+      <w:numFmt w:val="bullet"/>
+      <w:lvlText w:val=""/>
+      <w:lvlJc w:val="left"/>
+      <w:pPr>
+        <w:ind w:left="5040" w:hanging="360"/>
+      </w:pPr>
+      <w:rPr>
+        <w:rFonts w:ascii="Symbol" w:hAnsi="Symbol" w:hint="default"/>
+      </w:rPr>
+    </w:lvl>
+    <w:lvl w:ilvl="7" w:tplc="04190003" w:tentative="1">
+      <w:start w:val="1"/>
+      <w:numFmt w:val="bullet"/>
+      <w:lvlText w:val="o"/>
+      <w:lvlJc w:val="left"/>
+      <w:pPr>
+        <w:ind w:left="5760" w:hanging="360"/>
+      </w:pPr>
+      <w:rPr>
+        <w:rFonts w:ascii="Courier New" w:hAnsi="Courier New" w:cs="Courier New" w:hint="default"/>
+      </w:rPr>
+    </w:lvl>
+    <w:lvl w:ilvl="8" w:tplc="04190005" w:tentative="1">
+      <w:start w:val="1"/>
+      <w:numFmt w:val="bullet"/>
+      <w:lvlText w:val=""/>
+      <w:lvlJc w:val="left"/>
+      <w:pPr>
+        <w:ind w:left="6480" w:hanging="360"/>
+      </w:pPr>
+      <w:rPr>
+        <w:rFonts w:ascii="Wingdings" w:hAnsi="Wingdings" w:hint="default"/>
+      </w:rPr>
+    </w:lvl>
+  </w:abstractNum>
   <w:num w:numId="1" w16cid:durableId="1771972022">
+    <w:abstractNumId w:val="8"/>
+  </w:num>
+  <w:num w:numId="2" w16cid:durableId="382874636">
     <w:abstractNumId w:val="3"/>
   </w:num>
-  <w:num w:numId="2" w16cid:durableId="382874636">
+  <w:num w:numId="3" w16cid:durableId="592904646">
+    <w:abstractNumId w:val="5"/>
+  </w:num>
+  <w:num w:numId="4" w16cid:durableId="316111007">
+    <w:abstractNumId w:val="9"/>
+  </w:num>
+  <w:num w:numId="5" w16cid:durableId="1586180935">
+    <w:abstractNumId w:val="12"/>
+  </w:num>
+  <w:num w:numId="6" w16cid:durableId="1771244008">
+    <w:abstractNumId w:val="4"/>
+  </w:num>
+  <w:num w:numId="7" w16cid:durableId="1038628179">
+    <w:abstractNumId w:val="15"/>
+  </w:num>
+  <w:num w:numId="8" w16cid:durableId="194001429">
     <w:abstractNumId w:val="0"/>
   </w:num>
-  <w:num w:numId="3" w16cid:durableId="592904646">
+  <w:num w:numId="9" w16cid:durableId="1429426946">
+    <w:abstractNumId w:val="6"/>
+  </w:num>
+  <w:num w:numId="10" w16cid:durableId="1325429198">
+    <w:abstractNumId w:val="11"/>
+  </w:num>
+  <w:num w:numId="11" w16cid:durableId="135605218">
+    <w:abstractNumId w:val="7"/>
+  </w:num>
+  <w:num w:numId="12" w16cid:durableId="822894312">
+    <w:abstractNumId w:val="10"/>
+  </w:num>
+  <w:num w:numId="13" w16cid:durableId="835219766">
+    <w:abstractNumId w:val="16"/>
+  </w:num>
+  <w:num w:numId="14" w16cid:durableId="1953436878">
+    <w:abstractNumId w:val="14"/>
+  </w:num>
+  <w:num w:numId="15" w16cid:durableId="789973144">
+    <w:abstractNumId w:val="13"/>
+  </w:num>
+  <w:num w:numId="16" w16cid:durableId="2127695675">
+    <w:abstractNumId w:val="17"/>
+  </w:num>
+  <w:num w:numId="17" w16cid:durableId="370154841">
     <w:abstractNumId w:val="2"/>
   </w:num>
-  <w:num w:numId="4" w16cid:durableId="316111007">
-    <w:abstractNumId w:val="4"/>
-  </w:num>
-  <w:num w:numId="5" w16cid:durableId="1586180935">
-    <w:abstractNumId w:val="5"/>
-  </w:num>
-  <w:num w:numId="6" w16cid:durableId="1771244008">
+  <w:num w:numId="18" w16cid:durableId="601955633">
     <w:abstractNumId w:val="1"/>
   </w:num>
 </w:numbering>
@@ -2198,6 +9570,13 @@
   <w:style w:type="paragraph" w:default="1" w:styleId="a">
     <w:name w:val="Normal"/>
     <w:qFormat/>
+    <w:rsid w:val="00565EA3"/>
+    <w:pPr>
+      <w:spacing w:after="0" w:line="360" w:lineRule="auto"/>
+      <w:ind w:firstLine="709"/>
+      <w:contextualSpacing/>
+      <w:jc w:val="both"/>
+    </w:pPr>
   </w:style>
   <w:style w:type="paragraph" w:styleId="1">
     <w:name w:val="heading 1"/>
@@ -2206,17 +9585,18 @@
     <w:link w:val="10"/>
     <w:uiPriority w:val="9"/>
     <w:qFormat/>
-    <w:rsid w:val="000E6DD1"/>
+    <w:rsid w:val="006E241E"/>
     <w:pPr>
       <w:keepNext/>
       <w:keepLines/>
-      <w:spacing w:before="360" w:after="80"/>
+      <w:jc w:val="center"/>
       <w:outlineLvl w:val="0"/>
     </w:pPr>
     <w:rPr>
-      <w:rFonts w:asciiTheme="majorHAnsi" w:eastAsiaTheme="majorEastAsia" w:hAnsiTheme="majorHAnsi" w:cstheme="majorBidi"/>
-      <w:color w:val="2F5496" w:themeColor="accent1" w:themeShade="BF"/>
-      <w:sz w:val="40"/>
+      <w:rFonts w:eastAsiaTheme="majorEastAsia" w:cstheme="majorBidi"/>
+      <w:b/>
+      <w:caps/>
+      <w:color w:val="000000" w:themeColor="text1"/>
       <w:szCs w:val="40"/>
     </w:rPr>
   </w:style>
@@ -2226,20 +9606,18 @@
     <w:next w:val="a"/>
     <w:link w:val="20"/>
     <w:uiPriority w:val="9"/>
-    <w:semiHidden/>
     <w:unhideWhenUsed/>
     <w:qFormat/>
-    <w:rsid w:val="000E6DD1"/>
+    <w:rsid w:val="006E241E"/>
     <w:pPr>
       <w:keepNext/>
       <w:keepLines/>
-      <w:spacing w:before="160" w:after="80"/>
       <w:outlineLvl w:val="1"/>
     </w:pPr>
     <w:rPr>
-      <w:rFonts w:asciiTheme="majorHAnsi" w:eastAsiaTheme="majorEastAsia" w:hAnsiTheme="majorHAnsi" w:cstheme="majorBidi"/>
-      <w:color w:val="2F5496" w:themeColor="accent1" w:themeShade="BF"/>
-      <w:sz w:val="32"/>
+      <w:rFonts w:eastAsiaTheme="majorEastAsia" w:cstheme="majorBidi"/>
+      <w:b/>
+      <w:color w:val="000000" w:themeColor="text1"/>
       <w:szCs w:val="32"/>
     </w:rPr>
   </w:style>
@@ -2249,19 +9627,18 @@
     <w:next w:val="a"/>
     <w:link w:val="30"/>
     <w:uiPriority w:val="9"/>
-    <w:semiHidden/>
     <w:unhideWhenUsed/>
     <w:qFormat/>
-    <w:rsid w:val="000E6DD1"/>
+    <w:rsid w:val="006E241E"/>
     <w:pPr>
       <w:keepNext/>
       <w:keepLines/>
-      <w:spacing w:before="160" w:after="80"/>
       <w:outlineLvl w:val="2"/>
     </w:pPr>
     <w:rPr>
       <w:rFonts w:eastAsiaTheme="majorEastAsia" w:cstheme="majorBidi"/>
-      <w:color w:val="2F5496" w:themeColor="accent1" w:themeShade="BF"/>
+      <w:b/>
+      <w:color w:val="000000" w:themeColor="text1"/>
     </w:rPr>
   </w:style>
   <w:style w:type="paragraph" w:styleId="4">
@@ -2321,7 +9698,7 @@
     <w:pPr>
       <w:keepNext/>
       <w:keepLines/>
-      <w:spacing w:before="40" w:after="0"/>
+      <w:spacing w:before="40"/>
       <w:outlineLvl w:val="5"/>
     </w:pPr>
     <w:rPr>
@@ -2344,7 +9721,7 @@
     <w:pPr>
       <w:keepNext/>
       <w:keepLines/>
-      <w:spacing w:before="40" w:after="0"/>
+      <w:spacing w:before="40"/>
       <w:outlineLvl w:val="6"/>
     </w:pPr>
     <w:rPr>
@@ -2365,7 +9742,6 @@
     <w:pPr>
       <w:keepNext/>
       <w:keepLines/>
-      <w:spacing w:after="0"/>
       <w:outlineLvl w:val="7"/>
     </w:pPr>
     <w:rPr>
@@ -2388,7 +9764,6 @@
     <w:pPr>
       <w:keepNext/>
       <w:keepLines/>
-      <w:spacing w:after="0"/>
       <w:outlineLvl w:val="8"/>
     </w:pPr>
     <w:rPr>
@@ -2428,11 +9803,12 @@
     <w:basedOn w:val="a0"/>
     <w:link w:val="1"/>
     <w:uiPriority w:val="9"/>
-    <w:rsid w:val="000E6DD1"/>
+    <w:rsid w:val="006E241E"/>
     <w:rPr>
-      <w:rFonts w:asciiTheme="majorHAnsi" w:eastAsiaTheme="majorEastAsia" w:hAnsiTheme="majorHAnsi" w:cstheme="majorBidi"/>
-      <w:color w:val="2F5496" w:themeColor="accent1" w:themeShade="BF"/>
-      <w:sz w:val="40"/>
+      <w:rFonts w:eastAsiaTheme="majorEastAsia" w:cstheme="majorBidi"/>
+      <w:b/>
+      <w:caps/>
+      <w:color w:val="000000" w:themeColor="text1"/>
       <w:szCs w:val="40"/>
     </w:rPr>
   </w:style>
@@ -2441,12 +9817,11 @@
     <w:basedOn w:val="a0"/>
     <w:link w:val="2"/>
     <w:uiPriority w:val="9"/>
-    <w:semiHidden/>
-    <w:rsid w:val="000E6DD1"/>
+    <w:rsid w:val="006E241E"/>
     <w:rPr>
-      <w:rFonts w:asciiTheme="majorHAnsi" w:eastAsiaTheme="majorEastAsia" w:hAnsiTheme="majorHAnsi" w:cstheme="majorBidi"/>
-      <w:color w:val="2F5496" w:themeColor="accent1" w:themeShade="BF"/>
-      <w:sz w:val="32"/>
+      <w:rFonts w:eastAsiaTheme="majorEastAsia" w:cstheme="majorBidi"/>
+      <w:b/>
+      <w:color w:val="000000" w:themeColor="text1"/>
       <w:szCs w:val="32"/>
     </w:rPr>
   </w:style>
@@ -2455,13 +9830,11 @@
     <w:basedOn w:val="a0"/>
     <w:link w:val="3"/>
     <w:uiPriority w:val="9"/>
-    <w:semiHidden/>
-    <w:rsid w:val="000E6DD1"/>
+    <w:rsid w:val="006E241E"/>
     <w:rPr>
       <w:rFonts w:eastAsiaTheme="majorEastAsia" w:cstheme="majorBidi"/>
-      <w:color w:val="2F5496" w:themeColor="accent1" w:themeShade="BF"/>
-      <w:sz w:val="28"/>
-      <w:szCs w:val="28"/>
+      <w:b/>
+      <w:color w:val="000000" w:themeColor="text1"/>
     </w:rPr>
   </w:style>
   <w:style w:type="character" w:customStyle="1" w:styleId="40">
@@ -2552,7 +9925,6 @@
     <w:rsid w:val="000E6DD1"/>
     <w:pPr>
       <w:spacing w:after="80" w:line="240" w:lineRule="auto"/>
-      <w:contextualSpacing/>
     </w:pPr>
     <w:rPr>
       <w:rFonts w:asciiTheme="majorHAnsi" w:eastAsiaTheme="majorEastAsia" w:hAnsiTheme="majorHAnsi" w:cstheme="majorBidi"/>
@@ -2588,6 +9960,7 @@
       <w:numPr>
         <w:ilvl w:val="1"/>
       </w:numPr>
+      <w:ind w:firstLine="709"/>
     </w:pPr>
     <w:rPr>
       <w:rFonts w:eastAsiaTheme="majorEastAsia" w:cstheme="majorBidi"/>
@@ -2647,7 +10020,6 @@
     <w:rsid w:val="000E6DD1"/>
     <w:pPr>
       <w:ind w:left="720"/>
-      <w:contextualSpacing/>
     </w:pPr>
   </w:style>
   <w:style w:type="character" w:styleId="a8">
@@ -2723,7 +10095,7 @@
         <w:tab w:val="center" w:pos="4677"/>
         <w:tab w:val="right" w:pos="9355"/>
       </w:tabs>
-      <w:spacing w:after="0" w:line="240" w:lineRule="auto"/>
+      <w:spacing w:line="240" w:lineRule="auto"/>
     </w:pPr>
   </w:style>
   <w:style w:type="character" w:customStyle="1" w:styleId="ad">
@@ -2745,7 +10117,7 @@
         <w:tab w:val="center" w:pos="4677"/>
         <w:tab w:val="right" w:pos="9355"/>
       </w:tabs>
-      <w:spacing w:after="0" w:line="240" w:lineRule="auto"/>
+      <w:spacing w:line="240" w:lineRule="auto"/>
     </w:pPr>
   </w:style>
   <w:style w:type="character" w:customStyle="1" w:styleId="af">

--- a/Липатникова_251_951_ПЗ_КР_БД.docx
+++ b/Липатникова_251_951_ПЗ_КР_БД.docx
@@ -75,10 +75,7 @@
         <w:jc w:val="center"/>
       </w:pPr>
       <w:r>
-        <w:t>По курсу</w:t>
-      </w:r>
-      <w:r>
-        <w:t xml:space="preserve">: </w:t>
+        <w:t xml:space="preserve">По курсу: </w:t>
       </w:r>
       <w:r>
         <w:t>Проектирование и администрирование баз данных</w:t>
@@ -188,10 +185,7 @@
         <w:jc w:val="center"/>
       </w:pPr>
       <w:r>
-        <w:t>Москва, 202</w:t>
-      </w:r>
-      <w:r>
-        <w:t>6</w:t>
+        <w:t>Москва, 2026</w:t>
       </w:r>
       <w:r>
         <w:br w:type="page"/>
@@ -202,14 +196,25 @@
         <w:pStyle w:val="1"/>
       </w:pPr>
       <w:bookmarkStart w:id="0" w:name="_Toc232982907"/>
+      <w:bookmarkStart w:id="1" w:name="_Toc233026257"/>
       <w:r>
         <w:lastRenderedPageBreak/>
         <w:t>Содержание</w:t>
       </w:r>
       <w:bookmarkEnd w:id="0"/>
+      <w:bookmarkEnd w:id="1"/>
     </w:p>
     <w:sdt>
       <w:sdtPr>
+        <w:rPr>
+          <w:rFonts w:ascii="Times New Roman" w:eastAsiaTheme="minorHAnsi" w:hAnsi="Times New Roman" w:cs="Times New Roman"/>
+          <w:color w:val="auto"/>
+          <w:kern w:val="2"/>
+          <w:sz w:val="28"/>
+          <w:szCs w:val="28"/>
+          <w:lang w:eastAsia="en-US"/>
+          <w14:ligatures w14:val="standardContextual"/>
+        </w:rPr>
         <w:id w:val="-317729160"/>
         <w:docPartObj>
           <w:docPartGallery w:val="Table of Contents"/>
@@ -218,15 +223,8 @@
       </w:sdtPr>
       <w:sdtEndPr>
         <w:rPr>
-          <w:rFonts w:ascii="Times New Roman" w:eastAsiaTheme="minorHAnsi" w:hAnsi="Times New Roman" w:cs="Times New Roman"/>
           <w:b/>
           <w:bCs/>
-          <w:color w:val="auto"/>
-          <w:kern w:val="2"/>
-          <w:sz w:val="28"/>
-          <w:szCs w:val="28"/>
-          <w:lang w:eastAsia="en-US"/>
-          <w14:ligatures w14:val="standardContextual"/>
         </w:rPr>
       </w:sdtEndPr>
       <w:sdtContent>
@@ -241,9 +239,13 @@
             <w:tabs>
               <w:tab w:val="right" w:leader="dot" w:pos="9345"/>
             </w:tabs>
-            <w:ind w:firstLine="0"/>
+            <w:spacing w:after="0"/>
             <w:rPr>
+              <w:rFonts w:asciiTheme="minorHAnsi" w:eastAsiaTheme="minorEastAsia" w:hAnsiTheme="minorHAnsi" w:cstheme="minorBidi"/>
               <w:noProof/>
+              <w:sz w:val="24"/>
+              <w:szCs w:val="24"/>
+              <w:lang w:eastAsia="ru-RU"/>
             </w:rPr>
           </w:pPr>
           <w:r>
@@ -255,7 +257,7 @@
           <w:r>
             <w:fldChar w:fldCharType="separate"/>
           </w:r>
-          <w:hyperlink w:anchor="_Toc232982908" w:history="1">
+          <w:hyperlink w:anchor="_Toc233026258" w:history="1">
             <w:r>
               <w:rPr>
                 <w:rStyle w:val="af2"/>
@@ -282,7 +284,7 @@
                 <w:noProof/>
                 <w:webHidden/>
               </w:rPr>
-              <w:instrText xml:space="preserve"> PAGEREF _Toc232982908 \h </w:instrText>
+              <w:instrText xml:space="preserve"> PAGEREF _Toc233026258 \h </w:instrText>
             </w:r>
             <w:r>
               <w:rPr>
@@ -302,7 +304,7 @@
                 <w:noProof/>
                 <w:webHidden/>
               </w:rPr>
-              <w:t>3</w:t>
+              <w:t>4</w:t>
             </w:r>
             <w:r>
               <w:rPr>
@@ -319,12 +321,16 @@
             <w:tabs>
               <w:tab w:val="right" w:leader="dot" w:pos="9345"/>
             </w:tabs>
-            <w:ind w:firstLine="0"/>
+            <w:spacing w:after="0"/>
             <w:rPr>
+              <w:rFonts w:asciiTheme="minorHAnsi" w:eastAsiaTheme="minorEastAsia" w:hAnsiTheme="minorHAnsi" w:cstheme="minorBidi"/>
               <w:noProof/>
+              <w:sz w:val="24"/>
+              <w:szCs w:val="24"/>
+              <w:lang w:eastAsia="ru-RU"/>
             </w:rPr>
           </w:pPr>
-          <w:hyperlink w:anchor="_Toc232982909" w:history="1">
+          <w:hyperlink w:anchor="_Toc233026259" w:history="1">
             <w:r>
               <w:rPr>
                 <w:rStyle w:val="af2"/>
@@ -351,76 +357,7 @@
                 <w:noProof/>
                 <w:webHidden/>
               </w:rPr>
-              <w:instrText xml:space="preserve"> PAGEREF _Toc232982909 \h </w:instrText>
-            </w:r>
-            <w:r>
-              <w:rPr>
-                <w:noProof/>
-                <w:webHidden/>
-              </w:rPr>
-            </w:r>
-            <w:r>
-              <w:rPr>
-                <w:noProof/>
-                <w:webHidden/>
-              </w:rPr>
-              <w:fldChar w:fldCharType="separate"/>
-            </w:r>
-            <w:r>
-              <w:rPr>
-                <w:noProof/>
-                <w:webHidden/>
-              </w:rPr>
-              <w:t>5</w:t>
-            </w:r>
-            <w:r>
-              <w:rPr>
-                <w:noProof/>
-                <w:webHidden/>
-              </w:rPr>
-              <w:fldChar w:fldCharType="end"/>
-            </w:r>
-          </w:hyperlink>
-        </w:p>
-        <w:p>
-          <w:pPr>
-            <w:pStyle w:val="11"/>
-            <w:tabs>
-              <w:tab w:val="right" w:leader="dot" w:pos="9345"/>
-            </w:tabs>
-            <w:ind w:firstLine="0"/>
-            <w:rPr>
-              <w:noProof/>
-            </w:rPr>
-          </w:pPr>
-          <w:hyperlink w:anchor="_Toc232982910" w:history="1">
-            <w:r>
-              <w:rPr>
-                <w:rStyle w:val="af2"/>
-                <w:noProof/>
-              </w:rPr>
-              <w:t>2 Проектирование и разработка</w:t>
-            </w:r>
-            <w:r>
-              <w:rPr>
-                <w:noProof/>
-                <w:webHidden/>
-              </w:rPr>
-              <w:tab/>
-            </w:r>
-            <w:r>
-              <w:rPr>
-                <w:noProof/>
-                <w:webHidden/>
-              </w:rPr>
-              <w:fldChar w:fldCharType="begin"/>
-            </w:r>
-            <w:r>
-              <w:rPr>
-                <w:noProof/>
-                <w:webHidden/>
-              </w:rPr>
-              <w:instrText xml:space="preserve"> PAGEREF _Toc232982910 \h </w:instrText>
+              <w:instrText xml:space="preserve"> PAGEREF _Toc233026259 \h </w:instrText>
             </w:r>
             <w:r>
               <w:rPr>
@@ -453,16 +390,93 @@
         </w:p>
         <w:p>
           <w:pPr>
+            <w:pStyle w:val="11"/>
+            <w:tabs>
+              <w:tab w:val="right" w:leader="dot" w:pos="9345"/>
+            </w:tabs>
+            <w:spacing w:after="0"/>
+            <w:rPr>
+              <w:rFonts w:asciiTheme="minorHAnsi" w:eastAsiaTheme="minorEastAsia" w:hAnsiTheme="minorHAnsi" w:cstheme="minorBidi"/>
+              <w:noProof/>
+              <w:sz w:val="24"/>
+              <w:szCs w:val="24"/>
+              <w:lang w:eastAsia="ru-RU"/>
+            </w:rPr>
+          </w:pPr>
+          <w:hyperlink w:anchor="_Toc233026260" w:history="1">
+            <w:r>
+              <w:rPr>
+                <w:rStyle w:val="af2"/>
+                <w:noProof/>
+              </w:rPr>
+              <w:t>2 Проектирование и разработка</w:t>
+            </w:r>
+            <w:r>
+              <w:rPr>
+                <w:noProof/>
+                <w:webHidden/>
+              </w:rPr>
+              <w:tab/>
+            </w:r>
+            <w:r>
+              <w:rPr>
+                <w:noProof/>
+                <w:webHidden/>
+              </w:rPr>
+              <w:fldChar w:fldCharType="begin"/>
+            </w:r>
+            <w:r>
+              <w:rPr>
+                <w:noProof/>
+                <w:webHidden/>
+              </w:rPr>
+              <w:instrText xml:space="preserve"> PAGEREF _Toc233026260 \h </w:instrText>
+            </w:r>
+            <w:r>
+              <w:rPr>
+                <w:noProof/>
+                <w:webHidden/>
+              </w:rPr>
+            </w:r>
+            <w:r>
+              <w:rPr>
+                <w:noProof/>
+                <w:webHidden/>
+              </w:rPr>
+              <w:fldChar w:fldCharType="separate"/>
+            </w:r>
+            <w:r>
+              <w:rPr>
+                <w:noProof/>
+                <w:webHidden/>
+              </w:rPr>
+              <w:t>7</w:t>
+            </w:r>
+            <w:r>
+              <w:rPr>
+                <w:noProof/>
+                <w:webHidden/>
+              </w:rPr>
+              <w:fldChar w:fldCharType="end"/>
+            </w:r>
+          </w:hyperlink>
+        </w:p>
+        <w:p>
+          <w:pPr>
             <w:pStyle w:val="23"/>
             <w:tabs>
               <w:tab w:val="right" w:leader="dot" w:pos="9345"/>
             </w:tabs>
-            <w:ind w:left="0" w:firstLine="0"/>
+            <w:spacing w:after="0"/>
             <w:rPr>
+              <w:rFonts w:asciiTheme="minorHAnsi" w:eastAsiaTheme="minorEastAsia" w:hAnsiTheme="minorHAnsi" w:cstheme="minorBidi"/>
               <w:noProof/>
+              <w:sz w:val="24"/>
+              <w:szCs w:val="24"/>
+              <w:lang w:eastAsia="ru-RU"/>
             </w:rPr>
           </w:pPr>
-          <w:hyperlink w:anchor="_Toc232982911" w:history="1">
+          <w:hyperlink w:anchor="_Toc233026261" w:history="1">
             <w:r>
               <w:rPr>
                 <w:rStyle w:val="af2"/>
@@ -489,7 +503,7 @@
                 <w:noProof/>
                 <w:webHidden/>
               </w:rPr>
-              <w:instrText xml:space="preserve"> PAGEREF _Toc232982911 \h </w:instrText>
+              <w:instrText xml:space="preserve"> PAGEREF _Toc233026261 \h </w:instrText>
             </w:r>
             <w:r>
               <w:rPr>
@@ -509,7 +523,7 @@
                 <w:noProof/>
                 <w:webHidden/>
               </w:rPr>
-              <w:t>6</w:t>
+              <w:t>7</w:t>
             </w:r>
             <w:r>
               <w:rPr>
@@ -526,12 +540,16 @@
             <w:tabs>
               <w:tab w:val="right" w:leader="dot" w:pos="9345"/>
             </w:tabs>
-            <w:ind w:left="0" w:firstLine="0"/>
+            <w:spacing w:after="0"/>
             <w:rPr>
+              <w:rFonts w:asciiTheme="minorHAnsi" w:eastAsiaTheme="minorEastAsia" w:hAnsiTheme="minorHAnsi" w:cstheme="minorBidi"/>
               <w:noProof/>
+              <w:sz w:val="24"/>
+              <w:szCs w:val="24"/>
+              <w:lang w:eastAsia="ru-RU"/>
             </w:rPr>
           </w:pPr>
-          <w:hyperlink w:anchor="_Toc232982915" w:history="1">
+          <w:hyperlink w:anchor="_Toc233026265" w:history="1">
             <w:r>
               <w:rPr>
                 <w:rStyle w:val="af2"/>
@@ -558,7 +576,7 @@
                 <w:noProof/>
                 <w:webHidden/>
               </w:rPr>
-              <w:instrText xml:space="preserve"> PAGEREF _Toc232982915 \h </w:instrText>
+              <w:instrText xml:space="preserve"> PAGEREF _Toc233026265 \h </w:instrText>
             </w:r>
             <w:r>
               <w:rPr>
@@ -578,7 +596,7 @@
                 <w:noProof/>
                 <w:webHidden/>
               </w:rPr>
-              <w:t>11</w:t>
+              <w:t>12</w:t>
             </w:r>
             <w:r>
               <w:rPr>
@@ -595,12 +613,16 @@
             <w:tabs>
               <w:tab w:val="right" w:leader="dot" w:pos="9345"/>
             </w:tabs>
-            <w:ind w:left="0" w:firstLine="0"/>
+            <w:spacing w:after="0"/>
             <w:rPr>
+              <w:rFonts w:asciiTheme="minorHAnsi" w:eastAsiaTheme="minorEastAsia" w:hAnsiTheme="minorHAnsi" w:cstheme="minorBidi"/>
               <w:noProof/>
+              <w:sz w:val="24"/>
+              <w:szCs w:val="24"/>
+              <w:lang w:eastAsia="ru-RU"/>
             </w:rPr>
           </w:pPr>
-          <w:hyperlink w:anchor="_Toc232982916" w:history="1">
+          <w:hyperlink w:anchor="_Toc233026266" w:history="1">
             <w:r>
               <w:rPr>
                 <w:rStyle w:val="af2"/>
@@ -627,7 +649,7 @@
                 <w:noProof/>
                 <w:webHidden/>
               </w:rPr>
-              <w:instrText xml:space="preserve"> PAGEREF _Toc232982916 \h </w:instrText>
+              <w:instrText xml:space="preserve"> PAGEREF _Toc233026266 \h </w:instrText>
             </w:r>
             <w:r>
               <w:rPr>
@@ -647,7 +669,7 @@
                 <w:noProof/>
                 <w:webHidden/>
               </w:rPr>
-              <w:t>14</w:t>
+              <w:t>15</w:t>
             </w:r>
             <w:r>
               <w:rPr>
@@ -664,12 +686,16 @@
             <w:tabs>
               <w:tab w:val="right" w:leader="dot" w:pos="9345"/>
             </w:tabs>
-            <w:ind w:left="0" w:firstLine="0"/>
+            <w:spacing w:after="0"/>
             <w:rPr>
+              <w:rFonts w:asciiTheme="minorHAnsi" w:eastAsiaTheme="minorEastAsia" w:hAnsiTheme="minorHAnsi" w:cstheme="minorBidi"/>
               <w:noProof/>
+              <w:sz w:val="24"/>
+              <w:szCs w:val="24"/>
+              <w:lang w:eastAsia="ru-RU"/>
             </w:rPr>
           </w:pPr>
-          <w:hyperlink w:anchor="_Toc232982917" w:history="1">
+          <w:hyperlink w:anchor="_Toc233026267" w:history="1">
             <w:r>
               <w:rPr>
                 <w:rStyle w:val="af2"/>
@@ -696,7 +722,7 @@
                 <w:noProof/>
                 <w:webHidden/>
               </w:rPr>
-              <w:instrText xml:space="preserve"> PAGEREF _Toc232982917 \h </w:instrText>
+              <w:instrText xml:space="preserve"> PAGEREF _Toc233026267 \h </w:instrText>
             </w:r>
             <w:r>
               <w:rPr>
@@ -716,7 +742,7 @@
                 <w:noProof/>
                 <w:webHidden/>
               </w:rPr>
-              <w:t>14</w:t>
+              <w:t>15</w:t>
             </w:r>
             <w:r>
               <w:rPr>
@@ -733,12 +759,16 @@
             <w:tabs>
               <w:tab w:val="right" w:leader="dot" w:pos="9345"/>
             </w:tabs>
-            <w:ind w:left="0" w:firstLine="0"/>
+            <w:spacing w:after="0"/>
             <w:rPr>
+              <w:rFonts w:asciiTheme="minorHAnsi" w:eastAsiaTheme="minorEastAsia" w:hAnsiTheme="minorHAnsi" w:cstheme="minorBidi"/>
               <w:noProof/>
+              <w:sz w:val="24"/>
+              <w:szCs w:val="24"/>
+              <w:lang w:eastAsia="ru-RU"/>
             </w:rPr>
           </w:pPr>
-          <w:hyperlink w:anchor="_Toc232982918" w:history="1">
+          <w:hyperlink w:anchor="_Toc233026268" w:history="1">
             <w:r>
               <w:rPr>
                 <w:rStyle w:val="af2"/>
@@ -765,7 +795,7 @@
                 <w:noProof/>
                 <w:webHidden/>
               </w:rPr>
-              <w:instrText xml:space="preserve"> PAGEREF _Toc232982918 \h </w:instrText>
+              <w:instrText xml:space="preserve"> PAGEREF _Toc233026268 \h </w:instrText>
             </w:r>
             <w:r>
               <w:rPr>
@@ -785,7 +815,7 @@
                 <w:noProof/>
                 <w:webHidden/>
               </w:rPr>
-              <w:t>17</w:t>
+              <w:t>18</w:t>
             </w:r>
             <w:r>
               <w:rPr>
@@ -802,12 +832,16 @@
             <w:tabs>
               <w:tab w:val="right" w:leader="dot" w:pos="9345"/>
             </w:tabs>
-            <w:ind w:firstLine="0"/>
+            <w:spacing w:after="0"/>
             <w:rPr>
+              <w:rFonts w:asciiTheme="minorHAnsi" w:eastAsiaTheme="minorEastAsia" w:hAnsiTheme="minorHAnsi" w:cstheme="minorBidi"/>
               <w:noProof/>
+              <w:sz w:val="24"/>
+              <w:szCs w:val="24"/>
+              <w:lang w:eastAsia="ru-RU"/>
             </w:rPr>
           </w:pPr>
-          <w:hyperlink w:anchor="_Toc232982927" w:history="1">
+          <w:hyperlink w:anchor="_Toc233026277" w:history="1">
             <w:r>
               <w:rPr>
                 <w:rStyle w:val="af2"/>
@@ -834,214 +868,7 @@
                 <w:noProof/>
                 <w:webHidden/>
               </w:rPr>
-              <w:instrText xml:space="preserve"> PAGEREF _Toc232982927 \h </w:instrText>
-            </w:r>
-            <w:r>
-              <w:rPr>
-                <w:noProof/>
-                <w:webHidden/>
-              </w:rPr>
-            </w:r>
-            <w:r>
-              <w:rPr>
-                <w:noProof/>
-                <w:webHidden/>
-              </w:rPr>
-              <w:fldChar w:fldCharType="separate"/>
-            </w:r>
-            <w:r>
-              <w:rPr>
-                <w:noProof/>
-                <w:webHidden/>
-              </w:rPr>
-              <w:t>21</w:t>
-            </w:r>
-            <w:r>
-              <w:rPr>
-                <w:noProof/>
-                <w:webHidden/>
-              </w:rPr>
-              <w:fldChar w:fldCharType="end"/>
-            </w:r>
-          </w:hyperlink>
-        </w:p>
-        <w:p>
-          <w:pPr>
-            <w:pStyle w:val="23"/>
-            <w:tabs>
-              <w:tab w:val="right" w:leader="dot" w:pos="9345"/>
-            </w:tabs>
-            <w:ind w:left="0" w:firstLine="0"/>
-            <w:rPr>
-              <w:noProof/>
-            </w:rPr>
-          </w:pPr>
-          <w:hyperlink w:anchor="_Toc232982928" w:history="1">
-            <w:r>
-              <w:rPr>
-                <w:rStyle w:val="af2"/>
-                <w:noProof/>
-              </w:rPr>
-              <w:t>3.1 Авторизация в системе и выбор параметров подключения</w:t>
-            </w:r>
-            <w:r>
-              <w:rPr>
-                <w:noProof/>
-                <w:webHidden/>
-              </w:rPr>
-              <w:tab/>
-            </w:r>
-            <w:r>
-              <w:rPr>
-                <w:noProof/>
-                <w:webHidden/>
-              </w:rPr>
-              <w:fldChar w:fldCharType="begin"/>
-            </w:r>
-            <w:r>
-              <w:rPr>
-                <w:noProof/>
-                <w:webHidden/>
-              </w:rPr>
-              <w:instrText xml:space="preserve"> PAGEREF _Toc232982928 \h </w:instrText>
-            </w:r>
-            <w:r>
-              <w:rPr>
-                <w:noProof/>
-                <w:webHidden/>
-              </w:rPr>
-            </w:r>
-            <w:r>
-              <w:rPr>
-                <w:noProof/>
-                <w:webHidden/>
-              </w:rPr>
-              <w:fldChar w:fldCharType="separate"/>
-            </w:r>
-            <w:r>
-              <w:rPr>
-                <w:noProof/>
-                <w:webHidden/>
-              </w:rPr>
-              <w:t>21</w:t>
-            </w:r>
-            <w:r>
-              <w:rPr>
-                <w:noProof/>
-                <w:webHidden/>
-              </w:rPr>
-              <w:fldChar w:fldCharType="end"/>
-            </w:r>
-          </w:hyperlink>
-        </w:p>
-        <w:p>
-          <w:pPr>
-            <w:pStyle w:val="23"/>
-            <w:tabs>
-              <w:tab w:val="right" w:leader="dot" w:pos="9345"/>
-            </w:tabs>
-            <w:ind w:left="0" w:firstLine="0"/>
-            <w:rPr>
-              <w:noProof/>
-            </w:rPr>
-          </w:pPr>
-          <w:hyperlink w:anchor="_Toc232982929" w:history="1">
-            <w:r>
-              <w:rPr>
-                <w:rStyle w:val="af2"/>
-                <w:noProof/>
-              </w:rPr>
-              <w:t>3.2 Сценарий работы Администратора системы</w:t>
-            </w:r>
-            <w:r>
-              <w:rPr>
-                <w:noProof/>
-                <w:webHidden/>
-              </w:rPr>
-              <w:tab/>
-            </w:r>
-            <w:r>
-              <w:rPr>
-                <w:noProof/>
-                <w:webHidden/>
-              </w:rPr>
-              <w:fldChar w:fldCharType="begin"/>
-            </w:r>
-            <w:r>
-              <w:rPr>
-                <w:noProof/>
-                <w:webHidden/>
-              </w:rPr>
-              <w:instrText xml:space="preserve"> PAGEREF _Toc232982929 \h </w:instrText>
-            </w:r>
-            <w:r>
-              <w:rPr>
-                <w:noProof/>
-                <w:webHidden/>
-              </w:rPr>
-            </w:r>
-            <w:r>
-              <w:rPr>
-                <w:noProof/>
-                <w:webHidden/>
-              </w:rPr>
-              <w:fldChar w:fldCharType="separate"/>
-            </w:r>
-            <w:r>
-              <w:rPr>
-                <w:noProof/>
-                <w:webHidden/>
-              </w:rPr>
-              <w:t>21</w:t>
-            </w:r>
-            <w:r>
-              <w:rPr>
-                <w:noProof/>
-                <w:webHidden/>
-              </w:rPr>
-              <w:fldChar w:fldCharType="end"/>
-            </w:r>
-          </w:hyperlink>
-        </w:p>
-        <w:p>
-          <w:pPr>
-            <w:pStyle w:val="23"/>
-            <w:tabs>
-              <w:tab w:val="right" w:leader="dot" w:pos="9345"/>
-            </w:tabs>
-            <w:ind w:left="0" w:firstLine="0"/>
-            <w:rPr>
-              <w:noProof/>
-            </w:rPr>
-          </w:pPr>
-          <w:hyperlink w:anchor="_Toc232982930" w:history="1">
-            <w:r>
-              <w:rPr>
-                <w:rStyle w:val="af2"/>
-                <w:noProof/>
-              </w:rPr>
-              <w:t>3.3 Сценарий работы Диспетчера транспортной компании</w:t>
-            </w:r>
-            <w:r>
-              <w:rPr>
-                <w:noProof/>
-                <w:webHidden/>
-              </w:rPr>
-              <w:tab/>
-            </w:r>
-            <w:r>
-              <w:rPr>
-                <w:noProof/>
-                <w:webHidden/>
-              </w:rPr>
-              <w:fldChar w:fldCharType="begin"/>
-            </w:r>
-            <w:r>
-              <w:rPr>
-                <w:noProof/>
-                <w:webHidden/>
-              </w:rPr>
-              <w:instrText xml:space="preserve"> PAGEREF _Toc232982930 \h </w:instrText>
+              <w:instrText xml:space="preserve"> PAGEREF _Toc233026277 \h </w:instrText>
             </w:r>
             <w:r>
               <w:rPr>
@@ -1078,18 +905,22 @@
             <w:tabs>
               <w:tab w:val="right" w:leader="dot" w:pos="9345"/>
             </w:tabs>
-            <w:ind w:left="0" w:firstLine="0"/>
+            <w:spacing w:after="0"/>
             <w:rPr>
+              <w:rFonts w:asciiTheme="minorHAnsi" w:eastAsiaTheme="minorEastAsia" w:hAnsiTheme="minorHAnsi" w:cstheme="minorBidi"/>
               <w:noProof/>
+              <w:sz w:val="24"/>
+              <w:szCs w:val="24"/>
+              <w:lang w:eastAsia="ru-RU"/>
             </w:rPr>
           </w:pPr>
-          <w:hyperlink w:anchor="_Toc232982931" w:history="1">
+          <w:hyperlink w:anchor="_Toc233026278" w:history="1">
             <w:r>
               <w:rPr>
                 <w:rStyle w:val="af2"/>
                 <w:noProof/>
               </w:rPr>
-              <w:t>3.4 Сценарии работы Водителя и Механика</w:t>
+              <w:t>3.1 Авторизация и параметры подключения</w:t>
             </w:r>
             <w:r>
               <w:rPr>
@@ -1110,7 +941,7 @@
                 <w:noProof/>
                 <w:webHidden/>
               </w:rPr>
-              <w:instrText xml:space="preserve"> PAGEREF _Toc232982931 \h </w:instrText>
+              <w:instrText xml:space="preserve"> PAGEREF _Toc233026278 \h </w:instrText>
             </w:r>
             <w:r>
               <w:rPr>
@@ -1147,18 +978,22 @@
             <w:tabs>
               <w:tab w:val="right" w:leader="dot" w:pos="9345"/>
             </w:tabs>
-            <w:ind w:left="0" w:firstLine="0"/>
+            <w:spacing w:after="0"/>
             <w:rPr>
+              <w:rFonts w:asciiTheme="minorHAnsi" w:eastAsiaTheme="minorEastAsia" w:hAnsiTheme="minorHAnsi" w:cstheme="minorBidi"/>
               <w:noProof/>
+              <w:sz w:val="24"/>
+              <w:szCs w:val="24"/>
+              <w:lang w:eastAsia="ru-RU"/>
             </w:rPr>
           </w:pPr>
-          <w:hyperlink w:anchor="_Toc232982932" w:history="1">
+          <w:hyperlink w:anchor="_Toc233026279" w:history="1">
             <w:r>
               <w:rPr>
                 <w:rStyle w:val="af2"/>
                 <w:noProof/>
               </w:rPr>
-              <w:t>3.5 Описание визуального оформления интерфейса</w:t>
+              <w:t>3.2 Сценарии использования для ролей системы</w:t>
             </w:r>
             <w:r>
               <w:rPr>
@@ -1179,7 +1014,80 @@
                 <w:noProof/>
                 <w:webHidden/>
               </w:rPr>
-              <w:instrText xml:space="preserve"> PAGEREF _Toc232982932 \h </w:instrText>
+              <w:instrText xml:space="preserve"> PAGEREF _Toc233026279 \h </w:instrText>
+            </w:r>
+            <w:r>
+              <w:rPr>
+                <w:noProof/>
+                <w:webHidden/>
+              </w:rPr>
+            </w:r>
+            <w:r>
+              <w:rPr>
+                <w:noProof/>
+                <w:webHidden/>
+              </w:rPr>
+              <w:fldChar w:fldCharType="separate"/>
+            </w:r>
+            <w:r>
+              <w:rPr>
+                <w:noProof/>
+                <w:webHidden/>
+              </w:rPr>
+              <w:t>22</w:t>
+            </w:r>
+            <w:r>
+              <w:rPr>
+                <w:noProof/>
+                <w:webHidden/>
+              </w:rPr>
+              <w:fldChar w:fldCharType="end"/>
+            </w:r>
+          </w:hyperlink>
+        </w:p>
+        <w:p>
+          <w:pPr>
+            <w:pStyle w:val="23"/>
+            <w:tabs>
+              <w:tab w:val="right" w:leader="dot" w:pos="9345"/>
+            </w:tabs>
+            <w:spacing w:after="0"/>
+            <w:rPr>
+              <w:rFonts w:asciiTheme="minorHAnsi" w:eastAsiaTheme="minorEastAsia" w:hAnsiTheme="minorHAnsi" w:cstheme="minorBidi"/>
+              <w:noProof/>
+              <w:sz w:val="24"/>
+              <w:szCs w:val="24"/>
+              <w:lang w:eastAsia="ru-RU"/>
+            </w:rPr>
+          </w:pPr>
+          <w:hyperlink w:anchor="_Toc233026280" w:history="1">
+            <w:r>
+              <w:rPr>
+                <w:rStyle w:val="af2"/>
+                <w:noProof/>
+              </w:rPr>
+              <w:t>3.3 Описание визуального оформления интерфейса</w:t>
+            </w:r>
+            <w:r>
+              <w:rPr>
+                <w:noProof/>
+                <w:webHidden/>
+              </w:rPr>
+              <w:tab/>
+            </w:r>
+            <w:r>
+              <w:rPr>
+                <w:noProof/>
+                <w:webHidden/>
+              </w:rPr>
+              <w:fldChar w:fldCharType="begin"/>
+            </w:r>
+            <w:r>
+              <w:rPr>
+                <w:noProof/>
+                <w:webHidden/>
+              </w:rPr>
+              <w:instrText xml:space="preserve"> PAGEREF _Toc233026280 \h </w:instrText>
             </w:r>
             <w:r>
               <w:rPr>
@@ -1216,12 +1124,16 @@
             <w:tabs>
               <w:tab w:val="right" w:leader="dot" w:pos="9345"/>
             </w:tabs>
-            <w:ind w:firstLine="0"/>
+            <w:spacing w:after="0"/>
             <w:rPr>
+              <w:rFonts w:asciiTheme="minorHAnsi" w:eastAsiaTheme="minorEastAsia" w:hAnsiTheme="minorHAnsi" w:cstheme="minorBidi"/>
               <w:noProof/>
+              <w:sz w:val="24"/>
+              <w:szCs w:val="24"/>
+              <w:lang w:eastAsia="ru-RU"/>
             </w:rPr>
           </w:pPr>
-          <w:hyperlink w:anchor="_Toc232982933" w:history="1">
+          <w:hyperlink w:anchor="_Toc233026281" w:history="1">
             <w:r>
               <w:rPr>
                 <w:rStyle w:val="af2"/>
@@ -1248,7 +1160,7 @@
                 <w:noProof/>
                 <w:webHidden/>
               </w:rPr>
-              <w:instrText xml:space="preserve"> PAGEREF _Toc232982933 \h </w:instrText>
+              <w:instrText xml:space="preserve"> PAGEREF _Toc233026281 \h </w:instrText>
             </w:r>
             <w:r>
               <w:rPr>
@@ -1285,12 +1197,16 @@
             <w:tabs>
               <w:tab w:val="right" w:leader="dot" w:pos="9345"/>
             </w:tabs>
-            <w:ind w:firstLine="0"/>
+            <w:spacing w:after="0"/>
             <w:rPr>
+              <w:rFonts w:asciiTheme="minorHAnsi" w:eastAsiaTheme="minorEastAsia" w:hAnsiTheme="minorHAnsi" w:cstheme="minorBidi"/>
               <w:noProof/>
+              <w:sz w:val="24"/>
+              <w:szCs w:val="24"/>
+              <w:lang w:eastAsia="ru-RU"/>
             </w:rPr>
           </w:pPr>
-          <w:hyperlink w:anchor="_Toc232982934" w:history="1">
+          <w:hyperlink w:anchor="_Toc233026282" w:history="1">
             <w:r>
               <w:rPr>
                 <w:rStyle w:val="af2"/>
@@ -1317,7 +1233,7 @@
                 <w:noProof/>
                 <w:webHidden/>
               </w:rPr>
-              <w:instrText xml:space="preserve"> PAGEREF _Toc232982934 \h </w:instrText>
+              <w:instrText xml:space="preserve"> PAGEREF _Toc233026282 \h </w:instrText>
             </w:r>
             <w:r>
               <w:rPr>
@@ -1354,15 +1270,20 @@
             <w:tabs>
               <w:tab w:val="right" w:leader="dot" w:pos="9345"/>
             </w:tabs>
-            <w:ind w:firstLine="0"/>
+            <w:spacing w:after="0"/>
             <w:rPr>
+              <w:rFonts w:asciiTheme="minorHAnsi" w:eastAsiaTheme="minorEastAsia" w:hAnsiTheme="minorHAnsi" w:cstheme="minorBidi"/>
               <w:noProof/>
+              <w:sz w:val="24"/>
+              <w:szCs w:val="24"/>
+              <w:lang w:eastAsia="ru-RU"/>
             </w:rPr>
           </w:pPr>
-          <w:hyperlink w:anchor="_Toc232982935" w:history="1">
+          <w:hyperlink w:anchor="_Toc233026283" w:history="1">
             <w:r>
               <w:rPr>
                 <w:rStyle w:val="af2"/>
+                <w:bCs/>
                 <w:noProof/>
               </w:rPr>
               <w:t>Приложение</w:t>
@@ -1386,7 +1307,7 @@
                 <w:noProof/>
                 <w:webHidden/>
               </w:rPr>
-              <w:instrText xml:space="preserve"> PAGEREF _Toc232982935 \h </w:instrText>
+              <w:instrText xml:space="preserve"> PAGEREF _Toc233026283 \h </w:instrText>
             </w:r>
             <w:r>
               <w:rPr>
@@ -1441,12 +1362,12 @@
       <w:pPr>
         <w:pStyle w:val="1"/>
       </w:pPr>
-      <w:bookmarkStart w:id="1" w:name="_Toc232982908"/>
+      <w:bookmarkStart w:id="2" w:name="_Toc233026258"/>
       <w:r>
         <w:lastRenderedPageBreak/>
         <w:t>Введение</w:t>
       </w:r>
-      <w:bookmarkEnd w:id="1"/>
+      <w:bookmarkEnd w:id="2"/>
     </w:p>
     <w:p>
       <w:r>
@@ -1629,7 +1550,7 @@
           <w:szCs w:val="28"/>
         </w:rPr>
       </w:pPr>
-      <w:bookmarkStart w:id="2" w:name="_Toc232982909"/>
+      <w:bookmarkStart w:id="3" w:name="_Toc233026259"/>
       <w:r>
         <w:rPr>
           <w:rFonts w:cs="Times New Roman"/>
@@ -1638,7 +1559,7 @@
         <w:lastRenderedPageBreak/>
         <w:t>1 Постановка задачи</w:t>
       </w:r>
-      <w:bookmarkEnd w:id="2"/>
+      <w:bookmarkEnd w:id="3"/>
     </w:p>
     <w:p>
       <w:r>
@@ -1707,32 +1628,34 @@
       <w:pPr>
         <w:pStyle w:val="1"/>
       </w:pPr>
-      <w:bookmarkStart w:id="3" w:name="_Toc232982910"/>
+      <w:bookmarkStart w:id="4" w:name="_Toc233026260"/>
       <w:r>
         <w:lastRenderedPageBreak/>
         <w:t>2 Проектирование и разработка</w:t>
       </w:r>
-      <w:bookmarkEnd w:id="3"/>
+      <w:bookmarkEnd w:id="4"/>
     </w:p>
     <w:p>
       <w:pPr>
         <w:pStyle w:val="2"/>
       </w:pPr>
-      <w:bookmarkStart w:id="4" w:name="_Toc232982911"/>
+      <w:bookmarkStart w:id="5" w:name="_Toc233026261"/>
       <w:r>
         <w:t>2.1 Инфологическая модель</w:t>
       </w:r>
-      <w:bookmarkEnd w:id="4"/>
+      <w:bookmarkEnd w:id="5"/>
     </w:p>
     <w:p>
       <w:pPr>
         <w:pStyle w:val="3"/>
       </w:pPr>
-      <w:bookmarkStart w:id="5" w:name="_Toc232982912"/>
+      <w:bookmarkStart w:id="6" w:name="_Toc232982912"/>
+      <w:bookmarkStart w:id="7" w:name="_Toc233026262"/>
       <w:r>
         <w:t>2.1.1 Анализ предметной области и профилирование пользователей</w:t>
       </w:r>
-      <w:bookmarkEnd w:id="5"/>
+      <w:bookmarkEnd w:id="6"/>
+      <w:bookmarkEnd w:id="7"/>
     </w:p>
     <w:p>
       <w:r>
@@ -1827,7 +1750,8 @@
       <w:pPr>
         <w:pStyle w:val="3"/>
       </w:pPr>
-      <w:bookmarkStart w:id="6" w:name="_Toc232982913"/>
+      <w:bookmarkStart w:id="8" w:name="_Toc232982913"/>
+      <w:bookmarkStart w:id="9" w:name="_Toc233026263"/>
       <w:r>
         <w:t>2.1.</w:t>
       </w:r>
@@ -1849,7 +1773,8 @@
       <w:r>
         <w:t>диаграмма</w:t>
       </w:r>
-      <w:bookmarkEnd w:id="6"/>
+      <w:bookmarkEnd w:id="8"/>
+      <w:bookmarkEnd w:id="9"/>
     </w:p>
     <w:p>
       <w:r>
@@ -2050,7 +1975,8 @@
       <w:pPr>
         <w:pStyle w:val="3"/>
       </w:pPr>
-      <w:bookmarkStart w:id="7" w:name="_Toc232982914"/>
+      <w:bookmarkStart w:id="10" w:name="_Toc232982914"/>
+      <w:bookmarkStart w:id="11" w:name="_Toc233026264"/>
       <w:r>
         <w:t>2.1.</w:t>
       </w:r>
@@ -2072,7 +1998,8 @@
       <w:r>
         <w:t>диаграмма</w:t>
       </w:r>
-      <w:bookmarkEnd w:id="7"/>
+      <w:bookmarkEnd w:id="10"/>
+      <w:bookmarkEnd w:id="11"/>
     </w:p>
     <w:p>
       <w:pPr>
@@ -2723,11 +2650,11 @@
       <w:pPr>
         <w:pStyle w:val="2"/>
       </w:pPr>
-      <w:bookmarkStart w:id="8" w:name="_Toc232982915"/>
+      <w:bookmarkStart w:id="12" w:name="_Toc233026265"/>
       <w:r>
         <w:t>2.2 Реляционная модель</w:t>
       </w:r>
-      <w:bookmarkEnd w:id="8"/>
+      <w:bookmarkEnd w:id="12"/>
     </w:p>
     <w:p>
       <w:r>
@@ -4434,12 +4361,12 @@
       <w:pPr>
         <w:pStyle w:val="2"/>
       </w:pPr>
-      <w:bookmarkStart w:id="9" w:name="_Toc232982916"/>
+      <w:bookmarkStart w:id="13" w:name="_Toc233026266"/>
       <w:r>
         <w:lastRenderedPageBreak/>
         <w:t>2.3 Физическая модель</w:t>
       </w:r>
-      <w:bookmarkEnd w:id="9"/>
+      <w:bookmarkEnd w:id="13"/>
     </w:p>
     <w:p>
       <w:pPr>
@@ -5064,11 +4991,11 @@
       <w:pPr>
         <w:pStyle w:val="2"/>
       </w:pPr>
-      <w:bookmarkStart w:id="10" w:name="_Toc232982917"/>
+      <w:bookmarkStart w:id="14" w:name="_Toc233026267"/>
       <w:r>
         <w:t>2.4 Структура кода</w:t>
       </w:r>
-      <w:bookmarkEnd w:id="10"/>
+      <w:bookmarkEnd w:id="14"/>
     </w:p>
     <w:p>
       <w:pPr>
@@ -5459,7 +5386,21 @@
         <w:rPr>
           <w:szCs w:val="32"/>
         </w:rPr>
-        <w:t xml:space="preserve"> (фамилия), first_name (имя), </w:t>
+        <w:t xml:space="preserve"> (фамилия), </w:t>
+      </w:r>
+      <w:proofErr w:type="spellStart"/>
+      <w:r>
+        <w:rPr>
+          <w:szCs w:val="32"/>
+        </w:rPr>
+        <w:t>first_name</w:t>
+      </w:r>
+      <w:proofErr w:type="spellEnd"/>
+      <w:r>
+        <w:rPr>
+          <w:szCs w:val="32"/>
+        </w:rPr>
+        <w:t xml:space="preserve"> (имя), </w:t>
       </w:r>
       <w:proofErr w:type="spellStart"/>
       <w:r>
@@ -5976,11 +5917,11 @@
       <w:pPr>
         <w:pStyle w:val="2"/>
       </w:pPr>
-      <w:bookmarkStart w:id="11" w:name="_Toc232982918"/>
+      <w:bookmarkStart w:id="15" w:name="_Toc233026268"/>
       <w:r>
         <w:t>2.5 Детали и особенности реализации</w:t>
       </w:r>
-      <w:bookmarkEnd w:id="11"/>
+      <w:bookmarkEnd w:id="15"/>
     </w:p>
     <w:p>
       <w:pPr>
@@ -6029,11 +5970,13 @@
       <w:pPr>
         <w:pStyle w:val="3"/>
       </w:pPr>
-      <w:bookmarkStart w:id="12" w:name="_Toc232982919"/>
+      <w:bookmarkStart w:id="16" w:name="_Toc232982919"/>
+      <w:bookmarkStart w:id="17" w:name="_Toc233026269"/>
       <w:r>
         <w:t>2.5.1 Ограничения целостности при регистрации пользователей</w:t>
       </w:r>
-      <w:bookmarkEnd w:id="12"/>
+      <w:bookmarkEnd w:id="16"/>
+      <w:bookmarkEnd w:id="17"/>
     </w:p>
     <w:p>
       <w:pPr>
@@ -6301,11 +6244,13 @@
       <w:pPr>
         <w:pStyle w:val="3"/>
       </w:pPr>
-      <w:bookmarkStart w:id="13" w:name="_Toc232982920"/>
+      <w:bookmarkStart w:id="18" w:name="_Toc232982920"/>
+      <w:bookmarkStart w:id="19" w:name="_Toc233026270"/>
       <w:r>
         <w:t>2.5.2 Контроль состава экипажа перевозки</w:t>
       </w:r>
-      <w:bookmarkEnd w:id="13"/>
+      <w:bookmarkEnd w:id="18"/>
+      <w:bookmarkEnd w:id="19"/>
     </w:p>
     <w:p>
       <w:pPr>
@@ -6542,12 +6487,14 @@
       <w:pPr>
         <w:pStyle w:val="3"/>
       </w:pPr>
-      <w:bookmarkStart w:id="14" w:name="_Toc232982921"/>
+      <w:bookmarkStart w:id="20" w:name="_Toc232982921"/>
+      <w:bookmarkStart w:id="21" w:name="_Toc233026271"/>
       <w:r>
         <w:lastRenderedPageBreak/>
         <w:t>2.5.3 Реализация гибкой системы оплаты водителей</w:t>
       </w:r>
-      <w:bookmarkEnd w:id="14"/>
+      <w:bookmarkEnd w:id="20"/>
+      <w:bookmarkEnd w:id="21"/>
     </w:p>
     <w:p>
       <w:pPr>
@@ -6593,11 +6540,13 @@
       <w:pPr>
         <w:pStyle w:val="3"/>
       </w:pPr>
-      <w:bookmarkStart w:id="15" w:name="_Toc232982922"/>
+      <w:bookmarkStart w:id="22" w:name="_Toc232982922"/>
+      <w:bookmarkStart w:id="23" w:name="_Toc233026272"/>
       <w:r>
         <w:t>2.5.4 Ролевая модель доступа и права ролей БД</w:t>
       </w:r>
-      <w:bookmarkEnd w:id="15"/>
+      <w:bookmarkEnd w:id="22"/>
+      <w:bookmarkEnd w:id="23"/>
     </w:p>
     <w:p>
       <w:pPr>
@@ -6649,7 +6598,8 @@
       <w:pPr>
         <w:pStyle w:val="3"/>
       </w:pPr>
-      <w:bookmarkStart w:id="16" w:name="_Toc232982923"/>
+      <w:bookmarkStart w:id="24" w:name="_Toc232982923"/>
+      <w:bookmarkStart w:id="25" w:name="_Toc233026273"/>
       <w:r>
         <w:t>2.5.5 Аналитические представления (</w:t>
       </w:r>
@@ -6661,7 +6611,8 @@
       <w:r>
         <w:t>)</w:t>
       </w:r>
-      <w:bookmarkEnd w:id="16"/>
+      <w:bookmarkEnd w:id="24"/>
+      <w:bookmarkEnd w:id="25"/>
     </w:p>
     <w:p>
       <w:pPr>
@@ -7659,12 +7610,14 @@
       <w:pPr>
         <w:pStyle w:val="3"/>
       </w:pPr>
-      <w:bookmarkStart w:id="17" w:name="_Toc232982924"/>
+      <w:bookmarkStart w:id="26" w:name="_Toc232982924"/>
+      <w:bookmarkStart w:id="27" w:name="_Toc233026274"/>
       <w:r>
         <w:lastRenderedPageBreak/>
         <w:t>2.5.6 Реализация механизма выхода из системы (Log Out)</w:t>
       </w:r>
-      <w:bookmarkEnd w:id="17"/>
+      <w:bookmarkEnd w:id="26"/>
+      <w:bookmarkEnd w:id="27"/>
     </w:p>
     <w:p>
       <w:pPr>
@@ -7690,11 +7643,13 @@
       <w:pPr>
         <w:pStyle w:val="3"/>
       </w:pPr>
-      <w:bookmarkStart w:id="18" w:name="_Toc232982925"/>
+      <w:bookmarkStart w:id="28" w:name="_Toc232982925"/>
+      <w:bookmarkStart w:id="29" w:name="_Toc233026275"/>
       <w:r>
         <w:t>2.5.7 Динамическое разграничение интерфейса по ролям</w:t>
       </w:r>
-      <w:bookmarkEnd w:id="18"/>
+      <w:bookmarkEnd w:id="28"/>
+      <w:bookmarkEnd w:id="29"/>
     </w:p>
     <w:p>
       <w:r>
@@ -8027,12 +7982,14 @@
       <w:pPr>
         <w:pStyle w:val="3"/>
       </w:pPr>
-      <w:bookmarkStart w:id="19" w:name="_Toc232982926"/>
+      <w:bookmarkStart w:id="30" w:name="_Toc232982926"/>
+      <w:bookmarkStart w:id="31" w:name="_Toc233026276"/>
       <w:r>
         <w:lastRenderedPageBreak/>
         <w:t>2.5.8 Обработка событий выбора строк и автоматическое заполнение форм</w:t>
       </w:r>
-      <w:bookmarkEnd w:id="19"/>
+      <w:bookmarkEnd w:id="30"/>
+      <w:bookmarkEnd w:id="31"/>
     </w:p>
     <w:p>
       <w:r>
@@ -8431,29 +8388,24 @@
       <w:pPr>
         <w:pStyle w:val="1"/>
       </w:pPr>
-      <w:bookmarkStart w:id="20" w:name="_Toc232982927"/>
+      <w:bookmarkStart w:id="32" w:name="_Toc233026277"/>
       <w:r>
         <w:lastRenderedPageBreak/>
         <w:t>3 Основные сценарии работы</w:t>
       </w:r>
-      <w:bookmarkEnd w:id="20"/>
+      <w:bookmarkEnd w:id="32"/>
     </w:p>
     <w:p>
       <w:pPr>
         <w:pStyle w:val="2"/>
       </w:pPr>
-      <w:bookmarkStart w:id="21" w:name="_Toc232982928"/>
-      <w:r>
-        <w:t>3.1 Авторизация в системе и выбор параметров подключения</w:t>
-      </w:r>
-      <w:bookmarkEnd w:id="21"/>
-    </w:p>
-    <w:p>
-      <w:pPr>
-        <w:rPr>
-          <w:lang w:val="en-US"/>
-        </w:rPr>
-      </w:pPr>
+      <w:bookmarkStart w:id="33" w:name="_Toc233026278"/>
+      <w:r>
+        <w:t>3.1 Авторизация и параметры подключения</w:t>
+      </w:r>
+      <w:bookmarkEnd w:id="33"/>
+    </w:p>
+    <w:p>
       <w:r>
         <w:t xml:space="preserve">При запуске информационной системы клиентское приложение выполняет подключение к базе данных </w:t>
       </w:r>
@@ -8467,163 +8419,84 @@
       </w:r>
     </w:p>
     <w:p>
+      <w:r>
+        <w:t>После успешного подключения открывается форма авторизации. Пользователь вводит логин и пароль, после чего приложение выполняет проверку учетных данных средствами СУБД. В случае успешной аутентификации открывается главное окно программы, а пользователю предоставляются функции в соответствии с назначенными ролями. При возникновении ошибок подключения или авторизации отображаются соответствующие сообщения.</w:t>
+      </w:r>
+    </w:p>
+    <w:p>
       <w:pPr>
         <w:rPr>
           <w:b/>
-          <w:lang w:val="en-US"/>
-        </w:rPr>
-      </w:pPr>
-      <w:r>
-        <w:t>После успешного подключения открывается форма авторизации. Пользователь вводит логин и пароль, после чего приложение выполняет проверку учетных данных средствами СУБД. В случае успешной аутентификации открывается главное окно программы, а пользователю предоставляются функции в соответствии с назначенными ролями. При возникновении ошибок подключения или авторизации отображаются соответствующие сообщения.</w:t>
-      </w:r>
+        </w:rPr>
+      </w:pPr>
     </w:p>
     <w:p>
       <w:pPr>
         <w:pStyle w:val="2"/>
       </w:pPr>
-      <w:bookmarkStart w:id="22" w:name="_Toc232982929"/>
-      <w:r>
-        <w:t>3.2 Сценарий работы Администратора системы</w:t>
-      </w:r>
-      <w:bookmarkEnd w:id="22"/>
-    </w:p>
-    <w:p>
-      <w:pPr>
-        <w:rPr>
-          <w:lang w:val="en-US"/>
-        </w:rPr>
-      </w:pPr>
-      <w:r>
-        <w:t>Администратор обладает полным доступом к управлению пользователями и их ролями.</w:t>
-      </w:r>
-    </w:p>
-    <w:p>
-      <w:pPr>
-        <w:rPr>
-          <w:lang w:val="en-US"/>
-        </w:rPr>
-      </w:pPr>
-      <w:r>
-        <w:t>После авторизации администратору доступна вкладка «Администрирование», содержащая средства просмотра зарегистрированных пользователей, изменения их ролей и удаления учетных записей. Изменения автоматически сохраняются в базе данных с соблюдением ограничений целостности.</w:t>
-      </w:r>
-    </w:p>
-    <w:p>
-      <w:r>
-        <w:t>Также администратор может создавать новых пользователей. При регистрации выполняется проверка корректности логина и надежности пароля. Для пользователей с ролью водителя дополнительно указываются персональные данные и стаж работы. Создание учетной записи и связанной записи водителя выполняется в рамках одной транзакции, что обеспечивает согласованность данных.</w:t>
+      <w:bookmarkStart w:id="34" w:name="_Toc233026279"/>
+      <w:r>
+        <w:t>3.2 Сценарии использования для ролей системы</w:t>
+      </w:r>
+      <w:bookmarkEnd w:id="34"/>
+    </w:p>
+    <w:p>
+      <w:r>
+        <w:t>В приложение есть следующие роли:</w:t>
+      </w:r>
+    </w:p>
+    <w:p>
+      <w:pPr>
+        <w:rPr>
+          <w:sz w:val="32"/>
+        </w:rPr>
+      </w:pPr>
+      <w:r>
+        <w:t>1. Администратор: осуществляет управление учетными записями пользователей, назначение ролей (через таблицу User_Roles) и создание новых записей. При регистрации пользователя с ролью «Водитель» администратор заполняет его анкетные данные (ФИО, стаж), которые автоматически записываются в таблицу Drivers.</w:t>
+      </w:r>
+    </w:p>
+    <w:p>
+      <w:pPr>
+        <w:rPr>
+          <w:sz w:val="32"/>
+        </w:rPr>
+      </w:pPr>
+      <w:r>
+        <w:t>2. Диспетчер: работает со справочниками водителей, маршрутов и перевозок. Выполняет назначение водителей на рейсы во вкладке «Назначения и премии» с автоматическим расчетом оплаты труда на основе стажа. При попытке назначить на один рейс более двух водителей система блокирует операцию на уровне СУБД.</w:t>
+      </w:r>
+    </w:p>
+    <w:p>
+      <w:pPr>
+        <w:rPr>
+          <w:sz w:val="32"/>
+        </w:rPr>
+      </w:pPr>
+      <w:r>
+        <w:t>3. Водитель: просматривает личный профиль с данными о стаже и общей сумме выплат, а также реестр закрепленных за ним рейсов во вкладке «Мои рейсы» (только чтение).</w:t>
+      </w:r>
+    </w:p>
+    <w:p>
+      <w:pPr>
+        <w:rPr>
+          <w:sz w:val="32"/>
+        </w:rPr>
+      </w:pPr>
+      <w:r>
+        <w:lastRenderedPageBreak/>
+        <w:t>4. Механик: контролирует занятость транспорта в реальном времени через вкладку «Текущие рейсы» в пути.</w:t>
       </w:r>
     </w:p>
     <w:p>
       <w:pPr>
         <w:pStyle w:val="2"/>
       </w:pPr>
-      <w:bookmarkStart w:id="23" w:name="_Toc232982930"/>
-      <w:r>
-        <w:lastRenderedPageBreak/>
-        <w:t>3.3 Сценарий работы Диспетчера транспортной компании</w:t>
-      </w:r>
-      <w:bookmarkEnd w:id="23"/>
-    </w:p>
-    <w:p>
-      <w:pPr>
-        <w:rPr>
-          <w:lang w:val="en-US"/>
-        </w:rPr>
-      </w:pPr>
-      <w:r>
-        <w:t>Диспетчер осуществляет ведение справочников, планирование перевозок и распределение водителей.</w:t>
-      </w:r>
-    </w:p>
-    <w:p>
-      <w:pPr>
-        <w:rPr>
-          <w:lang w:val="en-US"/>
-        </w:rPr>
-      </w:pPr>
-      <w:r>
-        <w:t>Во вкладке «Водители» выполняется управление данными водителей компании. При создании новой записи доступны только те учетные записи, которые еще не связаны с существующими водителями.</w:t>
-      </w:r>
-    </w:p>
-    <w:p>
-      <w:r>
-        <w:t>Во вкладке «Маршруты» производится ведение справочника маршрутов, содержащего сведения о наименовании маршрута, расстоянии и базовой стоимости перевозки.</w:t>
-      </w:r>
-    </w:p>
-    <w:p>
-      <w:r>
-        <w:t>Во вкладке «Перевозки» осуществляется создание и редактирование рейсов с указанием маршрута, дат отправления и прибытия, а также статуса выполнения перевозки.</w:t>
-      </w:r>
-    </w:p>
-    <w:p>
-      <w:r>
-        <w:t xml:space="preserve">Во вкладке «Назначения и премии» диспетчер закрепляет водителей за перевозками и назначает премии. Размер оплаты рассчитывается автоматически средствами базы данных с учетом стажа водителя. Для обеспечения корректности данных на одну перевозку может быть назначено не более двух водителей, что контролируется триггером </w:t>
-      </w:r>
-      <w:proofErr w:type="spellStart"/>
-      <w:r>
-        <w:t>PostgreSQL</w:t>
-      </w:r>
-      <w:proofErr w:type="spellEnd"/>
-      <w:r>
-        <w:t>.</w:t>
-      </w:r>
-    </w:p>
-    <w:p>
-      <w:pPr>
-        <w:pStyle w:val="2"/>
-      </w:pPr>
-      <w:bookmarkStart w:id="24" w:name="_Toc232982931"/>
-      <w:r>
-        <w:t>3.4 Сценарии работы Водителя и Механика</w:t>
-      </w:r>
-      <w:bookmarkEnd w:id="24"/>
-    </w:p>
-    <w:p>
-      <w:pPr>
-        <w:rPr>
-          <w:lang w:val="en-US"/>
-        </w:rPr>
-      </w:pPr>
-      <w:r>
-        <w:t>Водитель и механик обладают ограниченными правами доступа и используют систему преимущественно для просмотра информации.</w:t>
-      </w:r>
-    </w:p>
-    <w:p>
-      <w:pPr>
-        <w:rPr>
-          <w:lang w:val="en-US"/>
-        </w:rPr>
-      </w:pPr>
-      <w:r>
-        <w:t>В личном кабинете водитель может просматривать персональные данные, сведения о назначенных рейсах, количестве выполненных перевозок и начисленных выплатах. Отображаются только данные, относящиеся к авторизованному пользователю.</w:t>
-      </w:r>
-    </w:p>
-    <w:p>
-      <w:pPr>
-        <w:rPr>
-          <w:b/>
-          <w:lang w:val="en-US"/>
-        </w:rPr>
-      </w:pPr>
-      <w:r>
-        <w:t>Механику доступна информация о текущих перевозках и закрепленных за ними водителях. Эти сведения используются для контроля загрузки персонала и планирования технического обслуживания транспортных средств.</w:t>
-      </w:r>
-    </w:p>
-    <w:p>
-      <w:pPr>
-        <w:pStyle w:val="2"/>
-      </w:pPr>
-      <w:bookmarkStart w:id="25" w:name="_Toc232982932"/>
-      <w:r>
-        <w:lastRenderedPageBreak/>
-        <w:t>3.5 Описание визуального оформления интерфейса</w:t>
-      </w:r>
-      <w:bookmarkEnd w:id="25"/>
-    </w:p>
-    <w:p>
-      <w:pPr>
-        <w:rPr>
-          <w:lang w:val="en-US"/>
-        </w:rPr>
-      </w:pPr>
+      <w:bookmarkStart w:id="35" w:name="_Toc233026280"/>
+      <w:r>
+        <w:t>3.3 Описание визуального оформления интерфейса</w:t>
+      </w:r>
+      <w:bookmarkEnd w:id="35"/>
+    </w:p>
+    <w:p>
       <w:r>
         <w:t xml:space="preserve">Графический интерфейс разработан с использованием технологии </w:t>
       </w:r>
@@ -8655,6 +8528,13 @@
         <w:ind w:firstLine="0"/>
         <w:contextualSpacing w:val="0"/>
         <w:jc w:val="left"/>
+        <w:rPr>
+          <w:rFonts w:eastAsiaTheme="majorEastAsia" w:cstheme="majorBidi"/>
+          <w:b/>
+          <w:caps/>
+          <w:color w:val="000000" w:themeColor="text1"/>
+          <w:szCs w:val="40"/>
+        </w:rPr>
       </w:pPr>
       <w:r>
         <w:br w:type="page"/>
@@ -8664,12 +8544,12 @@
       <w:pPr>
         <w:pStyle w:val="1"/>
       </w:pPr>
-      <w:bookmarkStart w:id="26" w:name="_Toc232982933"/>
+      <w:bookmarkStart w:id="36" w:name="_Toc233026281"/>
       <w:r>
         <w:lastRenderedPageBreak/>
         <w:t>Заключение</w:t>
       </w:r>
-      <w:bookmarkEnd w:id="26"/>
+      <w:bookmarkEnd w:id="36"/>
     </w:p>
     <w:p>
       <w:r>
@@ -8683,22 +8563,54 @@
     </w:p>
     <w:p>
       <w:r>
-        <w:t>1. Проведен детальный анализ предметной области, выделены бизнес-сущности и построены инфологическая (ER-диаграмма) и даталогическая (реляционная схема) модели данных. Реляционная модель приведена к нормальной форме Бойса-Кодда, что гарантирует отсутствие аномалий при вставке, обновлении и удалении информации.</w:t>
-      </w:r>
-    </w:p>
-    <w:p>
-      <w:r>
-        <w:t>2. Реализована физическая база данных на сервере СУБД PostgreSQL. Созданы таблицы, внешние ключи, уникальные индексы для ускорения поиска. На уровне СУБД реализованы триггеры для проверки состава экипажа (не более 2 водителей на рейс) и автоматического расчета оплаты труда водителей с учетом повышающих коэффициентов за стаж.</w:t>
-      </w:r>
-    </w:p>
-    <w:p>
-      <w:r>
-        <w:t>3. Настроена ролевая модель безопасности в PostgreSQL. Разграничены права доступа для администраторов (полный доступ), диспетчеров (управление перевозками) и водителей/механиков (только просмотр).</w:t>
-      </w:r>
-    </w:p>
-    <w:p>
-      <w:r>
-        <w:t>4. Разработано кроссплатформенное десктопное приложение-клиент на языке C++ с использованием фреймворка Qt6. Реализована динамическая перестройка интерфейса в зависимости от роли авторизованного пользователя, безопасный механизм выхода из системы (Log Out), автозаполнение экранных форм при выборе строк в таблицах справочников и валидация вводимых данных на стороне клиента.</w:t>
+        <w:t xml:space="preserve">1. Проведен детальный анализ предметной области, выделены бизнес-сущности и построены инфологическая (ER-диаграмма) и </w:t>
+      </w:r>
+      <w:proofErr w:type="spellStart"/>
+      <w:r>
+        <w:t>даталогическая</w:t>
+      </w:r>
+      <w:proofErr w:type="spellEnd"/>
+      <w:r>
+        <w:t xml:space="preserve"> (реляционная схема) модели данных. Реляционная модель приведена к нормальной форме Бойса-Кодда, что гарантирует отсутствие аномалий при вставке, обновлении и удалении информации.</w:t>
+      </w:r>
+    </w:p>
+    <w:p>
+      <w:r>
+        <w:t xml:space="preserve">2. Реализована физическая база данных на сервере СУБД </w:t>
+      </w:r>
+      <w:proofErr w:type="spellStart"/>
+      <w:r>
+        <w:t>PostgreSQL</w:t>
+      </w:r>
+      <w:proofErr w:type="spellEnd"/>
+      <w:r>
+        <w:t>. Созданы таблицы, внешние ключи, уникальные индексы для ускорения поиска. На уровне СУБД реализованы триггеры для проверки состава экипажа (не более 2 водителей на рейс) и автоматического расчета оплаты труда водителей с учетом повышающих коэффициентов за стаж.</w:t>
+      </w:r>
+    </w:p>
+    <w:p>
+      <w:r>
+        <w:t xml:space="preserve">3. Настроена ролевая модель безопасности в </w:t>
+      </w:r>
+      <w:proofErr w:type="spellStart"/>
+      <w:r>
+        <w:t>PostgreSQL</w:t>
+      </w:r>
+      <w:proofErr w:type="spellEnd"/>
+      <w:r>
+        <w:t>. Разграничены права доступа для администраторов (полный доступ), диспетчеров (управление перевозками) и водителей/механиков (только просмотр).</w:t>
+      </w:r>
+    </w:p>
+    <w:p>
+      <w:r>
+        <w:t>4. Разработано кроссплатформенное десктопное приложение-клиент на языке C++ с использованием фреймворка Qt6. Реализована динамическая перестройка интерфейса в зависимости от роли авторизованного пользователя, безопасный механизм выхода из системы (</w:t>
+      </w:r>
+      <w:proofErr w:type="spellStart"/>
+      <w:r>
+        <w:t>Log</w:t>
+      </w:r>
+      <w:proofErr w:type="spellEnd"/>
+      <w:r>
+        <w:t xml:space="preserve"> Out), автозаполнение экранных форм при выборе строк в таблицах справочников и валидация вводимых данных на стороне клиента.</w:t>
       </w:r>
     </w:p>
     <w:p>
@@ -8721,12 +8633,12 @@
       <w:pPr>
         <w:pStyle w:val="1"/>
       </w:pPr>
-      <w:bookmarkStart w:id="27" w:name="_Toc232982934"/>
+      <w:bookmarkStart w:id="37" w:name="_Toc233026282"/>
       <w:r>
         <w:lastRenderedPageBreak/>
         <w:t>Список использованных источников</w:t>
       </w:r>
-      <w:bookmarkEnd w:id="27"/>
+      <w:bookmarkEnd w:id="37"/>
     </w:p>
     <w:p>
       <w:pPr>
@@ -8741,13 +8653,7 @@
         <w:ind w:left="0" w:firstLine="709"/>
       </w:pPr>
       <w:r>
-        <w:t xml:space="preserve">ГОСТ 7.32-2001. Система стандартов по информации, библиотечному и издательскому делу. Отчет о научно-исследовательской работе. Структура и правила оформления. </w:t>
-      </w:r>
-      <w:r>
-        <w:t>–</w:t>
-      </w:r>
-      <w:r>
-        <w:t xml:space="preserve"> М. : ИПК Издательство стандартов, 2001. – 24 с.</w:t>
+        <w:t>ГОСТ 7.32-2001. Система стандартов по информации, библиотечному и издательскому делу. Отчет о научно-исследовательской работе. Структура и правила оформления. – М. : ИПК Издательство стандартов, 2001. – 24 с.</w:t>
       </w:r>
     </w:p>
     <w:p>
@@ -8768,25 +8674,15 @@
       </w:r>
       <w:proofErr w:type="spellEnd"/>
       <w:r>
-        <w:t xml:space="preserve">, К. Дж. Введение в системы баз данных / К. Дж. Дейт. </w:t>
-      </w:r>
-      <w:r>
-        <w:t xml:space="preserve">– </w:t>
-      </w:r>
-      <w:r>
-        <w:t xml:space="preserve">8-е изд. </w:t>
-      </w:r>
-      <w:r>
-        <w:t xml:space="preserve">– </w:t>
-      </w:r>
-      <w:r>
-        <w:t xml:space="preserve">М. : Вильямс, 2005. </w:t>
-      </w:r>
-      <w:r>
-        <w:t xml:space="preserve">– </w:t>
-      </w:r>
-      <w:r>
-        <w:t>1328 с.</w:t>
+        <w:t xml:space="preserve">, К. Дж. Введение в системы баз данных / К. Дж. </w:t>
+      </w:r>
+      <w:proofErr w:type="spellStart"/>
+      <w:r>
+        <w:t>Дейт</w:t>
+      </w:r>
+      <w:proofErr w:type="spellEnd"/>
+      <w:r>
+        <w:t>. – 8-е изд. – М. : Вильямс, 2005. – 1328 с.</w:t>
       </w:r>
     </w:p>
     <w:p>
@@ -8802,25 +8698,15 @@
         <w:ind w:left="0" w:firstLine="709"/>
       </w:pPr>
       <w:r>
-        <w:t xml:space="preserve">Коннолли, Т. Базы данных. Проектирование, реализация и сопровождение. Теория и практика / Т. Коннолли, К. Бегг. </w:t>
-      </w:r>
-      <w:r>
-        <w:t xml:space="preserve">– </w:t>
-      </w:r>
-      <w:r>
-        <w:t xml:space="preserve">3-е изд. </w:t>
-      </w:r>
-      <w:r>
-        <w:t xml:space="preserve">– </w:t>
-      </w:r>
-      <w:r>
-        <w:t xml:space="preserve">М. : Вильямс, 2003. </w:t>
-      </w:r>
-      <w:r>
-        <w:t xml:space="preserve">– </w:t>
-      </w:r>
-      <w:r>
-        <w:t>1440 с.</w:t>
+        <w:t xml:space="preserve">Коннолли, Т. Базы данных. Проектирование, реализация и сопровождение. Теория и практика / Т. Коннолли, К. </w:t>
+      </w:r>
+      <w:proofErr w:type="spellStart"/>
+      <w:r>
+        <w:t>Бегг</w:t>
+      </w:r>
+      <w:proofErr w:type="spellEnd"/>
+      <w:r>
+        <w:t>. – 3-е изд. – М. : Вильямс, 2003. – 1440 с.</w:t>
       </w:r>
     </w:p>
     <w:p>
@@ -8841,25 +8727,15 @@
       </w:r>
       <w:proofErr w:type="spellEnd"/>
       <w:r>
-        <w:t xml:space="preserve">, Г. C++: Полное руководство / Г. Шилдт. </w:t>
-      </w:r>
-      <w:r>
-        <w:t xml:space="preserve">– </w:t>
-      </w:r>
-      <w:r>
-        <w:t xml:space="preserve">4-е изд. </w:t>
-      </w:r>
-      <w:r>
-        <w:t xml:space="preserve">– </w:t>
-      </w:r>
-      <w:r>
-        <w:t xml:space="preserve">М. : Вильямс, 2015. </w:t>
-      </w:r>
-      <w:r>
-        <w:t xml:space="preserve">– </w:t>
-      </w:r>
-      <w:r>
-        <w:t>800 с.</w:t>
+        <w:t xml:space="preserve">, Г. C++: Полное руководство / Г. </w:t>
+      </w:r>
+      <w:proofErr w:type="spellStart"/>
+      <w:r>
+        <w:t>Шилдт</w:t>
+      </w:r>
+      <w:proofErr w:type="spellEnd"/>
+      <w:r>
+        <w:t>. – 4-е изд. – М. : Вильямс, 2015. – 800 с.</w:t>
       </w:r>
     </w:p>
     <w:p>
@@ -8875,13 +8751,15 @@
         <w:ind w:left="0" w:firstLine="709"/>
       </w:pPr>
       <w:r>
-        <w:t xml:space="preserve">Шлее, М. Qt 6. Профессиональное программирование на C++ / М. Шлее. </w:t>
-      </w:r>
-      <w:r>
-        <w:t xml:space="preserve">– </w:t>
-      </w:r>
-      <w:r>
-        <w:t>СПб</w:t>
+        <w:t xml:space="preserve">Шлее, М. </w:t>
+      </w:r>
+      <w:proofErr w:type="spellStart"/>
+      <w:r>
+        <w:t>Qt</w:t>
+      </w:r>
+      <w:proofErr w:type="spellEnd"/>
+      <w:r>
+        <w:t xml:space="preserve"> 6. Профессиональное программирование на C++ / М. Шлее. – СПб</w:t>
       </w:r>
       <w:proofErr w:type="gramStart"/>
       <w:r>
@@ -8889,13 +8767,7 @@
       </w:r>
       <w:proofErr w:type="gramEnd"/>
       <w:r>
-        <w:t xml:space="preserve"> БХВ-Петербург, 2022. </w:t>
-      </w:r>
-      <w:r>
-        <w:t xml:space="preserve">– </w:t>
-      </w:r>
-      <w:r>
-        <w:t>1056 с.</w:t>
+        <w:t xml:space="preserve"> БХВ-Петербург, 2022. – 1056 с.</w:t>
       </w:r>
     </w:p>
     <w:p>
@@ -8911,13 +8783,15 @@
         <w:ind w:left="0" w:firstLine="709"/>
       </w:pPr>
       <w:r>
-        <w:t xml:space="preserve">Моргунов, Е. П. PostgreSQL. Основы языка SQL: учеб. пособие / Е. П. Моргунов. </w:t>
-      </w:r>
-      <w:r>
-        <w:t xml:space="preserve">– </w:t>
-      </w:r>
-      <w:r>
-        <w:t>СПб</w:t>
+        <w:t xml:space="preserve">Моргунов, Е. П. </w:t>
+      </w:r>
+      <w:proofErr w:type="spellStart"/>
+      <w:r>
+        <w:t>PostgreSQL</w:t>
+      </w:r>
+      <w:proofErr w:type="spellEnd"/>
+      <w:r>
+        <w:t>. Основы языка SQL: учеб. пособие / Е. П. Моргунов. – СПб</w:t>
       </w:r>
       <w:proofErr w:type="gramStart"/>
       <w:r>
@@ -8925,13 +8799,7 @@
       </w:r>
       <w:proofErr w:type="gramEnd"/>
       <w:r>
-        <w:t xml:space="preserve"> БХВ-Петербург, 2018. </w:t>
-      </w:r>
-      <w:r>
-        <w:t xml:space="preserve">– </w:t>
-      </w:r>
-      <w:r>
-        <w:t>336 с.</w:t>
+        <w:t xml:space="preserve"> БХВ-Петербург, 2018. – 336 с.</w:t>
       </w:r>
     </w:p>
     <w:p>
@@ -8960,13 +8828,7 @@
       </w:r>
       <w:proofErr w:type="spellEnd"/>
       <w:r>
-        <w:t xml:space="preserve">. [Электронный ресурс] </w:t>
-      </w:r>
-      <w:r>
-        <w:t xml:space="preserve">– </w:t>
-      </w:r>
-      <w:r>
-        <w:t>Режим доступа: https://doc.qt.io/ (дата обращения: 21.06.2026).</w:t>
+        <w:t>. [Электронный ресурс] – Режим доступа: https://doc.qt.io/ (дата обращения: 21.06.2026).</w:t>
       </w:r>
     </w:p>
     <w:p>
@@ -8995,13 +8857,7 @@
       </w:r>
       <w:proofErr w:type="spellEnd"/>
       <w:r>
-        <w:t xml:space="preserve">. [Электронный ресурс] </w:t>
-      </w:r>
-      <w:r>
-        <w:t xml:space="preserve">– </w:t>
-      </w:r>
-      <w:r>
-        <w:t>Режим доступа: https://www.postgresql.org/docs/ (дата обращения: 21.06.2026).</w:t>
+        <w:t>. [Электронный ресурс] – Режим доступа: https://www.postgresql.org/docs/ (дата обращения: 21.06.2026).</w:t>
       </w:r>
     </w:p>
     <w:p>
@@ -9017,13 +8873,7 @@
         <w:ind w:left="0" w:firstLine="709"/>
       </w:pPr>
       <w:r>
-        <w:t xml:space="preserve">Мартин, Р. Чистая архитектура. Искусство разработки программного обеспечения / Р. Мартин. </w:t>
-      </w:r>
-      <w:r>
-        <w:t xml:space="preserve">– </w:t>
-      </w:r>
-      <w:r>
-        <w:t>СПб</w:t>
+        <w:t>Мартин, Р. Чистая архитектура. Искусство разработки программного обеспечения / Р. Мартин. – СПб</w:t>
       </w:r>
       <w:proofErr w:type="gramStart"/>
       <w:r>
@@ -9031,13 +8881,7 @@
       </w:r>
       <w:proofErr w:type="gramEnd"/>
       <w:r>
-        <w:t xml:space="preserve"> Питер, 2018. </w:t>
-      </w:r>
-      <w:r>
-        <w:t xml:space="preserve">– </w:t>
-      </w:r>
-      <w:r>
-        <w:t>352 с.</w:t>
+        <w:t xml:space="preserve"> Питер, 2018. – 352 с.</w:t>
       </w:r>
     </w:p>
     <w:p>
@@ -9053,20 +8897,13 @@
         <w:ind w:left="0" w:firstLine="709"/>
       </w:pPr>
       <w:r>
-        <w:t xml:space="preserve">Фаулер, М. Шаблоны корпоративных приложений / М. Фаулер. </w:t>
-      </w:r>
-      <w:r>
-        <w:t xml:space="preserve">– </w:t>
-      </w:r>
-      <w:r>
-        <w:t xml:space="preserve">М. : Вильямс, 2008. </w:t>
-      </w:r>
-      <w:r>
-        <w:t xml:space="preserve">– </w:t>
-      </w:r>
-      <w:r>
-        <w:t>544 с.</w:t>
-      </w:r>
+        <w:t>Фаулер, М. Шаблоны корпоративных приложений / М. Фаулер. – М. : Вильямс, 2008. – 544 с.</w:t>
+      </w:r>
+    </w:p>
+    <w:p>
+      <w:pPr>
+        <w:spacing w:after="120"/>
+      </w:pPr>
     </w:p>
     <w:p>
       <w:pPr>
@@ -9074,75 +8911,60 @@
         <w:ind w:firstLine="0"/>
         <w:contextualSpacing w:val="0"/>
         <w:jc w:val="left"/>
-        <w:rPr>
-          <w:sz w:val="24"/>
-        </w:rPr>
-      </w:pPr>
-      <w:r>
-        <w:rPr>
-          <w:sz w:val="24"/>
-        </w:rPr>
+      </w:pPr>
+      <w:r>
         <w:br w:type="page"/>
       </w:r>
+    </w:p>
+    <w:p>
+      <w:pPr>
+        <w:pStyle w:val="1"/>
+        <w:rPr>
+          <w:rStyle w:val="10"/>
+          <w:rFonts w:cs="Times New Roman"/>
+          <w:b/>
+          <w:bCs/>
+          <w:szCs w:val="28"/>
+        </w:rPr>
+      </w:pPr>
+      <w:bookmarkStart w:id="38" w:name="_Toc233026283"/>
+      <w:r>
+        <w:rPr>
+          <w:rStyle w:val="10"/>
+          <w:rFonts w:cs="Times New Roman"/>
+          <w:b/>
+          <w:bCs/>
+          <w:szCs w:val="28"/>
+        </w:rPr>
+        <w:lastRenderedPageBreak/>
+        <w:t>ПРИЛОЖЕНИЕ</w:t>
+      </w:r>
+      <w:bookmarkEnd w:id="38"/>
     </w:p>
     <w:p>
       <w:pPr>
         <w:spacing w:after="120"/>
         <w:jc w:val="center"/>
-        <w:rPr>
-          <w:rStyle w:val="10"/>
-          <w:rFonts w:cs="Times New Roman"/>
-          <w:szCs w:val="28"/>
-        </w:rPr>
-      </w:pPr>
-      <w:bookmarkStart w:id="28" w:name="_Toc232982935"/>
-      <w:r>
-        <w:rPr>
-          <w:rStyle w:val="10"/>
-          <w:rFonts w:cs="Times New Roman"/>
-          <w:szCs w:val="28"/>
-        </w:rPr>
-        <w:lastRenderedPageBreak/>
+      </w:pPr>
+      <w:r>
         <w:t>ПРИЛОЖЕНИЕ</w:t>
       </w:r>
-      <w:bookmarkEnd w:id="28"/>
+      <w:r>
+        <w:t xml:space="preserve"> </w:t>
+      </w:r>
+      <w:r>
+        <w:t>А</w:t>
+      </w:r>
     </w:p>
     <w:p>
       <w:pPr>
         <w:spacing w:after="120"/>
         <w:jc w:val="center"/>
-        <w:rPr>
-          <w:lang w:val="en-US"/>
-        </w:rPr>
-      </w:pPr>
-      <w:r>
-        <w:t>ПРИЛОЖЕНИЕ</w:t>
-      </w:r>
-      <w:r>
-        <w:rPr>
-          <w:lang w:val="en-US"/>
-        </w:rPr>
-        <w:t xml:space="preserve"> </w:t>
-      </w:r>
-      <w:r>
-        <w:t>А</w:t>
-      </w:r>
-    </w:p>
-    <w:p>
-      <w:pPr>
-        <w:spacing w:after="120"/>
-        <w:jc w:val="center"/>
-        <w:rPr>
-          <w:lang w:val="en-US"/>
-        </w:rPr>
       </w:pPr>
       <w:r>
         <w:t>Листинг</w:t>
       </w:r>
       <w:r>
-        <w:rPr>
-          <w:lang w:val="en-US"/>
-        </w:rPr>
         <w:t xml:space="preserve"> </w:t>
       </w:r>
       <w:r>
@@ -9390,7 +9212,25 @@
           <w:sz w:val="20"/>
           <w:lang w:val="en-US"/>
         </w:rPr>
-        <w:t xml:space="preserve">&amp; dbName, </w:t>
+        <w:t xml:space="preserve">&amp; </w:t>
+      </w:r>
+      <w:proofErr w:type="spellStart"/>
+      <w:r>
+        <w:rPr>
+          <w:rFonts w:ascii="Consolas" w:hAnsi="Consolas"/>
+          <w:sz w:val="20"/>
+          <w:lang w:val="en-US"/>
+        </w:rPr>
+        <w:t>dbName</w:t>
+      </w:r>
+      <w:proofErr w:type="spellEnd"/>
+      <w:r>
+        <w:rPr>
+          <w:rFonts w:ascii="Consolas" w:hAnsi="Consolas"/>
+          <w:sz w:val="20"/>
+          <w:lang w:val="en-US"/>
+        </w:rPr>
+        <w:t xml:space="preserve">, </w:t>
       </w:r>
     </w:p>
     <w:p>
@@ -12014,6 +11854,7 @@
         <w:ind w:left="720" w:firstLine="0"/>
         <w:rPr>
           <w:sz w:val="20"/>
+          <w:lang w:val="en-US"/>
         </w:rPr>
       </w:pPr>
       <w:r>
@@ -12046,6 +11887,7 @@
         <w:ind w:left="720" w:firstLine="0"/>
         <w:rPr>
           <w:sz w:val="20"/>
+          <w:lang w:val="en-US"/>
         </w:rPr>
       </w:pPr>
     </w:p>
@@ -12055,6 +11897,7 @@
         <w:ind w:left="720" w:firstLine="0"/>
         <w:rPr>
           <w:sz w:val="20"/>
+          <w:lang w:val="en-US"/>
         </w:rPr>
       </w:pPr>
     </w:p>
@@ -13306,6 +13149,14 @@
         </w:rPr>
         <w:t>;</w:t>
       </w:r>
+    </w:p>
+    <w:p>
+      <w:pPr>
+        <w:spacing w:after="120"/>
+        <w:rPr>
+          <w:lang w:val="en-US"/>
+        </w:rPr>
+      </w:pPr>
     </w:p>
     <w:p>
       <w:pPr>
@@ -16715,6 +16566,7 @@
   <w:style w:type="character" w:default="1" w:styleId="a0">
     <w:name w:val="Default Paragraph Font"/>
     <w:uiPriority w:val="1"/>
+    <w:semiHidden/>
     <w:unhideWhenUsed/>
   </w:style>
   <w:style w:type="table" w:default="1" w:styleId="a1">
